--- a/lectures/week01/Week1_Lecture.docx
+++ b/lectures/week01/Week1_Lecture.docx
@@ -1,6 +1,6 @@
 
 <file path=word/document.xml><?xml version="1.0" encoding="utf-8"?>
-<w:document xmlns:wpc="http://schemas.microsoft.com/office/word/2010/wordprocessingCanvas" xmlns:cx="http://schemas.microsoft.com/office/drawing/2014/chartex" xmlns:cx1="http://schemas.microsoft.com/office/drawing/2015/9/8/chartex" xmlns:cx2="http://schemas.microsoft.com/office/drawing/2015/10/21/chartex" xmlns:cx3="http://schemas.microsoft.com/office/drawing/2016/5/9/chartex" xmlns:cx4="http://schemas.microsoft.com/office/drawing/2016/5/10/chartex" xmlns:cx5="http://schemas.microsoft.com/office/drawing/2016/5/11/chartex" xmlns:cx6="http://schemas.microsoft.com/office/drawing/2016/5/12/chartex" xmlns:cx7="http://schemas.microsoft.com/office/drawing/2016/5/13/chartex" xmlns:cx8="http://schemas.microsoft.com/office/drawing/2016/5/14/chartex" xmlns:mc="http://schemas.openxmlformats.org/markup-compatibility/2006" xmlns:aink="http://schemas.microsoft.com/office/drawing/2016/ink" xmlns:am3d="http://schemas.microsoft.com/office/drawing/2017/model3d" xmlns:o="urn:schemas-microsoft-com:office:office" xmlns:oel="http://schemas.microsoft.com/office/2019/extlst" xmlns:r="http://schemas.openxmlformats.org/officeDocument/2006/relationships" xmlns:m="http://schemas.openxmlformats.org/officeDocument/2006/math" xmlns:v="urn:schemas-microsoft-com:vml" xmlns:wp14="http://schemas.microsoft.com/office/word/2010/wordprocessingDrawing" xmlns:wp="http://schemas.openxmlformats.org/drawingml/2006/wordprocessingDrawing" xmlns:w10="urn:schemas-microsoft-com:office:word" xmlns:w="http://schemas.openxmlformats.org/wordprocessingml/2006/main" xmlns:w14="http://schemas.microsoft.com/office/word/2010/wordml" xmlns:w15="http://schemas.microsoft.com/office/word/2012/wordml" xmlns:w16cex="http://schemas.microsoft.com/office/word/2018/wordml/cex" xmlns:w16cid="http://schemas.microsoft.com/office/word/2016/wordml/cid" xmlns:w16="http://schemas.microsoft.com/office/word/2018/wordml" xmlns:w16du="http://schemas.microsoft.com/office/word/2023/wordml/word16du" xmlns:w16sdtdh="http://schemas.microsoft.com/office/word/2020/wordml/sdtdatahash" xmlns:w16sdtfl="http://schemas.microsoft.com/office/word/2024/wordml/sdtformatlock" xmlns:w16se="http://schemas.microsoft.com/office/word/2015/wordml/symex" xmlns:wpg="http://schemas.microsoft.com/office/word/2010/wordprocessingGroup" xmlns:wpi="http://schemas.microsoft.com/office/word/2010/wordprocessingInk" xmlns:wne="http://schemas.microsoft.com/office/word/2006/wordml" xmlns:wps="http://schemas.microsoft.com/office/word/2010/wordprocessingShape" mc:Ignorable="w14 w15 w16se w16cid w16 w16cex w16sdtdh w16sdtfl w16du wp14">
+<w:document xmlns:wpc="http://schemas.microsoft.com/office/word/2010/wordprocessingCanvas" xmlns:cx="http://schemas.microsoft.com/office/drawing/2014/chartex" xmlns:cx1="http://schemas.microsoft.com/office/drawing/2015/9/8/chartex" xmlns:cx2="http://schemas.microsoft.com/office/drawing/2015/10/21/chartex" xmlns:cx3="http://schemas.microsoft.com/office/drawing/2016/5/9/chartex" xmlns:cx4="http://schemas.microsoft.com/office/drawing/2016/5/10/chartex" xmlns:cx5="http://schemas.microsoft.com/office/drawing/2016/5/11/chartex" xmlns:cx6="http://schemas.microsoft.com/office/drawing/2016/5/12/chartex" xmlns:cx7="http://schemas.microsoft.com/office/drawing/2016/5/13/chartex" xmlns:cx8="http://schemas.microsoft.com/office/drawing/2016/5/14/chartex" xmlns:mc="http://schemas.openxmlformats.org/markup-compatibility/2006" xmlns:m="http://schemas.openxmlformats.org/officeDocument/2006/math" xmlns:aink="http://schemas.microsoft.com/office/drawing/2016/ink" xmlns:am3d="http://schemas.microsoft.com/office/drawing/2017/model3d" xmlns:oel="http://schemas.microsoft.com/office/2019/extlst" xmlns:r="http://schemas.openxmlformats.org/officeDocument/2006/relationships" xmlns:wp14="http://schemas.microsoft.com/office/word/2010/wordprocessingDrawing" xmlns:wp="http://schemas.openxmlformats.org/drawingml/2006/wordprocessingDrawing" xmlns:wpg="http://schemas.microsoft.com/office/word/2010/wordprocessingGroup" xmlns:wpi="http://schemas.microsoft.com/office/word/2010/wordprocessingInk" xmlns:wps="http://schemas.microsoft.com/office/word/2010/wordprocessingShape" xmlns:o="urn:schemas-microsoft-com:office:office" xmlns:v="urn:schemas-microsoft-com:vml" xmlns:w10="urn:schemas-microsoft-com:office:word" xmlns:w="http://schemas.openxmlformats.org/wordprocessingml/2006/main" xmlns:w14="http://schemas.microsoft.com/office/word/2010/wordml" xmlns:w15="http://schemas.microsoft.com/office/word/2012/wordml" xmlns:w16cei="http://schemas.microsoft.com/office/word/2026/wordml/cei" xmlns:w16cex="http://schemas.microsoft.com/office/word/2018/wordml/cex" xmlns:w16cid="http://schemas.microsoft.com/office/word/2016/wordml/cid" xmlns:w16="http://schemas.microsoft.com/office/word/2018/wordml" xmlns:w16sdtdh="http://schemas.microsoft.com/office/word/2020/wordml/sdtdatahash" xmlns:w16sdtfl="http://schemas.microsoft.com/office/word/2024/wordml/sdtformatlock" xmlns:w16se="http://schemas.microsoft.com/office/word/2015/wordml/symex" xmlns:w16du="http://schemas.microsoft.com/office/word/2023/wordml/word16du" xmlns:wne="http://schemas.microsoft.com/office/word/2006/wordml" mc:Ignorable="w14 w15 w16se w16cid w16 w16cex w16sdtdh w16sdtfl w16du wp14">
   <w:body>
     <w:p>
       <w:pPr>
@@ -128,7 +128,7 @@
         <w:pStyle w:val="ListParagraph"/>
         <w:numPr>
           <w:ilvl w:val="0"/>
-          <w:numId w:val="2"/>
+          <w:numId w:val="4"/>
         </w:numPr>
         <w:spacing w:after="100" w:line="300" w:lineRule="auto"/>
       </w:pPr>
@@ -144,6 +144,142 @@
       </w:r>
       <w:r>
         <w:t xml:space="preserve"> for a 2-link planar arm using geometric and matrix methods.</w:t>
+      </w:r>
+    </w:p>
+    <w:p>
+      <w:pPr>
+        <w:pStyle w:val="ListParagraph"/>
+        <w:numPr>
+          <w:ilvl w:val="0"/>
+          <w:numId w:val="1"/>
+        </w:numPr>
+        <w:spacing w:after="100" w:line="300" w:lineRule="auto"/>
+      </w:pPr>
+      <w:r>
+        <w:t xml:space="preserve">Solve the </w:t>
+      </w:r>
+      <w:r>
+        <w:rPr>
+          <w:b/>
+          <w:bCs/>
+        </w:rPr>
+        <w:t>inverse kinematics problem</w:t>
+      </w:r>
+      <w:r>
+        <w:t xml:space="preserve"> and explain why multiple solutions arise.</w:t>
+      </w:r>
+    </w:p>
+    <w:p>
+      <w:pPr>
+        <w:pStyle w:val="ListParagraph"/>
+        <w:numPr>
+          <w:ilvl w:val="0"/>
+          <w:numId w:val="1"/>
+        </w:numPr>
+        <w:spacing w:after="100" w:line="300" w:lineRule="auto"/>
+      </w:pPr>
+      <w:r>
+        <w:t xml:space="preserve">Compute the </w:t>
+      </w:r>
+      <w:r>
+        <w:rPr>
+          <w:b/>
+          <w:bCs/>
+        </w:rPr>
+        <w:t>Jacobian matrix</w:t>
+      </w:r>
+      <w:r>
+        <w:t xml:space="preserve"> and interpret it as a linear mapping between joint-velocity space and task space.</w:t>
+      </w:r>
+    </w:p>
+    <w:p>
+      <w:pPr>
+        <w:pStyle w:val="ListParagraph"/>
+        <w:numPr>
+          <w:ilvl w:val="0"/>
+          <w:numId w:val="1"/>
+        </w:numPr>
+        <w:spacing w:after="100" w:line="300" w:lineRule="auto"/>
+      </w:pPr>
+      <w:r>
+        <w:t xml:space="preserve">Construct and interpret </w:t>
+      </w:r>
+      <w:r>
+        <w:rPr>
+          <w:b/>
+          <w:bCs/>
+        </w:rPr>
+        <w:t>manipulability ellipsoids</w:t>
+      </w:r>
+      <w:r>
+        <w:t xml:space="preserve"> to characterize the arm’s directional capabilities.</w:t>
+      </w:r>
+    </w:p>
+    <w:p>
+      <w:pPr>
+        <w:pStyle w:val="ListParagraph"/>
+        <w:numPr>
+          <w:ilvl w:val="0"/>
+          <w:numId w:val="1"/>
+        </w:numPr>
+        <w:spacing w:after="100" w:line="300" w:lineRule="auto"/>
+      </w:pPr>
+      <w:r>
+        <w:t xml:space="preserve">Articulate the </w:t>
+      </w:r>
+      <w:r>
+        <w:rPr>
+          <w:b/>
+          <w:bCs/>
+        </w:rPr>
+        <w:t>kinematic redundancy problem</w:t>
+      </w:r>
+      <w:r>
+        <w:t xml:space="preserve"> and its significance for motor control theory.</w:t>
+      </w:r>
+    </w:p>
+    <w:p>
+      <w:pPr>
+        <w:spacing w:before="200" w:after="120"/>
+      </w:pPr>
+      <w:r>
+        <w:rPr>
+          <w:rFonts w:ascii="Georgia" w:eastAsia="Georgia" w:hAnsi="Georgia" w:cs="Georgia"/>
+          <w:b/>
+          <w:bCs/>
+          <w:color w:val="1B2A4A"/>
+          <w:sz w:val="24"/>
+          <w:szCs w:val="24"/>
+        </w:rPr>
+        <w:t>Required Reading</w:t>
+      </w:r>
+    </w:p>
+    <w:p>
+      <w:pPr>
+        <w:pStyle w:val="ListParagraph"/>
+        <w:numPr>
+          <w:ilvl w:val="0"/>
+          <w:numId w:val="5"/>
+        </w:numPr>
+        <w:spacing w:after="100" w:line="300" w:lineRule="auto"/>
+      </w:pPr>
+      <w:proofErr w:type="spellStart"/>
+      <w:r>
+        <w:t>Morasso</w:t>
+      </w:r>
+      <w:proofErr w:type="spellEnd"/>
+      <w:r>
+        <w:t xml:space="preserve">, P. (1981). Spatial control of arm movements. </w:t>
+      </w:r>
+      <w:r>
+        <w:rPr>
+          <w:i/>
+          <w:iCs/>
+        </w:rPr>
+        <w:t>Experimental Brain Research</w:t>
+      </w:r>
+      <w:r>
+        <w:t>, 42(2), 223–227.</w:t>
       </w:r>
     </w:p>
     <w:p>
@@ -156,17 +292,31 @@
         <w:spacing w:after="100" w:line="300" w:lineRule="auto"/>
       </w:pPr>
       <w:r>
-        <w:t xml:space="preserve">Solve the </w:t>
-      </w:r>
-      <w:r>
-        <w:rPr>
+        <w:t>Soechting, J. F., &amp; Flanders, M. (1989). Sensorimotor representations for pointing to targets in three-dimensional space. Journal of Neurophysiology, 62(2), 582–594.</w:t>
+      </w:r>
+    </w:p>
+    <w:p>
+      <w:pPr>
+        <w:spacing w:before="200" w:after="120"/>
+        <w:rPr>
+          <w:rFonts w:ascii="Georgia" w:eastAsia="Georgia" w:hAnsi="Georgia" w:cs="Georgia"/>
           <w:b/>
           <w:bCs/>
-        </w:rPr>
-        <w:t>inverse kinematics problem</w:t>
-      </w:r>
-      <w:r>
-        <w:t xml:space="preserve"> and explain why multiple solutions arise.</w:t>
+          <w:color w:val="1B2A4A"/>
+          <w:sz w:val="24"/>
+          <w:szCs w:val="24"/>
+        </w:rPr>
+      </w:pPr>
+      <w:r>
+        <w:rPr>
+          <w:rFonts w:ascii="Georgia" w:eastAsia="Georgia" w:hAnsi="Georgia" w:cs="Georgia"/>
+          <w:b/>
+          <w:bCs/>
+          <w:color w:val="1B2A4A"/>
+          <w:sz w:val="24"/>
+          <w:szCs w:val="24"/>
+        </w:rPr>
+        <w:t>Optional Reading</w:t>
       </w:r>
     </w:p>
     <w:p>
@@ -179,17 +329,120 @@
         <w:spacing w:after="100" w:line="300" w:lineRule="auto"/>
       </w:pPr>
       <w:r>
-        <w:t xml:space="preserve">Compute the </w:t>
+        <w:t>Soechting, J. F., &amp; Flanders, M. (1989). Errors in pointing are due to approximations in sensorimotor transformations. Journal of Neurophysiology, 62(2), 595–608.</w:t>
+      </w:r>
+    </w:p>
+    <w:p>
+      <w:r>
+        <w:br w:type="page"/>
+      </w:r>
+    </w:p>
+    <w:p>
+      <w:pPr>
+        <w:pStyle w:val="Heading1"/>
+        <w:spacing w:before="0"/>
+      </w:pPr>
+      <w:r>
+        <w:lastRenderedPageBreak/>
+        <w:t>1. Introduction: The Arm as a Geometric Machine</w:t>
+      </w:r>
+    </w:p>
+    <w:p>
+      <w:pPr>
+        <w:spacing w:after="160" w:line="300" w:lineRule="auto"/>
+      </w:pPr>
+      <w:r>
+        <w:t xml:space="preserve">Before we can understand how the brain </w:t>
+      </w:r>
+      <w:r>
+        <w:rPr>
+          <w:i/>
+          <w:iCs/>
+        </w:rPr>
+        <w:t>controls</w:t>
+      </w:r>
+      <w:r>
+        <w:t xml:space="preserve"> movement, we must first understand the physical object being controlled. This week we focus exclusively on </w:t>
       </w:r>
       <w:r>
         <w:rPr>
           <w:b/>
           <w:bCs/>
         </w:rPr>
-        <w:t>Jacobian matrix</w:t>
-      </w:r>
-      <w:r>
-        <w:t xml:space="preserve"> and interpret it as a linear mapping between joint-velocity space and task space.</w:t>
+        <w:t>kinematics</w:t>
+      </w:r>
+      <w:r>
+        <w:t xml:space="preserve">—the geometry of motion without regard to forces or masses. Think of it as building the “map” of what the arm </w:t>
+      </w:r>
+      <w:r>
+        <w:rPr>
+          <w:i/>
+          <w:iCs/>
+        </w:rPr>
+        <w:t>can</w:t>
+      </w:r>
+      <w:r>
+        <w:t xml:space="preserve"> do before asking what it </w:t>
+      </w:r>
+      <w:r>
+        <w:rPr>
+          <w:i/>
+          <w:iCs/>
+        </w:rPr>
+        <w:t>should</w:t>
+      </w:r>
+      <w:r>
+        <w:t xml:space="preserve"> do.</w:t>
+      </w:r>
+    </w:p>
+    <w:p>
+      <w:pPr>
+        <w:spacing w:after="160" w:line="300" w:lineRule="auto"/>
+      </w:pPr>
+      <w:r>
+        <w:t xml:space="preserve">Our model system throughout this course is a </w:t>
+      </w:r>
+      <w:r>
+        <w:rPr>
+          <w:b/>
+          <w:bCs/>
+        </w:rPr>
+        <w:t>2-joint planar arm</w:t>
+      </w:r>
+      <w:r>
+        <w:t xml:space="preserve"> representing the human shoulder and elbow, constrained to move in the horizontal plane. This eliminates gravity from the equations of motion, allowing us to isolate the control-relevant dynamics: interaction torques, muscle forces, and nonlinear coordinate transforms. This is the same paradigm used by Gribble et al. (1998), </w:t>
+      </w:r>
+      <w:proofErr w:type="spellStart"/>
+      <w:r>
+        <w:t>Shadmehr</w:t>
+      </w:r>
+      <w:proofErr w:type="spellEnd"/>
+      <w:r>
+        <w:t xml:space="preserve"> &amp; Mussa-Ivaldi (1994), and most of the empirical literature we will study.</w:t>
+      </w:r>
+    </w:p>
+    <w:p>
+      <w:pPr>
+        <w:pStyle w:val="Heading2"/>
+        <w:pBdr>
+          <w:bottom w:val="single" w:sz="2" w:space="4" w:color="2E86AB"/>
+        </w:pBdr>
+      </w:pPr>
+      <w:proofErr w:type="gramStart"/>
+      <w:r>
+        <w:t>1.1  Defining</w:t>
+      </w:r>
+      <w:proofErr w:type="gramEnd"/>
+      <w:r>
+        <w:t xml:space="preserve"> the Model</w:t>
+      </w:r>
+    </w:p>
+    <w:p>
+      <w:pPr>
+        <w:spacing w:after="160" w:line="300" w:lineRule="auto"/>
+      </w:pPr>
+      <w:r>
+        <w:t>We define our arm with the following anatomical conventions for horizontal plane movement:</w:t>
       </w:r>
     </w:p>
     <w:p>
@@ -202,17 +455,39 @@
         <w:spacing w:after="100" w:line="300" w:lineRule="auto"/>
       </w:pPr>
       <w:r>
-        <w:t xml:space="preserve">Construct and interpret </w:t>
-      </w:r>
-      <w:r>
         <w:rPr>
           <w:b/>
           <w:bCs/>
         </w:rPr>
-        <w:t>manipulability ellipsoids</w:t>
-      </w:r>
-      <w:r>
-        <w:t xml:space="preserve"> to characterize the arm’s directional capabilities.</w:t>
+        <w:t xml:space="preserve">Joint 1 (Shoulder — Horizontal Flexion): </w:t>
+      </w:r>
+      <w:r>
+        <w:t>Angle θ</w:t>
+      </w:r>
+      <w:r>
+        <w:rPr>
+          <w:vertAlign w:val="subscript"/>
+        </w:rPr>
+        <w:t>₁</w:t>
+      </w:r>
+      <w:r>
+        <w:t xml:space="preserve"> = 0° when the arm is abducted to the side, level with the shoulder. Positive θ</w:t>
+      </w:r>
+      <w:r>
+        <w:rPr>
+          <w:vertAlign w:val="subscript"/>
+        </w:rPr>
+        <w:t>₁</w:t>
+      </w:r>
+      <w:r>
+        <w:t xml:space="preserve"> corresponds to horizontal flexion (sweeping the arm across the chest). The shoulder is fixed at the origin. </w:t>
+      </w:r>
+      <w:r>
+        <w:rPr>
+          <w:b/>
+          <w:bCs/>
+        </w:rPr>
+        <w:t>Range: 0° to 140°.</w:t>
       </w:r>
     </w:p>
     <w:p>
@@ -225,33 +500,39 @@
         <w:spacing w:after="100" w:line="300" w:lineRule="auto"/>
       </w:pPr>
       <w:r>
-        <w:t xml:space="preserve">Articulate the </w:t>
-      </w:r>
-      <w:r>
         <w:rPr>
           <w:b/>
           <w:bCs/>
         </w:rPr>
-        <w:t>kinematic redundancy problem</w:t>
-      </w:r>
-      <w:r>
-        <w:t xml:space="preserve"> and its significance for motor control theory.</w:t>
-      </w:r>
-    </w:p>
-    <w:p>
-      <w:pPr>
-        <w:spacing w:before="200" w:after="120"/>
-      </w:pPr>
-      <w:r>
-        <w:rPr>
-          <w:rFonts w:ascii="Georgia" w:eastAsia="Georgia" w:hAnsi="Georgia" w:cs="Georgia"/>
+        <w:t xml:space="preserve">Joint 2 (Elbow — Flexion): </w:t>
+      </w:r>
+      <w:r>
+        <w:t>Angle θ</w:t>
+      </w:r>
+      <w:r>
+        <w:rPr>
+          <w:vertAlign w:val="subscript"/>
+        </w:rPr>
+        <w:t>₂</w:t>
+      </w:r>
+      <w:r>
+        <w:t xml:space="preserve"> = 0° when the elbow is fully extended (forearm collinear with upper arm). Positive θ</w:t>
+      </w:r>
+      <w:r>
+        <w:rPr>
+          <w:vertAlign w:val="subscript"/>
+        </w:rPr>
+        <w:t>₂</w:t>
+      </w:r>
+      <w:r>
+        <w:t xml:space="preserve"> corresponds to elbow flexion (closing the angle between forearm and upper arm). </w:t>
+      </w:r>
+      <w:r>
+        <w:rPr>
           <w:b/>
           <w:bCs/>
-          <w:color w:val="1B2A4A"/>
-          <w:sz w:val="24"/>
-          <w:szCs w:val="24"/>
-        </w:rPr>
-        <w:t>Required Reading</w:t>
+        </w:rPr>
+        <w:t>Range: 0° to 145°.</w:t>
       </w:r>
     </w:p>
     <w:p>
@@ -259,134 +540,28 @@
         <w:pStyle w:val="ListParagraph"/>
         <w:numPr>
           <w:ilvl w:val="0"/>
-          <w:numId w:val="3"/>
+          <w:numId w:val="2"/>
         </w:numPr>
         <w:spacing w:after="100" w:line="300" w:lineRule="auto"/>
       </w:pPr>
       <w:r>
-        <w:t xml:space="preserve">Flash, T., &amp; Hogan, N. (1985). The coordination of arm movements: an experimentally confirmed mathematical model. </w:t>
-      </w:r>
-      <w:r>
-        <w:rPr>
-          <w:i/>
-          <w:iCs/>
-        </w:rPr>
-        <w:t>Journal of Neuroscience, 5</w:t>
-      </w:r>
-      <w:r>
-        <w:t>(7), 1688–1703.</w:t>
-      </w:r>
-    </w:p>
-    <w:p>
-      <w:r>
-        <w:br w:type="page"/>
-      </w:r>
-    </w:p>
-    <w:p>
-      <w:pPr>
-        <w:pStyle w:val="Heading1"/>
-      </w:pPr>
-      <w:r>
-        <w:lastRenderedPageBreak/>
-        <w:t>1. Introduction: The Arm as a Geometric Machine</w:t>
-      </w:r>
-    </w:p>
-    <w:p>
-      <w:pPr>
-        <w:spacing w:after="160" w:line="300" w:lineRule="auto"/>
-      </w:pPr>
-      <w:r>
-        <w:t xml:space="preserve">Before we can understand how the brain </w:t>
-      </w:r>
-      <w:r>
-        <w:rPr>
-          <w:i/>
-          <w:iCs/>
-        </w:rPr>
-        <w:t>controls</w:t>
-      </w:r>
-      <w:r>
-        <w:t xml:space="preserve"> movement, we must first understand the physical object being controlled. This week we focus exclusively on </w:t>
-      </w:r>
-      <w:r>
         <w:rPr>
           <w:b/>
           <w:bCs/>
         </w:rPr>
-        <w:t>kinematics</w:t>
-      </w:r>
-      <w:r>
-        <w:t xml:space="preserve">—the geometry of motion without regard to forces or masses. Think of it as building the “map” of what the arm </w:t>
-      </w:r>
-      <w:r>
-        <w:rPr>
-          <w:i/>
-          <w:iCs/>
-        </w:rPr>
-        <w:t>can</w:t>
-      </w:r>
-      <w:r>
-        <w:t xml:space="preserve"> do before asking what it </w:t>
-      </w:r>
-      <w:r>
-        <w:rPr>
-          <w:i/>
-          <w:iCs/>
-        </w:rPr>
-        <w:t>should</w:t>
-      </w:r>
-      <w:r>
-        <w:t xml:space="preserve"> do.</w:t>
-      </w:r>
-    </w:p>
-    <w:p>
-      <w:pPr>
-        <w:spacing w:after="160" w:line="300" w:lineRule="auto"/>
-      </w:pPr>
-      <w:r>
-        <w:t xml:space="preserve">Our model system throughout this course is a </w:t>
-      </w:r>
-      <w:r>
-        <w:rPr>
-          <w:b/>
-          <w:bCs/>
-        </w:rPr>
-        <w:t>2-joint planar arm</w:t>
-      </w:r>
-      <w:r>
-        <w:t xml:space="preserve"> representing the human shoulder and elbow, constrained to move in the horizontal plane. This eliminates gravity from the equations of motion, allowing us to isolate the control-relevant dynamics: interaction torques, muscle forces, and nonlinear coordinate transforms. This is the same paradigm used by Gribble et al. (1998), </w:t>
-      </w:r>
-      <w:proofErr w:type="spellStart"/>
-      <w:r>
-        <w:t>Shadmehr</w:t>
-      </w:r>
-      <w:proofErr w:type="spellEnd"/>
-      <w:r>
-        <w:t xml:space="preserve"> &amp; Mussa-Ivaldi (1994), and most of the empirical literature we will study.</w:t>
-      </w:r>
-    </w:p>
-    <w:p>
-      <w:pPr>
-        <w:pStyle w:val="Heading2"/>
-        <w:pBdr>
-          <w:bottom w:val="single" w:sz="1" w:space="4" w:color="2E86AB"/>
-        </w:pBdr>
-      </w:pPr>
-      <w:proofErr w:type="gramStart"/>
-      <w:r>
-        <w:t>1.1  Defining</w:t>
-      </w:r>
-      <w:proofErr w:type="gramEnd"/>
-      <w:r>
-        <w:t xml:space="preserve"> the Model</w:t>
-      </w:r>
-    </w:p>
-    <w:p>
-      <w:pPr>
-        <w:spacing w:after="160" w:line="300" w:lineRule="auto"/>
-      </w:pPr>
-      <w:r>
-        <w:t>We define our arm with the following anatomical conventions for horizontal plane movement:</w:t>
+        <w:t xml:space="preserve">Link 1 (Upper Arm): </w:t>
+      </w:r>
+      <w:r>
+        <w:t>Length l</w:t>
+      </w:r>
+      <w:r>
+        <w:rPr>
+          <w:vertAlign w:val="subscript"/>
+        </w:rPr>
+        <w:t>₁</w:t>
+      </w:r>
+      <w:r>
+        <w:t xml:space="preserve"> = 0.34 m (Gribble et al., 1998).</w:t>
       </w:r>
     </w:p>
     <w:p>
@@ -394,126 +569,7 @@
         <w:pStyle w:val="ListParagraph"/>
         <w:numPr>
           <w:ilvl w:val="0"/>
-          <w:numId w:val="3"/>
-        </w:numPr>
-        <w:spacing w:after="100" w:line="300" w:lineRule="auto"/>
-      </w:pPr>
-      <w:r>
-        <w:rPr>
-          <w:b/>
-          <w:bCs/>
-        </w:rPr>
-        <w:t xml:space="preserve">Joint 1 (Shoulder — Horizontal Flexion): </w:t>
-      </w:r>
-      <w:r>
-        <w:t>Angle θ</w:t>
-      </w:r>
-      <w:r>
-        <w:rPr>
-          <w:vertAlign w:val="subscript"/>
-        </w:rPr>
-        <w:t>₁</w:t>
-      </w:r>
-      <w:r>
-        <w:t xml:space="preserve"> = 0° when the arm is abducted to the side, level with the shoulder. Positive θ</w:t>
-      </w:r>
-      <w:r>
-        <w:rPr>
-          <w:vertAlign w:val="subscript"/>
-        </w:rPr>
-        <w:t>₁</w:t>
-      </w:r>
-      <w:r>
-        <w:t xml:space="preserve"> corresponds to horizontal flexion (sweeping the arm across the chest). The shoulder is fixed at the origin. </w:t>
-      </w:r>
-      <w:r>
-        <w:rPr>
-          <w:b/>
-          <w:bCs/>
-        </w:rPr>
-        <w:t>Range: 0° to 140°.</w:t>
-      </w:r>
-    </w:p>
-    <w:p>
-      <w:pPr>
-        <w:pStyle w:val="ListParagraph"/>
-        <w:numPr>
-          <w:ilvl w:val="0"/>
-          <w:numId w:val="3"/>
-        </w:numPr>
-        <w:spacing w:after="100" w:line="300" w:lineRule="auto"/>
-      </w:pPr>
-      <w:r>
-        <w:rPr>
-          <w:b/>
-          <w:bCs/>
-        </w:rPr>
-        <w:t xml:space="preserve">Joint 2 (Elbow — Flexion): </w:t>
-      </w:r>
-      <w:r>
-        <w:t>Angle θ</w:t>
-      </w:r>
-      <w:r>
-        <w:rPr>
-          <w:vertAlign w:val="subscript"/>
-        </w:rPr>
-        <w:t>₂</w:t>
-      </w:r>
-      <w:r>
-        <w:t xml:space="preserve"> = 0° when the elbow is fully extended (forearm collinear with upper arm). Positive θ</w:t>
-      </w:r>
-      <w:r>
-        <w:rPr>
-          <w:vertAlign w:val="subscript"/>
-        </w:rPr>
-        <w:t>₂</w:t>
-      </w:r>
-      <w:r>
-        <w:t xml:space="preserve"> corresponds to elbow flexion (closing the angle between forearm and upper arm). </w:t>
-      </w:r>
-      <w:r>
-        <w:rPr>
-          <w:b/>
-          <w:bCs/>
-        </w:rPr>
-        <w:t>Range: 0° to 145°.</w:t>
-      </w:r>
-    </w:p>
-    <w:p>
-      <w:pPr>
-        <w:pStyle w:val="ListParagraph"/>
-        <w:numPr>
-          <w:ilvl w:val="0"/>
-          <w:numId w:val="3"/>
-        </w:numPr>
-        <w:spacing w:after="100" w:line="300" w:lineRule="auto"/>
-      </w:pPr>
-      <w:r>
-        <w:rPr>
-          <w:b/>
-          <w:bCs/>
-        </w:rPr>
-        <w:t xml:space="preserve">Link 1 (Upper Arm): </w:t>
-      </w:r>
-      <w:r>
-        <w:t>Length l</w:t>
-      </w:r>
-      <w:r>
-        <w:rPr>
-          <w:vertAlign w:val="subscript"/>
-        </w:rPr>
-        <w:t>₁</w:t>
-      </w:r>
-      <w:r>
-        <w:t xml:space="preserve"> = 0.34 m (Gribble et al., 1998).</w:t>
-      </w:r>
-    </w:p>
-    <w:p>
-      <w:pPr>
-        <w:pStyle w:val="ListParagraph"/>
-        <w:numPr>
-          <w:ilvl w:val="0"/>
-          <w:numId w:val="3"/>
+          <w:numId w:val="2"/>
         </w:numPr>
         <w:spacing w:after="100" w:line="300" w:lineRule="auto"/>
       </w:pPr>
@@ -540,17 +596,12 @@
     <w:tbl>
       <w:tblPr>
         <w:tblW w:w="9360" w:type="dxa"/>
-        <w:tblBorders>
-          <w:top w:val="single" w:sz="4" w:space="0" w:color="auto"/>
-          <w:left w:val="single" w:sz="4" w:space="0" w:color="auto"/>
-          <w:bottom w:val="single" w:sz="4" w:space="0" w:color="auto"/>
-          <w:right w:val="single" w:sz="4" w:space="0" w:color="auto"/>
-          <w:insideH w:val="single" w:sz="4" w:space="0" w:color="auto"/>
-          <w:insideV w:val="single" w:sz="4" w:space="0" w:color="auto"/>
-        </w:tblBorders>
+        <w:tblLayout w:type="fixed"/>
         <w:tblCellMar>
-          <w:left w:w="10" w:type="dxa"/>
-          <w:right w:w="10" w:type="dxa"/>
+          <w:top w:w="120" w:type="dxa"/>
+          <w:left w:w="200" w:type="dxa"/>
+          <w:bottom w:w="120" w:type="dxa"/>
+          <w:right w:w="200" w:type="dxa"/>
         </w:tblCellMar>
         <w:tblLook w:val="0000" w:firstRow="0" w:lastRow="0" w:firstColumn="0" w:lastColumn="0" w:noHBand="0" w:noVBand="0"/>
       </w:tblPr>
@@ -562,18 +613,12 @@
           <w:tcPr>
             <w:tcW w:w="9360" w:type="dxa"/>
             <w:tcBorders>
-              <w:top w:val="single" w:sz="1" w:space="0" w:color="2E86AB"/>
-              <w:left w:val="single" w:sz="1" w:space="0" w:color="2E86AB"/>
-              <w:bottom w:val="single" w:sz="1" w:space="0" w:color="2E86AB"/>
-              <w:right w:val="single" w:sz="1" w:space="0" w:color="2E86AB"/>
+              <w:top w:val="single" w:sz="2" w:space="0" w:color="2E86AB"/>
+              <w:left w:val="single" w:sz="2" w:space="0" w:color="2E86AB"/>
+              <w:bottom w:val="single" w:sz="2" w:space="0" w:color="2E86AB"/>
+              <w:right w:val="single" w:sz="2" w:space="0" w:color="2E86AB"/>
             </w:tcBorders>
             <w:shd w:val="clear" w:color="auto" w:fill="E8F1F8"/>
-            <w:tcMar>
-              <w:top w:w="120" w:type="dxa"/>
-              <w:left w:w="200" w:type="dxa"/>
-              <w:bottom w:w="120" w:type="dxa"/>
-              <w:right w:w="200" w:type="dxa"/>
-            </w:tcMar>
           </w:tcPr>
           <w:p>
             <w:pPr>
@@ -629,7 +674,7 @@
         </w:rPr>
         <w:lastRenderedPageBreak/>
         <w:drawing>
-          <wp:inline distT="0" distB="0" distL="0" distR="0" wp14:anchorId="6AF44D2C" wp14:editId="39417A09">
+          <wp:inline distT="0" distB="0" distL="0" distR="0" wp14:anchorId="019D086B" wp14:editId="0058997D">
             <wp:extent cx="4572000" cy="4000500"/>
             <wp:effectExtent l="0" t="0" r="0" b="0"/>
             <wp:docPr id="1" name="Figure 1. The 2-link planar arm with anatomical conventions. θ₁ (shoulder) and θ₂ (elbow) are both non-negative." descr="Figure 1. The 2-link planar arm with anatomical conventions. θ₁ (shoulder) and θ₂ (elbow) are both non-negative." title="Figure 1. The 2-link planar arm with anatomical conventions. θ₁ (shoulder) and θ₂ (elbow) are both non-negative."/>
@@ -640,14 +685,13 @@
               <a:graphicData uri="http://schemas.openxmlformats.org/drawingml/2006/picture">
                 <pic:pic xmlns:pic="http://schemas.openxmlformats.org/drawingml/2006/picture">
                   <pic:nvPicPr>
-                    <pic:cNvPr id="0" name=""/>
+                    <pic:cNvPr id="1" name="Figure 1. The 2-link planar arm with anatomical conventions. θ₁ (shoulder) and θ₂ (elbow) are both non-negative." descr="Figure 1. The 2-link planar arm with anatomical conventions. θ₁ (shoulder) and θ₂ (elbow) are both non-negative." title="Figure 1. The 2-link planar arm with anatomical conventions. θ₁ (shoulder) and θ₂ (elbow) are both non-negative."/>
                     <pic:cNvPicPr>
                       <a:picLocks noChangeAspect="1" noChangeArrowheads="1"/>
                     </pic:cNvPicPr>
                   </pic:nvPicPr>
                   <pic:blipFill>
                     <a:blip r:embed="rId7"/>
-                    <a:srcRect/>
                     <a:stretch>
                       <a:fillRect/>
                     </a:stretch>
@@ -733,17 +777,12 @@
     <w:tbl>
       <w:tblPr>
         <w:tblW w:w="9360" w:type="dxa"/>
-        <w:tblBorders>
-          <w:top w:val="single" w:sz="4" w:space="0" w:color="auto"/>
-          <w:left w:val="single" w:sz="4" w:space="0" w:color="auto"/>
-          <w:bottom w:val="single" w:sz="4" w:space="0" w:color="auto"/>
-          <w:right w:val="single" w:sz="4" w:space="0" w:color="auto"/>
-          <w:insideH w:val="single" w:sz="4" w:space="0" w:color="auto"/>
-          <w:insideV w:val="single" w:sz="4" w:space="0" w:color="auto"/>
-        </w:tblBorders>
+        <w:tblLayout w:type="fixed"/>
         <w:tblCellMar>
-          <w:left w:w="10" w:type="dxa"/>
-          <w:right w:w="10" w:type="dxa"/>
+          <w:top w:w="120" w:type="dxa"/>
+          <w:left w:w="200" w:type="dxa"/>
+          <w:bottom w:w="120" w:type="dxa"/>
+          <w:right w:w="200" w:type="dxa"/>
         </w:tblCellMar>
         <w:tblLook w:val="0000" w:firstRow="0" w:lastRow="0" w:firstColumn="0" w:lastColumn="0" w:noHBand="0" w:noVBand="0"/>
       </w:tblPr>
@@ -755,18 +794,12 @@
           <w:tcPr>
             <w:tcW w:w="9360" w:type="dxa"/>
             <w:tcBorders>
-              <w:top w:val="single" w:sz="1" w:space="0" w:color="2E86AB"/>
-              <w:left w:val="single" w:sz="1" w:space="0" w:color="2E86AB"/>
-              <w:bottom w:val="single" w:sz="1" w:space="0" w:color="2E86AB"/>
-              <w:right w:val="single" w:sz="1" w:space="0" w:color="2E86AB"/>
+              <w:top w:val="single" w:sz="2" w:space="0" w:color="2E86AB"/>
+              <w:left w:val="single" w:sz="2" w:space="0" w:color="2E86AB"/>
+              <w:bottom w:val="single" w:sz="2" w:space="0" w:color="2E86AB"/>
+              <w:right w:val="single" w:sz="2" w:space="0" w:color="2E86AB"/>
             </w:tcBorders>
             <w:shd w:val="clear" w:color="auto" w:fill="E8F1F8"/>
-            <w:tcMar>
-              <w:top w:w="120" w:type="dxa"/>
-              <w:left w:w="200" w:type="dxa"/>
-              <w:bottom w:w="120" w:type="dxa"/>
-              <w:right w:w="200" w:type="dxa"/>
-            </w:tcMar>
           </w:tcPr>
           <w:p>
             <w:pPr>
@@ -821,6 +854,7 @@
     <w:p>
       <w:pPr>
         <w:pStyle w:val="Heading1"/>
+        <w:spacing w:before="0"/>
       </w:pPr>
       <w:r>
         <w:lastRenderedPageBreak/>
@@ -871,17 +905,12 @@
     <w:tbl>
       <w:tblPr>
         <w:tblW w:w="9360" w:type="dxa"/>
-        <w:tblBorders>
-          <w:top w:val="single" w:sz="4" w:space="0" w:color="auto"/>
-          <w:left w:val="single" w:sz="4" w:space="0" w:color="auto"/>
-          <w:bottom w:val="single" w:sz="4" w:space="0" w:color="auto"/>
-          <w:right w:val="single" w:sz="4" w:space="0" w:color="auto"/>
-          <w:insideH w:val="single" w:sz="4" w:space="0" w:color="auto"/>
-          <w:insideV w:val="single" w:sz="4" w:space="0" w:color="auto"/>
-        </w:tblBorders>
+        <w:tblLayout w:type="fixed"/>
         <w:tblCellMar>
-          <w:left w:w="10" w:type="dxa"/>
-          <w:right w:w="10" w:type="dxa"/>
+          <w:top w:w="120" w:type="dxa"/>
+          <w:left w:w="200" w:type="dxa"/>
+          <w:bottom w:w="120" w:type="dxa"/>
+          <w:right w:w="200" w:type="dxa"/>
         </w:tblCellMar>
         <w:tblLook w:val="0000" w:firstRow="0" w:lastRow="0" w:firstColumn="0" w:lastColumn="0" w:noHBand="0" w:noVBand="0"/>
       </w:tblPr>
@@ -893,18 +922,12 @@
           <w:tcPr>
             <w:tcW w:w="9360" w:type="dxa"/>
             <w:tcBorders>
-              <w:top w:val="single" w:sz="1" w:space="0" w:color="2E86AB"/>
-              <w:left w:val="single" w:sz="1" w:space="0" w:color="2E86AB"/>
-              <w:bottom w:val="single" w:sz="1" w:space="0" w:color="2E86AB"/>
-              <w:right w:val="single" w:sz="1" w:space="0" w:color="2E86AB"/>
+              <w:top w:val="single" w:sz="2" w:space="0" w:color="2E86AB"/>
+              <w:left w:val="single" w:sz="2" w:space="0" w:color="2E86AB"/>
+              <w:bottom w:val="single" w:sz="2" w:space="0" w:color="2E86AB"/>
+              <w:right w:val="single" w:sz="2" w:space="0" w:color="2E86AB"/>
             </w:tcBorders>
             <w:shd w:val="clear" w:color="auto" w:fill="E8F1F8"/>
-            <w:tcMar>
-              <w:top w:w="120" w:type="dxa"/>
-              <w:left w:w="200" w:type="dxa"/>
-              <w:bottom w:w="120" w:type="dxa"/>
-              <w:right w:w="200" w:type="dxa"/>
-            </w:tcMar>
           </w:tcPr>
           <w:p>
             <w:pPr>
@@ -987,18 +1010,12 @@
           <w:tcPr>
             <w:tcW w:w="9360" w:type="dxa"/>
             <w:tcBorders>
-              <w:top w:val="single" w:sz="1" w:space="0" w:color="2E86AB"/>
-              <w:left w:val="single" w:sz="1" w:space="0" w:color="2E86AB"/>
-              <w:bottom w:val="single" w:sz="1" w:space="0" w:color="2E86AB"/>
-              <w:right w:val="single" w:sz="1" w:space="0" w:color="2E86AB"/>
+              <w:top w:val="single" w:sz="2" w:space="0" w:color="2E86AB"/>
+              <w:left w:val="single" w:sz="2" w:space="0" w:color="2E86AB"/>
+              <w:bottom w:val="single" w:sz="2" w:space="0" w:color="2E86AB"/>
+              <w:right w:val="single" w:sz="2" w:space="0" w:color="2E86AB"/>
             </w:tcBorders>
             <w:shd w:val="clear" w:color="auto" w:fill="E8F1F8"/>
-            <w:tcMar>
-              <w:top w:w="120" w:type="dxa"/>
-              <w:left w:w="200" w:type="dxa"/>
-              <w:bottom w:w="120" w:type="dxa"/>
-              <w:right w:w="200" w:type="dxa"/>
-            </w:tcMar>
           </w:tcPr>
           <w:p>
             <w:pPr>
@@ -1059,7 +1076,7 @@
       <w:pPr>
         <w:pStyle w:val="Heading2"/>
         <w:pBdr>
-          <w:bottom w:val="single" w:sz="1" w:space="4" w:color="2E86AB"/>
+          <w:bottom w:val="single" w:sz="2" w:space="4" w:color="2E86AB"/>
         </w:pBdr>
       </w:pPr>
       <w:proofErr w:type="gramStart"/>
@@ -1315,7 +1332,7 @@
       <w:pPr>
         <w:pStyle w:val="Heading2"/>
         <w:pBdr>
-          <w:bottom w:val="single" w:sz="1" w:space="4" w:color="2E86AB"/>
+          <w:bottom w:val="single" w:sz="2" w:space="4" w:color="2E86AB"/>
         </w:pBdr>
       </w:pPr>
       <w:proofErr w:type="gramStart"/>
@@ -1337,10 +1354,10 @@
           <w:noProof/>
         </w:rPr>
         <w:drawing>
-          <wp:inline distT="0" distB="0" distL="0" distR="0" wp14:anchorId="1FF37813" wp14:editId="5A522B58">
+          <wp:inline distT="0" distB="0" distL="0" distR="0" wp14:anchorId="6204EEC1" wp14:editId="72485D1A">
             <wp:extent cx="4762500" cy="3619500"/>
             <wp:effectExtent l="0" t="0" r="0" b="0"/>
-            <wp:docPr id="1161960869" name="Figure 2. Coordinate frames attached to each link. T₁ rotates by θ₁ and translates by l₁; T₂ rotates by θ₂ (relative to link 1) and translates by l₂. The product T = T₁ · T₂ maps from the world frame to the hand frame." descr="Figure 2. Coordinate frames attached to each link. T₁ rotates by θ₁ and translates by l₁; T₂ rotates by θ₂ (relative to link 1) and translates by l₂. The product T = T₁ · T₂ maps from the world frame to the hand frame." title="Figure 2. Coordinate frames attached to each link. T₁ rotates by θ₁ and translates by l₁; T₂ rotates by θ₂ (relative to link 1) and translates by l₂. The product T = T₁ · T₂ maps from the world frame to the hand frame."/>
+            <wp:docPr id="2" name="Figure 2. Coordinate frames attached to each link. T₁ rotates by θ₁ and translates by l₁; T₂ rotates by θ₂ (relative to link 1) and translates by l₂. The product T = T₁ · T₂ maps from the world frame to the hand frame." descr="Figure 2. Coordinate frames attached to each link. T₁ rotates by θ₁ and translates by l₁; T₂ rotates by θ₂ (relative to link 1) and translates by l₂. The product T = T₁ · T₂ maps from the world frame to the hand frame." title="Figure 2. Coordinate frames attached to each link. T₁ rotates by θ₁ and translates by l₁; T₂ rotates by θ₂ (relative to link 1) and translates by l₂. The product T = T₁ · T₂ maps from the world frame to the hand frame."/>
             <wp:cNvGraphicFramePr>
               <a:graphicFrameLocks xmlns:a="http://schemas.openxmlformats.org/drawingml/2006/main" noChangeAspect="1"/>
             </wp:cNvGraphicFramePr>
@@ -1348,14 +1365,13 @@
               <a:graphicData uri="http://schemas.openxmlformats.org/drawingml/2006/picture">
                 <pic:pic xmlns:pic="http://schemas.openxmlformats.org/drawingml/2006/picture">
                   <pic:nvPicPr>
-                    <pic:cNvPr id="0" name=""/>
+                    <pic:cNvPr id="2" name="Figure 2. Coordinate frames attached to each link. T₁ rotates by θ₁ and translates by l₁; T₂ rotates by θ₂ (relative to link 1) and translates by l₂. The product T = T₁ · T₂ maps from the world frame to the hand frame." descr="Figure 2. Coordinate frames attached to each link. T₁ rotates by θ₁ and translates by l₁; T₂ rotates by θ₂ (relative to link 1) and translates by l₂. The product T = T₁ · T₂ maps from the world frame to the hand frame." title="Figure 2. Coordinate frames attached to each link. T₁ rotates by θ₁ and translates by l₁; T₂ rotates by θ₂ (relative to link 1) and translates by l₂. The product T = T₁ · T₂ maps from the world frame to the hand frame."/>
                     <pic:cNvPicPr>
                       <a:picLocks noChangeAspect="1" noChangeArrowheads="1"/>
                     </pic:cNvPicPr>
                   </pic:nvPicPr>
                   <pic:blipFill>
                     <a:blip r:embed="rId8"/>
-                    <a:srcRect/>
                     <a:stretch>
                       <a:fillRect/>
                     </a:stretch>
@@ -1559,7 +1575,13 @@
       </w:r>
       <w:proofErr w:type="gramStart"/>
       <w:r>
-        <w:t>1]ᵀ.</w:t>
+        <w:t>1]</w:t>
+      </w:r>
+      <w:r>
+        <w:t>ᵀ</w:t>
+      </w:r>
+      <w:r>
+        <w:t>.</w:t>
       </w:r>
       <w:proofErr w:type="gramEnd"/>
       <w:r>
@@ -2198,17 +2220,12 @@
     <w:tbl>
       <w:tblPr>
         <w:tblW w:w="9360" w:type="dxa"/>
-        <w:tblBorders>
-          <w:top w:val="single" w:sz="4" w:space="0" w:color="auto"/>
-          <w:left w:val="single" w:sz="4" w:space="0" w:color="auto"/>
-          <w:bottom w:val="single" w:sz="4" w:space="0" w:color="auto"/>
-          <w:right w:val="single" w:sz="4" w:space="0" w:color="auto"/>
-          <w:insideH w:val="single" w:sz="4" w:space="0" w:color="auto"/>
-          <w:insideV w:val="single" w:sz="4" w:space="0" w:color="auto"/>
-        </w:tblBorders>
+        <w:tblLayout w:type="fixed"/>
         <w:tblCellMar>
-          <w:left w:w="10" w:type="dxa"/>
-          <w:right w:w="10" w:type="dxa"/>
+          <w:top w:w="120" w:type="dxa"/>
+          <w:left w:w="200" w:type="dxa"/>
+          <w:bottom w:w="120" w:type="dxa"/>
+          <w:right w:w="200" w:type="dxa"/>
         </w:tblCellMar>
         <w:tblLook w:val="0000" w:firstRow="0" w:lastRow="0" w:firstColumn="0" w:lastColumn="0" w:noHBand="0" w:noVBand="0"/>
       </w:tblPr>
@@ -2220,18 +2237,12 @@
           <w:tcPr>
             <w:tcW w:w="9360" w:type="dxa"/>
             <w:tcBorders>
-              <w:top w:val="single" w:sz="1" w:space="0" w:color="2E86AB"/>
-              <w:left w:val="single" w:sz="1" w:space="0" w:color="2E86AB"/>
-              <w:bottom w:val="single" w:sz="1" w:space="0" w:color="2E86AB"/>
-              <w:right w:val="single" w:sz="1" w:space="0" w:color="2E86AB"/>
+              <w:top w:val="single" w:sz="2" w:space="0" w:color="2E86AB"/>
+              <w:left w:val="single" w:sz="2" w:space="0" w:color="2E86AB"/>
+              <w:bottom w:val="single" w:sz="2" w:space="0" w:color="2E86AB"/>
+              <w:right w:val="single" w:sz="2" w:space="0" w:color="2E86AB"/>
             </w:tcBorders>
             <w:shd w:val="clear" w:color="auto" w:fill="E8F1F8"/>
-            <w:tcMar>
-              <w:top w:w="120" w:type="dxa"/>
-              <w:left w:w="200" w:type="dxa"/>
-              <w:bottom w:w="120" w:type="dxa"/>
-              <w:right w:w="200" w:type="dxa"/>
-            </w:tcMar>
           </w:tcPr>
           <w:p>
             <w:pPr>
@@ -2262,15 +2273,10 @@
               <w:t>invert</w:t>
             </w:r>
             <w:r>
-              <w:t xml:space="preserve"> every time you reach for an object. The target is specified in visual (Cartesian) coordinates, but the motor command must be issued in joint coordinates. The nonlinearity </w:t>
-            </w:r>
-            <w:proofErr w:type="spellStart"/>
-            <w:r>
-              <w:t>of f</w:t>
-            </w:r>
-            <w:proofErr w:type="spellEnd"/>
-            <w:r>
-              <w:t>(q) means this inversion is nontrivial.</w:t>
+              <w:t xml:space="preserve"> every time you reach for an object. The target is specified in a visual/gaze-referenced frame, while the motor command must ultimately be issued in joint coordinates. The precise coordinate system of the visual representation is itself debated — retinal coding is angular, and some evidence (Soechting &amp; Flanders, 1989) favors a spherical distance/azimuth/elevation representation rather than a Cartesian one. Regardless of the exact frames, the map from visual target to joint command is nonlinear, which is wh</w:t>
+            </w:r>
+            <w:r>
+              <w:t>at makes the inversion nontrivial. (In our simulation we adopt Cartesian task coordinates (x, y) as a modeling convenience.)</w:t>
             </w:r>
           </w:p>
         </w:tc>
@@ -2280,7 +2286,7 @@
       <w:pPr>
         <w:pStyle w:val="Heading2"/>
         <w:pBdr>
-          <w:bottom w:val="single" w:sz="1" w:space="4" w:color="2E86AB"/>
+          <w:bottom w:val="single" w:sz="2" w:space="4" w:color="2E86AB"/>
         </w:pBdr>
       </w:pPr>
       <w:proofErr w:type="gramStart"/>
@@ -2315,7 +2321,7 @@
         <w:pStyle w:val="ListParagraph"/>
         <w:numPr>
           <w:ilvl w:val="0"/>
-          <w:numId w:val="3"/>
+          <w:numId w:val="2"/>
         </w:numPr>
         <w:spacing w:after="100" w:line="300" w:lineRule="auto"/>
       </w:pPr>
@@ -2344,7 +2350,7 @@
         <w:pStyle w:val="ListParagraph"/>
         <w:numPr>
           <w:ilvl w:val="0"/>
-          <w:numId w:val="3"/>
+          <w:numId w:val="2"/>
         </w:numPr>
         <w:spacing w:after="100" w:line="300" w:lineRule="auto"/>
       </w:pPr>
@@ -2362,7 +2368,19 @@
         <w:rPr>
           <w:vertAlign w:val="subscript"/>
         </w:rPr>
-        <w:t>ₘᵢₙ</w:t>
+        <w:t>ₘ</w:t>
+      </w:r>
+      <w:r>
+        <w:rPr>
+          <w:vertAlign w:val="subscript"/>
+        </w:rPr>
+        <w:t>ᵢ</w:t>
+      </w:r>
+      <w:r>
+        <w:rPr>
+          <w:vertAlign w:val="subscript"/>
+        </w:rPr>
+        <w:t>ₙ</w:t>
       </w:r>
       <w:r>
         <w:t xml:space="preserve"> = </w:t>
@@ -2463,6 +2481,7 @@
         <w:spacing w:after="160" w:line="300" w:lineRule="auto"/>
       </w:pPr>
       <w:r>
+        <w:lastRenderedPageBreak/>
         <w:t xml:space="preserve">However, with the joint limits θ₁ ∈ [0°, 140°] and θ₂ ∈ [0°, 145°], only a subset of this annulus is </w:t>
       </w:r>
       <w:proofErr w:type="gramStart"/>
@@ -2483,12 +2502,11 @@
         <w:rPr>
           <w:noProof/>
         </w:rPr>
-        <w:lastRenderedPageBreak/>
         <w:drawing>
-          <wp:inline distT="0" distB="0" distL="0" distR="0" wp14:anchorId="1D55C2E3" wp14:editId="7E2231DD">
+          <wp:inline distT="0" distB="0" distL="0" distR="0" wp14:anchorId="5D28B3F7" wp14:editId="7D8CFECA">
             <wp:extent cx="4572000" cy="4000500"/>
             <wp:effectExtent l="0" t="0" r="0" b="0"/>
-            <wp:docPr id="582092002" name="Figure 3. The reachable workspace is a semicircular crescent, bounded by the outer arc (elbow extended) and inner arc (elbow at 145°)." descr="Figure 3. The reachable workspace is a semicircular crescent, bounded by the outer arc (elbow extended) and inner arc (elbow at 145°)." title="Figure 3. The reachable workspace is a semicircular crescent, bounded by the outer arc (elbow extended) and inner arc (elbow at 145°)."/>
+            <wp:docPr id="3" name="Figure 3. The reachable workspace is a semicircular crescent, bounded by the outer arc (elbow extended) and inner arc (elbow at 145°)." descr="Figure 3. The reachable workspace is a semicircular crescent, bounded by the outer arc (elbow extended) and inner arc (elbow at 145°)." title="Figure 3. The reachable workspace is a semicircular crescent, bounded by the outer arc (elbow extended) and inner arc (elbow at 145°)."/>
             <wp:cNvGraphicFramePr>
               <a:graphicFrameLocks xmlns:a="http://schemas.openxmlformats.org/drawingml/2006/main" noChangeAspect="1"/>
             </wp:cNvGraphicFramePr>
@@ -2496,14 +2514,13 @@
               <a:graphicData uri="http://schemas.openxmlformats.org/drawingml/2006/picture">
                 <pic:pic xmlns:pic="http://schemas.openxmlformats.org/drawingml/2006/picture">
                   <pic:nvPicPr>
-                    <pic:cNvPr id="0" name=""/>
+                    <pic:cNvPr id="3" name="Figure 3. The reachable workspace is a semicircular crescent, bounded by the outer arc (elbow extended) and inner arc (elbow at 145°)." descr="Figure 3. The reachable workspace is a semicircular crescent, bounded by the outer arc (elbow extended) and inner arc (elbow at 145°)." title="Figure 3. The reachable workspace is a semicircular crescent, bounded by the outer arc (elbow extended) and inner arc (elbow at 145°)."/>
                     <pic:cNvPicPr>
                       <a:picLocks noChangeAspect="1" noChangeArrowheads="1"/>
                     </pic:cNvPicPr>
                   </pic:nvPicPr>
                   <pic:blipFill>
                     <a:blip r:embed="rId9"/>
-                    <a:srcRect/>
                     <a:stretch>
                       <a:fillRect/>
                     </a:stretch>
@@ -2548,6 +2565,7 @@
     <w:p>
       <w:pPr>
         <w:pStyle w:val="Heading1"/>
+        <w:spacing w:before="0"/>
       </w:pPr>
       <w:r>
         <w:lastRenderedPageBreak/>
@@ -2599,7 +2617,7 @@
       <w:pPr>
         <w:pStyle w:val="Heading2"/>
         <w:pBdr>
-          <w:bottom w:val="single" w:sz="1" w:space="4" w:color="2E86AB"/>
+          <w:bottom w:val="single" w:sz="2" w:space="4" w:color="2E86AB"/>
         </w:pBdr>
       </w:pPr>
       <w:proofErr w:type="gramStart"/>
@@ -2932,7 +2950,7 @@
       <w:pPr>
         <w:pStyle w:val="Heading2"/>
         <w:pBdr>
-          <w:bottom w:val="single" w:sz="1" w:space="4" w:color="2E86AB"/>
+          <w:bottom w:val="single" w:sz="2" w:space="4" w:color="2E86AB"/>
         </w:pBdr>
       </w:pPr>
       <w:proofErr w:type="gramStart"/>
@@ -3009,128 +3027,15 @@
         <w:t>(3.6b)</w:t>
       </w:r>
     </w:p>
-    <w:p>
-      <w:pPr>
-        <w:spacing w:after="160" w:line="300" w:lineRule="auto"/>
-      </w:pPr>
-      <w:r>
-        <w:t>Expanding the FK equations (2.2a–b) using the angle addition identity (2.8) and grouping terms by cos(θ₁) and sin(θ₁):</w:t>
-      </w:r>
-    </w:p>
-    <w:p>
-      <w:pPr>
-        <w:tabs>
-          <w:tab w:val="right" w:pos="9026"/>
-        </w:tabs>
-        <w:spacing w:before="200" w:after="200"/>
-        <w:ind w:left="720"/>
-        <w:jc w:val="center"/>
-      </w:pPr>
-      <w:r>
-        <w:rPr>
-          <w:rFonts w:ascii="Cambria Math" w:eastAsia="Cambria Math" w:hAnsi="Cambria Math" w:cs="Cambria Math"/>
-          <w:color w:val="1B2A4A"/>
-          <w:sz w:val="24"/>
-          <w:szCs w:val="24"/>
-        </w:rPr>
-        <w:t>x = k₁ cos(θ₁) − k₂ sin(θ₁)</w:t>
-      </w:r>
-      <w:r>
-        <w:rPr>
-          <w:color w:val="666666"/>
-          <w:sz w:val="20"/>
-          <w:szCs w:val="20"/>
-        </w:rPr>
-        <w:tab/>
-        <w:t>(3.7a)</w:t>
-      </w:r>
-    </w:p>
-    <w:p>
-      <w:pPr>
-        <w:tabs>
-          <w:tab w:val="right" w:pos="9026"/>
-        </w:tabs>
-        <w:spacing w:before="200" w:after="200"/>
-        <w:ind w:left="720"/>
-        <w:jc w:val="center"/>
-      </w:pPr>
-      <w:r>
-        <w:rPr>
-          <w:rFonts w:ascii="Cambria Math" w:eastAsia="Cambria Math" w:hAnsi="Cambria Math" w:cs="Cambria Math"/>
-          <w:color w:val="1B2A4A"/>
-          <w:sz w:val="24"/>
-          <w:szCs w:val="24"/>
-        </w:rPr>
-        <w:t>y = k₁ sin(θ₁) + k₂ cos(θ₁)</w:t>
-      </w:r>
-      <w:r>
-        <w:rPr>
-          <w:color w:val="666666"/>
-          <w:sz w:val="20"/>
-          <w:szCs w:val="20"/>
-        </w:rPr>
-        <w:tab/>
-        <w:t>(3.7b)</w:t>
-      </w:r>
-    </w:p>
-    <w:p>
-      <w:pPr>
-        <w:spacing w:after="160" w:line="300" w:lineRule="auto"/>
-      </w:pPr>
-      <w:r>
-        <w:t>This is a system of two equations in one unknown (θ₁). Using the atan2 function, which correctly handles all four quadrants:</w:t>
-      </w:r>
-    </w:p>
-    <w:p>
-      <w:pPr>
-        <w:tabs>
-          <w:tab w:val="right" w:pos="9026"/>
-        </w:tabs>
-        <w:spacing w:before="200" w:after="200"/>
-        <w:ind w:left="720"/>
-        <w:jc w:val="center"/>
-      </w:pPr>
-      <w:r>
-        <w:rPr>
-          <w:rFonts w:ascii="Cambria Math" w:eastAsia="Cambria Math" w:hAnsi="Cambria Math" w:cs="Cambria Math"/>
-          <w:color w:val="1B2A4A"/>
-          <w:sz w:val="24"/>
-          <w:szCs w:val="24"/>
-        </w:rPr>
-        <w:t>θ₁ = atan2(y, x) − atan2(k₂, k₁)</w:t>
-      </w:r>
-      <w:r>
-        <w:rPr>
-          <w:color w:val="666666"/>
-          <w:sz w:val="20"/>
-          <w:szCs w:val="20"/>
-        </w:rPr>
-        <w:tab/>
-        <w:t>(3.8)</w:t>
-      </w:r>
-    </w:p>
-    <w:p>
-      <w:pPr>
-        <w:spacing w:after="160" w:line="300" w:lineRule="auto"/>
-      </w:pPr>
-      <w:r>
-        <w:t>The full derivation: rewrite Equations 3.7a–3.7b in matrix form as a rotation applied to the vector (k₁, k₂). The angle of the target vector (x, y) is atan2(y, x), and the angle of (k₁, k₂) is atan2(k₂, k₁). The difference gives θ₁.</w:t>
-      </w:r>
-    </w:p>
     <w:tbl>
       <w:tblPr>
         <w:tblW w:w="9360" w:type="dxa"/>
-        <w:tblBorders>
-          <w:top w:val="single" w:sz="4" w:space="0" w:color="auto"/>
-          <w:left w:val="single" w:sz="4" w:space="0" w:color="auto"/>
-          <w:bottom w:val="single" w:sz="4" w:space="0" w:color="auto"/>
-          <w:right w:val="single" w:sz="4" w:space="0" w:color="auto"/>
-          <w:insideH w:val="single" w:sz="4" w:space="0" w:color="auto"/>
-          <w:insideV w:val="single" w:sz="4" w:space="0" w:color="auto"/>
-        </w:tblBorders>
+        <w:tblLayout w:type="fixed"/>
         <w:tblCellMar>
-          <w:left w:w="10" w:type="dxa"/>
-          <w:right w:w="10" w:type="dxa"/>
+          <w:top w:w="120" w:type="dxa"/>
+          <w:left w:w="200" w:type="dxa"/>
+          <w:bottom w:w="120" w:type="dxa"/>
+          <w:right w:w="200" w:type="dxa"/>
         </w:tblCellMar>
         <w:tblLook w:val="0000" w:firstRow="0" w:lastRow="0" w:firstColumn="0" w:lastColumn="0" w:noHBand="0" w:noVBand="0"/>
       </w:tblPr>
@@ -3142,18 +3047,196 @@
           <w:tcPr>
             <w:tcW w:w="9360" w:type="dxa"/>
             <w:tcBorders>
-              <w:top w:val="single" w:sz="1" w:space="0" w:color="2E86AB"/>
-              <w:left w:val="single" w:sz="1" w:space="0" w:color="2E86AB"/>
-              <w:bottom w:val="single" w:sz="1" w:space="0" w:color="2E86AB"/>
-              <w:right w:val="single" w:sz="1" w:space="0" w:color="2E86AB"/>
+              <w:top w:val="single" w:sz="2" w:space="0" w:color="2E86AB"/>
+              <w:left w:val="single" w:sz="2" w:space="0" w:color="2E86AB"/>
+              <w:bottom w:val="single" w:sz="2" w:space="0" w:color="2E86AB"/>
+              <w:right w:val="single" w:sz="2" w:space="0" w:color="2E86AB"/>
             </w:tcBorders>
             <w:shd w:val="clear" w:color="auto" w:fill="E8F1F8"/>
-            <w:tcMar>
-              <w:top w:w="120" w:type="dxa"/>
-              <w:left w:w="200" w:type="dxa"/>
-              <w:bottom w:w="120" w:type="dxa"/>
-              <w:right w:w="200" w:type="dxa"/>
-            </w:tcMar>
+          </w:tcPr>
+          <w:p>
+            <w:pPr>
+              <w:spacing w:after="80"/>
+            </w:pPr>
+            <w:r>
+              <w:rPr>
+                <w:rFonts w:ascii="Georgia" w:eastAsia="Georgia" w:hAnsi="Georgia" w:cs="Georgia"/>
+                <w:b/>
+                <w:bCs/>
+                <w:color w:val="2E86AB"/>
+              </w:rPr>
+              <w:t xml:space="preserve">What </w:t>
+            </w:r>
+            <w:proofErr w:type="gramStart"/>
+            <w:r>
+              <w:rPr>
+                <w:rFonts w:ascii="Georgia" w:eastAsia="Georgia" w:hAnsi="Georgia" w:cs="Georgia"/>
+                <w:b/>
+                <w:bCs/>
+                <w:color w:val="2E86AB"/>
+              </w:rPr>
+              <w:t>are</w:t>
+            </w:r>
+            <w:proofErr w:type="gramEnd"/>
+            <w:r>
+              <w:rPr>
+                <w:rFonts w:ascii="Georgia" w:eastAsia="Georgia" w:hAnsi="Georgia" w:cs="Georgia"/>
+                <w:b/>
+                <w:bCs/>
+                <w:color w:val="2E86AB"/>
+              </w:rPr>
+              <w:t xml:space="preserve"> k₁ and k₂?</w:t>
+            </w:r>
+          </w:p>
+          <w:p>
+            <w:pPr>
+              <w:spacing w:after="160" w:line="300" w:lineRule="auto"/>
+            </w:pPr>
+            <w:r>
+              <w:t>These are not new physical quantities but abbreviations for the coefficients that appear when the forward-kinematic equations are regrouped by cos(θ₁) and sin(θ₁) (Equations 3.7a–b). Because θ₂ is already known at this stage, both are constants. Geometrically, (k₁, k₂) is the hand position expressed in a frame aligned with the upper arm: k₁ is the component along the upper-arm axis and k₂ the component perpendicular to it. Two useful checks follow — their magnitude recovers the shoulder-to-hand distance, k₁</w:t>
+            </w:r>
+            <w:r>
+              <w:t>² + k₂² = r², and atan2(k₂, k₁) is the angular offset between the upper arm and the shoulder-to-hand line, which is exactly the quantity subtracted in Equation 3.8.</w:t>
+            </w:r>
+          </w:p>
+        </w:tc>
+      </w:tr>
+    </w:tbl>
+    <w:p/>
+    <w:p>
+      <w:pPr>
+        <w:spacing w:after="160" w:line="300" w:lineRule="auto"/>
+      </w:pPr>
+      <w:r>
+        <w:t>Expanding the FK equations (2.2a–b) using the angle addition identity (2.8) and grouping terms by cos(θ₁) and sin(θ₁):</w:t>
+      </w:r>
+    </w:p>
+    <w:p>
+      <w:pPr>
+        <w:tabs>
+          <w:tab w:val="right" w:pos="9026"/>
+        </w:tabs>
+        <w:spacing w:before="200" w:after="200"/>
+        <w:ind w:left="720"/>
+        <w:jc w:val="center"/>
+      </w:pPr>
+      <w:r>
+        <w:rPr>
+          <w:rFonts w:ascii="Cambria Math" w:eastAsia="Cambria Math" w:hAnsi="Cambria Math" w:cs="Cambria Math"/>
+          <w:color w:val="1B2A4A"/>
+          <w:sz w:val="24"/>
+          <w:szCs w:val="24"/>
+        </w:rPr>
+        <w:t>x = k₁ cos(θ₁) − k₂ sin(θ₁)</w:t>
+      </w:r>
+      <w:r>
+        <w:rPr>
+          <w:color w:val="666666"/>
+          <w:sz w:val="20"/>
+          <w:szCs w:val="20"/>
+        </w:rPr>
+        <w:tab/>
+        <w:t>(3.7a)</w:t>
+      </w:r>
+    </w:p>
+    <w:p>
+      <w:pPr>
+        <w:tabs>
+          <w:tab w:val="right" w:pos="9026"/>
+        </w:tabs>
+        <w:spacing w:before="200" w:after="200"/>
+        <w:ind w:left="720"/>
+        <w:jc w:val="center"/>
+      </w:pPr>
+      <w:r>
+        <w:rPr>
+          <w:rFonts w:ascii="Cambria Math" w:eastAsia="Cambria Math" w:hAnsi="Cambria Math" w:cs="Cambria Math"/>
+          <w:color w:val="1B2A4A"/>
+          <w:sz w:val="24"/>
+          <w:szCs w:val="24"/>
+        </w:rPr>
+        <w:t>y = k₁ sin(θ₁) + k₂ cos(θ₁)</w:t>
+      </w:r>
+      <w:r>
+        <w:rPr>
+          <w:color w:val="666666"/>
+          <w:sz w:val="20"/>
+          <w:szCs w:val="20"/>
+        </w:rPr>
+        <w:tab/>
+        <w:t>(3.7b)</w:t>
+      </w:r>
+    </w:p>
+    <w:p>
+      <w:pPr>
+        <w:spacing w:after="160" w:line="300" w:lineRule="auto"/>
+      </w:pPr>
+      <w:r>
+        <w:t>This is a system of two equations in one unknown (θ₁). Using the atan2 function, which correctly handles all four quadrants:</w:t>
+      </w:r>
+    </w:p>
+    <w:p>
+      <w:pPr>
+        <w:tabs>
+          <w:tab w:val="right" w:pos="9026"/>
+        </w:tabs>
+        <w:spacing w:before="200" w:after="200"/>
+        <w:ind w:left="720"/>
+        <w:jc w:val="center"/>
+      </w:pPr>
+      <w:r>
+        <w:rPr>
+          <w:rFonts w:ascii="Cambria Math" w:eastAsia="Cambria Math" w:hAnsi="Cambria Math" w:cs="Cambria Math"/>
+          <w:color w:val="1B2A4A"/>
+          <w:sz w:val="24"/>
+          <w:szCs w:val="24"/>
+        </w:rPr>
+        <w:t>θ₁ = atan2(y, x) − atan2(k₂, k₁)</w:t>
+      </w:r>
+      <w:r>
+        <w:rPr>
+          <w:color w:val="666666"/>
+          <w:sz w:val="20"/>
+          <w:szCs w:val="20"/>
+        </w:rPr>
+        <w:tab/>
+        <w:t>(3.8)</w:t>
+      </w:r>
+    </w:p>
+    <w:p>
+      <w:pPr>
+        <w:spacing w:after="160" w:line="300" w:lineRule="auto"/>
+      </w:pPr>
+      <w:r>
+        <w:t>The full derivation: rewrite Equations 3.7a–3.7b in matrix form as a rotation applied to the vector (k₁, k₂). The angle of the target vector (x, y) is atan2(y, x), and the angle of (k₁, k₂) is atan2(k₂, k₁). The difference gives θ₁.</w:t>
+      </w:r>
+    </w:p>
+    <w:tbl>
+      <w:tblPr>
+        <w:tblW w:w="9360" w:type="dxa"/>
+        <w:tblLayout w:type="fixed"/>
+        <w:tblCellMar>
+          <w:top w:w="120" w:type="dxa"/>
+          <w:left w:w="200" w:type="dxa"/>
+          <w:bottom w:w="120" w:type="dxa"/>
+          <w:right w:w="200" w:type="dxa"/>
+        </w:tblCellMar>
+        <w:tblLook w:val="0000" w:firstRow="0" w:lastRow="0" w:firstColumn="0" w:lastColumn="0" w:noHBand="0" w:noVBand="0"/>
+      </w:tblPr>
+      <w:tblGrid>
+        <w:gridCol w:w="9360"/>
+      </w:tblGrid>
+      <w:tr>
+        <w:tc>
+          <w:tcPr>
+            <w:tcW w:w="9360" w:type="dxa"/>
+            <w:tcBorders>
+              <w:top w:val="single" w:sz="2" w:space="0" w:color="2E86AB"/>
+              <w:left w:val="single" w:sz="2" w:space="0" w:color="2E86AB"/>
+              <w:bottom w:val="single" w:sz="2" w:space="0" w:color="2E86AB"/>
+              <w:right w:val="single" w:sz="2" w:space="0" w:color="2E86AB"/>
+            </w:tcBorders>
+            <w:shd w:val="clear" w:color="auto" w:fill="E8F1F8"/>
           </w:tcPr>
           <w:p>
             <w:pPr>
@@ -3192,7 +3275,7 @@
       <w:pPr>
         <w:pStyle w:val="Heading2"/>
         <w:pBdr>
-          <w:bottom w:val="single" w:sz="1" w:space="4" w:color="2E86AB"/>
+          <w:bottom w:val="single" w:sz="2" w:space="4" w:color="2E86AB"/>
         </w:pBdr>
       </w:pPr>
       <w:proofErr w:type="gramStart"/>
@@ -3209,6 +3292,7 @@
         <w:spacing w:after="160" w:line="300" w:lineRule="auto"/>
       </w:pPr>
       <w:r>
+        <w:lastRenderedPageBreak/>
         <w:t>The two-solution nature of inverse kinematics has a beautiful geometric interpretation. Given a target endpoint P = (x, y), the elbow must lie at the intersection of two circles: one of radius l₁ centered at the shoulder, and one of radius l₂ centered at P. Two circles in general position intersect at either zero or two points (or one if tangent). Each intersection point defines a different arm configuration.</w:t>
       </w:r>
     </w:p>
@@ -3217,15 +3301,7 @@
         <w:spacing w:after="160" w:line="300" w:lineRule="auto"/>
       </w:pPr>
       <w:r>
-        <w:t xml:space="preserve">With our anatomical constraints, only the intersection </w:t>
-      </w:r>
-      <w:proofErr w:type="gramStart"/>
-      <w:r>
-        <w:t>point</w:t>
-      </w:r>
-      <w:proofErr w:type="gramEnd"/>
-      <w:r>
-        <w:t xml:space="preserve"> that yields θ₂ ∈ [0°, 145°] and θ₁ ∈ [0°, 140°] is valid. At the outer workspace boundary (arm fully extended), the two circles are tangent, producing a single solution. For targets beyond the boundary, the circles do not intersect and the target is unreachable.</w:t>
+        <w:t>With our anatomical constraints, only the intersection point that yields θ₂ ∈ [0°, 145°] and θ₁ ∈ [0°, 140°] is valid. At the outer workspace boundary (arm fully extended), the two circles are tangent, producing a single solution. For targets beyond the boundary, the circles do not intersect and the target is unreachable.</w:t>
       </w:r>
     </w:p>
     <w:p>
@@ -3237,12 +3313,11 @@
         <w:rPr>
           <w:noProof/>
         </w:rPr>
-        <w:lastRenderedPageBreak/>
         <w:drawing>
-          <wp:inline distT="0" distB="0" distL="0" distR="0" wp14:anchorId="00DFDC5B" wp14:editId="27154648">
+          <wp:inline distT="0" distB="0" distL="0" distR="0" wp14:anchorId="25179973" wp14:editId="1566933E">
             <wp:extent cx="4572000" cy="4000500"/>
             <wp:effectExtent l="0" t="0" r="0" b="0"/>
-            <wp:docPr id="1051432743" name="Figure 4. IK as circle intersection. The valid solution (blue, θ₂ &gt; 0) and the invalid hyperextension solution (red, θ₂ &lt; 0) are shown." descr="Figure 4. IK as circle intersection. The valid solution (blue, θ₂ &gt; 0) and the invalid hyperextension solution (red, θ₂ &lt; 0) are shown." title="Figure 4. IK as circle intersection. The valid solution (blue, θ₂ &gt; 0) and the invalid hyperextension solution (red, θ₂ &lt; 0) are shown."/>
+            <wp:docPr id="4" name="Figure 4. IK as circle intersection. The valid solution (blue, θ₂ &gt; 0) and the invalid hyperextension solution (red, θ₂ &lt; 0) are shown." descr="Figure 4. IK as circle intersection. The valid solution (blue, θ₂ &gt; 0) and the invalid hyperextension solution (red, θ₂ &lt; 0) are shown." title="Figure 4. IK as circle intersection. The valid solution (blue, θ₂ &gt; 0) and the invalid hyperextension solution (red, θ₂ &lt; 0) are shown."/>
             <wp:cNvGraphicFramePr>
               <a:graphicFrameLocks xmlns:a="http://schemas.openxmlformats.org/drawingml/2006/main" noChangeAspect="1"/>
             </wp:cNvGraphicFramePr>
@@ -3250,14 +3325,13 @@
               <a:graphicData uri="http://schemas.openxmlformats.org/drawingml/2006/picture">
                 <pic:pic xmlns:pic="http://schemas.openxmlformats.org/drawingml/2006/picture">
                   <pic:nvPicPr>
-                    <pic:cNvPr id="0" name=""/>
+                    <pic:cNvPr id="4" name="Figure 4. IK as circle intersection. The valid solution (blue, θ₂ &gt; 0) and the invalid hyperextension solution (red, θ₂ &lt; 0) are shown." descr="Figure 4. IK as circle intersection. The valid solution (blue, θ₂ &gt; 0) and the invalid hyperextension solution (red, θ₂ &lt; 0) are shown." title="Figure 4. IK as circle intersection. The valid solution (blue, θ₂ &gt; 0) and the invalid hyperextension solution (red, θ₂ &lt; 0) are shown."/>
                     <pic:cNvPicPr>
                       <a:picLocks noChangeAspect="1" noChangeArrowheads="1"/>
                     </pic:cNvPicPr>
                   </pic:nvPicPr>
                   <pic:blipFill>
                     <a:blip r:embed="rId10"/>
-                    <a:srcRect/>
                     <a:stretch>
                       <a:fillRect/>
                     </a:stretch>
@@ -3295,6 +3369,81 @@
       </w:r>
     </w:p>
     <w:p>
+      <w:pPr>
+        <w:spacing w:before="200" w:after="80"/>
+        <w:jc w:val="center"/>
+      </w:pPr>
+      <w:r>
+        <w:rPr>
+          <w:noProof/>
+        </w:rPr>
+        <w:lastRenderedPageBreak/>
+        <w:drawing>
+          <wp:inline distT="0" distB="0" distL="0" distR="0" wp14:anchorId="1B2B696C" wp14:editId="6B781B0A">
+            <wp:extent cx="5334000" cy="2081318"/>
+            <wp:effectExtent l="0" t="0" r="0" b="0"/>
+            <wp:docPr id="9" name="Figure 5. IK circle construction: two solutions, tangent case, and no intersection." descr="Figure 5. IK circle construction: two solutions, tangent case, and no intersection." title="Figure 5. IK circle construction: two solutions, tangent case, and no intersection."/>
+            <wp:cNvGraphicFramePr>
+              <a:graphicFrameLocks xmlns:a="http://schemas.openxmlformats.org/drawingml/2006/main" noChangeAspect="1"/>
+            </wp:cNvGraphicFramePr>
+            <a:graphic xmlns:a="http://schemas.openxmlformats.org/drawingml/2006/main">
+              <a:graphicData uri="http://schemas.openxmlformats.org/drawingml/2006/picture">
+                <pic:pic xmlns:pic="http://schemas.openxmlformats.org/drawingml/2006/picture">
+                  <pic:nvPicPr>
+                    <pic:cNvPr id="9" name="Figure 5. IK circle construction: two solutions, tangent case, and no intersection." descr="Figure 5. IK circle construction: two solutions, tangent case, and no intersection." title="Figure 5. IK circle construction: two solutions, tangent case, and no intersection."/>
+                    <pic:cNvPicPr>
+                      <a:picLocks noChangeAspect="1" noChangeArrowheads="1"/>
+                    </pic:cNvPicPr>
+                  </pic:nvPicPr>
+                  <pic:blipFill>
+                    <a:blip r:embed="rId11"/>
+                    <a:stretch>
+                      <a:fillRect/>
+                    </a:stretch>
+                  </pic:blipFill>
+                  <pic:spPr bwMode="auto">
+                    <a:xfrm>
+                      <a:off x="0" y="0"/>
+                      <a:ext cx="5334000" cy="2081318"/>
+                    </a:xfrm>
+                    <a:prstGeom prst="rect">
+                      <a:avLst/>
+                    </a:prstGeom>
+                  </pic:spPr>
+                </pic:pic>
+              </a:graphicData>
+            </a:graphic>
+          </wp:inline>
+        </w:drawing>
+      </w:r>
+    </w:p>
+    <w:p>
+      <w:pPr>
+        <w:spacing w:after="200"/>
+        <w:jc w:val="center"/>
+      </w:pPr>
+      <w:r>
+        <w:rPr>
+          <w:i/>
+          <w:iCs/>
+          <w:color w:val="666666"/>
+          <w:sz w:val="20"/>
+          <w:szCs w:val="20"/>
+        </w:rPr>
+        <w:t>Figure 5. Inverse kinematics as circle intersection, shown for three targets along a fixed direction (50°). (a) Interior target (r &lt; l₁ + l₂): the circles cross at two points, giving the valid elbow-flexion solution (blue, θ₂ = +60°) and the invalid hyperextension solution (red, θ₂ = −60°). (b) Target on the outer workspace boundary (r = l₁ + l₂ = 0.80 m): the circles are tangent, the two solutions merge into one, and the arm is fully extended (θ₂ = 0°) — precisely the configuration where det(J) = 0 (Sectio</w:t>
+      </w:r>
+      <w:r>
+        <w:rPr>
+          <w:i/>
+          <w:iCs/>
+          <w:color w:val="666666"/>
+          <w:sz w:val="20"/>
+          <w:szCs w:val="20"/>
+        </w:rPr>
+        <w:t>n 4). (c) Target beyond the boundary (r &gt; l₁ + l₂): the circles do not intersect and the target is unreachable.</w:t>
+      </w:r>
+    </w:p>
+    <w:p>
       <w:r>
         <w:br w:type="page"/>
       </w:r>
@@ -3302,6 +3451,7 @@
     <w:p>
       <w:pPr>
         <w:pStyle w:val="Heading1"/>
+        <w:spacing w:before="0"/>
       </w:pPr>
       <w:r>
         <w:lastRenderedPageBreak/>
@@ -3340,7 +3490,7 @@
       <w:pPr>
         <w:pStyle w:val="Heading2"/>
         <w:pBdr>
-          <w:bottom w:val="single" w:sz="1" w:space="4" w:color="2E86AB"/>
+          <w:bottom w:val="single" w:sz="2" w:space="4" w:color="2E86AB"/>
         </w:pBdr>
       </w:pPr>
       <w:proofErr w:type="gramStart"/>
@@ -3514,7 +3664,1197 @@
           <w:sz w:val="24"/>
           <w:szCs w:val="24"/>
         </w:rPr>
-        <w:t xml:space="preserve">    equivalently:    ṗ = J · </w:t>
+        <w:t xml:space="preserve">    equivalently:    </w:t>
+      </w:r>
+      <w:r>
+        <w:rPr>
+          <w:rFonts w:ascii="Cambria Math" w:eastAsia="Cambria Math" w:hAnsi="Cambria Math" w:cs="Cambria Math"/>
+          <w:color w:val="1B2A4A"/>
+          <w:sz w:val="24"/>
+          <w:szCs w:val="24"/>
+        </w:rPr>
+        <w:t>ṗ</w:t>
+      </w:r>
+      <w:r>
+        <w:rPr>
+          <w:rFonts w:ascii="Cambria Math" w:eastAsia="Cambria Math" w:hAnsi="Cambria Math" w:cs="Cambria Math"/>
+          <w:color w:val="1B2A4A"/>
+          <w:sz w:val="24"/>
+          <w:szCs w:val="24"/>
+        </w:rPr>
+        <w:t xml:space="preserve"> = J · θ̇</w:t>
+      </w:r>
+      <w:r>
+        <w:rPr>
+          <w:color w:val="666666"/>
+          <w:sz w:val="20"/>
+          <w:szCs w:val="20"/>
+        </w:rPr>
+        <w:tab/>
+        <w:t>(4.2)</w:t>
+      </w:r>
+    </w:p>
+    <w:p>
+      <w:pPr>
+        <w:spacing w:after="160" w:line="300" w:lineRule="auto"/>
+      </w:pPr>
+      <w:r>
+        <w:t xml:space="preserve">where </w:t>
+      </w:r>
+      <w:r>
+        <w:t>ṗ</w:t>
+      </w:r>
+      <w:r>
+        <w:t xml:space="preserve"> = (ẋ, ẏ) is the endpoint velocity and θ̇ = (θ̇₁, θ̇₂) is the joint angular velocity vector.</w:t>
+      </w:r>
+    </w:p>
+    <w:p>
+      <w:pPr>
+        <w:spacing w:after="160" w:line="300" w:lineRule="auto"/>
+      </w:pPr>
+      <w:r>
+        <w:t>Now we compute each element by differentiating Equations 2.2a–2.2b:</w:t>
+      </w:r>
+    </w:p>
+    <w:p>
+      <w:pPr>
+        <w:spacing w:before="240" w:after="120"/>
+      </w:pPr>
+      <w:r>
+        <w:rPr>
+          <w:rFonts w:ascii="Georgia" w:eastAsia="Georgia" w:hAnsi="Georgia" w:cs="Georgia"/>
+          <w:b/>
+          <w:bCs/>
+          <w:color w:val="1B2A4A"/>
+        </w:rPr>
+        <w:t>Element J₁₁: ∂x/∂θ₁</w:t>
+      </w:r>
+    </w:p>
+    <w:p>
+      <w:pPr>
+        <w:tabs>
+          <w:tab w:val="right" w:pos="9026"/>
+        </w:tabs>
+        <w:spacing w:before="200" w:after="200"/>
+        <w:ind w:left="720"/>
+        <w:jc w:val="center"/>
+      </w:pPr>
+      <w:r>
+        <w:rPr>
+          <w:rFonts w:ascii="Cambria Math" w:eastAsia="Cambria Math" w:hAnsi="Cambria Math" w:cs="Cambria Math"/>
+          <w:color w:val="1B2A4A"/>
+          <w:sz w:val="24"/>
+          <w:szCs w:val="24"/>
+        </w:rPr>
+        <w:t xml:space="preserve">∂x/∂θ₁ = −l₁ sin(θ₁) − l₂ </w:t>
+      </w:r>
+      <w:proofErr w:type="gramStart"/>
+      <w:r>
+        <w:rPr>
+          <w:rFonts w:ascii="Cambria Math" w:eastAsia="Cambria Math" w:hAnsi="Cambria Math" w:cs="Cambria Math"/>
+          <w:color w:val="1B2A4A"/>
+          <w:sz w:val="24"/>
+          <w:szCs w:val="24"/>
+        </w:rPr>
+        <w:t>sin(</w:t>
+      </w:r>
+      <w:proofErr w:type="gramEnd"/>
+      <w:r>
+        <w:rPr>
+          <w:rFonts w:ascii="Cambria Math" w:eastAsia="Cambria Math" w:hAnsi="Cambria Math" w:cs="Cambria Math"/>
+          <w:color w:val="1B2A4A"/>
+          <w:sz w:val="24"/>
+          <w:szCs w:val="24"/>
+        </w:rPr>
+        <w:t>θ₁ + θ₂)</w:t>
+      </w:r>
+      <w:r>
+        <w:rPr>
+          <w:color w:val="666666"/>
+          <w:sz w:val="20"/>
+          <w:szCs w:val="20"/>
+        </w:rPr>
+        <w:tab/>
+        <w:t>(4.3a)</w:t>
+      </w:r>
+    </w:p>
+    <w:p>
+      <w:pPr>
+        <w:spacing w:before="240" w:after="120"/>
+      </w:pPr>
+      <w:r>
+        <w:rPr>
+          <w:rFonts w:ascii="Georgia" w:eastAsia="Georgia" w:hAnsi="Georgia" w:cs="Georgia"/>
+          <w:b/>
+          <w:bCs/>
+          <w:color w:val="1B2A4A"/>
+        </w:rPr>
+        <w:t>Element J₁₂: ∂x/∂θ₂</w:t>
+      </w:r>
+    </w:p>
+    <w:p>
+      <w:pPr>
+        <w:tabs>
+          <w:tab w:val="right" w:pos="9026"/>
+        </w:tabs>
+        <w:spacing w:before="200" w:after="200"/>
+        <w:ind w:left="720"/>
+        <w:jc w:val="center"/>
+      </w:pPr>
+      <w:r>
+        <w:rPr>
+          <w:rFonts w:ascii="Cambria Math" w:eastAsia="Cambria Math" w:hAnsi="Cambria Math" w:cs="Cambria Math"/>
+          <w:color w:val="1B2A4A"/>
+          <w:sz w:val="24"/>
+          <w:szCs w:val="24"/>
+        </w:rPr>
+        <w:t xml:space="preserve">∂x/∂θ₂ = −l₂ </w:t>
+      </w:r>
+      <w:proofErr w:type="gramStart"/>
+      <w:r>
+        <w:rPr>
+          <w:rFonts w:ascii="Cambria Math" w:eastAsia="Cambria Math" w:hAnsi="Cambria Math" w:cs="Cambria Math"/>
+          <w:color w:val="1B2A4A"/>
+          <w:sz w:val="24"/>
+          <w:szCs w:val="24"/>
+        </w:rPr>
+        <w:t>sin(</w:t>
+      </w:r>
+      <w:proofErr w:type="gramEnd"/>
+      <w:r>
+        <w:rPr>
+          <w:rFonts w:ascii="Cambria Math" w:eastAsia="Cambria Math" w:hAnsi="Cambria Math" w:cs="Cambria Math"/>
+          <w:color w:val="1B2A4A"/>
+          <w:sz w:val="24"/>
+          <w:szCs w:val="24"/>
+        </w:rPr>
+        <w:t>θ₁ + θ₂)</w:t>
+      </w:r>
+      <w:r>
+        <w:rPr>
+          <w:color w:val="666666"/>
+          <w:sz w:val="20"/>
+          <w:szCs w:val="20"/>
+        </w:rPr>
+        <w:tab/>
+        <w:t>(4.3b)</w:t>
+      </w:r>
+    </w:p>
+    <w:p>
+      <w:pPr>
+        <w:spacing w:before="240" w:after="120"/>
+      </w:pPr>
+      <w:r>
+        <w:rPr>
+          <w:rFonts w:ascii="Georgia" w:eastAsia="Georgia" w:hAnsi="Georgia" w:cs="Georgia"/>
+          <w:b/>
+          <w:bCs/>
+          <w:color w:val="1B2A4A"/>
+        </w:rPr>
+        <w:t>Element J₂₁: ∂y/∂θ₁</w:t>
+      </w:r>
+    </w:p>
+    <w:p>
+      <w:pPr>
+        <w:tabs>
+          <w:tab w:val="right" w:pos="9026"/>
+        </w:tabs>
+        <w:spacing w:before="200" w:after="200"/>
+        <w:ind w:left="720"/>
+        <w:jc w:val="center"/>
+      </w:pPr>
+      <w:r>
+        <w:rPr>
+          <w:rFonts w:ascii="Cambria Math" w:eastAsia="Cambria Math" w:hAnsi="Cambria Math" w:cs="Cambria Math"/>
+          <w:color w:val="1B2A4A"/>
+          <w:sz w:val="24"/>
+          <w:szCs w:val="24"/>
+        </w:rPr>
+        <w:t xml:space="preserve">∂y/∂θ₁ = l₁ cos(θ₁) + l₂ </w:t>
+      </w:r>
+      <w:proofErr w:type="gramStart"/>
+      <w:r>
+        <w:rPr>
+          <w:rFonts w:ascii="Cambria Math" w:eastAsia="Cambria Math" w:hAnsi="Cambria Math" w:cs="Cambria Math"/>
+          <w:color w:val="1B2A4A"/>
+          <w:sz w:val="24"/>
+          <w:szCs w:val="24"/>
+        </w:rPr>
+        <w:t>cos(</w:t>
+      </w:r>
+      <w:proofErr w:type="gramEnd"/>
+      <w:r>
+        <w:rPr>
+          <w:rFonts w:ascii="Cambria Math" w:eastAsia="Cambria Math" w:hAnsi="Cambria Math" w:cs="Cambria Math"/>
+          <w:color w:val="1B2A4A"/>
+          <w:sz w:val="24"/>
+          <w:szCs w:val="24"/>
+        </w:rPr>
+        <w:t>θ₁ + θ₂)</w:t>
+      </w:r>
+      <w:r>
+        <w:rPr>
+          <w:color w:val="666666"/>
+          <w:sz w:val="20"/>
+          <w:szCs w:val="20"/>
+        </w:rPr>
+        <w:tab/>
+        <w:t>(4.3c)</w:t>
+      </w:r>
+    </w:p>
+    <w:p>
+      <w:pPr>
+        <w:spacing w:before="240" w:after="120"/>
+      </w:pPr>
+      <w:r>
+        <w:rPr>
+          <w:rFonts w:ascii="Georgia" w:eastAsia="Georgia" w:hAnsi="Georgia" w:cs="Georgia"/>
+          <w:b/>
+          <w:bCs/>
+          <w:color w:val="1B2A4A"/>
+        </w:rPr>
+        <w:t>Element J₂₂: ∂y/∂θ₂</w:t>
+      </w:r>
+    </w:p>
+    <w:p>
+      <w:pPr>
+        <w:tabs>
+          <w:tab w:val="right" w:pos="9026"/>
+        </w:tabs>
+        <w:spacing w:before="200" w:after="200"/>
+        <w:ind w:left="720"/>
+        <w:jc w:val="center"/>
+      </w:pPr>
+      <w:r>
+        <w:rPr>
+          <w:rFonts w:ascii="Cambria Math" w:eastAsia="Cambria Math" w:hAnsi="Cambria Math" w:cs="Cambria Math"/>
+          <w:color w:val="1B2A4A"/>
+          <w:sz w:val="24"/>
+          <w:szCs w:val="24"/>
+        </w:rPr>
+        <w:t xml:space="preserve">∂y/∂θ₂ = l₂ </w:t>
+      </w:r>
+      <w:proofErr w:type="gramStart"/>
+      <w:r>
+        <w:rPr>
+          <w:rFonts w:ascii="Cambria Math" w:eastAsia="Cambria Math" w:hAnsi="Cambria Math" w:cs="Cambria Math"/>
+          <w:color w:val="1B2A4A"/>
+          <w:sz w:val="24"/>
+          <w:szCs w:val="24"/>
+        </w:rPr>
+        <w:t>cos(</w:t>
+      </w:r>
+      <w:proofErr w:type="gramEnd"/>
+      <w:r>
+        <w:rPr>
+          <w:rFonts w:ascii="Cambria Math" w:eastAsia="Cambria Math" w:hAnsi="Cambria Math" w:cs="Cambria Math"/>
+          <w:color w:val="1B2A4A"/>
+          <w:sz w:val="24"/>
+          <w:szCs w:val="24"/>
+        </w:rPr>
+        <w:t>θ₁ + θ₂)</w:t>
+      </w:r>
+      <w:r>
+        <w:rPr>
+          <w:color w:val="666666"/>
+          <w:sz w:val="20"/>
+          <w:szCs w:val="20"/>
+        </w:rPr>
+        <w:tab/>
+        <w:t>(4.3d)</w:t>
+      </w:r>
+    </w:p>
+    <w:p>
+      <w:pPr>
+        <w:spacing w:after="160" w:line="300" w:lineRule="auto"/>
+      </w:pPr>
+      <w:r>
+        <w:t>Assembling into matrix form:</w:t>
+      </w:r>
+    </w:p>
+    <w:p>
+      <w:pPr>
+        <w:tabs>
+          <w:tab w:val="right" w:pos="9026"/>
+        </w:tabs>
+        <w:spacing w:before="200" w:after="200"/>
+        <w:ind w:left="720"/>
+        <w:jc w:val="center"/>
+      </w:pPr>
+      <w:r>
+        <w:rPr>
+          <w:rFonts w:ascii="Cambria Math" w:eastAsia="Cambria Math" w:hAnsi="Cambria Math" w:cs="Cambria Math"/>
+          <w:color w:val="1B2A4A"/>
+          <w:sz w:val="24"/>
+          <w:szCs w:val="24"/>
+        </w:rPr>
+        <w:t>J = [ −</w:t>
+      </w:r>
+      <w:proofErr w:type="spellStart"/>
+      <w:r>
+        <w:rPr>
+          <w:rFonts w:ascii="Cambria Math" w:eastAsia="Cambria Math" w:hAnsi="Cambria Math" w:cs="Cambria Math"/>
+          <w:color w:val="1B2A4A"/>
+          <w:sz w:val="24"/>
+          <w:szCs w:val="24"/>
+        </w:rPr>
+        <w:t>l₁s</w:t>
+      </w:r>
+      <w:proofErr w:type="spellEnd"/>
+      <w:r>
+        <w:rPr>
+          <w:rFonts w:ascii="Cambria Math" w:eastAsia="Cambria Math" w:hAnsi="Cambria Math" w:cs="Cambria Math"/>
+          <w:color w:val="1B2A4A"/>
+          <w:sz w:val="24"/>
+          <w:szCs w:val="24"/>
+        </w:rPr>
+        <w:t xml:space="preserve">₁ − </w:t>
+      </w:r>
+      <w:proofErr w:type="spellStart"/>
+      <w:r>
+        <w:rPr>
+          <w:rFonts w:ascii="Cambria Math" w:eastAsia="Cambria Math" w:hAnsi="Cambria Math" w:cs="Cambria Math"/>
+          <w:color w:val="1B2A4A"/>
+          <w:sz w:val="24"/>
+          <w:szCs w:val="24"/>
+        </w:rPr>
+        <w:t>l₂s</w:t>
+      </w:r>
+      <w:proofErr w:type="spellEnd"/>
+      <w:r>
+        <w:rPr>
+          <w:rFonts w:ascii="Cambria Math" w:eastAsia="Cambria Math" w:hAnsi="Cambria Math" w:cs="Cambria Math"/>
+          <w:color w:val="1B2A4A"/>
+          <w:sz w:val="24"/>
+          <w:szCs w:val="24"/>
+        </w:rPr>
+        <w:t>₁₂    −</w:t>
+      </w:r>
+      <w:proofErr w:type="spellStart"/>
+      <w:r>
+        <w:rPr>
+          <w:rFonts w:ascii="Cambria Math" w:eastAsia="Cambria Math" w:hAnsi="Cambria Math" w:cs="Cambria Math"/>
+          <w:color w:val="1B2A4A"/>
+          <w:sz w:val="24"/>
+          <w:szCs w:val="24"/>
+        </w:rPr>
+        <w:t>l₂s</w:t>
+      </w:r>
+      <w:proofErr w:type="spellEnd"/>
+      <w:r>
+        <w:rPr>
+          <w:rFonts w:ascii="Cambria Math" w:eastAsia="Cambria Math" w:hAnsi="Cambria Math" w:cs="Cambria Math"/>
+          <w:color w:val="1B2A4A"/>
+          <w:sz w:val="24"/>
+          <w:szCs w:val="24"/>
+        </w:rPr>
+        <w:t>₁</w:t>
+      </w:r>
+      <w:proofErr w:type="gramStart"/>
+      <w:r>
+        <w:rPr>
+          <w:rFonts w:ascii="Cambria Math" w:eastAsia="Cambria Math" w:hAnsi="Cambria Math" w:cs="Cambria Math"/>
+          <w:color w:val="1B2A4A"/>
+          <w:sz w:val="24"/>
+          <w:szCs w:val="24"/>
+        </w:rPr>
+        <w:t>₂ ;</w:t>
+      </w:r>
+      <w:proofErr w:type="gramEnd"/>
+      <w:r>
+        <w:rPr>
+          <w:rFonts w:ascii="Cambria Math" w:eastAsia="Cambria Math" w:hAnsi="Cambria Math" w:cs="Cambria Math"/>
+          <w:color w:val="1B2A4A"/>
+          <w:sz w:val="24"/>
+          <w:szCs w:val="24"/>
+        </w:rPr>
+        <w:t xml:space="preserve">   </w:t>
+      </w:r>
+      <w:proofErr w:type="spellStart"/>
+      <w:r>
+        <w:rPr>
+          <w:rFonts w:ascii="Cambria Math" w:eastAsia="Cambria Math" w:hAnsi="Cambria Math" w:cs="Cambria Math"/>
+          <w:color w:val="1B2A4A"/>
+          <w:sz w:val="24"/>
+          <w:szCs w:val="24"/>
+        </w:rPr>
+        <w:t>l₁c</w:t>
+      </w:r>
+      <w:proofErr w:type="spellEnd"/>
+      <w:r>
+        <w:rPr>
+          <w:rFonts w:ascii="Cambria Math" w:eastAsia="Cambria Math" w:hAnsi="Cambria Math" w:cs="Cambria Math"/>
+          <w:color w:val="1B2A4A"/>
+          <w:sz w:val="24"/>
+          <w:szCs w:val="24"/>
+        </w:rPr>
+        <w:t xml:space="preserve">₁ + </w:t>
+      </w:r>
+      <w:proofErr w:type="spellStart"/>
+      <w:r>
+        <w:rPr>
+          <w:rFonts w:ascii="Cambria Math" w:eastAsia="Cambria Math" w:hAnsi="Cambria Math" w:cs="Cambria Math"/>
+          <w:color w:val="1B2A4A"/>
+          <w:sz w:val="24"/>
+          <w:szCs w:val="24"/>
+        </w:rPr>
+        <w:t>l₂c</w:t>
+      </w:r>
+      <w:proofErr w:type="spellEnd"/>
+      <w:r>
+        <w:rPr>
+          <w:rFonts w:ascii="Cambria Math" w:eastAsia="Cambria Math" w:hAnsi="Cambria Math" w:cs="Cambria Math"/>
+          <w:color w:val="1B2A4A"/>
+          <w:sz w:val="24"/>
+          <w:szCs w:val="24"/>
+        </w:rPr>
+        <w:t xml:space="preserve">₁₂    </w:t>
+      </w:r>
+      <w:proofErr w:type="spellStart"/>
+      <w:r>
+        <w:rPr>
+          <w:rFonts w:ascii="Cambria Math" w:eastAsia="Cambria Math" w:hAnsi="Cambria Math" w:cs="Cambria Math"/>
+          <w:color w:val="1B2A4A"/>
+          <w:sz w:val="24"/>
+          <w:szCs w:val="24"/>
+        </w:rPr>
+        <w:t>l₂c</w:t>
+      </w:r>
+      <w:proofErr w:type="spellEnd"/>
+      <w:r>
+        <w:rPr>
+          <w:rFonts w:ascii="Cambria Math" w:eastAsia="Cambria Math" w:hAnsi="Cambria Math" w:cs="Cambria Math"/>
+          <w:color w:val="1B2A4A"/>
+          <w:sz w:val="24"/>
+          <w:szCs w:val="24"/>
+        </w:rPr>
+        <w:t>₁</w:t>
+      </w:r>
+      <w:proofErr w:type="gramStart"/>
+      <w:r>
+        <w:rPr>
+          <w:rFonts w:ascii="Cambria Math" w:eastAsia="Cambria Math" w:hAnsi="Cambria Math" w:cs="Cambria Math"/>
+          <w:color w:val="1B2A4A"/>
+          <w:sz w:val="24"/>
+          <w:szCs w:val="24"/>
+        </w:rPr>
+        <w:t>₂ ]</w:t>
+      </w:r>
+      <w:proofErr w:type="gramEnd"/>
+      <w:r>
+        <w:rPr>
+          <w:color w:val="666666"/>
+          <w:sz w:val="20"/>
+          <w:szCs w:val="20"/>
+        </w:rPr>
+        <w:tab/>
+        <w:t>(4.4)</w:t>
+      </w:r>
+    </w:p>
+    <w:p>
+      <w:pPr>
+        <w:spacing w:after="160" w:line="300" w:lineRule="auto"/>
+      </w:pPr>
+      <w:r>
+        <w:t xml:space="preserve">where we use the shorthand s₁ = sin(θ₁), c₁ = cos(θ₁), s₁₂ = </w:t>
+      </w:r>
+      <w:proofErr w:type="gramStart"/>
+      <w:r>
+        <w:t>sin(</w:t>
+      </w:r>
+      <w:proofErr w:type="gramEnd"/>
+      <w:r>
+        <w:t xml:space="preserve">θ₁ + θ₂), c₁₂ = </w:t>
+      </w:r>
+      <w:proofErr w:type="gramStart"/>
+      <w:r>
+        <w:t>cos(</w:t>
+      </w:r>
+      <w:proofErr w:type="gramEnd"/>
+      <w:r>
+        <w:t>θ₁ + θ₂).</w:t>
+      </w:r>
+    </w:p>
+    <w:p>
+      <w:pPr>
+        <w:pStyle w:val="Heading2"/>
+        <w:pBdr>
+          <w:bottom w:val="single" w:sz="2" w:space="4" w:color="2E86AB"/>
+        </w:pBdr>
+      </w:pPr>
+      <w:proofErr w:type="gramStart"/>
+      <w:r>
+        <w:t>4.2  The</w:t>
+      </w:r>
+      <w:proofErr w:type="gramEnd"/>
+      <w:r>
+        <w:t xml:space="preserve"> Determinant and Singularities</w:t>
+      </w:r>
+    </w:p>
+    <w:p>
+      <w:pPr>
+        <w:spacing w:after="160" w:line="300" w:lineRule="auto"/>
+      </w:pPr>
+      <w:r>
+        <w:t xml:space="preserve">When det(J) = 0, the two columns of J become parallel, meaning both joint velocities produce endpoint motion in the </w:t>
+      </w:r>
+      <w:r>
+        <w:rPr>
+          <w:i/>
+          <w:iCs/>
+        </w:rPr>
+        <w:t>same</w:t>
+      </w:r>
+      <w:r>
+        <w:t xml:space="preserve"> direction. The arm can still move along that direction, but motion in the perpendicular direction becomes impossible—the arm has lost one of its two task-space </w:t>
+      </w:r>
+      <w:r>
+        <w:lastRenderedPageBreak/>
+        <w:t>degrees of freedom. To see when this happens, we compute the determinant of the matrix in Equation 4.4. Expanding the 2×2 determinant:</w:t>
+      </w:r>
+    </w:p>
+    <w:p>
+      <w:pPr>
+        <w:spacing w:before="200" w:after="200"/>
+        <w:ind w:left="720"/>
+        <w:jc w:val="center"/>
+      </w:pPr>
+      <w:r>
+        <w:rPr>
+          <w:rFonts w:ascii="Cambria Math" w:eastAsia="Cambria Math" w:hAnsi="Cambria Math" w:cs="Cambria Math"/>
+          <w:color w:val="1B2A4A"/>
+          <w:sz w:val="24"/>
+          <w:szCs w:val="24"/>
+        </w:rPr>
+        <w:t>det(J) = (−</w:t>
+      </w:r>
+      <w:proofErr w:type="spellStart"/>
+      <w:r>
+        <w:rPr>
+          <w:rFonts w:ascii="Cambria Math" w:eastAsia="Cambria Math" w:hAnsi="Cambria Math" w:cs="Cambria Math"/>
+          <w:color w:val="1B2A4A"/>
+          <w:sz w:val="24"/>
+          <w:szCs w:val="24"/>
+        </w:rPr>
+        <w:t>l₁s</w:t>
+      </w:r>
+      <w:proofErr w:type="spellEnd"/>
+      <w:r>
+        <w:rPr>
+          <w:rFonts w:ascii="Cambria Math" w:eastAsia="Cambria Math" w:hAnsi="Cambria Math" w:cs="Cambria Math"/>
+          <w:color w:val="1B2A4A"/>
+          <w:sz w:val="24"/>
+          <w:szCs w:val="24"/>
+        </w:rPr>
+        <w:t xml:space="preserve">₁ − </w:t>
+      </w:r>
+      <w:proofErr w:type="spellStart"/>
+      <w:r>
+        <w:rPr>
+          <w:rFonts w:ascii="Cambria Math" w:eastAsia="Cambria Math" w:hAnsi="Cambria Math" w:cs="Cambria Math"/>
+          <w:color w:val="1B2A4A"/>
+          <w:sz w:val="24"/>
+          <w:szCs w:val="24"/>
+        </w:rPr>
+        <w:t>l₂s</w:t>
+      </w:r>
+      <w:proofErr w:type="spellEnd"/>
+      <w:r>
+        <w:rPr>
+          <w:rFonts w:ascii="Cambria Math" w:eastAsia="Cambria Math" w:hAnsi="Cambria Math" w:cs="Cambria Math"/>
+          <w:color w:val="1B2A4A"/>
+          <w:sz w:val="24"/>
+          <w:szCs w:val="24"/>
+        </w:rPr>
+        <w:t>₁</w:t>
+      </w:r>
+      <w:proofErr w:type="gramStart"/>
+      <w:r>
+        <w:rPr>
+          <w:rFonts w:ascii="Cambria Math" w:eastAsia="Cambria Math" w:hAnsi="Cambria Math" w:cs="Cambria Math"/>
+          <w:color w:val="1B2A4A"/>
+          <w:sz w:val="24"/>
+          <w:szCs w:val="24"/>
+        </w:rPr>
+        <w:t>₂)(</w:t>
+      </w:r>
+      <w:proofErr w:type="spellStart"/>
+      <w:proofErr w:type="gramEnd"/>
+      <w:r>
+        <w:rPr>
+          <w:rFonts w:ascii="Cambria Math" w:eastAsia="Cambria Math" w:hAnsi="Cambria Math" w:cs="Cambria Math"/>
+          <w:color w:val="1B2A4A"/>
+          <w:sz w:val="24"/>
+          <w:szCs w:val="24"/>
+        </w:rPr>
+        <w:t>l₂c</w:t>
+      </w:r>
+      <w:proofErr w:type="spellEnd"/>
+      <w:r>
+        <w:rPr>
+          <w:rFonts w:ascii="Cambria Math" w:eastAsia="Cambria Math" w:hAnsi="Cambria Math" w:cs="Cambria Math"/>
+          <w:color w:val="1B2A4A"/>
+          <w:sz w:val="24"/>
+          <w:szCs w:val="24"/>
+        </w:rPr>
+        <w:t>₁₂) − (−</w:t>
+      </w:r>
+      <w:proofErr w:type="spellStart"/>
+      <w:r>
+        <w:rPr>
+          <w:rFonts w:ascii="Cambria Math" w:eastAsia="Cambria Math" w:hAnsi="Cambria Math" w:cs="Cambria Math"/>
+          <w:color w:val="1B2A4A"/>
+          <w:sz w:val="24"/>
+          <w:szCs w:val="24"/>
+        </w:rPr>
+        <w:t>l₂s</w:t>
+      </w:r>
+      <w:proofErr w:type="spellEnd"/>
+      <w:r>
+        <w:rPr>
+          <w:rFonts w:ascii="Cambria Math" w:eastAsia="Cambria Math" w:hAnsi="Cambria Math" w:cs="Cambria Math"/>
+          <w:color w:val="1B2A4A"/>
+          <w:sz w:val="24"/>
+          <w:szCs w:val="24"/>
+        </w:rPr>
+        <w:t>₁</w:t>
+      </w:r>
+      <w:proofErr w:type="gramStart"/>
+      <w:r>
+        <w:rPr>
+          <w:rFonts w:ascii="Cambria Math" w:eastAsia="Cambria Math" w:hAnsi="Cambria Math" w:cs="Cambria Math"/>
+          <w:color w:val="1B2A4A"/>
+          <w:sz w:val="24"/>
+          <w:szCs w:val="24"/>
+        </w:rPr>
+        <w:t>₂)(</w:t>
+      </w:r>
+      <w:proofErr w:type="spellStart"/>
+      <w:proofErr w:type="gramEnd"/>
+      <w:r>
+        <w:rPr>
+          <w:rFonts w:ascii="Cambria Math" w:eastAsia="Cambria Math" w:hAnsi="Cambria Math" w:cs="Cambria Math"/>
+          <w:color w:val="1B2A4A"/>
+          <w:sz w:val="24"/>
+          <w:szCs w:val="24"/>
+        </w:rPr>
+        <w:t>l₁c</w:t>
+      </w:r>
+      <w:proofErr w:type="spellEnd"/>
+      <w:r>
+        <w:rPr>
+          <w:rFonts w:ascii="Cambria Math" w:eastAsia="Cambria Math" w:hAnsi="Cambria Math" w:cs="Cambria Math"/>
+          <w:color w:val="1B2A4A"/>
+          <w:sz w:val="24"/>
+          <w:szCs w:val="24"/>
+        </w:rPr>
+        <w:t xml:space="preserve">₁ + </w:t>
+      </w:r>
+      <w:proofErr w:type="spellStart"/>
+      <w:r>
+        <w:rPr>
+          <w:rFonts w:ascii="Cambria Math" w:eastAsia="Cambria Math" w:hAnsi="Cambria Math" w:cs="Cambria Math"/>
+          <w:color w:val="1B2A4A"/>
+          <w:sz w:val="24"/>
+          <w:szCs w:val="24"/>
+        </w:rPr>
+        <w:t>l₂c</w:t>
+      </w:r>
+      <w:proofErr w:type="spellEnd"/>
+      <w:r>
+        <w:rPr>
+          <w:rFonts w:ascii="Cambria Math" w:eastAsia="Cambria Math" w:hAnsi="Cambria Math" w:cs="Cambria Math"/>
+          <w:color w:val="1B2A4A"/>
+          <w:sz w:val="24"/>
+          <w:szCs w:val="24"/>
+        </w:rPr>
+        <w:t>₁₂)</w:t>
+      </w:r>
+    </w:p>
+    <w:p>
+      <w:pPr>
+        <w:spacing w:after="160" w:line="300" w:lineRule="auto"/>
+      </w:pPr>
+      <w:r>
+        <w:t>Expanding and simplifying:</w:t>
+      </w:r>
+    </w:p>
+    <w:p>
+      <w:pPr>
+        <w:spacing w:before="200" w:after="200"/>
+        <w:ind w:left="720"/>
+        <w:jc w:val="center"/>
+      </w:pPr>
+      <w:r>
+        <w:rPr>
+          <w:rFonts w:ascii="Cambria Math" w:eastAsia="Cambria Math" w:hAnsi="Cambria Math" w:cs="Cambria Math"/>
+          <w:color w:val="1B2A4A"/>
+          <w:sz w:val="24"/>
+          <w:szCs w:val="24"/>
+        </w:rPr>
+        <w:t>= −</w:t>
+      </w:r>
+      <w:proofErr w:type="spellStart"/>
+      <w:r>
+        <w:rPr>
+          <w:rFonts w:ascii="Cambria Math" w:eastAsia="Cambria Math" w:hAnsi="Cambria Math" w:cs="Cambria Math"/>
+          <w:color w:val="1B2A4A"/>
+          <w:sz w:val="24"/>
+          <w:szCs w:val="24"/>
+        </w:rPr>
+        <w:t>l₁l₂s₁c</w:t>
+      </w:r>
+      <w:proofErr w:type="spellEnd"/>
+      <w:r>
+        <w:rPr>
+          <w:rFonts w:ascii="Cambria Math" w:eastAsia="Cambria Math" w:hAnsi="Cambria Math" w:cs="Cambria Math"/>
+          <w:color w:val="1B2A4A"/>
+          <w:sz w:val="24"/>
+          <w:szCs w:val="24"/>
+        </w:rPr>
+        <w:t xml:space="preserve">₁₂ − l₂²s₁₂c₁₂ + </w:t>
+      </w:r>
+      <w:proofErr w:type="spellStart"/>
+      <w:r>
+        <w:rPr>
+          <w:rFonts w:ascii="Cambria Math" w:eastAsia="Cambria Math" w:hAnsi="Cambria Math" w:cs="Cambria Math"/>
+          <w:color w:val="1B2A4A"/>
+          <w:sz w:val="24"/>
+          <w:szCs w:val="24"/>
+        </w:rPr>
+        <w:t>l₁l₂s</w:t>
+      </w:r>
+      <w:proofErr w:type="spellEnd"/>
+      <w:r>
+        <w:rPr>
+          <w:rFonts w:ascii="Cambria Math" w:eastAsia="Cambria Math" w:hAnsi="Cambria Math" w:cs="Cambria Math"/>
+          <w:color w:val="1B2A4A"/>
+          <w:sz w:val="24"/>
+          <w:szCs w:val="24"/>
+        </w:rPr>
+        <w:t>₁₂c₁ + l₂²s₁₂c₁₂</w:t>
+      </w:r>
+    </w:p>
+    <w:p>
+      <w:pPr>
+        <w:spacing w:after="160" w:line="300" w:lineRule="auto"/>
+      </w:pPr>
+      <w:r>
+        <w:t>The l₂² terms cancel, leaving:</w:t>
+      </w:r>
+    </w:p>
+    <w:p>
+      <w:pPr>
+        <w:spacing w:before="200" w:after="200"/>
+        <w:ind w:left="720"/>
+        <w:jc w:val="center"/>
+      </w:pPr>
+      <w:r>
+        <w:rPr>
+          <w:rFonts w:ascii="Cambria Math" w:eastAsia="Cambria Math" w:hAnsi="Cambria Math" w:cs="Cambria Math"/>
+          <w:color w:val="1B2A4A"/>
+          <w:sz w:val="24"/>
+          <w:szCs w:val="24"/>
+        </w:rPr>
+        <w:t xml:space="preserve">= </w:t>
+      </w:r>
+      <w:proofErr w:type="spellStart"/>
+      <w:r>
+        <w:rPr>
+          <w:rFonts w:ascii="Cambria Math" w:eastAsia="Cambria Math" w:hAnsi="Cambria Math" w:cs="Cambria Math"/>
+          <w:color w:val="1B2A4A"/>
+          <w:sz w:val="24"/>
+          <w:szCs w:val="24"/>
+        </w:rPr>
+        <w:t>l₁l</w:t>
+      </w:r>
+      <w:proofErr w:type="spellEnd"/>
+      <w:proofErr w:type="gramStart"/>
+      <w:r>
+        <w:rPr>
+          <w:rFonts w:ascii="Cambria Math" w:eastAsia="Cambria Math" w:hAnsi="Cambria Math" w:cs="Cambria Math"/>
+          <w:color w:val="1B2A4A"/>
+          <w:sz w:val="24"/>
+          <w:szCs w:val="24"/>
+        </w:rPr>
+        <w:t>₂(</w:t>
+      </w:r>
+      <w:proofErr w:type="gramEnd"/>
+      <w:r>
+        <w:rPr>
+          <w:rFonts w:ascii="Cambria Math" w:eastAsia="Cambria Math" w:hAnsi="Cambria Math" w:cs="Cambria Math"/>
+          <w:color w:val="1B2A4A"/>
+          <w:sz w:val="24"/>
+          <w:szCs w:val="24"/>
+        </w:rPr>
+        <w:t xml:space="preserve">s₁₂c₁ − </w:t>
+      </w:r>
+      <w:proofErr w:type="spellStart"/>
+      <w:r>
+        <w:rPr>
+          <w:rFonts w:ascii="Cambria Math" w:eastAsia="Cambria Math" w:hAnsi="Cambria Math" w:cs="Cambria Math"/>
+          <w:color w:val="1B2A4A"/>
+          <w:sz w:val="24"/>
+          <w:szCs w:val="24"/>
+        </w:rPr>
+        <w:t>s₁c</w:t>
+      </w:r>
+      <w:proofErr w:type="spellEnd"/>
+      <w:r>
+        <w:rPr>
+          <w:rFonts w:ascii="Cambria Math" w:eastAsia="Cambria Math" w:hAnsi="Cambria Math" w:cs="Cambria Math"/>
+          <w:color w:val="1B2A4A"/>
+          <w:sz w:val="24"/>
+          <w:szCs w:val="24"/>
+        </w:rPr>
+        <w:t xml:space="preserve">₁₂) = </w:t>
+      </w:r>
+      <w:proofErr w:type="spellStart"/>
+      <w:r>
+        <w:rPr>
+          <w:rFonts w:ascii="Cambria Math" w:eastAsia="Cambria Math" w:hAnsi="Cambria Math" w:cs="Cambria Math"/>
+          <w:color w:val="1B2A4A"/>
+          <w:sz w:val="24"/>
+          <w:szCs w:val="24"/>
+        </w:rPr>
+        <w:t>l₁l</w:t>
+      </w:r>
+      <w:proofErr w:type="spellEnd"/>
+      <w:r>
+        <w:rPr>
+          <w:rFonts w:ascii="Cambria Math" w:eastAsia="Cambria Math" w:hAnsi="Cambria Math" w:cs="Cambria Math"/>
+          <w:color w:val="1B2A4A"/>
+          <w:sz w:val="24"/>
+          <w:szCs w:val="24"/>
+        </w:rPr>
+        <w:t xml:space="preserve">₂ </w:t>
+      </w:r>
+      <w:proofErr w:type="gramStart"/>
+      <w:r>
+        <w:rPr>
+          <w:rFonts w:ascii="Cambria Math" w:eastAsia="Cambria Math" w:hAnsi="Cambria Math" w:cs="Cambria Math"/>
+          <w:color w:val="1B2A4A"/>
+          <w:sz w:val="24"/>
+          <w:szCs w:val="24"/>
+        </w:rPr>
+        <w:t>sin(</w:t>
+      </w:r>
+      <w:proofErr w:type="gramEnd"/>
+      <w:r>
+        <w:rPr>
+          <w:rFonts w:ascii="Cambria Math" w:eastAsia="Cambria Math" w:hAnsi="Cambria Math" w:cs="Cambria Math"/>
+          <w:color w:val="1B2A4A"/>
+          <w:sz w:val="24"/>
+          <w:szCs w:val="24"/>
+        </w:rPr>
+        <w:t xml:space="preserve">θ₁ + θ₂ − θ₁) = </w:t>
+      </w:r>
+      <w:proofErr w:type="spellStart"/>
+      <w:r>
+        <w:rPr>
+          <w:rFonts w:ascii="Cambria Math" w:eastAsia="Cambria Math" w:hAnsi="Cambria Math" w:cs="Cambria Math"/>
+          <w:color w:val="1B2A4A"/>
+          <w:sz w:val="24"/>
+          <w:szCs w:val="24"/>
+        </w:rPr>
+        <w:t>l₁l</w:t>
+      </w:r>
+      <w:proofErr w:type="spellEnd"/>
+      <w:r>
+        <w:rPr>
+          <w:rFonts w:ascii="Cambria Math" w:eastAsia="Cambria Math" w:hAnsi="Cambria Math" w:cs="Cambria Math"/>
+          <w:color w:val="1B2A4A"/>
+          <w:sz w:val="24"/>
+          <w:szCs w:val="24"/>
+        </w:rPr>
+        <w:t>₂ sin(θ₂)</w:t>
+      </w:r>
+    </w:p>
+    <w:p>
+      <w:pPr>
+        <w:spacing w:after="160" w:line="300" w:lineRule="auto"/>
+      </w:pPr>
+      <w:r>
+        <w:t>Therefore:</w:t>
+      </w:r>
+    </w:p>
+    <w:p>
+      <w:pPr>
+        <w:tabs>
+          <w:tab w:val="right" w:pos="9026"/>
+        </w:tabs>
+        <w:spacing w:before="200" w:after="200"/>
+        <w:ind w:left="720"/>
+        <w:jc w:val="center"/>
+      </w:pPr>
+      <w:r>
+        <w:rPr>
+          <w:rFonts w:ascii="Cambria Math" w:eastAsia="Cambria Math" w:hAnsi="Cambria Math" w:cs="Cambria Math"/>
+          <w:color w:val="1B2A4A"/>
+          <w:sz w:val="24"/>
+          <w:szCs w:val="24"/>
+        </w:rPr>
+        <w:t>det(J) = l₁ l₂ sin(θ₂)</w:t>
+      </w:r>
+      <w:r>
+        <w:rPr>
+          <w:color w:val="666666"/>
+          <w:sz w:val="20"/>
+          <w:szCs w:val="20"/>
+        </w:rPr>
+        <w:tab/>
+        <w:t>(4.5)</w:t>
+      </w:r>
+    </w:p>
+    <w:p>
+      <w:pPr>
+        <w:spacing w:after="160" w:line="300" w:lineRule="auto"/>
+      </w:pPr>
+      <w:r>
+        <w:t xml:space="preserve">The determinant is zero when </w:t>
+      </w:r>
+      <w:r>
+        <w:rPr>
+          <w:b/>
+          <w:bCs/>
+        </w:rPr>
+        <w:t>sin(θ₂) = 0</w:t>
+      </w:r>
+      <w:r>
+        <w:t xml:space="preserve">, i.e., when θ₂ = 0 or θ₂ = π. With our anatomical joint limits (θ₂ ∈ [0°, 145°]), only the </w:t>
+      </w:r>
+      <w:r>
+        <w:rPr>
+          <w:b/>
+          <w:bCs/>
+        </w:rPr>
+        <w:t>θ₂ = 0 singularity</w:t>
+      </w:r>
+      <w:r>
+        <w:t xml:space="preserve"> is physiologically relevant:</w:t>
+      </w:r>
+    </w:p>
+    <w:p>
+      <w:pPr>
+        <w:pStyle w:val="ListParagraph"/>
+        <w:numPr>
+          <w:ilvl w:val="0"/>
+          <w:numId w:val="2"/>
+        </w:numPr>
+        <w:spacing w:after="100" w:line="300" w:lineRule="auto"/>
+      </w:pPr>
+      <w:r>
+        <w:rPr>
+          <w:b/>
+          <w:bCs/>
+        </w:rPr>
+        <w:t xml:space="preserve">θ₂ = 0° (full extension): </w:t>
+      </w:r>
+      <w:r>
+        <w:t xml:space="preserve">The arm is stretched to its maximum reach. The hand can only move perpendicular to the arm—it has lost the ability to move radially outward. This is the only singularity our model can </w:t>
+      </w:r>
+      <w:proofErr w:type="gramStart"/>
+      <w:r>
+        <w:t>actually reach</w:t>
+      </w:r>
+      <w:proofErr w:type="gramEnd"/>
+      <w:r>
+        <w:t>.</w:t>
+      </w:r>
+    </w:p>
+    <w:p>
+      <w:pPr>
+        <w:pStyle w:val="ListParagraph"/>
+        <w:numPr>
+          <w:ilvl w:val="0"/>
+          <w:numId w:val="2"/>
+        </w:numPr>
+        <w:spacing w:after="100" w:line="300" w:lineRule="auto"/>
+      </w:pPr>
+      <w:r>
+        <w:rPr>
+          <w:b/>
+          <w:bCs/>
+        </w:rPr>
+        <w:t xml:space="preserve">θ₂ = 180° (full flexion): </w:t>
+      </w:r>
+      <w:r>
+        <w:t>The arm would be folded completely back on itself. This is outside our joint range (max 145°), so it is not encountered in practice. However, note that as θ₂ approaches 145°, the manipulability is already reduced—the arm is approaching a mechanically disadvantaged configuration.</w:t>
+      </w:r>
+    </w:p>
+    <w:tbl>
+      <w:tblPr>
+        <w:tblW w:w="9360" w:type="dxa"/>
+        <w:tblLayout w:type="fixed"/>
+        <w:tblCellMar>
+          <w:top w:w="120" w:type="dxa"/>
+          <w:left w:w="200" w:type="dxa"/>
+          <w:bottom w:w="120" w:type="dxa"/>
+          <w:right w:w="200" w:type="dxa"/>
+        </w:tblCellMar>
+        <w:tblLook w:val="0000" w:firstRow="0" w:lastRow="0" w:firstColumn="0" w:lastColumn="0" w:noHBand="0" w:noVBand="0"/>
+      </w:tblPr>
+      <w:tblGrid>
+        <w:gridCol w:w="9360"/>
+      </w:tblGrid>
+      <w:tr>
+        <w:tc>
+          <w:tcPr>
+            <w:tcW w:w="9360" w:type="dxa"/>
+            <w:tcBorders>
+              <w:top w:val="single" w:sz="2" w:space="0" w:color="2E86AB"/>
+              <w:left w:val="single" w:sz="2" w:space="0" w:color="2E86AB"/>
+              <w:bottom w:val="single" w:sz="2" w:space="0" w:color="2E86AB"/>
+              <w:right w:val="single" w:sz="2" w:space="0" w:color="2E86AB"/>
+            </w:tcBorders>
+            <w:shd w:val="clear" w:color="auto" w:fill="E8F1F8"/>
+          </w:tcPr>
+          <w:p>
+            <w:pPr>
+              <w:spacing w:after="80"/>
+            </w:pPr>
+            <w:r>
+              <w:rPr>
+                <w:rFonts w:ascii="Georgia" w:eastAsia="Georgia" w:hAnsi="Georgia" w:cs="Georgia"/>
+                <w:b/>
+                <w:bCs/>
+                <w:color w:val="2E86AB"/>
+              </w:rPr>
+              <w:t>Singularities and the Brain</w:t>
+            </w:r>
+          </w:p>
+          <w:p>
+            <w:pPr>
+              <w:spacing w:after="160" w:line="300" w:lineRule="auto"/>
+            </w:pPr>
+            <w:r>
+              <w:t xml:space="preserve">Near singularities, the inverse Jacobian has very large entries, meaning tiny endpoint motions demand enormous joint velocities. The motor system appears to “know” about singularities: people naturally avoid fully extended arm configurations and slow down when approaching them. </w:t>
+            </w:r>
+            <w:r>
+              <w:rPr>
+                <w:highlight w:val="yellow"/>
+              </w:rPr>
+              <w:t>Signal-dependent noise (Week 7) further penalizes the large motor commands that singularities demand.</w:t>
+            </w:r>
+          </w:p>
+        </w:tc>
+      </w:tr>
+    </w:tbl>
+    <w:p>
+      <w:pPr>
+        <w:spacing w:before="200" w:after="80"/>
+        <w:jc w:val="center"/>
+      </w:pPr>
+      <w:r>
+        <w:rPr>
+          <w:noProof/>
+        </w:rPr>
+        <w:lastRenderedPageBreak/>
+        <w:drawing>
+          <wp:inline distT="0" distB="0" distL="0" distR="0" wp14:anchorId="79B2416B" wp14:editId="4684B090">
+            <wp:extent cx="5334000" cy="2286000"/>
+            <wp:effectExtent l="0" t="0" r="0" b="0"/>
+            <wp:docPr id="5" name="Figure 6. Left: near singularity (θ₂ = 5°), the velocity ellipsoid is highly elongated — radial motion is nearly impossible. Right: at θ₂ = 90°, the ellipsoid is nearly circular." descr="Figure 6. Left: near singularity (θ₂ = 5°), the velocity ellipsoid is highly elongated — radial motion is nearly impossible. Right: at θ₂ = 90°, the ellipsoid is nearly circular." title="Figure 6. Left: near singularity (θ₂ = 5°), the velocity ellipsoid is highly elongated — radial motion is nearly impossible. Right: at θ₂ = 90°, the ellipsoid is nearly circular."/>
+            <wp:cNvGraphicFramePr>
+              <a:graphicFrameLocks xmlns:a="http://schemas.openxmlformats.org/drawingml/2006/main" noChangeAspect="1"/>
+            </wp:cNvGraphicFramePr>
+            <a:graphic xmlns:a="http://schemas.openxmlformats.org/drawingml/2006/main">
+              <a:graphicData uri="http://schemas.openxmlformats.org/drawingml/2006/picture">
+                <pic:pic xmlns:pic="http://schemas.openxmlformats.org/drawingml/2006/picture">
+                  <pic:nvPicPr>
+                    <pic:cNvPr id="5" name="Figure 6. Left: near singularity (θ₂ = 5°), the velocity ellipsoid is highly elongated — radial motion is nearly impossible. Right: at θ₂ = 90°, the ellipsoid is nearly circular." descr="Figure 6. Left: near singularity (θ₂ = 5°), the velocity ellipsoid is highly elongated — radial motion is nearly impossible. Right: at θ₂ = 90°, the ellipsoid is nearly circular." title="Figure 6. Left: near singularity (θ₂ = 5°), the velocity ellipsoid is highly elongated — radial motion is nearly impossible. Right: at θ₂ = 90°, the ellipsoid is nearly circular."/>
+                    <pic:cNvPicPr>
+                      <a:picLocks noChangeAspect="1" noChangeArrowheads="1"/>
+                    </pic:cNvPicPr>
+                  </pic:nvPicPr>
+                  <pic:blipFill>
+                    <a:blip r:embed="rId12"/>
+                    <a:stretch>
+                      <a:fillRect/>
+                    </a:stretch>
+                  </pic:blipFill>
+                  <pic:spPr bwMode="auto">
+                    <a:xfrm>
+                      <a:off x="0" y="0"/>
+                      <a:ext cx="5334000" cy="2286000"/>
+                    </a:xfrm>
+                    <a:prstGeom prst="rect">
+                      <a:avLst/>
+                    </a:prstGeom>
+                  </pic:spPr>
+                </pic:pic>
+              </a:graphicData>
+            </a:graphic>
+          </wp:inline>
+        </w:drawing>
+      </w:r>
+    </w:p>
+    <w:p>
+      <w:pPr>
+        <w:spacing w:after="200"/>
+        <w:jc w:val="center"/>
+      </w:pPr>
+      <w:r>
+        <w:rPr>
+          <w:i/>
+          <w:iCs/>
+          <w:color w:val="666666"/>
+          <w:sz w:val="20"/>
+          <w:szCs w:val="20"/>
+        </w:rPr>
+        <w:t>Figure 6. Left: near singularity (θ₂ = 5°), the velocity ellipsoid is highly elongated — radial motion is nearly impossible. Right: at θ₂ = 90°, the ellipsoid is nearly circular.</w:t>
+      </w:r>
+    </w:p>
+    <w:p>
+      <w:pPr>
+        <w:pStyle w:val="Heading2"/>
+        <w:pBdr>
+          <w:bottom w:val="single" w:sz="2" w:space="4" w:color="2E86AB"/>
+        </w:pBdr>
+      </w:pPr>
+      <w:proofErr w:type="gramStart"/>
+      <w:r>
+        <w:t>4.3  The</w:t>
+      </w:r>
+      <w:proofErr w:type="gramEnd"/>
+      <w:r>
+        <w:t xml:space="preserve"> Jacobian as a Velocity Transformer</w:t>
+      </w:r>
+    </w:p>
+    <w:p>
+      <w:pPr>
+        <w:spacing w:after="160" w:line="300" w:lineRule="auto"/>
+      </w:pPr>
+      <w:r>
+        <w:t>The Jacobian’s fundamental role is converting between two representations of the same motion. Suppose the joints rotate with angular velocity θ̇ = (θ̇₁, θ̇₂). Then the endpoint moves with velocity:</w:t>
+      </w:r>
+    </w:p>
+    <w:p>
+      <w:pPr>
+        <w:tabs>
+          <w:tab w:val="right" w:pos="9026"/>
+        </w:tabs>
+        <w:spacing w:before="200" w:after="200"/>
+        <w:ind w:left="720"/>
+        <w:jc w:val="center"/>
+      </w:pPr>
+      <w:r>
+        <w:rPr>
+          <w:rFonts w:ascii="Cambria Math" w:eastAsia="Cambria Math" w:hAnsi="Cambria Math" w:cs="Cambria Math"/>
+          <w:color w:val="1B2A4A"/>
+          <w:sz w:val="24"/>
+          <w:szCs w:val="24"/>
+        </w:rPr>
+        <w:t>ṗ</w:t>
+      </w:r>
+      <w:r>
+        <w:rPr>
+          <w:rFonts w:ascii="Cambria Math" w:eastAsia="Cambria Math" w:hAnsi="Cambria Math" w:cs="Cambria Math"/>
+          <w:color w:val="1B2A4A"/>
+          <w:sz w:val="24"/>
+          <w:szCs w:val="24"/>
+        </w:rPr>
+        <w:t xml:space="preserve"> = J(q) · </w:t>
       </w:r>
       <m:oMath>
         <m:acc>
@@ -3538,7 +4878,7 @@
                 <w:sz w:val="24"/>
                 <w:szCs w:val="24"/>
               </w:rPr>
-              <m:t>θ</m:t>
+              <m:t>θ̇</m:t>
             </m:r>
           </m:e>
         </m:acc>
@@ -3550,7 +4890,7 @@
           <w:szCs w:val="20"/>
         </w:rPr>
         <w:tab/>
-        <w:t>(4.2)</w:t>
+        <w:t>(4.6)</w:t>
       </w:r>
     </w:p>
     <w:p>
@@ -3558,7 +4898,27 @@
         <w:spacing w:after="160" w:line="300" w:lineRule="auto"/>
       </w:pPr>
       <w:r>
-        <w:t>where ṗ = (ẋ, ẏ) is the endpoint velocity and θ̇ = (θ̇₁, θ̇₂) is the joint angular velocity vector.</w:t>
+        <w:t xml:space="preserve">Note that J depends on the current configuration q. The </w:t>
+      </w:r>
+      <w:r>
+        <w:rPr>
+          <w:i/>
+          <w:iCs/>
+        </w:rPr>
+        <w:t>same</w:t>
+      </w:r>
+      <w:r>
+        <w:t xml:space="preserve"> joint velocities produce </w:t>
+      </w:r>
+      <w:r>
+        <w:rPr>
+          <w:i/>
+          <w:iCs/>
+        </w:rPr>
+        <w:t>different</w:t>
+      </w:r>
+      <w:r>
+        <w:t xml:space="preserve"> endpoint velocities at different arm postures. This configuration dependence is a core challenge: the brain cannot use a fixed mapping from joint speeds to hand speeds.</w:t>
       </w:r>
     </w:p>
     <w:p>
@@ -3566,21 +4926,7 @@
         <w:spacing w:after="160" w:line="300" w:lineRule="auto"/>
       </w:pPr>
       <w:r>
-        <w:t>Now we compute each element by differentiating Equations 2.2a–2.2b:</w:t>
-      </w:r>
-    </w:p>
-    <w:p>
-      <w:pPr>
-        <w:spacing w:before="240" w:after="120"/>
-      </w:pPr>
-      <w:r>
-        <w:rPr>
-          <w:rFonts w:ascii="Georgia" w:eastAsia="Georgia" w:hAnsi="Georgia" w:cs="Georgia"/>
-          <w:b/>
-          <w:bCs/>
-          <w:color w:val="1B2A4A"/>
-        </w:rPr>
-        <w:t>Element J₁₁: ∂x/∂θ₁</w:t>
+        <w:t>Conversely, to achieve a desired endpoint velocity, we need:</w:t>
       </w:r>
     </w:p>
     <w:p>
@@ -3592,1126 +4938,6 @@
         <w:ind w:left="720"/>
         <w:jc w:val="center"/>
       </w:pPr>
-      <w:r>
-        <w:rPr>
-          <w:rFonts w:ascii="Cambria Math" w:eastAsia="Cambria Math" w:hAnsi="Cambria Math" w:cs="Cambria Math"/>
-          <w:color w:val="1B2A4A"/>
-          <w:sz w:val="24"/>
-          <w:szCs w:val="24"/>
-        </w:rPr>
-        <w:t xml:space="preserve">∂x/∂θ₁ = −l₁ sin(θ₁) − l₂ </w:t>
-      </w:r>
-      <w:proofErr w:type="gramStart"/>
-      <w:r>
-        <w:rPr>
-          <w:rFonts w:ascii="Cambria Math" w:eastAsia="Cambria Math" w:hAnsi="Cambria Math" w:cs="Cambria Math"/>
-          <w:color w:val="1B2A4A"/>
-          <w:sz w:val="24"/>
-          <w:szCs w:val="24"/>
-        </w:rPr>
-        <w:t>sin(</w:t>
-      </w:r>
-      <w:proofErr w:type="gramEnd"/>
-      <w:r>
-        <w:rPr>
-          <w:rFonts w:ascii="Cambria Math" w:eastAsia="Cambria Math" w:hAnsi="Cambria Math" w:cs="Cambria Math"/>
-          <w:color w:val="1B2A4A"/>
-          <w:sz w:val="24"/>
-          <w:szCs w:val="24"/>
-        </w:rPr>
-        <w:t>θ₁ + θ₂)</w:t>
-      </w:r>
-      <w:r>
-        <w:rPr>
-          <w:color w:val="666666"/>
-          <w:sz w:val="20"/>
-          <w:szCs w:val="20"/>
-        </w:rPr>
-        <w:tab/>
-        <w:t>(4.3a)</w:t>
-      </w:r>
-    </w:p>
-    <w:p>
-      <w:pPr>
-        <w:spacing w:before="240" w:after="120"/>
-      </w:pPr>
-      <w:r>
-        <w:rPr>
-          <w:rFonts w:ascii="Georgia" w:eastAsia="Georgia" w:hAnsi="Georgia" w:cs="Georgia"/>
-          <w:b/>
-          <w:bCs/>
-          <w:color w:val="1B2A4A"/>
-        </w:rPr>
-        <w:t>Element J₁₂: ∂x/∂θ₂</w:t>
-      </w:r>
-    </w:p>
-    <w:p>
-      <w:pPr>
-        <w:tabs>
-          <w:tab w:val="right" w:pos="9026"/>
-        </w:tabs>
-        <w:spacing w:before="200" w:after="200"/>
-        <w:ind w:left="720"/>
-        <w:jc w:val="center"/>
-      </w:pPr>
-      <w:r>
-        <w:rPr>
-          <w:rFonts w:ascii="Cambria Math" w:eastAsia="Cambria Math" w:hAnsi="Cambria Math" w:cs="Cambria Math"/>
-          <w:color w:val="1B2A4A"/>
-          <w:sz w:val="24"/>
-          <w:szCs w:val="24"/>
-        </w:rPr>
-        <w:t xml:space="preserve">∂x/∂θ₂ = −l₂ </w:t>
-      </w:r>
-      <w:proofErr w:type="gramStart"/>
-      <w:r>
-        <w:rPr>
-          <w:rFonts w:ascii="Cambria Math" w:eastAsia="Cambria Math" w:hAnsi="Cambria Math" w:cs="Cambria Math"/>
-          <w:color w:val="1B2A4A"/>
-          <w:sz w:val="24"/>
-          <w:szCs w:val="24"/>
-        </w:rPr>
-        <w:t>sin(</w:t>
-      </w:r>
-      <w:proofErr w:type="gramEnd"/>
-      <w:r>
-        <w:rPr>
-          <w:rFonts w:ascii="Cambria Math" w:eastAsia="Cambria Math" w:hAnsi="Cambria Math" w:cs="Cambria Math"/>
-          <w:color w:val="1B2A4A"/>
-          <w:sz w:val="24"/>
-          <w:szCs w:val="24"/>
-        </w:rPr>
-        <w:t>θ₁ + θ₂)</w:t>
-      </w:r>
-      <w:r>
-        <w:rPr>
-          <w:color w:val="666666"/>
-          <w:sz w:val="20"/>
-          <w:szCs w:val="20"/>
-        </w:rPr>
-        <w:tab/>
-        <w:t>(4.3b)</w:t>
-      </w:r>
-    </w:p>
-    <w:p>
-      <w:pPr>
-        <w:spacing w:before="240" w:after="120"/>
-      </w:pPr>
-      <w:r>
-        <w:rPr>
-          <w:rFonts w:ascii="Georgia" w:eastAsia="Georgia" w:hAnsi="Georgia" w:cs="Georgia"/>
-          <w:b/>
-          <w:bCs/>
-          <w:color w:val="1B2A4A"/>
-        </w:rPr>
-        <w:t>Element J₂₁: ∂y/∂θ₁</w:t>
-      </w:r>
-    </w:p>
-    <w:p>
-      <w:pPr>
-        <w:tabs>
-          <w:tab w:val="right" w:pos="9026"/>
-        </w:tabs>
-        <w:spacing w:before="200" w:after="200"/>
-        <w:ind w:left="720"/>
-        <w:jc w:val="center"/>
-      </w:pPr>
-      <w:r>
-        <w:rPr>
-          <w:rFonts w:ascii="Cambria Math" w:eastAsia="Cambria Math" w:hAnsi="Cambria Math" w:cs="Cambria Math"/>
-          <w:color w:val="1B2A4A"/>
-          <w:sz w:val="24"/>
-          <w:szCs w:val="24"/>
-        </w:rPr>
-        <w:t xml:space="preserve">∂y/∂θ₁ = l₁ cos(θ₁) + l₂ </w:t>
-      </w:r>
-      <w:proofErr w:type="gramStart"/>
-      <w:r>
-        <w:rPr>
-          <w:rFonts w:ascii="Cambria Math" w:eastAsia="Cambria Math" w:hAnsi="Cambria Math" w:cs="Cambria Math"/>
-          <w:color w:val="1B2A4A"/>
-          <w:sz w:val="24"/>
-          <w:szCs w:val="24"/>
-        </w:rPr>
-        <w:t>cos(</w:t>
-      </w:r>
-      <w:proofErr w:type="gramEnd"/>
-      <w:r>
-        <w:rPr>
-          <w:rFonts w:ascii="Cambria Math" w:eastAsia="Cambria Math" w:hAnsi="Cambria Math" w:cs="Cambria Math"/>
-          <w:color w:val="1B2A4A"/>
-          <w:sz w:val="24"/>
-          <w:szCs w:val="24"/>
-        </w:rPr>
-        <w:t>θ₁ + θ₂)</w:t>
-      </w:r>
-      <w:r>
-        <w:rPr>
-          <w:color w:val="666666"/>
-          <w:sz w:val="20"/>
-          <w:szCs w:val="20"/>
-        </w:rPr>
-        <w:tab/>
-        <w:t>(4.3c)</w:t>
-      </w:r>
-    </w:p>
-    <w:p>
-      <w:pPr>
-        <w:spacing w:before="240" w:after="120"/>
-      </w:pPr>
-      <w:r>
-        <w:rPr>
-          <w:rFonts w:ascii="Georgia" w:eastAsia="Georgia" w:hAnsi="Georgia" w:cs="Georgia"/>
-          <w:b/>
-          <w:bCs/>
-          <w:color w:val="1B2A4A"/>
-        </w:rPr>
-        <w:t>Element J₂₂: ∂y/∂θ₂</w:t>
-      </w:r>
-    </w:p>
-    <w:p>
-      <w:pPr>
-        <w:tabs>
-          <w:tab w:val="right" w:pos="9026"/>
-        </w:tabs>
-        <w:spacing w:before="200" w:after="200"/>
-        <w:ind w:left="720"/>
-        <w:jc w:val="center"/>
-      </w:pPr>
-      <w:r>
-        <w:rPr>
-          <w:rFonts w:ascii="Cambria Math" w:eastAsia="Cambria Math" w:hAnsi="Cambria Math" w:cs="Cambria Math"/>
-          <w:color w:val="1B2A4A"/>
-          <w:sz w:val="24"/>
-          <w:szCs w:val="24"/>
-        </w:rPr>
-        <w:t xml:space="preserve">∂y/∂θ₂ = l₂ </w:t>
-      </w:r>
-      <w:proofErr w:type="gramStart"/>
-      <w:r>
-        <w:rPr>
-          <w:rFonts w:ascii="Cambria Math" w:eastAsia="Cambria Math" w:hAnsi="Cambria Math" w:cs="Cambria Math"/>
-          <w:color w:val="1B2A4A"/>
-          <w:sz w:val="24"/>
-          <w:szCs w:val="24"/>
-        </w:rPr>
-        <w:t>cos(</w:t>
-      </w:r>
-      <w:proofErr w:type="gramEnd"/>
-      <w:r>
-        <w:rPr>
-          <w:rFonts w:ascii="Cambria Math" w:eastAsia="Cambria Math" w:hAnsi="Cambria Math" w:cs="Cambria Math"/>
-          <w:color w:val="1B2A4A"/>
-          <w:sz w:val="24"/>
-          <w:szCs w:val="24"/>
-        </w:rPr>
-        <w:t>θ₁ + θ₂)</w:t>
-      </w:r>
-      <w:r>
-        <w:rPr>
-          <w:color w:val="666666"/>
-          <w:sz w:val="20"/>
-          <w:szCs w:val="20"/>
-        </w:rPr>
-        <w:tab/>
-        <w:t>(4.3d)</w:t>
-      </w:r>
-    </w:p>
-    <w:p>
-      <w:pPr>
-        <w:spacing w:after="160" w:line="300" w:lineRule="auto"/>
-      </w:pPr>
-      <w:r>
-        <w:t>Assembling into matrix form:</w:t>
-      </w:r>
-    </w:p>
-    <w:p>
-      <w:pPr>
-        <w:tabs>
-          <w:tab w:val="right" w:pos="9026"/>
-        </w:tabs>
-        <w:spacing w:before="200" w:after="200"/>
-        <w:ind w:left="720"/>
-        <w:jc w:val="center"/>
-      </w:pPr>
-      <w:r>
-        <w:rPr>
-          <w:rFonts w:ascii="Cambria Math" w:eastAsia="Cambria Math" w:hAnsi="Cambria Math" w:cs="Cambria Math"/>
-          <w:color w:val="1B2A4A"/>
-          <w:sz w:val="24"/>
-          <w:szCs w:val="24"/>
-        </w:rPr>
-        <w:t>J = [ −</w:t>
-      </w:r>
-      <w:proofErr w:type="spellStart"/>
-      <w:r>
-        <w:rPr>
-          <w:rFonts w:ascii="Cambria Math" w:eastAsia="Cambria Math" w:hAnsi="Cambria Math" w:cs="Cambria Math"/>
-          <w:color w:val="1B2A4A"/>
-          <w:sz w:val="24"/>
-          <w:szCs w:val="24"/>
-        </w:rPr>
-        <w:t>l₁s</w:t>
-      </w:r>
-      <w:proofErr w:type="spellEnd"/>
-      <w:r>
-        <w:rPr>
-          <w:rFonts w:ascii="Cambria Math" w:eastAsia="Cambria Math" w:hAnsi="Cambria Math" w:cs="Cambria Math"/>
-          <w:color w:val="1B2A4A"/>
-          <w:sz w:val="24"/>
-          <w:szCs w:val="24"/>
-        </w:rPr>
-        <w:t xml:space="preserve">₁ − </w:t>
-      </w:r>
-      <w:proofErr w:type="spellStart"/>
-      <w:r>
-        <w:rPr>
-          <w:rFonts w:ascii="Cambria Math" w:eastAsia="Cambria Math" w:hAnsi="Cambria Math" w:cs="Cambria Math"/>
-          <w:color w:val="1B2A4A"/>
-          <w:sz w:val="24"/>
-          <w:szCs w:val="24"/>
-        </w:rPr>
-        <w:t>l₂s</w:t>
-      </w:r>
-      <w:proofErr w:type="spellEnd"/>
-      <w:r>
-        <w:rPr>
-          <w:rFonts w:ascii="Cambria Math" w:eastAsia="Cambria Math" w:hAnsi="Cambria Math" w:cs="Cambria Math"/>
-          <w:color w:val="1B2A4A"/>
-          <w:sz w:val="24"/>
-          <w:szCs w:val="24"/>
-        </w:rPr>
-        <w:t>₁₂    −</w:t>
-      </w:r>
-      <w:proofErr w:type="spellStart"/>
-      <w:r>
-        <w:rPr>
-          <w:rFonts w:ascii="Cambria Math" w:eastAsia="Cambria Math" w:hAnsi="Cambria Math" w:cs="Cambria Math"/>
-          <w:color w:val="1B2A4A"/>
-          <w:sz w:val="24"/>
-          <w:szCs w:val="24"/>
-        </w:rPr>
-        <w:t>l₂s</w:t>
-      </w:r>
-      <w:proofErr w:type="spellEnd"/>
-      <w:r>
-        <w:rPr>
-          <w:rFonts w:ascii="Cambria Math" w:eastAsia="Cambria Math" w:hAnsi="Cambria Math" w:cs="Cambria Math"/>
-          <w:color w:val="1B2A4A"/>
-          <w:sz w:val="24"/>
-          <w:szCs w:val="24"/>
-        </w:rPr>
-        <w:t>₁</w:t>
-      </w:r>
-      <w:proofErr w:type="gramStart"/>
-      <w:r>
-        <w:rPr>
-          <w:rFonts w:ascii="Cambria Math" w:eastAsia="Cambria Math" w:hAnsi="Cambria Math" w:cs="Cambria Math"/>
-          <w:color w:val="1B2A4A"/>
-          <w:sz w:val="24"/>
-          <w:szCs w:val="24"/>
-        </w:rPr>
-        <w:t>₂ ;</w:t>
-      </w:r>
-      <w:proofErr w:type="gramEnd"/>
-      <w:r>
-        <w:rPr>
-          <w:rFonts w:ascii="Cambria Math" w:eastAsia="Cambria Math" w:hAnsi="Cambria Math" w:cs="Cambria Math"/>
-          <w:color w:val="1B2A4A"/>
-          <w:sz w:val="24"/>
-          <w:szCs w:val="24"/>
-        </w:rPr>
-        <w:t xml:space="preserve">   </w:t>
-      </w:r>
-      <w:proofErr w:type="spellStart"/>
-      <w:r>
-        <w:rPr>
-          <w:rFonts w:ascii="Cambria Math" w:eastAsia="Cambria Math" w:hAnsi="Cambria Math" w:cs="Cambria Math"/>
-          <w:color w:val="1B2A4A"/>
-          <w:sz w:val="24"/>
-          <w:szCs w:val="24"/>
-        </w:rPr>
-        <w:t>l₁c</w:t>
-      </w:r>
-      <w:proofErr w:type="spellEnd"/>
-      <w:r>
-        <w:rPr>
-          <w:rFonts w:ascii="Cambria Math" w:eastAsia="Cambria Math" w:hAnsi="Cambria Math" w:cs="Cambria Math"/>
-          <w:color w:val="1B2A4A"/>
-          <w:sz w:val="24"/>
-          <w:szCs w:val="24"/>
-        </w:rPr>
-        <w:t xml:space="preserve">₁ + </w:t>
-      </w:r>
-      <w:proofErr w:type="spellStart"/>
-      <w:r>
-        <w:rPr>
-          <w:rFonts w:ascii="Cambria Math" w:eastAsia="Cambria Math" w:hAnsi="Cambria Math" w:cs="Cambria Math"/>
-          <w:color w:val="1B2A4A"/>
-          <w:sz w:val="24"/>
-          <w:szCs w:val="24"/>
-        </w:rPr>
-        <w:t>l₂c</w:t>
-      </w:r>
-      <w:proofErr w:type="spellEnd"/>
-      <w:r>
-        <w:rPr>
-          <w:rFonts w:ascii="Cambria Math" w:eastAsia="Cambria Math" w:hAnsi="Cambria Math" w:cs="Cambria Math"/>
-          <w:color w:val="1B2A4A"/>
-          <w:sz w:val="24"/>
-          <w:szCs w:val="24"/>
-        </w:rPr>
-        <w:t xml:space="preserve">₁₂    </w:t>
-      </w:r>
-      <w:proofErr w:type="spellStart"/>
-      <w:r>
-        <w:rPr>
-          <w:rFonts w:ascii="Cambria Math" w:eastAsia="Cambria Math" w:hAnsi="Cambria Math" w:cs="Cambria Math"/>
-          <w:color w:val="1B2A4A"/>
-          <w:sz w:val="24"/>
-          <w:szCs w:val="24"/>
-        </w:rPr>
-        <w:t>l₂c</w:t>
-      </w:r>
-      <w:proofErr w:type="spellEnd"/>
-      <w:r>
-        <w:rPr>
-          <w:rFonts w:ascii="Cambria Math" w:eastAsia="Cambria Math" w:hAnsi="Cambria Math" w:cs="Cambria Math"/>
-          <w:color w:val="1B2A4A"/>
-          <w:sz w:val="24"/>
-          <w:szCs w:val="24"/>
-        </w:rPr>
-        <w:t>₁</w:t>
-      </w:r>
-      <w:proofErr w:type="gramStart"/>
-      <w:r>
-        <w:rPr>
-          <w:rFonts w:ascii="Cambria Math" w:eastAsia="Cambria Math" w:hAnsi="Cambria Math" w:cs="Cambria Math"/>
-          <w:color w:val="1B2A4A"/>
-          <w:sz w:val="24"/>
-          <w:szCs w:val="24"/>
-        </w:rPr>
-        <w:t>₂ ]</w:t>
-      </w:r>
-      <w:proofErr w:type="gramEnd"/>
-      <w:r>
-        <w:rPr>
-          <w:color w:val="666666"/>
-          <w:sz w:val="20"/>
-          <w:szCs w:val="20"/>
-        </w:rPr>
-        <w:tab/>
-        <w:t>(4.4)</w:t>
-      </w:r>
-    </w:p>
-    <w:p>
-      <w:pPr>
-        <w:spacing w:after="160" w:line="300" w:lineRule="auto"/>
-      </w:pPr>
-      <w:r>
-        <w:t xml:space="preserve">where we use the shorthand s₁ = sin(θ₁), c₁ = cos(θ₁), s₁₂ = </w:t>
-      </w:r>
-      <w:proofErr w:type="gramStart"/>
-      <w:r>
-        <w:t>sin(</w:t>
-      </w:r>
-      <w:proofErr w:type="gramEnd"/>
-      <w:r>
-        <w:t xml:space="preserve">θ₁ + θ₂), c₁₂ = </w:t>
-      </w:r>
-      <w:proofErr w:type="gramStart"/>
-      <w:r>
-        <w:t>cos(</w:t>
-      </w:r>
-      <w:proofErr w:type="gramEnd"/>
-      <w:r>
-        <w:t>θ₁ + θ₂).</w:t>
-      </w:r>
-    </w:p>
-    <w:p>
-      <w:pPr>
-        <w:pStyle w:val="Heading2"/>
-        <w:pBdr>
-          <w:bottom w:val="single" w:sz="1" w:space="4" w:color="2E86AB"/>
-        </w:pBdr>
-      </w:pPr>
-      <w:proofErr w:type="gramStart"/>
-      <w:r>
-        <w:t>4.2  The</w:t>
-      </w:r>
-      <w:proofErr w:type="gramEnd"/>
-      <w:r>
-        <w:t xml:space="preserve"> Determinant and Singularities</w:t>
-      </w:r>
-    </w:p>
-    <w:p>
-      <w:pPr>
-        <w:spacing w:after="160" w:line="300" w:lineRule="auto"/>
-      </w:pPr>
-      <w:r>
-        <w:t xml:space="preserve">When det(J) = 0, the two columns of J become parallel, meaning both joint velocities produce endpoint motion in the </w:t>
-      </w:r>
-      <w:r>
-        <w:rPr>
-          <w:i/>
-          <w:iCs/>
-        </w:rPr>
-        <w:t>same</w:t>
-      </w:r>
-      <w:r>
-        <w:t xml:space="preserve"> direction. The arm can still move along that direction, but motion in the perpendicular direction becomes impossible—the arm has lost one of its two task-space </w:t>
-      </w:r>
-      <w:r>
-        <w:lastRenderedPageBreak/>
-        <w:t>degrees of freedom. To see when this happens, we compute the determinant of the matrix in Equation 4.4. Expanding the 2×2 determinant:</w:t>
-      </w:r>
-    </w:p>
-    <w:p>
-      <w:pPr>
-        <w:spacing w:before="200" w:after="200"/>
-        <w:ind w:left="720"/>
-        <w:jc w:val="center"/>
-      </w:pPr>
-      <w:r>
-        <w:rPr>
-          <w:rFonts w:ascii="Cambria Math" w:eastAsia="Cambria Math" w:hAnsi="Cambria Math" w:cs="Cambria Math"/>
-          <w:color w:val="1B2A4A"/>
-          <w:sz w:val="24"/>
-          <w:szCs w:val="24"/>
-        </w:rPr>
-        <w:t>det(J) = (−</w:t>
-      </w:r>
-      <w:proofErr w:type="spellStart"/>
-      <w:r>
-        <w:rPr>
-          <w:rFonts w:ascii="Cambria Math" w:eastAsia="Cambria Math" w:hAnsi="Cambria Math" w:cs="Cambria Math"/>
-          <w:color w:val="1B2A4A"/>
-          <w:sz w:val="24"/>
-          <w:szCs w:val="24"/>
-        </w:rPr>
-        <w:t>l₁s</w:t>
-      </w:r>
-      <w:proofErr w:type="spellEnd"/>
-      <w:r>
-        <w:rPr>
-          <w:rFonts w:ascii="Cambria Math" w:eastAsia="Cambria Math" w:hAnsi="Cambria Math" w:cs="Cambria Math"/>
-          <w:color w:val="1B2A4A"/>
-          <w:sz w:val="24"/>
-          <w:szCs w:val="24"/>
-        </w:rPr>
-        <w:t xml:space="preserve">₁ − </w:t>
-      </w:r>
-      <w:proofErr w:type="spellStart"/>
-      <w:r>
-        <w:rPr>
-          <w:rFonts w:ascii="Cambria Math" w:eastAsia="Cambria Math" w:hAnsi="Cambria Math" w:cs="Cambria Math"/>
-          <w:color w:val="1B2A4A"/>
-          <w:sz w:val="24"/>
-          <w:szCs w:val="24"/>
-        </w:rPr>
-        <w:t>l₂s</w:t>
-      </w:r>
-      <w:proofErr w:type="spellEnd"/>
-      <w:r>
-        <w:rPr>
-          <w:rFonts w:ascii="Cambria Math" w:eastAsia="Cambria Math" w:hAnsi="Cambria Math" w:cs="Cambria Math"/>
-          <w:color w:val="1B2A4A"/>
-          <w:sz w:val="24"/>
-          <w:szCs w:val="24"/>
-        </w:rPr>
-        <w:t>₁</w:t>
-      </w:r>
-      <w:proofErr w:type="gramStart"/>
-      <w:r>
-        <w:rPr>
-          <w:rFonts w:ascii="Cambria Math" w:eastAsia="Cambria Math" w:hAnsi="Cambria Math" w:cs="Cambria Math"/>
-          <w:color w:val="1B2A4A"/>
-          <w:sz w:val="24"/>
-          <w:szCs w:val="24"/>
-        </w:rPr>
-        <w:t>₂)(</w:t>
-      </w:r>
-      <w:proofErr w:type="spellStart"/>
-      <w:proofErr w:type="gramEnd"/>
-      <w:r>
-        <w:rPr>
-          <w:rFonts w:ascii="Cambria Math" w:eastAsia="Cambria Math" w:hAnsi="Cambria Math" w:cs="Cambria Math"/>
-          <w:color w:val="1B2A4A"/>
-          <w:sz w:val="24"/>
-          <w:szCs w:val="24"/>
-        </w:rPr>
-        <w:t>l₂c</w:t>
-      </w:r>
-      <w:proofErr w:type="spellEnd"/>
-      <w:r>
-        <w:rPr>
-          <w:rFonts w:ascii="Cambria Math" w:eastAsia="Cambria Math" w:hAnsi="Cambria Math" w:cs="Cambria Math"/>
-          <w:color w:val="1B2A4A"/>
-          <w:sz w:val="24"/>
-          <w:szCs w:val="24"/>
-        </w:rPr>
-        <w:t>₁₂) − (−</w:t>
-      </w:r>
-      <w:proofErr w:type="spellStart"/>
-      <w:r>
-        <w:rPr>
-          <w:rFonts w:ascii="Cambria Math" w:eastAsia="Cambria Math" w:hAnsi="Cambria Math" w:cs="Cambria Math"/>
-          <w:color w:val="1B2A4A"/>
-          <w:sz w:val="24"/>
-          <w:szCs w:val="24"/>
-        </w:rPr>
-        <w:t>l₂s</w:t>
-      </w:r>
-      <w:proofErr w:type="spellEnd"/>
-      <w:r>
-        <w:rPr>
-          <w:rFonts w:ascii="Cambria Math" w:eastAsia="Cambria Math" w:hAnsi="Cambria Math" w:cs="Cambria Math"/>
-          <w:color w:val="1B2A4A"/>
-          <w:sz w:val="24"/>
-          <w:szCs w:val="24"/>
-        </w:rPr>
-        <w:t>₁</w:t>
-      </w:r>
-      <w:proofErr w:type="gramStart"/>
-      <w:r>
-        <w:rPr>
-          <w:rFonts w:ascii="Cambria Math" w:eastAsia="Cambria Math" w:hAnsi="Cambria Math" w:cs="Cambria Math"/>
-          <w:color w:val="1B2A4A"/>
-          <w:sz w:val="24"/>
-          <w:szCs w:val="24"/>
-        </w:rPr>
-        <w:t>₂)(</w:t>
-      </w:r>
-      <w:proofErr w:type="spellStart"/>
-      <w:proofErr w:type="gramEnd"/>
-      <w:r>
-        <w:rPr>
-          <w:rFonts w:ascii="Cambria Math" w:eastAsia="Cambria Math" w:hAnsi="Cambria Math" w:cs="Cambria Math"/>
-          <w:color w:val="1B2A4A"/>
-          <w:sz w:val="24"/>
-          <w:szCs w:val="24"/>
-        </w:rPr>
-        <w:t>l₁c</w:t>
-      </w:r>
-      <w:proofErr w:type="spellEnd"/>
-      <w:r>
-        <w:rPr>
-          <w:rFonts w:ascii="Cambria Math" w:eastAsia="Cambria Math" w:hAnsi="Cambria Math" w:cs="Cambria Math"/>
-          <w:color w:val="1B2A4A"/>
-          <w:sz w:val="24"/>
-          <w:szCs w:val="24"/>
-        </w:rPr>
-        <w:t xml:space="preserve">₁ + </w:t>
-      </w:r>
-      <w:proofErr w:type="spellStart"/>
-      <w:r>
-        <w:rPr>
-          <w:rFonts w:ascii="Cambria Math" w:eastAsia="Cambria Math" w:hAnsi="Cambria Math" w:cs="Cambria Math"/>
-          <w:color w:val="1B2A4A"/>
-          <w:sz w:val="24"/>
-          <w:szCs w:val="24"/>
-        </w:rPr>
-        <w:t>l₂c</w:t>
-      </w:r>
-      <w:proofErr w:type="spellEnd"/>
-      <w:r>
-        <w:rPr>
-          <w:rFonts w:ascii="Cambria Math" w:eastAsia="Cambria Math" w:hAnsi="Cambria Math" w:cs="Cambria Math"/>
-          <w:color w:val="1B2A4A"/>
-          <w:sz w:val="24"/>
-          <w:szCs w:val="24"/>
-        </w:rPr>
-        <w:t>₁₂)</w:t>
-      </w:r>
-    </w:p>
-    <w:p>
-      <w:pPr>
-        <w:spacing w:after="160" w:line="300" w:lineRule="auto"/>
-      </w:pPr>
-      <w:r>
-        <w:t>Expanding and simplifying:</w:t>
-      </w:r>
-    </w:p>
-    <w:p>
-      <w:pPr>
-        <w:spacing w:before="200" w:after="200"/>
-        <w:ind w:left="720"/>
-        <w:jc w:val="center"/>
-      </w:pPr>
-      <w:r>
-        <w:rPr>
-          <w:rFonts w:ascii="Cambria Math" w:eastAsia="Cambria Math" w:hAnsi="Cambria Math" w:cs="Cambria Math"/>
-          <w:color w:val="1B2A4A"/>
-          <w:sz w:val="24"/>
-          <w:szCs w:val="24"/>
-        </w:rPr>
-        <w:t>= −</w:t>
-      </w:r>
-      <w:proofErr w:type="spellStart"/>
-      <w:r>
-        <w:rPr>
-          <w:rFonts w:ascii="Cambria Math" w:eastAsia="Cambria Math" w:hAnsi="Cambria Math" w:cs="Cambria Math"/>
-          <w:color w:val="1B2A4A"/>
-          <w:sz w:val="24"/>
-          <w:szCs w:val="24"/>
-        </w:rPr>
-        <w:t>l₁l₂s₁c</w:t>
-      </w:r>
-      <w:proofErr w:type="spellEnd"/>
-      <w:r>
-        <w:rPr>
-          <w:rFonts w:ascii="Cambria Math" w:eastAsia="Cambria Math" w:hAnsi="Cambria Math" w:cs="Cambria Math"/>
-          <w:color w:val="1B2A4A"/>
-          <w:sz w:val="24"/>
-          <w:szCs w:val="24"/>
-        </w:rPr>
-        <w:t xml:space="preserve">₁₂ − l₂²s₁₂c₁₂ + </w:t>
-      </w:r>
-      <w:proofErr w:type="spellStart"/>
-      <w:r>
-        <w:rPr>
-          <w:rFonts w:ascii="Cambria Math" w:eastAsia="Cambria Math" w:hAnsi="Cambria Math" w:cs="Cambria Math"/>
-          <w:color w:val="1B2A4A"/>
-          <w:sz w:val="24"/>
-          <w:szCs w:val="24"/>
-        </w:rPr>
-        <w:t>l₁l₂s</w:t>
-      </w:r>
-      <w:proofErr w:type="spellEnd"/>
-      <w:r>
-        <w:rPr>
-          <w:rFonts w:ascii="Cambria Math" w:eastAsia="Cambria Math" w:hAnsi="Cambria Math" w:cs="Cambria Math"/>
-          <w:color w:val="1B2A4A"/>
-          <w:sz w:val="24"/>
-          <w:szCs w:val="24"/>
-        </w:rPr>
-        <w:t>₁₂c₁ + l₂²s₁₂c₁₂</w:t>
-      </w:r>
-    </w:p>
-    <w:p>
-      <w:pPr>
-        <w:spacing w:after="160" w:line="300" w:lineRule="auto"/>
-      </w:pPr>
-      <w:r>
-        <w:t>The l₂² terms cancel, leaving:</w:t>
-      </w:r>
-    </w:p>
-    <w:p>
-      <w:pPr>
-        <w:spacing w:before="200" w:after="200"/>
-        <w:ind w:left="720"/>
-        <w:jc w:val="center"/>
-      </w:pPr>
-      <w:r>
-        <w:rPr>
-          <w:rFonts w:ascii="Cambria Math" w:eastAsia="Cambria Math" w:hAnsi="Cambria Math" w:cs="Cambria Math"/>
-          <w:color w:val="1B2A4A"/>
-          <w:sz w:val="24"/>
-          <w:szCs w:val="24"/>
-        </w:rPr>
-        <w:t xml:space="preserve">= </w:t>
-      </w:r>
-      <w:proofErr w:type="spellStart"/>
-      <w:r>
-        <w:rPr>
-          <w:rFonts w:ascii="Cambria Math" w:eastAsia="Cambria Math" w:hAnsi="Cambria Math" w:cs="Cambria Math"/>
-          <w:color w:val="1B2A4A"/>
-          <w:sz w:val="24"/>
-          <w:szCs w:val="24"/>
-        </w:rPr>
-        <w:t>l₁l</w:t>
-      </w:r>
-      <w:proofErr w:type="spellEnd"/>
-      <w:proofErr w:type="gramStart"/>
-      <w:r>
-        <w:rPr>
-          <w:rFonts w:ascii="Cambria Math" w:eastAsia="Cambria Math" w:hAnsi="Cambria Math" w:cs="Cambria Math"/>
-          <w:color w:val="1B2A4A"/>
-          <w:sz w:val="24"/>
-          <w:szCs w:val="24"/>
-        </w:rPr>
-        <w:t>₂(</w:t>
-      </w:r>
-      <w:proofErr w:type="gramEnd"/>
-      <w:r>
-        <w:rPr>
-          <w:rFonts w:ascii="Cambria Math" w:eastAsia="Cambria Math" w:hAnsi="Cambria Math" w:cs="Cambria Math"/>
-          <w:color w:val="1B2A4A"/>
-          <w:sz w:val="24"/>
-          <w:szCs w:val="24"/>
-        </w:rPr>
-        <w:t xml:space="preserve">s₁₂c₁ − </w:t>
-      </w:r>
-      <w:proofErr w:type="spellStart"/>
-      <w:r>
-        <w:rPr>
-          <w:rFonts w:ascii="Cambria Math" w:eastAsia="Cambria Math" w:hAnsi="Cambria Math" w:cs="Cambria Math"/>
-          <w:color w:val="1B2A4A"/>
-          <w:sz w:val="24"/>
-          <w:szCs w:val="24"/>
-        </w:rPr>
-        <w:t>s₁c</w:t>
-      </w:r>
-      <w:proofErr w:type="spellEnd"/>
-      <w:r>
-        <w:rPr>
-          <w:rFonts w:ascii="Cambria Math" w:eastAsia="Cambria Math" w:hAnsi="Cambria Math" w:cs="Cambria Math"/>
-          <w:color w:val="1B2A4A"/>
-          <w:sz w:val="24"/>
-          <w:szCs w:val="24"/>
-        </w:rPr>
-        <w:t xml:space="preserve">₁₂) = </w:t>
-      </w:r>
-      <w:proofErr w:type="spellStart"/>
-      <w:r>
-        <w:rPr>
-          <w:rFonts w:ascii="Cambria Math" w:eastAsia="Cambria Math" w:hAnsi="Cambria Math" w:cs="Cambria Math"/>
-          <w:color w:val="1B2A4A"/>
-          <w:sz w:val="24"/>
-          <w:szCs w:val="24"/>
-        </w:rPr>
-        <w:t>l₁l</w:t>
-      </w:r>
-      <w:proofErr w:type="spellEnd"/>
-      <w:r>
-        <w:rPr>
-          <w:rFonts w:ascii="Cambria Math" w:eastAsia="Cambria Math" w:hAnsi="Cambria Math" w:cs="Cambria Math"/>
-          <w:color w:val="1B2A4A"/>
-          <w:sz w:val="24"/>
-          <w:szCs w:val="24"/>
-        </w:rPr>
-        <w:t xml:space="preserve">₂ </w:t>
-      </w:r>
-      <w:proofErr w:type="gramStart"/>
-      <w:r>
-        <w:rPr>
-          <w:rFonts w:ascii="Cambria Math" w:eastAsia="Cambria Math" w:hAnsi="Cambria Math" w:cs="Cambria Math"/>
-          <w:color w:val="1B2A4A"/>
-          <w:sz w:val="24"/>
-          <w:szCs w:val="24"/>
-        </w:rPr>
-        <w:t>sin(</w:t>
-      </w:r>
-      <w:proofErr w:type="gramEnd"/>
-      <w:r>
-        <w:rPr>
-          <w:rFonts w:ascii="Cambria Math" w:eastAsia="Cambria Math" w:hAnsi="Cambria Math" w:cs="Cambria Math"/>
-          <w:color w:val="1B2A4A"/>
-          <w:sz w:val="24"/>
-          <w:szCs w:val="24"/>
-        </w:rPr>
-        <w:t xml:space="preserve">θ₁ + θ₂ − θ₁) = </w:t>
-      </w:r>
-      <w:proofErr w:type="spellStart"/>
-      <w:r>
-        <w:rPr>
-          <w:rFonts w:ascii="Cambria Math" w:eastAsia="Cambria Math" w:hAnsi="Cambria Math" w:cs="Cambria Math"/>
-          <w:color w:val="1B2A4A"/>
-          <w:sz w:val="24"/>
-          <w:szCs w:val="24"/>
-        </w:rPr>
-        <w:t>l₁l</w:t>
-      </w:r>
-      <w:proofErr w:type="spellEnd"/>
-      <w:r>
-        <w:rPr>
-          <w:rFonts w:ascii="Cambria Math" w:eastAsia="Cambria Math" w:hAnsi="Cambria Math" w:cs="Cambria Math"/>
-          <w:color w:val="1B2A4A"/>
-          <w:sz w:val="24"/>
-          <w:szCs w:val="24"/>
-        </w:rPr>
-        <w:t>₂ sin(θ₂)</w:t>
-      </w:r>
-    </w:p>
-    <w:p>
-      <w:pPr>
-        <w:spacing w:after="160" w:line="300" w:lineRule="auto"/>
-      </w:pPr>
-      <w:r>
-        <w:t>Therefore:</w:t>
-      </w:r>
-    </w:p>
-    <w:p>
-      <w:pPr>
-        <w:tabs>
-          <w:tab w:val="right" w:pos="9026"/>
-        </w:tabs>
-        <w:spacing w:before="200" w:after="200"/>
-        <w:ind w:left="720"/>
-        <w:jc w:val="center"/>
-      </w:pPr>
-      <w:r>
-        <w:rPr>
-          <w:rFonts w:ascii="Cambria Math" w:eastAsia="Cambria Math" w:hAnsi="Cambria Math" w:cs="Cambria Math"/>
-          <w:color w:val="1B2A4A"/>
-          <w:sz w:val="24"/>
-          <w:szCs w:val="24"/>
-        </w:rPr>
-        <w:t>det(J) = l₁ l₂ sin(θ₂)</w:t>
-      </w:r>
-      <w:r>
-        <w:rPr>
-          <w:color w:val="666666"/>
-          <w:sz w:val="20"/>
-          <w:szCs w:val="20"/>
-        </w:rPr>
-        <w:tab/>
-        <w:t>(4.5)</w:t>
-      </w:r>
-    </w:p>
-    <w:p>
-      <w:pPr>
-        <w:spacing w:after="160" w:line="300" w:lineRule="auto"/>
-      </w:pPr>
-      <w:r>
-        <w:t xml:space="preserve">The determinant is zero when </w:t>
-      </w:r>
-      <w:r>
-        <w:rPr>
-          <w:b/>
-          <w:bCs/>
-        </w:rPr>
-        <w:t>sin(θ₂) = 0</w:t>
-      </w:r>
-      <w:r>
-        <w:t xml:space="preserve">, i.e., when θ₂ = 0 or θ₂ = π. With our anatomical joint limits (θ₂ ∈ [0°, 145°]), only the </w:t>
-      </w:r>
-      <w:r>
-        <w:rPr>
-          <w:b/>
-          <w:bCs/>
-        </w:rPr>
-        <w:t>θ₂ = 0 singularity</w:t>
-      </w:r>
-      <w:r>
-        <w:t xml:space="preserve"> is physiologically relevant:</w:t>
-      </w:r>
-    </w:p>
-    <w:p>
-      <w:pPr>
-        <w:pStyle w:val="ListParagraph"/>
-        <w:numPr>
-          <w:ilvl w:val="0"/>
-          <w:numId w:val="3"/>
-        </w:numPr>
-        <w:spacing w:after="100" w:line="300" w:lineRule="auto"/>
-      </w:pPr>
-      <w:r>
-        <w:rPr>
-          <w:b/>
-          <w:bCs/>
-        </w:rPr>
-        <w:t xml:space="preserve">θ₂ = 0° (full extension): </w:t>
-      </w:r>
-      <w:r>
-        <w:t xml:space="preserve">The arm is stretched to its maximum reach. The hand can only move perpendicular to the arm—it has lost the ability to move radially outward. This is the only singularity our model can </w:t>
-      </w:r>
-      <w:proofErr w:type="gramStart"/>
-      <w:r>
-        <w:t>actually reach</w:t>
-      </w:r>
-      <w:proofErr w:type="gramEnd"/>
-      <w:r>
-        <w:t>.</w:t>
-      </w:r>
-    </w:p>
-    <w:p>
-      <w:pPr>
-        <w:pStyle w:val="ListParagraph"/>
-        <w:numPr>
-          <w:ilvl w:val="0"/>
-          <w:numId w:val="3"/>
-        </w:numPr>
-        <w:spacing w:after="100" w:line="300" w:lineRule="auto"/>
-      </w:pPr>
-      <w:r>
-        <w:rPr>
-          <w:b/>
-          <w:bCs/>
-        </w:rPr>
-        <w:t xml:space="preserve">θ₂ = 180° (full flexion): </w:t>
-      </w:r>
-      <w:r>
-        <w:t>The arm would be folded completely back on itself. This is outside our joint range (max 145°), so it is not encountered in practice. However, note that as θ₂ approaches 145°, the manipulability is already reduced—the arm is approaching a mechanically disadvantaged configuration.</w:t>
-      </w:r>
-    </w:p>
-    <w:tbl>
-      <w:tblPr>
-        <w:tblW w:w="9360" w:type="dxa"/>
-        <w:tblBorders>
-          <w:top w:val="single" w:sz="4" w:space="0" w:color="auto"/>
-          <w:left w:val="single" w:sz="4" w:space="0" w:color="auto"/>
-          <w:bottom w:val="single" w:sz="4" w:space="0" w:color="auto"/>
-          <w:right w:val="single" w:sz="4" w:space="0" w:color="auto"/>
-          <w:insideH w:val="single" w:sz="4" w:space="0" w:color="auto"/>
-          <w:insideV w:val="single" w:sz="4" w:space="0" w:color="auto"/>
-        </w:tblBorders>
-        <w:tblCellMar>
-          <w:left w:w="10" w:type="dxa"/>
-          <w:right w:w="10" w:type="dxa"/>
-        </w:tblCellMar>
-        <w:tblLook w:val="0000" w:firstRow="0" w:lastRow="0" w:firstColumn="0" w:lastColumn="0" w:noHBand="0" w:noVBand="0"/>
-      </w:tblPr>
-      <w:tblGrid>
-        <w:gridCol w:w="9360"/>
-      </w:tblGrid>
-      <w:tr>
-        <w:tc>
-          <w:tcPr>
-            <w:tcW w:w="9360" w:type="dxa"/>
-            <w:tcBorders>
-              <w:top w:val="single" w:sz="1" w:space="0" w:color="2E86AB"/>
-              <w:left w:val="single" w:sz="1" w:space="0" w:color="2E86AB"/>
-              <w:bottom w:val="single" w:sz="1" w:space="0" w:color="2E86AB"/>
-              <w:right w:val="single" w:sz="1" w:space="0" w:color="2E86AB"/>
-            </w:tcBorders>
-            <w:shd w:val="clear" w:color="auto" w:fill="E8F1F8"/>
-            <w:tcMar>
-              <w:top w:w="120" w:type="dxa"/>
-              <w:left w:w="200" w:type="dxa"/>
-              <w:bottom w:w="120" w:type="dxa"/>
-              <w:right w:w="200" w:type="dxa"/>
-            </w:tcMar>
-          </w:tcPr>
-          <w:p>
-            <w:pPr>
-              <w:spacing w:after="80"/>
-            </w:pPr>
-            <w:r>
-              <w:rPr>
-                <w:rFonts w:ascii="Georgia" w:eastAsia="Georgia" w:hAnsi="Georgia" w:cs="Georgia"/>
-                <w:b/>
-                <w:bCs/>
-                <w:color w:val="2E86AB"/>
-              </w:rPr>
-              <w:t>Singularities and the Brain</w:t>
-            </w:r>
-          </w:p>
-          <w:p>
-            <w:pPr>
-              <w:spacing w:after="160" w:line="300" w:lineRule="auto"/>
-            </w:pPr>
-            <w:r>
-              <w:t xml:space="preserve">Near singularities, the inverse Jacobian has very large entries, meaning tiny endpoint motions demand enormous joint velocities. The motor system appears to “know” about singularities: people naturally avoid fully extended arm configurations and slow down when approaching them. </w:t>
-            </w:r>
-            <w:r>
-              <w:rPr>
-                <w:highlight w:val="yellow"/>
-              </w:rPr>
-              <w:t>Signal-dependent noise (Week 7) further penalizes the large motor commands that singularities demand.</w:t>
-            </w:r>
-          </w:p>
-        </w:tc>
-      </w:tr>
-    </w:tbl>
-    <w:p>
-      <w:pPr>
-        <w:spacing w:before="200" w:after="80"/>
-        <w:jc w:val="center"/>
-      </w:pPr>
-      <w:r>
-        <w:rPr>
-          <w:noProof/>
-        </w:rPr>
-        <w:lastRenderedPageBreak/>
-        <w:drawing>
-          <wp:inline distT="0" distB="0" distL="0" distR="0" wp14:anchorId="76360CF9" wp14:editId="129CA97A">
-            <wp:extent cx="5334000" cy="2286000"/>
-            <wp:effectExtent l="0" t="0" r="0" b="0"/>
-            <wp:docPr id="273273919" name="Figure 5. Left: near singularity (θ₂ = 5°), the velocity ellipsoid is highly elongated — radial motion is nearly impossible. Right: at θ₂ = 90°, the ellipsoid is nearly circular." descr="Figure 5. Left: near singularity (θ₂ = 5°), the velocity ellipsoid is highly elongated — radial motion is nearly impossible. Right: at θ₂ = 90°, the ellipsoid is nearly circular." title="Figure 5. Left: near singularity (θ₂ = 5°), the velocity ellipsoid is highly elongated — radial motion is nearly impossible. Right: at θ₂ = 90°, the ellipsoid is nearly circular."/>
-            <wp:cNvGraphicFramePr>
-              <a:graphicFrameLocks xmlns:a="http://schemas.openxmlformats.org/drawingml/2006/main" noChangeAspect="1"/>
-            </wp:cNvGraphicFramePr>
-            <a:graphic xmlns:a="http://schemas.openxmlformats.org/drawingml/2006/main">
-              <a:graphicData uri="http://schemas.openxmlformats.org/drawingml/2006/picture">
-                <pic:pic xmlns:pic="http://schemas.openxmlformats.org/drawingml/2006/picture">
-                  <pic:nvPicPr>
-                    <pic:cNvPr id="0" name=""/>
-                    <pic:cNvPicPr>
-                      <a:picLocks noChangeAspect="1" noChangeArrowheads="1"/>
-                    </pic:cNvPicPr>
-                  </pic:nvPicPr>
-                  <pic:blipFill>
-                    <a:blip r:embed="rId11"/>
-                    <a:srcRect/>
-                    <a:stretch>
-                      <a:fillRect/>
-                    </a:stretch>
-                  </pic:blipFill>
-                  <pic:spPr bwMode="auto">
-                    <a:xfrm>
-                      <a:off x="0" y="0"/>
-                      <a:ext cx="5334000" cy="2286000"/>
-                    </a:xfrm>
-                    <a:prstGeom prst="rect">
-                      <a:avLst/>
-                    </a:prstGeom>
-                  </pic:spPr>
-                </pic:pic>
-              </a:graphicData>
-            </a:graphic>
-          </wp:inline>
-        </w:drawing>
-      </w:r>
-    </w:p>
-    <w:p>
-      <w:pPr>
-        <w:spacing w:after="200"/>
-        <w:jc w:val="center"/>
-      </w:pPr>
-      <w:r>
-        <w:rPr>
-          <w:i/>
-          <w:iCs/>
-          <w:color w:val="666666"/>
-          <w:sz w:val="20"/>
-          <w:szCs w:val="20"/>
-        </w:rPr>
-        <w:t>Figure 5. Left: near singularity (θ₂ = 5°), the velocity ellipsoid is highly elongated — radial motion is nearly impossible. Right: at θ₂ = 90°, the ellipsoid is nearly circular.</w:t>
-      </w:r>
-    </w:p>
-    <w:p>
-      <w:pPr>
-        <w:pStyle w:val="Heading2"/>
-        <w:pBdr>
-          <w:bottom w:val="single" w:sz="1" w:space="4" w:color="2E86AB"/>
-        </w:pBdr>
-      </w:pPr>
-      <w:proofErr w:type="gramStart"/>
-      <w:r>
-        <w:t>4.3  The</w:t>
-      </w:r>
-      <w:proofErr w:type="gramEnd"/>
-      <w:r>
-        <w:t xml:space="preserve"> Jacobian as a Velocity Transformer</w:t>
-      </w:r>
-    </w:p>
-    <w:p>
-      <w:pPr>
-        <w:spacing w:after="160" w:line="300" w:lineRule="auto"/>
-      </w:pPr>
-      <w:r>
-        <w:t>The Jacobian’s fundamental role is converting between two representations of the same motion. Suppose the joints rotate with angular velocity θ̇ = (θ̇₁, θ̇₂). Then the endpoint moves with velocity:</w:t>
-      </w:r>
-    </w:p>
-    <w:p>
-      <w:pPr>
-        <w:tabs>
-          <w:tab w:val="right" w:pos="9026"/>
-        </w:tabs>
-        <w:spacing w:before="200" w:after="200"/>
-        <w:ind w:left="720"/>
-        <w:jc w:val="center"/>
-      </w:pPr>
-      <w:r>
-        <w:rPr>
-          <w:rFonts w:ascii="Cambria Math" w:eastAsia="Cambria Math" w:hAnsi="Cambria Math" w:cs="Cambria Math"/>
-          <w:color w:val="1B2A4A"/>
-          <w:sz w:val="24"/>
-          <w:szCs w:val="24"/>
-        </w:rPr>
-        <w:t xml:space="preserve">ṗ = J(q) · </w:t>
-      </w:r>
       <m:oMath>
         <m:acc>
           <m:accPr>
@@ -4734,19 +4960,28 @@
                 <w:sz w:val="24"/>
                 <w:szCs w:val="24"/>
               </w:rPr>
-              <m:t>θ</m:t>
+              <m:t>θ̇</m:t>
             </m:r>
           </m:e>
         </m:acc>
       </m:oMath>
       <w:r>
         <w:rPr>
+          <w:rFonts w:ascii="Cambria Math" w:eastAsia="Cambria Math" w:hAnsi="Cambria Math" w:cs="Cambria Math"/>
+          <w:color w:val="1B2A4A"/>
+          <w:sz w:val="24"/>
+          <w:szCs w:val="24"/>
+        </w:rPr>
+        <w:t xml:space="preserve"> = J⁻¹(q) · ṗ</w:t>
+      </w:r>
+      <w:r>
+        <w:rPr>
           <w:color w:val="666666"/>
           <w:sz w:val="20"/>
           <w:szCs w:val="20"/>
         </w:rPr>
         <w:tab/>
-        <w:t>(4.6)</w:t>
+        <w:t>(4.7)</w:t>
       </w:r>
     </w:p>
     <w:p>
@@ -4754,27 +4989,22 @@
         <w:spacing w:after="160" w:line="300" w:lineRule="auto"/>
       </w:pPr>
       <w:r>
-        <w:t xml:space="preserve">Note that J depends on the current configuration q. The </w:t>
-      </w:r>
-      <w:r>
-        <w:rPr>
-          <w:i/>
-          <w:iCs/>
-        </w:rPr>
-        <w:t>same</w:t>
-      </w:r>
-      <w:r>
-        <w:t xml:space="preserve"> joint velocities produce </w:t>
-      </w:r>
-      <w:r>
-        <w:rPr>
-          <w:i/>
-          <w:iCs/>
-        </w:rPr>
-        <w:t>different</w:t>
-      </w:r>
-      <w:r>
-        <w:t xml:space="preserve"> endpoint velocities at different arm postures. This configuration dependence is a core challenge: the brain cannot use a fixed mapping from joint speeds to hand speeds.</w:t>
+        <w:t>This exists whenever det(J) ≠ 0. At singularities, the inverse does not exist, and certain endpoint velocity directions become impossible to achieve.</w:t>
+      </w:r>
+    </w:p>
+    <w:p>
+      <w:r>
+        <w:br w:type="page"/>
+      </w:r>
+    </w:p>
+    <w:p>
+      <w:pPr>
+        <w:pStyle w:val="Heading1"/>
+        <w:spacing w:before="0"/>
+      </w:pPr>
+      <w:r>
+        <w:lastRenderedPageBreak/>
+        <w:t>5. Manipulability Ellipsoids</w:t>
       </w:r>
     </w:p>
     <w:p>
@@ -4782,7 +5012,46 @@
         <w:spacing w:after="160" w:line="300" w:lineRule="auto"/>
       </w:pPr>
       <w:r>
-        <w:t>Conversely, to achieve a desired endpoint velocity, we need:</w:t>
+        <w:t>The Jacobian tells us how joint velocities map to endpoint velocities. But which endpoint directions are “easy” (achievable with small joint speeds</w:t>
+      </w:r>
+      <w:proofErr w:type="gramStart"/>
+      <w:r>
+        <w:t>)</w:t>
+      </w:r>
+      <w:proofErr w:type="gramEnd"/>
+      <w:r>
+        <w:t xml:space="preserve"> and which are “hard” (requiring large joint speeds)? The </w:t>
+      </w:r>
+      <w:r>
+        <w:rPr>
+          <w:b/>
+          <w:bCs/>
+        </w:rPr>
+        <w:t>manipulability ellipsoid</w:t>
+      </w:r>
+      <w:r>
+        <w:t xml:space="preserve"> answers this question visually and quantitatively.</w:t>
+      </w:r>
+    </w:p>
+    <w:p>
+      <w:pPr>
+        <w:pStyle w:val="Heading2"/>
+        <w:pBdr>
+          <w:bottom w:val="single" w:sz="2" w:space="4" w:color="2E86AB"/>
+        </w:pBdr>
+      </w:pPr>
+      <w:proofErr w:type="gramStart"/>
+      <w:r>
+        <w:t>5.1  Construction</w:t>
+      </w:r>
+      <w:proofErr w:type="gramEnd"/>
+    </w:p>
+    <w:p>
+      <w:pPr>
+        <w:spacing w:after="160" w:line="300" w:lineRule="auto"/>
+      </w:pPr>
+      <w:r>
+        <w:t>Consider the set of all joint velocities with unit norm:</w:t>
       </w:r>
     </w:p>
     <w:p>
@@ -4794,6 +5063,15 @@
         <w:ind w:left="720"/>
         <w:jc w:val="center"/>
       </w:pPr>
+      <w:r>
+        <w:rPr>
+          <w:rFonts w:ascii="Cambria Math" w:eastAsia="Cambria Math" w:hAnsi="Cambria Math" w:cs="Cambria Math"/>
+          <w:color w:val="1B2A4A"/>
+          <w:sz w:val="24"/>
+          <w:szCs w:val="24"/>
+        </w:rPr>
+        <w:t>||</w:t>
+      </w:r>
       <m:oMath>
         <m:acc>
           <m:accPr>
@@ -4816,7 +5094,7 @@
                 <w:sz w:val="24"/>
                 <w:szCs w:val="24"/>
               </w:rPr>
-              <m:t>θ</m:t>
+              <m:t>θ̇</m:t>
             </m:r>
           </m:e>
         </m:acc>
@@ -4828,104 +5106,7 @@
           <w:sz w:val="24"/>
           <w:szCs w:val="24"/>
         </w:rPr>
-        <w:t xml:space="preserve"> = J⁻¹(q) · ṗ</w:t>
-      </w:r>
-      <w:r>
-        <w:rPr>
-          <w:color w:val="666666"/>
-          <w:sz w:val="20"/>
-          <w:szCs w:val="20"/>
-        </w:rPr>
-        <w:tab/>
-        <w:t>(4.7)</w:t>
-      </w:r>
-    </w:p>
-    <w:p>
-      <w:pPr>
-        <w:spacing w:after="160" w:line="300" w:lineRule="auto"/>
-      </w:pPr>
-      <w:r>
-        <w:t>This exists whenever det(J) ≠ 0. At singularities, the inverse does not exist, and certain endpoint velocity directions become impossible to achieve.</w:t>
-      </w:r>
-    </w:p>
-    <w:p>
-      <w:r>
-        <w:br w:type="page"/>
-      </w:r>
-    </w:p>
-    <w:p>
-      <w:pPr>
-        <w:pStyle w:val="Heading1"/>
-      </w:pPr>
-      <w:r>
-        <w:lastRenderedPageBreak/>
-        <w:t>5. Manipulability Ellipsoids</w:t>
-      </w:r>
-    </w:p>
-    <w:p>
-      <w:pPr>
-        <w:spacing w:after="160" w:line="300" w:lineRule="auto"/>
-      </w:pPr>
-      <w:r>
-        <w:t>The Jacobian tells us how joint velocities map to endpoint velocities. But which endpoint directions are “easy” (achievable with small joint speeds</w:t>
-      </w:r>
-      <w:proofErr w:type="gramStart"/>
-      <w:r>
-        <w:t>)</w:t>
-      </w:r>
-      <w:proofErr w:type="gramEnd"/>
-      <w:r>
-        <w:t xml:space="preserve"> and which are “hard” (requiring large joint speeds)? The </w:t>
-      </w:r>
-      <w:r>
-        <w:rPr>
-          <w:b/>
-          <w:bCs/>
-        </w:rPr>
-        <w:t>manipulability ellipsoid</w:t>
-      </w:r>
-      <w:r>
-        <w:t xml:space="preserve"> answers this question visually and quantitatively.</w:t>
-      </w:r>
-    </w:p>
-    <w:p>
-      <w:pPr>
-        <w:pStyle w:val="Heading2"/>
-        <w:pBdr>
-          <w:bottom w:val="single" w:sz="1" w:space="4" w:color="2E86AB"/>
-        </w:pBdr>
-      </w:pPr>
-      <w:proofErr w:type="gramStart"/>
-      <w:r>
-        <w:t>5.1  Construction</w:t>
-      </w:r>
-      <w:proofErr w:type="gramEnd"/>
-    </w:p>
-    <w:p>
-      <w:pPr>
-        <w:spacing w:after="160" w:line="300" w:lineRule="auto"/>
-      </w:pPr>
-      <w:r>
-        <w:t>Consider the set of all joint velocities with unit norm:</w:t>
-      </w:r>
-    </w:p>
-    <w:p>
-      <w:pPr>
-        <w:tabs>
-          <w:tab w:val="right" w:pos="9026"/>
-        </w:tabs>
-        <w:spacing w:before="200" w:after="200"/>
-        <w:ind w:left="720"/>
-        <w:jc w:val="center"/>
-      </w:pPr>
-      <w:r>
-        <w:rPr>
-          <w:rFonts w:ascii="Cambria Math" w:eastAsia="Cambria Math" w:hAnsi="Cambria Math" w:cs="Cambria Math"/>
-          <w:color w:val="1B2A4A"/>
-          <w:sz w:val="24"/>
-          <w:szCs w:val="24"/>
-        </w:rPr>
-        <w:t>||</w:t>
+        <w:t xml:space="preserve">||² = </w:t>
       </w:r>
       <m:oMath>
         <m:acc>
@@ -4949,7 +5130,7 @@
                 <w:sz w:val="24"/>
                 <w:szCs w:val="24"/>
               </w:rPr>
-              <m:t>θ</m:t>
+              <m:t>θ̇</m:t>
             </m:r>
           </m:e>
         </m:acc>
@@ -4961,7 +5142,7 @@
           <w:sz w:val="24"/>
           <w:szCs w:val="24"/>
         </w:rPr>
-        <w:t>||² = θ̇ᵀ</w:t>
+        <w:t>ᵀ</w:t>
       </w:r>
       <m:oMath>
         <m:acc>
@@ -4985,7 +5166,7 @@
                 <w:sz w:val="24"/>
                 <w:szCs w:val="24"/>
               </w:rPr>
-              <m:t>θ</m:t>
+              <m:t>θ̇</m:t>
             </m:r>
           </m:e>
         </m:acc>
@@ -5014,7 +5195,13 @@
         <w:spacing w:after="160" w:line="300" w:lineRule="auto"/>
       </w:pPr>
       <w:r>
-        <w:t xml:space="preserve">This defines a unit circle in joint-velocity space. Under the linear mapping ṗ = </w:t>
+        <w:t xml:space="preserve">This defines a unit circle in joint-velocity space. Under the linear mapping </w:t>
+      </w:r>
+      <w:r>
+        <w:t>ṗ</w:t>
+      </w:r>
+      <w:r>
+        <w:t xml:space="preserve"> = </w:t>
       </w:r>
       <w:proofErr w:type="spellStart"/>
       <w:r>
@@ -5022,7 +5209,16 @@
       </w:r>
       <w:proofErr w:type="spellEnd"/>
       <w:r>
-        <w:t>̇, this circle maps to an ellipse in endpoint-velocity space. To characterize this ellipse, substitute θ̇ = J⁻¹ṗ into the unit-norm constraint:</w:t>
+        <w:t>̇</w:t>
+      </w:r>
+      <w:r>
+        <w:t>, this circle maps to an ellipse in endpoint-velocity space. To characterize this ellipse, substitute θ̇ = J⁻¹</w:t>
+      </w:r>
+      <w:r>
+        <w:t>ṗ</w:t>
+      </w:r>
+      <w:r>
+        <w:t xml:space="preserve"> into the unit-norm constraint:</w:t>
       </w:r>
     </w:p>
     <w:p>
@@ -5051,7 +5247,25 @@
           <w:sz w:val="24"/>
           <w:szCs w:val="24"/>
         </w:rPr>
-        <w:t>ṗ)ᵀ</w:t>
+        <w:t>ṗ</w:t>
+      </w:r>
+      <w:r>
+        <w:rPr>
+          <w:rFonts w:ascii="Cambria Math" w:eastAsia="Cambria Math" w:hAnsi="Cambria Math" w:cs="Cambria Math"/>
+          <w:color w:val="1B2A4A"/>
+          <w:sz w:val="24"/>
+          <w:szCs w:val="24"/>
+        </w:rPr>
+        <w:t>)</w:t>
+      </w:r>
+      <w:r>
+        <w:rPr>
+          <w:rFonts w:ascii="Cambria Math" w:eastAsia="Cambria Math" w:hAnsi="Cambria Math" w:cs="Cambria Math"/>
+          <w:color w:val="1B2A4A"/>
+          <w:sz w:val="24"/>
+          <w:szCs w:val="24"/>
+        </w:rPr>
+        <w:t>ᵀ</w:t>
       </w:r>
       <w:proofErr w:type="gramEnd"/>
       <w:r>
@@ -5061,7 +5275,25 @@
           <w:sz w:val="24"/>
           <w:szCs w:val="24"/>
         </w:rPr>
-        <w:t>(J⁻¹ṗ) = 1</w:t>
+        <w:t>(J⁻¹</w:t>
+      </w:r>
+      <w:r>
+        <w:rPr>
+          <w:rFonts w:ascii="Cambria Math" w:eastAsia="Cambria Math" w:hAnsi="Cambria Math" w:cs="Cambria Math"/>
+          <w:color w:val="1B2A4A"/>
+          <w:sz w:val="24"/>
+          <w:szCs w:val="24"/>
+        </w:rPr>
+        <w:t>ṗ</w:t>
+      </w:r>
+      <w:r>
+        <w:rPr>
+          <w:rFonts w:ascii="Cambria Math" w:eastAsia="Cambria Math" w:hAnsi="Cambria Math" w:cs="Cambria Math"/>
+          <w:color w:val="1B2A4A"/>
+          <w:sz w:val="24"/>
+          <w:szCs w:val="24"/>
+        </w:rPr>
+        <w:t>) = 1</w:t>
       </w:r>
       <w:r>
         <w:rPr>
@@ -5089,7 +5321,61 @@
           <w:sz w:val="24"/>
           <w:szCs w:val="24"/>
         </w:rPr>
-        <w:t>ṗᵀ (J⁻ᵀ J⁻¹) ṗ = 1</w:t>
+        <w:t>ṗ</w:t>
+      </w:r>
+      <w:r>
+        <w:rPr>
+          <w:rFonts w:ascii="Cambria Math" w:eastAsia="Cambria Math" w:hAnsi="Cambria Math" w:cs="Cambria Math"/>
+          <w:color w:val="1B2A4A"/>
+          <w:sz w:val="24"/>
+          <w:szCs w:val="24"/>
+        </w:rPr>
+        <w:t>ᵀ</w:t>
+      </w:r>
+      <w:r>
+        <w:rPr>
+          <w:rFonts w:ascii="Cambria Math" w:eastAsia="Cambria Math" w:hAnsi="Cambria Math" w:cs="Cambria Math"/>
+          <w:color w:val="1B2A4A"/>
+          <w:sz w:val="24"/>
+          <w:szCs w:val="24"/>
+        </w:rPr>
+        <w:t xml:space="preserve"> (J⁻</w:t>
+      </w:r>
+      <w:r>
+        <w:rPr>
+          <w:rFonts w:ascii="Cambria Math" w:eastAsia="Cambria Math" w:hAnsi="Cambria Math" w:cs="Cambria Math"/>
+          <w:color w:val="1B2A4A"/>
+          <w:sz w:val="24"/>
+          <w:szCs w:val="24"/>
+        </w:rPr>
+        <w:t>ᵀ</w:t>
+      </w:r>
+      <w:r>
+        <w:rPr>
+          <w:rFonts w:ascii="Cambria Math" w:eastAsia="Cambria Math" w:hAnsi="Cambria Math" w:cs="Cambria Math"/>
+          <w:color w:val="1B2A4A"/>
+          <w:sz w:val="24"/>
+          <w:szCs w:val="24"/>
+        </w:rPr>
+        <w:t xml:space="preserve"> J⁻¹) </w:t>
+      </w:r>
+      <w:r>
+        <w:rPr>
+          <w:rFonts w:ascii="Cambria Math" w:eastAsia="Cambria Math" w:hAnsi="Cambria Math" w:cs="Cambria Math"/>
+          <w:color w:val="1B2A4A"/>
+          <w:sz w:val="24"/>
+          <w:szCs w:val="24"/>
+        </w:rPr>
+        <w:t>ṗ</w:t>
+      </w:r>
+      <w:r>
+        <w:rPr>
+          <w:rFonts w:ascii="Cambria Math" w:eastAsia="Cambria Math" w:hAnsi="Cambria Math" w:cs="Cambria Math"/>
+          <w:color w:val="1B2A4A"/>
+          <w:sz w:val="24"/>
+          <w:szCs w:val="24"/>
+        </w:rPr>
+        <w:t xml:space="preserve"> = 1</w:t>
       </w:r>
       <w:r>
         <w:rPr>
@@ -5117,7 +5403,61 @@
           <w:sz w:val="24"/>
           <w:szCs w:val="24"/>
         </w:rPr>
-        <w:t>ṗᵀ (JJᵀ)⁻¹ ṗ = 1</w:t>
+        <w:t>ṗ</w:t>
+      </w:r>
+      <w:r>
+        <w:rPr>
+          <w:rFonts w:ascii="Cambria Math" w:eastAsia="Cambria Math" w:hAnsi="Cambria Math" w:cs="Cambria Math"/>
+          <w:color w:val="1B2A4A"/>
+          <w:sz w:val="24"/>
+          <w:szCs w:val="24"/>
+        </w:rPr>
+        <w:t>ᵀ</w:t>
+      </w:r>
+      <w:r>
+        <w:rPr>
+          <w:rFonts w:ascii="Cambria Math" w:eastAsia="Cambria Math" w:hAnsi="Cambria Math" w:cs="Cambria Math"/>
+          <w:color w:val="1B2A4A"/>
+          <w:sz w:val="24"/>
+          <w:szCs w:val="24"/>
+        </w:rPr>
+        <w:t xml:space="preserve"> (JJ</w:t>
+      </w:r>
+      <w:r>
+        <w:rPr>
+          <w:rFonts w:ascii="Cambria Math" w:eastAsia="Cambria Math" w:hAnsi="Cambria Math" w:cs="Cambria Math"/>
+          <w:color w:val="1B2A4A"/>
+          <w:sz w:val="24"/>
+          <w:szCs w:val="24"/>
+        </w:rPr>
+        <w:t>ᵀ</w:t>
+      </w:r>
+      <w:r>
+        <w:rPr>
+          <w:rFonts w:ascii="Cambria Math" w:eastAsia="Cambria Math" w:hAnsi="Cambria Math" w:cs="Cambria Math"/>
+          <w:color w:val="1B2A4A"/>
+          <w:sz w:val="24"/>
+          <w:szCs w:val="24"/>
+        </w:rPr>
+        <w:t xml:space="preserve">)⁻¹ </w:t>
+      </w:r>
+      <w:r>
+        <w:rPr>
+          <w:rFonts w:ascii="Cambria Math" w:eastAsia="Cambria Math" w:hAnsi="Cambria Math" w:cs="Cambria Math"/>
+          <w:color w:val="1B2A4A"/>
+          <w:sz w:val="24"/>
+          <w:szCs w:val="24"/>
+        </w:rPr>
+        <w:t>ṗ</w:t>
+      </w:r>
+      <w:r>
+        <w:rPr>
+          <w:rFonts w:ascii="Cambria Math" w:eastAsia="Cambria Math" w:hAnsi="Cambria Math" w:cs="Cambria Math"/>
+          <w:color w:val="1B2A4A"/>
+          <w:sz w:val="24"/>
+          <w:szCs w:val="24"/>
+        </w:rPr>
+        <w:t xml:space="preserve"> = 1</w:t>
       </w:r>
       <w:r>
         <w:rPr>
@@ -5141,7 +5481,14 @@
           <w:b/>
           <w:bCs/>
         </w:rPr>
-        <w:t>A = JJᵀ</w:t>
+        <w:t>A = JJ</w:t>
+      </w:r>
+      <w:r>
+        <w:rPr>
+          <w:b/>
+          <w:bCs/>
+        </w:rPr>
+        <w:t>ᵀ</w:t>
       </w:r>
       <w:r>
         <w:t xml:space="preserve"> defines the ellipsoid. Its eigenvectors give the principal axes of the ellipse, and its eigenvalues give the squared semi-axis lengths.</w:t>
@@ -5151,7 +5498,7 @@
       <w:pPr>
         <w:pStyle w:val="Heading2"/>
         <w:pBdr>
-          <w:bottom w:val="single" w:sz="1" w:space="4" w:color="2E86AB"/>
+          <w:bottom w:val="single" w:sz="2" w:space="4" w:color="2E86AB"/>
         </w:pBdr>
       </w:pPr>
       <w:proofErr w:type="gramStart"/>
@@ -5174,7 +5521,13 @@
         <w:rPr>
           <w:rFonts w:ascii="Cambria Math" w:eastAsia="Cambria Math" w:hAnsi="Cambria Math" w:cs="Cambria Math"/>
         </w:rPr>
-        <w:t>A = JJᵀ</w:t>
+        <w:t>A = JJ</w:t>
+      </w:r>
+      <w:r>
+        <w:rPr>
+          <w:rFonts w:ascii="Cambria Math" w:eastAsia="Cambria Math" w:hAnsi="Cambria Math" w:cs="Cambria Math"/>
+        </w:rPr>
+        <w:t>ᵀ</w:t>
       </w:r>
       <w:r>
         <w:t>. Since A is a 2×2 symmetric positive semi-definite matrix, it has two real non-negative eigenvalues λ₁ ≥ λ₂ ≥ 0. The interpretation:</w:t>
@@ -5185,7 +5538,7 @@
         <w:pStyle w:val="ListParagraph"/>
         <w:numPr>
           <w:ilvl w:val="0"/>
-          <w:numId w:val="3"/>
+          <w:numId w:val="2"/>
         </w:numPr>
         <w:spacing w:after="100" w:line="300" w:lineRule="auto"/>
       </w:pPr>
@@ -5215,7 +5568,7 @@
         <w:pStyle w:val="ListParagraph"/>
         <w:numPr>
           <w:ilvl w:val="0"/>
-          <w:numId w:val="3"/>
+          <w:numId w:val="2"/>
         </w:numPr>
         <w:spacing w:after="100" w:line="300" w:lineRule="auto"/>
       </w:pPr>
@@ -5272,7 +5625,7 @@
       <w:pPr>
         <w:pStyle w:val="Heading2"/>
         <w:pBdr>
-          <w:bottom w:val="single" w:sz="1" w:space="4" w:color="2E86AB"/>
+          <w:bottom w:val="single" w:sz="2" w:space="4" w:color="2E86AB"/>
         </w:pBdr>
       </w:pPr>
       <w:proofErr w:type="gramStart"/>
@@ -5328,7 +5681,16 @@
           <w:sz w:val="24"/>
           <w:szCs w:val="24"/>
         </w:rPr>
-        <w:t>(JJᵀ</w:t>
+        <w:t>(JJ</w:t>
+      </w:r>
+      <w:r>
+        <w:rPr>
+          <w:rFonts w:ascii="Cambria Math" w:eastAsia="Cambria Math" w:hAnsi="Cambria Math" w:cs="Cambria Math"/>
+          <w:color w:val="1B2A4A"/>
+          <w:sz w:val="24"/>
+          <w:szCs w:val="24"/>
+        </w:rPr>
+        <w:t>ᵀ</w:t>
       </w:r>
       <w:proofErr w:type="gramStart"/>
       <w:r>
@@ -5385,7 +5747,13 @@
       </w:r>
       <w:proofErr w:type="gramEnd"/>
       <w:r>
-        <w:t xml:space="preserve">JJᵀ) = </w:t>
+        <w:t>JJ</w:t>
+      </w:r>
+      <w:r>
+        <w:t>ᵀ</w:t>
+      </w:r>
+      <w:r>
+        <w:t xml:space="preserve">) = </w:t>
       </w:r>
       <w:proofErr w:type="spellStart"/>
       <w:r>
@@ -5417,7 +5785,7 @@
         <w:pStyle w:val="ListParagraph"/>
         <w:numPr>
           <w:ilvl w:val="0"/>
-          <w:numId w:val="3"/>
+          <w:numId w:val="2"/>
         </w:numPr>
         <w:spacing w:after="100" w:line="300" w:lineRule="auto"/>
       </w:pPr>
@@ -5440,7 +5808,7 @@
         <w:pStyle w:val="ListParagraph"/>
         <w:numPr>
           <w:ilvl w:val="0"/>
-          <w:numId w:val="3"/>
+          <w:numId w:val="2"/>
         </w:numPr>
         <w:spacing w:after="100" w:line="300" w:lineRule="auto"/>
       </w:pPr>
@@ -5453,7 +5821,7 @@
         <w:pStyle w:val="ListParagraph"/>
         <w:numPr>
           <w:ilvl w:val="0"/>
-          <w:numId w:val="3"/>
+          <w:numId w:val="2"/>
         </w:numPr>
         <w:spacing w:after="100" w:line="300" w:lineRule="auto"/>
       </w:pPr>
@@ -5481,10 +5849,10 @@
           <w:noProof/>
         </w:rPr>
         <w:drawing>
-          <wp:inline distT="0" distB="0" distL="0" distR="0" wp14:anchorId="1F1E7687" wp14:editId="6EB5DE46">
+          <wp:inline distT="0" distB="0" distL="0" distR="0" wp14:anchorId="6B76668B" wp14:editId="3848C15B">
             <wp:extent cx="4953000" cy="2190750"/>
             <wp:effectExtent l="0" t="0" r="0" b="0"/>
-            <wp:docPr id="452268829" name="Figure 7. Yoshikawa's manipulability w over the anatomical elbow range [0°, 145°]. Maximum at θ₂ = 90°; singularity at θ₂ = 0°." descr="Figure 7. Yoshikawa's manipulability w over the anatomical elbow range [0°, 145°]. Maximum at θ₂ = 90°; singularity at θ₂ = 0°." title="Figure 7. Yoshikawa's manipulability w over the anatomical elbow range [0°, 145°]. Maximum at θ₂ = 90°; singularity at θ₂ = 0°."/>
+            <wp:docPr id="6" name="Figure 7. Yoshikawa's manipulability w over the anatomical elbow range [0°, 145°]. Maximum at θ₂ = 90°; singularity at θ₂ = 0°." descr="Figure 7. Yoshikawa's manipulability w over the anatomical elbow range [0°, 145°]. Maximum at θ₂ = 90°; singularity at θ₂ = 0°." title="Figure 7. Yoshikawa's manipulability w over the anatomical elbow range [0°, 145°]. Maximum at θ₂ = 90°; singularity at θ₂ = 0°."/>
             <wp:cNvGraphicFramePr>
               <a:graphicFrameLocks xmlns:a="http://schemas.openxmlformats.org/drawingml/2006/main" noChangeAspect="1"/>
             </wp:cNvGraphicFramePr>
@@ -5492,14 +5860,13 @@
               <a:graphicData uri="http://schemas.openxmlformats.org/drawingml/2006/picture">
                 <pic:pic xmlns:pic="http://schemas.openxmlformats.org/drawingml/2006/picture">
                   <pic:nvPicPr>
-                    <pic:cNvPr id="0" name=""/>
+                    <pic:cNvPr id="6" name="Figure 7. Yoshikawa's manipulability w over the anatomical elbow range [0°, 145°]. Maximum at θ₂ = 90°; singularity at θ₂ = 0°." descr="Figure 7. Yoshikawa's manipulability w over the anatomical elbow range [0°, 145°]. Maximum at θ₂ = 90°; singularity at θ₂ = 0°." title="Figure 7. Yoshikawa's manipulability w over the anatomical elbow range [0°, 145°]. Maximum at θ₂ = 90°; singularity at θ₂ = 0°."/>
                     <pic:cNvPicPr>
                       <a:picLocks noChangeAspect="1" noChangeArrowheads="1"/>
                     </pic:cNvPicPr>
                   </pic:nvPicPr>
                   <pic:blipFill>
-                    <a:blip r:embed="rId12"/>
-                    <a:srcRect/>
+                    <a:blip r:embed="rId13"/>
                     <a:stretch>
                       <a:fillRect/>
                     </a:stretch>
@@ -5539,17 +5906,12 @@
     <w:tbl>
       <w:tblPr>
         <w:tblW w:w="9360" w:type="dxa"/>
-        <w:tblBorders>
-          <w:top w:val="single" w:sz="4" w:space="0" w:color="auto"/>
-          <w:left w:val="single" w:sz="4" w:space="0" w:color="auto"/>
-          <w:bottom w:val="single" w:sz="4" w:space="0" w:color="auto"/>
-          <w:right w:val="single" w:sz="4" w:space="0" w:color="auto"/>
-          <w:insideH w:val="single" w:sz="4" w:space="0" w:color="auto"/>
-          <w:insideV w:val="single" w:sz="4" w:space="0" w:color="auto"/>
-        </w:tblBorders>
+        <w:tblLayout w:type="fixed"/>
         <w:tblCellMar>
-          <w:left w:w="10" w:type="dxa"/>
-          <w:right w:w="10" w:type="dxa"/>
+          <w:top w:w="120" w:type="dxa"/>
+          <w:left w:w="200" w:type="dxa"/>
+          <w:bottom w:w="120" w:type="dxa"/>
+          <w:right w:w="200" w:type="dxa"/>
         </w:tblCellMar>
         <w:tblLook w:val="0000" w:firstRow="0" w:lastRow="0" w:firstColumn="0" w:lastColumn="0" w:noHBand="0" w:noVBand="0"/>
       </w:tblPr>
@@ -5561,18 +5923,12 @@
           <w:tcPr>
             <w:tcW w:w="9360" w:type="dxa"/>
             <w:tcBorders>
-              <w:top w:val="single" w:sz="1" w:space="0" w:color="2E86AB"/>
-              <w:left w:val="single" w:sz="1" w:space="0" w:color="2E86AB"/>
-              <w:bottom w:val="single" w:sz="1" w:space="0" w:color="2E86AB"/>
-              <w:right w:val="single" w:sz="1" w:space="0" w:color="2E86AB"/>
+              <w:top w:val="single" w:sz="2" w:space="0" w:color="2E86AB"/>
+              <w:left w:val="single" w:sz="2" w:space="0" w:color="2E86AB"/>
+              <w:bottom w:val="single" w:sz="2" w:space="0" w:color="2E86AB"/>
+              <w:right w:val="single" w:sz="2" w:space="0" w:color="2E86AB"/>
             </w:tcBorders>
             <w:shd w:val="clear" w:color="auto" w:fill="E8F1F8"/>
-            <w:tcMar>
-              <w:top w:w="120" w:type="dxa"/>
-              <w:left w:w="200" w:type="dxa"/>
-              <w:bottom w:w="120" w:type="dxa"/>
-              <w:right w:w="200" w:type="dxa"/>
-            </w:tcMar>
           </w:tcPr>
           <w:p>
             <w:pPr>
@@ -5610,10 +5966,10 @@
         </w:rPr>
         <w:lastRenderedPageBreak/>
         <w:drawing>
-          <wp:inline distT="0" distB="0" distL="0" distR="0" wp14:anchorId="521D1D56" wp14:editId="41FB5A76">
+          <wp:inline distT="0" distB="0" distL="0" distR="0" wp14:anchorId="5A2E983F" wp14:editId="4893A112">
             <wp:extent cx="4572000" cy="4000500"/>
             <wp:effectExtent l="0" t="0" r="0" b="0"/>
-            <wp:docPr id="22299891" name="Figure 6. Manipulability ellipsoids sampled across the workspace. Blue = high dexterity (θ₂ near 90°); red = low dexterity (θ₂ near 0°)." descr="Figure 6. Manipulability ellipsoids sampled across the workspace. Blue = high dexterity (θ₂ near 90°); red = low dexterity (θ₂ near 0°)." title="Figure 6. Manipulability ellipsoids sampled across the workspace. Blue = high dexterity (θ₂ near 90°); red = low dexterity (θ₂ near 0°)."/>
+            <wp:docPr id="7" name="Figure 8. Manipulability ellipsoids sampled across the workspace. Blue = high dexterity (θ₂ near 90°); red = low dexterity (θ₂ near 0°)." descr="Figure 8. Manipulability ellipsoids sampled across the workspace. Blue = high dexterity (θ₂ near 90°); red = low dexterity (θ₂ near 0°)." title="Figure 8. Manipulability ellipsoids sampled across the workspace. Blue = high dexterity (θ₂ near 90°); red = low dexterity (θ₂ near 0°)."/>
             <wp:cNvGraphicFramePr>
               <a:graphicFrameLocks xmlns:a="http://schemas.openxmlformats.org/drawingml/2006/main" noChangeAspect="1"/>
             </wp:cNvGraphicFramePr>
@@ -5621,14 +5977,13 @@
               <a:graphicData uri="http://schemas.openxmlformats.org/drawingml/2006/picture">
                 <pic:pic xmlns:pic="http://schemas.openxmlformats.org/drawingml/2006/picture">
                   <pic:nvPicPr>
-                    <pic:cNvPr id="0" name=""/>
+                    <pic:cNvPr id="7" name="Figure 8. Manipulability ellipsoids sampled across the workspace. Blue = high dexterity (θ₂ near 90°); red = low dexterity (θ₂ near 0°)." descr="Figure 8. Manipulability ellipsoids sampled across the workspace. Blue = high dexterity (θ₂ near 90°); red = low dexterity (θ₂ near 0°)." title="Figure 8. Manipulability ellipsoids sampled across the workspace. Blue = high dexterity (θ₂ near 90°); red = low dexterity (θ₂ near 0°)."/>
                     <pic:cNvPicPr>
                       <a:picLocks noChangeAspect="1" noChangeArrowheads="1"/>
                     </pic:cNvPicPr>
                   </pic:nvPicPr>
                   <pic:blipFill>
-                    <a:blip r:embed="rId13"/>
-                    <a:srcRect/>
+                    <a:blip r:embed="rId14"/>
                     <a:stretch>
                       <a:fillRect/>
                     </a:stretch>
@@ -5662,14 +6017,14 @@
           <w:sz w:val="20"/>
           <w:szCs w:val="20"/>
         </w:rPr>
-        <w:t>Figure 6. Manipulability ellipsoids sampled across the workspace. Blue = high dexterity (θ₂ near 90°); red = low dexterity (θ₂ near 0°).</w:t>
+        <w:t>Figure 8. Manipulability ellipsoids sampled across the workspace. Blue = high dexterity (θ₂ near 90°); red = low dexterity (θ₂ near 0°).</w:t>
       </w:r>
     </w:p>
     <w:p>
       <w:pPr>
         <w:pStyle w:val="Heading2"/>
         <w:pBdr>
-          <w:bottom w:val="single" w:sz="1" w:space="4" w:color="2E86AB"/>
+          <w:bottom w:val="single" w:sz="2" w:space="4" w:color="2E86AB"/>
         </w:pBdr>
       </w:pPr>
       <w:proofErr w:type="gramStart"/>
@@ -5686,7 +6041,39 @@
         <w:spacing w:after="160" w:line="300" w:lineRule="auto"/>
       </w:pPr>
       <w:r>
-        <w:t>There is a dual ellipsoid for force. The relationship between joint torques τ and endpoint forces F is:</w:t>
+        <w:t>There is a dual ellipsoid for force. In static equilibrium — the arm holding a fixed posture and pushing isometrically against a rigid constraint — the principle of virtual work (</w:t>
+      </w:r>
+      <w:proofErr w:type="spellStart"/>
+      <w:r>
+        <w:t>τᵀδq</w:t>
+      </w:r>
+      <w:proofErr w:type="spellEnd"/>
+      <w:r>
+        <w:t xml:space="preserve"> = </w:t>
+      </w:r>
+      <w:proofErr w:type="spellStart"/>
+      <w:r>
+        <w:t>Fᵀδp</w:t>
+      </w:r>
+      <w:proofErr w:type="spellEnd"/>
+      <w:r>
+        <w:t xml:space="preserve">, with </w:t>
+      </w:r>
+      <w:proofErr w:type="spellStart"/>
+      <w:r>
+        <w:t>δp</w:t>
+      </w:r>
+      <w:proofErr w:type="spellEnd"/>
+      <w:r>
+        <w:t xml:space="preserve"> = </w:t>
+      </w:r>
+      <w:proofErr w:type="spellStart"/>
+      <w:r>
+        <w:t>Jδq</w:t>
+      </w:r>
+      <w:proofErr w:type="spellEnd"/>
+      <w:r>
+        <w:t>) gives τ = JᵀF, and therefore:</w:t>
       </w:r>
     </w:p>
     <w:p>
@@ -5717,42 +6104,15 @@
         <w:t>(5.6)</w:t>
       </w:r>
     </w:p>
-    <w:p>
-      <w:pPr>
-        <w:spacing w:after="160" w:line="300" w:lineRule="auto"/>
-      </w:pPr>
-      <w:r>
-        <w:t>The force ellipsoid (constructed from (J⁻¹J⁻ᵀ)) is the inverse of the velocity ellipsoid: directions in which the hand moves easily are directions in which it exerts force poorly, and vice versa. This is a kinematic version of the classical speed-force tradeoff in mechanics.</w:t>
-      </w:r>
-    </w:p>
-    <w:p>
-      <w:r>
-        <w:br w:type="page"/>
-      </w:r>
-    </w:p>
-    <w:p>
-      <w:pPr>
-        <w:pStyle w:val="Heading1"/>
-      </w:pPr>
-      <w:r>
-        <w:lastRenderedPageBreak/>
-        <w:t>6. Kinematic Redundancy &amp; the Degrees of Freedom Problem</w:t>
-      </w:r>
-    </w:p>
     <w:tbl>
       <w:tblPr>
         <w:tblW w:w="9360" w:type="dxa"/>
-        <w:tblBorders>
-          <w:top w:val="single" w:sz="4" w:space="0" w:color="auto"/>
-          <w:left w:val="single" w:sz="4" w:space="0" w:color="auto"/>
-          <w:bottom w:val="single" w:sz="4" w:space="0" w:color="auto"/>
-          <w:right w:val="single" w:sz="4" w:space="0" w:color="auto"/>
-          <w:insideH w:val="single" w:sz="4" w:space="0" w:color="auto"/>
-          <w:insideV w:val="single" w:sz="4" w:space="0" w:color="auto"/>
-        </w:tblBorders>
+        <w:tblLayout w:type="fixed"/>
         <w:tblCellMar>
-          <w:left w:w="10" w:type="dxa"/>
-          <w:right w:w="10" w:type="dxa"/>
+          <w:top w:w="120" w:type="dxa"/>
+          <w:left w:w="200" w:type="dxa"/>
+          <w:bottom w:w="120" w:type="dxa"/>
+          <w:right w:w="200" w:type="dxa"/>
         </w:tblCellMar>
         <w:tblLook w:val="0000" w:firstRow="0" w:lastRow="0" w:firstColumn="0" w:lastColumn="0" w:noHBand="0" w:noVBand="0"/>
       </w:tblPr>
@@ -5764,18 +6124,150 @@
           <w:tcPr>
             <w:tcW w:w="9360" w:type="dxa"/>
             <w:tcBorders>
-              <w:top w:val="single" w:sz="1" w:space="0" w:color="2E86AB"/>
-              <w:left w:val="single" w:sz="1" w:space="0" w:color="2E86AB"/>
-              <w:bottom w:val="single" w:sz="1" w:space="0" w:color="2E86AB"/>
-              <w:right w:val="single" w:sz="1" w:space="0" w:color="2E86AB"/>
+              <w:top w:val="single" w:sz="2" w:space="0" w:color="2E86AB"/>
+              <w:left w:val="single" w:sz="2" w:space="0" w:color="2E86AB"/>
+              <w:bottom w:val="single" w:sz="2" w:space="0" w:color="2E86AB"/>
+              <w:right w:val="single" w:sz="2" w:space="0" w:color="2E86AB"/>
             </w:tcBorders>
             <w:shd w:val="clear" w:color="auto" w:fill="E8F1F8"/>
-            <w:tcMar>
-              <w:top w:w="120" w:type="dxa"/>
-              <w:left w:w="200" w:type="dxa"/>
-              <w:bottom w:w="120" w:type="dxa"/>
-              <w:right w:w="200" w:type="dxa"/>
-            </w:tcMar>
+          </w:tcPr>
+          <w:p>
+            <w:pPr>
+              <w:spacing w:after="80"/>
+            </w:pPr>
+            <w:r>
+              <w:rPr>
+                <w:rFonts w:ascii="Georgia" w:eastAsia="Georgia" w:hAnsi="Georgia" w:cs="Georgia"/>
+                <w:b/>
+                <w:bCs/>
+                <w:color w:val="2E86AB"/>
+              </w:rPr>
+              <w:t>Why Equation 5.6 Is a Statics Result</w:t>
+            </w:r>
+          </w:p>
+          <w:p>
+            <w:pPr>
+              <w:spacing w:after="160" w:line="300" w:lineRule="auto"/>
+            </w:pPr>
+            <w:r>
+              <w:t>Equation 5.6 assumes the arm is not accelerating. Because our arm is confined to the horizontal plane, gravity drops out of the equations of motion, but the inertial terms do not. The full dynamics are M(q)θ̈ + C(</w:t>
+            </w:r>
+            <w:proofErr w:type="spellStart"/>
+            <w:proofErr w:type="gramStart"/>
+            <w:r>
+              <w:t>q,θ</w:t>
+            </w:r>
+            <w:proofErr w:type="spellEnd"/>
+            <w:r>
+              <w:t>̇</w:t>
+            </w:r>
+            <w:proofErr w:type="gramEnd"/>
+            <w:r>
+              <w:t>)θ̇ + JᵀF = τ, so in general F = J⁻</w:t>
+            </w:r>
+            <w:proofErr w:type="gramStart"/>
+            <w:r>
+              <w:t>ᵀ[</w:t>
+            </w:r>
+            <w:proofErr w:type="gramEnd"/>
+            <w:r>
+              <w:t>τ − M(q)θ̈ − C(</w:t>
+            </w:r>
+            <w:proofErr w:type="spellStart"/>
+            <w:proofErr w:type="gramStart"/>
+            <w:r>
+              <w:t>q,θ</w:t>
+            </w:r>
+            <w:proofErr w:type="spellEnd"/>
+            <w:r>
+              <w:t>̇</w:t>
+            </w:r>
+            <w:proofErr w:type="gramEnd"/>
+            <w:r>
+              <w:t xml:space="preserve">)θ̇]. During movement, part of the joint torque accelerates the limb and balances Coriolis and centrifugal </w:t>
+            </w:r>
+            <w:proofErr w:type="gramStart"/>
+            <w:r>
+              <w:t>loads, and</w:t>
+            </w:r>
+            <w:proofErr w:type="gramEnd"/>
+            <w:r>
+              <w:t xml:space="preserve"> never appears at the hand. Note that the duality itself is not restricted to statics: a force applied at the hand always contributes JᵀF to the joint torques, whatever the arm's velocity. What requires equilibrium is identifying the net joint torque with the endpoint force. The force ellipsoid is therefore a statement about isometric force production in a fixed posture; </w:t>
+            </w:r>
+            <w:r>
+              <w:lastRenderedPageBreak/>
+              <w:t xml:space="preserve">its moving-arm counterpart is the endpoint-inertia (mobility) ellipsoid built from Λ(q) = (J M⁻¹ </w:t>
+            </w:r>
+            <w:proofErr w:type="gramStart"/>
+            <w:r>
+              <w:t>Jᵀ)⁻</w:t>
+            </w:r>
+            <w:proofErr w:type="gramEnd"/>
+            <w:r>
+              <w:t>¹.</w:t>
+            </w:r>
+          </w:p>
+        </w:tc>
+      </w:tr>
+    </w:tbl>
+    <w:p/>
+    <w:p>
+      <w:pPr>
+        <w:spacing w:after="160" w:line="300" w:lineRule="auto"/>
+      </w:pPr>
+      <w:r>
+        <w:t xml:space="preserve">The force ellipsoid (constructed from JJᵀ) is the inverse of the velocity ellipsoid: substituting τ = JᵀF into the unit-norm torque constraint ||τ||² ≤ 1 gives </w:t>
+      </w:r>
+      <w:proofErr w:type="gramStart"/>
+      <w:r>
+        <w:t>Fᵀ(</w:t>
+      </w:r>
+      <w:proofErr w:type="gramEnd"/>
+      <w:r>
+        <w:t>JJᵀ)F ≤ 1, an ellipsoid whose semi-axes are the reciprocals 1/σᵢ of the velocity ellipsoid's. Directions in which the hand moves easily are directions in which it exerts force poorly, and vice versa. This is a kinematic version of the classical speed–force tradeoff in mechanics.</w:t>
+      </w:r>
+    </w:p>
+    <w:p>
+      <w:r>
+        <w:br w:type="page"/>
+      </w:r>
+    </w:p>
+    <w:p>
+      <w:pPr>
+        <w:pStyle w:val="Heading1"/>
+        <w:spacing w:before="0"/>
+      </w:pPr>
+      <w:r>
+        <w:lastRenderedPageBreak/>
+        <w:t>6. Kinematic Redundancy &amp; the Degrees of Freedom Problem</w:t>
+      </w:r>
+    </w:p>
+    <w:tbl>
+      <w:tblPr>
+        <w:tblW w:w="9360" w:type="dxa"/>
+        <w:tblLayout w:type="fixed"/>
+        <w:tblCellMar>
+          <w:top w:w="120" w:type="dxa"/>
+          <w:left w:w="200" w:type="dxa"/>
+          <w:bottom w:w="120" w:type="dxa"/>
+          <w:right w:w="200" w:type="dxa"/>
+        </w:tblCellMar>
+        <w:tblLook w:val="0000" w:firstRow="0" w:lastRow="0" w:firstColumn="0" w:lastColumn="0" w:noHBand="0" w:noVBand="0"/>
+      </w:tblPr>
+      <w:tblGrid>
+        <w:gridCol w:w="9360"/>
+      </w:tblGrid>
+      <w:tr>
+        <w:tc>
+          <w:tcPr>
+            <w:tcW w:w="9360" w:type="dxa"/>
+            <w:tcBorders>
+              <w:top w:val="single" w:sz="2" w:space="0" w:color="2E86AB"/>
+              <w:left w:val="single" w:sz="2" w:space="0" w:color="2E86AB"/>
+              <w:bottom w:val="single" w:sz="2" w:space="0" w:color="2E86AB"/>
+              <w:right w:val="single" w:sz="2" w:space="0" w:color="2E86AB"/>
+            </w:tcBorders>
+            <w:shd w:val="clear" w:color="auto" w:fill="E8F1F8"/>
           </w:tcPr>
           <w:p>
             <w:pPr>
@@ -5806,7 +6298,15 @@
               <w:t>not</w:t>
             </w:r>
             <w:r>
-              <w:t xml:space="preserve"> redundant—it has exactly as many degrees of freedom as task dimensions, so each reachable target has a finite number of IK solutions (typically one, given our joint limits). You will never encounter null spaces, pseudoinverses, or infinite solution sets in the labs. However, kinematic redundancy is one of the central problems in motor control theory, and understanding it is essential for reading the literature. The concepts introduced here—Bernstein’s problem, cost-function resolution, the Uncontrolled Manifold Hypothesis—will help you appreciate the theoretical significance of the controllers we build in Modules 2–4, even though our simplified model sidesteps the redundancy problem itself.</w:t>
+              <w:t xml:space="preserve"> redundant—it has exactly as many degrees of freedom as task dimensions, so each reachable target has a finite number of IK solutions (typically one, given our joint limits). You will never encounter null spaces, pseudoinverses, or infinite solution sets in the labs. However, kinematic redundancy is one of the central problems in motor control </w:t>
+            </w:r>
+            <w:proofErr w:type="gramStart"/>
+            <w:r>
+              <w:t>theory, and</w:t>
+            </w:r>
+            <w:proofErr w:type="gramEnd"/>
+            <w:r>
+              <w:t xml:space="preserve"> understanding it is essential for reading the literature. The concepts introduced here—Bernstein’s problem, cost-function resolution, the Uncontrolled Manifold Hypothesis—will help you appreciate the theoretical significance of the controllers we build in Modules 2–4, even though our simplified model sidesteps the redundancy problem itself.</w:t>
             </w:r>
           </w:p>
         </w:tc>
@@ -5844,7 +6344,7 @@
       <w:pPr>
         <w:pStyle w:val="Heading2"/>
         <w:pBdr>
-          <w:bottom w:val="single" w:sz="1" w:space="4" w:color="2E86AB"/>
+          <w:bottom w:val="single" w:sz="2" w:space="4" w:color="2E86AB"/>
         </w:pBdr>
       </w:pPr>
       <w:proofErr w:type="gramStart"/>
@@ -5867,22 +6367,35 @@
         <w:rPr>
           <w:rFonts w:ascii="Cambria Math" w:eastAsia="Cambria Math" w:hAnsi="Cambria Math" w:cs="Cambria Math"/>
         </w:rPr>
-        <w:t xml:space="preserve">ṗ = </w:t>
-      </w:r>
-      <w:proofErr w:type="spellStart"/>
-      <w:r>
-        <w:rPr>
-          <w:rFonts w:ascii="Cambria Math" w:eastAsia="Cambria Math" w:hAnsi="Cambria Math" w:cs="Cambria Math"/>
-        </w:rPr>
-        <w:t>Jθ</w:t>
-      </w:r>
-      <w:proofErr w:type="spellEnd"/>
-      <w:r>
-        <w:rPr>
-          <w:rFonts w:ascii="Cambria Math" w:eastAsia="Cambria Math" w:hAnsi="Cambria Math" w:cs="Cambria Math"/>
-        </w:rPr>
-        <w:t>̇</w:t>
-      </w:r>
+        <w:t>ṗ</w:t>
+      </w:r>
+      <w:r>
+        <w:rPr>
+          <w:rFonts w:ascii="Cambria Math" w:eastAsia="Cambria Math" w:hAnsi="Cambria Math" w:cs="Cambria Math"/>
+        </w:rPr>
+        <w:t xml:space="preserve"> = J</w:t>
+      </w:r>
+      <m:oMath>
+        <m:acc>
+          <m:accPr>
+            <m:chr m:val="̇"/>
+            <m:ctrlPr>
+              <w:rPr>
+                <w:rFonts w:ascii="Cambria Math" w:eastAsia="Cambria Math" w:hAnsi="Cambria Math" w:cs="Cambria Math"/>
+                <w:i/>
+              </w:rPr>
+            </m:ctrlPr>
+          </m:accPr>
+          <m:e>
+            <m:r>
+              <w:rPr>
+                <w:rFonts w:ascii="Cambria Math" w:eastAsia="Cambria Math" w:hAnsi="Cambria Math" w:cs="Cambria Math"/>
+              </w:rPr>
+              <m:t>θ̇</m:t>
+            </m:r>
+          </m:e>
+        </m:acc>
+      </m:oMath>
       <w:r>
         <w:t xml:space="preserve"> is </w:t>
       </w:r>
@@ -5894,7 +6407,13 @@
         <w:t>underdetermined</w:t>
       </w:r>
       <w:r>
-        <w:t>: infinitely many joint velocity vectors θ̇ can produce the same endpoint velocity ṗ. Mathematically, the null space of J is non-empty:</w:t>
+        <w:t xml:space="preserve">: infinitely many joint velocity vectors θ̇ can produce the same endpoint velocity </w:t>
+      </w:r>
+      <w:r>
+        <w:t>ṗ</w:t>
+      </w:r>
+      <w:r>
+        <w:t>. Mathematically, the null space of J is non-empty:</w:t>
       </w:r>
     </w:p>
     <w:p>
@@ -5933,27 +6452,43 @@
           <w:sz w:val="24"/>
           <w:szCs w:val="24"/>
         </w:rPr>
-        <w:t xml:space="preserve"> </w:t>
-      </w:r>
-      <w:proofErr w:type="spellStart"/>
-      <w:r>
-        <w:rPr>
-          <w:rFonts w:ascii="Cambria Math" w:eastAsia="Cambria Math" w:hAnsi="Cambria Math" w:cs="Cambria Math"/>
-          <w:color w:val="1B2A4A"/>
-          <w:sz w:val="24"/>
-          <w:szCs w:val="24"/>
-        </w:rPr>
-        <w:t>Jθ</w:t>
-      </w:r>
-      <w:proofErr w:type="spellEnd"/>
-      <w:r>
-        <w:rPr>
-          <w:rFonts w:ascii="Cambria Math" w:eastAsia="Cambria Math" w:hAnsi="Cambria Math" w:cs="Cambria Math"/>
-          <w:color w:val="1B2A4A"/>
-          <w:sz w:val="24"/>
-          <w:szCs w:val="24"/>
-        </w:rPr>
-        <w:t xml:space="preserve">̇ = </w:t>
+        <w:t xml:space="preserve"> J</w:t>
+      </w:r>
+      <m:oMath>
+        <m:acc>
+          <m:accPr>
+            <m:chr m:val="̇"/>
+            <m:ctrlPr>
+              <w:rPr>
+                <w:rFonts w:ascii="Cambria Math" w:eastAsia="Cambria Math" w:hAnsi="Cambria Math" w:cs="Cambria Math"/>
+                <w:i/>
+                <w:color w:val="1B2A4A"/>
+                <w:sz w:val="24"/>
+                <w:szCs w:val="24"/>
+              </w:rPr>
+            </m:ctrlPr>
+          </m:accPr>
+          <m:e>
+            <m:r>
+              <w:rPr>
+                <w:rFonts w:ascii="Cambria Math" w:eastAsia="Cambria Math" w:hAnsi="Cambria Math" w:cs="Cambria Math"/>
+                <w:color w:val="1B2A4A"/>
+                <w:sz w:val="24"/>
+                <w:szCs w:val="24"/>
+              </w:rPr>
+              <m:t xml:space="preserve">θ̇ </m:t>
+            </m:r>
+          </m:e>
+        </m:acc>
+      </m:oMath>
+      <w:r>
+        <w:rPr>
+          <w:rFonts w:ascii="Cambria Math" w:eastAsia="Cambria Math" w:hAnsi="Cambria Math" w:cs="Cambria Math"/>
+          <w:color w:val="1B2A4A"/>
+          <w:sz w:val="24"/>
+          <w:szCs w:val="24"/>
+        </w:rPr>
+        <w:t xml:space="preserve">= </w:t>
       </w:r>
       <w:proofErr w:type="gramStart"/>
       <w:r>
@@ -5996,9 +6531,92 @@
     </w:p>
     <w:p>
       <w:pPr>
+        <w:spacing w:after="160" w:line="300" w:lineRule="auto"/>
+      </w:pPr>
+      <w:r>
+        <w:t>Figure 9 makes this concrete under our joint limits: the 2-DOF arm’s two IK solutions collapse to a single valid posture once hyperextension is excluded, while a redundant 3-DOF arm still reaches the same target through a continuous but bounded family of postures.</w:t>
+      </w:r>
+    </w:p>
+    <w:p>
+      <w:pPr>
+        <w:spacing w:before="200" w:after="80"/>
+        <w:jc w:val="center"/>
+      </w:pPr>
+      <w:r>
+        <w:rPr>
+          <w:noProof/>
+        </w:rPr>
+        <w:lastRenderedPageBreak/>
+        <w:drawing>
+          <wp:inline distT="0" distB="0" distL="0" distR="0" wp14:anchorId="629716DD" wp14:editId="595508A1">
+            <wp:extent cx="5334000" cy="2332355"/>
+            <wp:effectExtent l="0" t="0" r="0" b="0"/>
+            <wp:docPr id="8" name="Figure 9. Kinematic redundancy under anatomical joint limits." descr="Figure 9. Kinematic redundancy under anatomical joint limits."/>
+            <wp:cNvGraphicFramePr>
+              <a:graphicFrameLocks xmlns:a="http://schemas.openxmlformats.org/drawingml/2006/main" noChangeAspect="1"/>
+            </wp:cNvGraphicFramePr>
+            <a:graphic xmlns:a="http://schemas.openxmlformats.org/drawingml/2006/main">
+              <a:graphicData uri="http://schemas.openxmlformats.org/drawingml/2006/picture">
+                <pic:pic xmlns:pic="http://schemas.openxmlformats.org/drawingml/2006/picture">
+                  <pic:nvPicPr>
+                    <pic:cNvPr id="8" name="Figure 9. Kinematic redundancy under anatomical joint limits." descr="Figure 9. Kinematic redundancy under anatomical joint limits."/>
+                    <pic:cNvPicPr>
+                      <a:picLocks noChangeAspect="1" noChangeArrowheads="1"/>
+                    </pic:cNvPicPr>
+                  </pic:nvPicPr>
+                  <pic:blipFill>
+                    <a:blip r:embed="rId15"/>
+                    <a:stretch>
+                      <a:fillRect/>
+                    </a:stretch>
+                  </pic:blipFill>
+                  <pic:spPr bwMode="auto">
+                    <a:xfrm>
+                      <a:off x="0" y="0"/>
+                      <a:ext cx="5334000" cy="2332355"/>
+                    </a:xfrm>
+                    <a:prstGeom prst="rect">
+                      <a:avLst/>
+                    </a:prstGeom>
+                  </pic:spPr>
+                </pic:pic>
+              </a:graphicData>
+            </a:graphic>
+          </wp:inline>
+        </w:drawing>
+      </w:r>
+    </w:p>
+    <w:p>
+      <w:pPr>
+        <w:spacing w:after="200"/>
+        <w:jc w:val="center"/>
+      </w:pPr>
+      <w:r>
+        <w:rPr>
+          <w:i/>
+          <w:iCs/>
+          <w:color w:val="666666"/>
+          <w:sz w:val="20"/>
+          <w:szCs w:val="20"/>
+        </w:rPr>
+        <w:t>Figure 9. Kinematic redundancy under anatomical joint limits. Left: our non-redundant 2-DOF arm — the elbow-up solution (blue) is the only valid posture, while the elbow-down solution (grey, dashed) requires hyperextension (θ₂ &lt; 0) and is rejected by the joint limits. Right: a redundant 3-DOF arm subject to the same limits reaches the same target through a continuous but bounded family of postures (self-motion through the null space of J). Redundancy persists under constraints; our 2-link model simply never</w:t>
+      </w:r>
+      <w:r>
+        <w:rPr>
+          <w:i/>
+          <w:iCs/>
+          <w:color w:val="666666"/>
+          <w:sz w:val="20"/>
+          <w:szCs w:val="20"/>
+        </w:rPr>
+        <w:t xml:space="preserve"> has it.</w:t>
+      </w:r>
+    </w:p>
+    <w:p>
+      <w:pPr>
         <w:pStyle w:val="Heading2"/>
         <w:pBdr>
-          <w:bottom w:val="single" w:sz="1" w:space="4" w:color="2E86AB"/>
+          <w:bottom w:val="single" w:sz="2" w:space="4" w:color="2E86AB"/>
         </w:pBdr>
       </w:pPr>
       <w:proofErr w:type="gramStart"/>
@@ -6016,6 +6634,223 @@
       </w:pPr>
       <w:r>
         <w:t>Several approaches have been proposed to resolve redundancy. These will recur throughout the course:</w:t>
+      </w:r>
+    </w:p>
+    <w:p>
+      <w:pPr>
+        <w:pStyle w:val="ListParagraph"/>
+        <w:numPr>
+          <w:ilvl w:val="0"/>
+          <w:numId w:val="1"/>
+        </w:numPr>
+        <w:spacing w:after="100" w:line="300" w:lineRule="auto"/>
+      </w:pPr>
+      <w:r>
+        <w:rPr>
+          <w:b/>
+          <w:bCs/>
+        </w:rPr>
+        <w:t xml:space="preserve">Pseudoinverse solution: </w:t>
+      </w:r>
+      <w:r>
+        <w:t xml:space="preserve">Choose the joint velocities with minimum norm: θ̇ = </w:t>
+      </w:r>
+      <w:proofErr w:type="spellStart"/>
+      <w:r>
+        <w:t>J⁺</w:t>
+      </w:r>
+      <w:r>
+        <w:t>ṗ</w:t>
+      </w:r>
+      <w:proofErr w:type="spellEnd"/>
+      <w:r>
+        <w:t xml:space="preserve">, where J⁺ = </w:t>
+      </w:r>
+      <w:proofErr w:type="gramStart"/>
+      <w:r>
+        <w:t>J</w:t>
+      </w:r>
+      <w:r>
+        <w:t>ᵀ</w:t>
+      </w:r>
+      <w:r>
+        <w:t>(</w:t>
+      </w:r>
+      <w:proofErr w:type="gramEnd"/>
+      <w:r>
+        <w:t>JJ</w:t>
+      </w:r>
+      <w:r>
+        <w:t>ᵀ</w:t>
+      </w:r>
+      <w:r>
+        <w:t>)⁻¹ is the Moore–Penrose pseudoinverse. This minimizes instantaneous joint speed but has no physiological justification.</w:t>
+      </w:r>
+    </w:p>
+    <w:p>
+      <w:pPr>
+        <w:pStyle w:val="ListParagraph"/>
+        <w:numPr>
+          <w:ilvl w:val="0"/>
+          <w:numId w:val="1"/>
+        </w:numPr>
+        <w:spacing w:after="100" w:line="300" w:lineRule="auto"/>
+      </w:pPr>
+      <w:r>
+        <w:rPr>
+          <w:b/>
+          <w:bCs/>
+        </w:rPr>
+        <w:t xml:space="preserve">Cost function optimization: </w:t>
+      </w:r>
+      <w:r>
+        <w:t>Minimize a biologically motivated cost (e.g., energy, jerk, torque change) subject to the task constraint. This is the approach of Optimal Feedback Control (Module 4).</w:t>
+      </w:r>
+    </w:p>
+    <w:p>
+      <w:pPr>
+        <w:pStyle w:val="ListParagraph"/>
+        <w:numPr>
+          <w:ilvl w:val="0"/>
+          <w:numId w:val="1"/>
+        </w:numPr>
+        <w:spacing w:after="100" w:line="300" w:lineRule="auto"/>
+      </w:pPr>
+      <w:r>
+        <w:rPr>
+          <w:b/>
+          <w:bCs/>
+        </w:rPr>
+        <w:t xml:space="preserve">Equilibrium Point Hypothesis: </w:t>
+      </w:r>
+      <w:r>
+        <w:t>Avoid the redundancy problem entirely by specifying control in terms of equilibrium positions rather than trajectories (Week 4 in our course).</w:t>
+      </w:r>
+    </w:p>
+    <w:p>
+      <w:pPr>
+        <w:pStyle w:val="ListParagraph"/>
+        <w:numPr>
+          <w:ilvl w:val="0"/>
+          <w:numId w:val="1"/>
+        </w:numPr>
+        <w:spacing w:after="100" w:line="300" w:lineRule="auto"/>
+      </w:pPr>
+      <w:r>
+        <w:rPr>
+          <w:b/>
+          <w:bCs/>
+        </w:rPr>
+        <w:t xml:space="preserve">Uncontrolled Manifold Hypothesis: </w:t>
+      </w:r>
+      <w:r>
+        <w:t xml:space="preserve">Scholz &amp; </w:t>
+      </w:r>
+      <w:proofErr w:type="spellStart"/>
+      <w:r>
+        <w:t>Schöner</w:t>
+      </w:r>
+      <w:proofErr w:type="spellEnd"/>
+      <w:r>
+        <w:t xml:space="preserve"> (1999) proposed that the brain does not resolve redundancy at all. Instead, it only stabilizes task-relevant combinations of DOFs, allowing variability to accumulate freely in the null space.</w:t>
+      </w:r>
+    </w:p>
+    <w:p>
+      <w:pPr>
+        <w:pStyle w:val="Heading2"/>
+        <w:pBdr>
+          <w:bottom w:val="single" w:sz="2" w:space="4" w:color="2E86AB"/>
+        </w:pBdr>
+      </w:pPr>
+      <w:proofErr w:type="gramStart"/>
+      <w:r>
+        <w:t>6.3  Preview</w:t>
+      </w:r>
+      <w:proofErr w:type="gramEnd"/>
+      <w:r>
+        <w:t>: Why This Matters</w:t>
+      </w:r>
+    </w:p>
+    <w:p>
+      <w:pPr>
+        <w:spacing w:after="160" w:line="300" w:lineRule="auto"/>
+      </w:pPr>
+      <w:r>
+        <w:t>The redundancy problem is not merely a mathematical curiosity. It sits at the heart of motor control theory. Although our 2-DOF model does not encounter redundancy at the kinematic level, the conceptual framework still applies.</w:t>
+      </w:r>
+    </w:p>
+    <w:p>
+      <w:pPr>
+        <w:spacing w:after="160" w:line="300" w:lineRule="auto"/>
+      </w:pPr>
+      <w:r>
+        <w:lastRenderedPageBreak/>
+        <w:t xml:space="preserve">All four resolution strategies above share a common structure: the brain must generate a motor plan </w:t>
+      </w:r>
+      <w:r>
+        <w:rPr>
+          <w:i/>
+          <w:iCs/>
+        </w:rPr>
+        <w:t>before</w:t>
+      </w:r>
+      <w:r>
+        <w:t xml:space="preserve"> the movement begins, then monitor and correct during execution. This two-phase architecture is one of the oldest ideas in motor control. In 1899, R. S. Woodworth showed that rapid aimed movements consist of an </w:t>
+      </w:r>
+      <w:r>
+        <w:rPr>
+          <w:b/>
+          <w:bCs/>
+        </w:rPr>
+        <w:t>initial impulse</w:t>
+      </w:r>
+      <w:r>
+        <w:t xml:space="preserve">—a pre-planned, ballistic phase that gets the hand into the vicinity of the target—followed by </w:t>
+      </w:r>
+      <w:r>
+        <w:rPr>
+          <w:b/>
+          <w:bCs/>
+        </w:rPr>
+        <w:t>current control</w:t>
+      </w:r>
+      <w:r>
+        <w:t xml:space="preserve">—a slower, feedback-driven phase that homes in on the target using sensory information. This </w:t>
+      </w:r>
+      <w:r>
+        <w:rPr>
+          <w:b/>
+          <w:bCs/>
+        </w:rPr>
+        <w:t>two-component framework</w:t>
+      </w:r>
+      <w:r>
+        <w:t xml:space="preserve"> maps directly onto the modules of this course:</w:t>
+      </w:r>
+    </w:p>
+    <w:p>
+      <w:pPr>
+        <w:spacing w:after="160" w:line="300" w:lineRule="auto"/>
+      </w:pPr>
+      <w:r>
+        <w:rPr>
+          <w:b/>
+          <w:bCs/>
+        </w:rPr>
+        <w:t xml:space="preserve">Initial Impulse (Module 2): </w:t>
+      </w:r>
+      <w:r>
+        <w:t xml:space="preserve">The brain computes a feedforward command by picking </w:t>
+      </w:r>
+      <w:r>
+        <w:rPr>
+          <w:i/>
+          <w:iCs/>
+        </w:rPr>
+        <w:t>one</w:t>
+      </w:r>
+      <w:r>
+        <w:t xml:space="preserve"> solution to the motor planning problem, whether via threshold shifts (EPH) or a cost function (inverse dynamics). This gets the hand close to the target.</w:t>
       </w:r>
     </w:p>
     <w:p>
@@ -6032,111 +6867,10 @@
           <w:b/>
           <w:bCs/>
         </w:rPr>
-        <w:t xml:space="preserve">Pseudoinverse solution: </w:t>
-      </w:r>
-      <w:r>
-        <w:t xml:space="preserve">Choose the joint velocities with minimum norm: θ̇ = </w:t>
-      </w:r>
-      <w:proofErr w:type="spellStart"/>
-      <w:r>
-        <w:t>J⁺ṗ</w:t>
-      </w:r>
-      <w:proofErr w:type="spellEnd"/>
-      <w:r>
-        <w:t xml:space="preserve">, where J⁺ = </w:t>
-      </w:r>
-      <w:proofErr w:type="gramStart"/>
-      <w:r>
-        <w:t>Jᵀ(</w:t>
-      </w:r>
-      <w:proofErr w:type="gramEnd"/>
-      <w:r>
-        <w:t>JJᵀ)⁻¹ is the Moore–Penrose pseudoinverse. This minimizes instantaneous joint speed but has no physiological justification.</w:t>
-      </w:r>
-    </w:p>
-    <w:p>
-      <w:pPr>
-        <w:pStyle w:val="ListParagraph"/>
-        <w:numPr>
-          <w:ilvl w:val="0"/>
-          <w:numId w:val="2"/>
-        </w:numPr>
-        <w:spacing w:after="100" w:line="300" w:lineRule="auto"/>
-      </w:pPr>
-      <w:r>
-        <w:rPr>
-          <w:b/>
-          <w:bCs/>
-        </w:rPr>
-        <w:lastRenderedPageBreak/>
-        <w:t xml:space="preserve">Cost function optimization: </w:t>
-      </w:r>
-      <w:r>
-        <w:t>Minimize a biologically motivated cost (e.g., energy, jerk, torque change) subject to the task constraint. This is the approach of Optimal Feedback Control (Module 4).</w:t>
-      </w:r>
-    </w:p>
-    <w:p>
-      <w:pPr>
-        <w:pStyle w:val="ListParagraph"/>
-        <w:numPr>
-          <w:ilvl w:val="0"/>
-          <w:numId w:val="2"/>
-        </w:numPr>
-        <w:spacing w:after="100" w:line="300" w:lineRule="auto"/>
-      </w:pPr>
-      <w:r>
-        <w:rPr>
-          <w:b/>
-          <w:bCs/>
-        </w:rPr>
-        <w:t xml:space="preserve">Equilibrium Point Hypothesis: </w:t>
-      </w:r>
-      <w:r>
-        <w:t>Avoid the redundancy problem entirely by specifying control in terms of equilibrium positions rather than trajectories (Week 4 in our course).</w:t>
-      </w:r>
-    </w:p>
-    <w:p>
-      <w:pPr>
-        <w:pStyle w:val="ListParagraph"/>
-        <w:numPr>
-          <w:ilvl w:val="0"/>
-          <w:numId w:val="2"/>
-        </w:numPr>
-        <w:spacing w:after="100" w:line="300" w:lineRule="auto"/>
-      </w:pPr>
-      <w:r>
-        <w:rPr>
-          <w:b/>
-          <w:bCs/>
-        </w:rPr>
-        <w:t xml:space="preserve">Uncontrolled Manifold Hypothesis: </w:t>
-      </w:r>
-      <w:r>
-        <w:t xml:space="preserve">Scholz &amp; </w:t>
-      </w:r>
-      <w:proofErr w:type="spellStart"/>
-      <w:r>
-        <w:t>Schöner</w:t>
-      </w:r>
-      <w:proofErr w:type="spellEnd"/>
-      <w:r>
-        <w:t xml:space="preserve"> (1999) proposed that the brain does not resolve redundancy at all. Instead, it only stabilizes task-relevant combinations of DOFs, allowing variability to accumulate freely in the null space.</w:t>
-      </w:r>
-    </w:p>
-    <w:p>
-      <w:pPr>
-        <w:pStyle w:val="Heading2"/>
-        <w:pBdr>
-          <w:bottom w:val="single" w:sz="1" w:space="4" w:color="2E86AB"/>
-        </w:pBdr>
-      </w:pPr>
-      <w:proofErr w:type="gramStart"/>
-      <w:r>
-        <w:t>6.3  Preview</w:t>
-      </w:r>
-      <w:proofErr w:type="gramEnd"/>
-      <w:r>
-        <w:t>: Why This Matters</w:t>
+        <w:t xml:space="preserve">Current Control (Modules 3–4): </w:t>
+      </w:r>
+      <w:r>
+        <w:t>Feedback corrections handle the residual error using sensory information. Optimal Feedback Control, in redundant systems, can exploit the null space for robustness—a property we will appreciate conceptually even though our 2-DOF model does not possess a kinematic null space.</w:t>
       </w:r>
     </w:p>
     <w:p>
@@ -6144,107 +6878,6 @@
         <w:spacing w:after="160" w:line="300" w:lineRule="auto"/>
       </w:pPr>
       <w:r>
-        <w:t>The redundancy problem is not merely a mathematical curiosity. It sits at the heart of motor control theory. Although our 2-DOF model does not encounter redundancy at the kinematic level, the conceptual framework still applies.</w:t>
-      </w:r>
-    </w:p>
-    <w:p>
-      <w:pPr>
-        <w:spacing w:after="160" w:line="300" w:lineRule="auto"/>
-      </w:pPr>
-      <w:r>
-        <w:t xml:space="preserve">All four resolution strategies above share a common structure: the brain must generate a motor plan </w:t>
-      </w:r>
-      <w:r>
-        <w:rPr>
-          <w:i/>
-          <w:iCs/>
-        </w:rPr>
-        <w:t>before</w:t>
-      </w:r>
-      <w:r>
-        <w:t xml:space="preserve"> the movement begins, then monitor and correct during execution. This two-phase architecture is one of the oldest ideas in motor control. In 1899, R. S. Woodworth showed that rapid aimed movements consist of an </w:t>
-      </w:r>
-      <w:r>
-        <w:rPr>
-          <w:b/>
-          <w:bCs/>
-        </w:rPr>
-        <w:t>initial impulse</w:t>
-      </w:r>
-      <w:r>
-        <w:t xml:space="preserve">—a pre-planned, ballistic phase that gets the hand into the vicinity of the target—followed by </w:t>
-      </w:r>
-      <w:r>
-        <w:rPr>
-          <w:b/>
-          <w:bCs/>
-        </w:rPr>
-        <w:t>current control</w:t>
-      </w:r>
-      <w:r>
-        <w:t xml:space="preserve">—a slower, feedback-driven phase that homes in on the target using sensory information. This </w:t>
-      </w:r>
-      <w:r>
-        <w:rPr>
-          <w:b/>
-          <w:bCs/>
-        </w:rPr>
-        <w:t>two-component framework</w:t>
-      </w:r>
-      <w:r>
-        <w:t xml:space="preserve"> maps directly onto the modules of this course:</w:t>
-      </w:r>
-    </w:p>
-    <w:p>
-      <w:pPr>
-        <w:spacing w:after="160" w:line="300" w:lineRule="auto"/>
-      </w:pPr>
-      <w:r>
-        <w:rPr>
-          <w:b/>
-          <w:bCs/>
-        </w:rPr>
-        <w:t xml:space="preserve">Initial Impulse (Module 2): </w:t>
-      </w:r>
-      <w:r>
-        <w:t xml:space="preserve">The brain computes a feedforward command by picking </w:t>
-      </w:r>
-      <w:r>
-        <w:rPr>
-          <w:i/>
-          <w:iCs/>
-        </w:rPr>
-        <w:t>one</w:t>
-      </w:r>
-      <w:r>
-        <w:t xml:space="preserve"> solution to the motor planning problem, whether via threshold shifts (EPH) or a cost function (inverse dynamics). This gets the hand close to the target.</w:t>
-      </w:r>
-    </w:p>
-    <w:p>
-      <w:pPr>
-        <w:pStyle w:val="ListParagraph"/>
-        <w:numPr>
-          <w:ilvl w:val="0"/>
-          <w:numId w:val="3"/>
-        </w:numPr>
-        <w:spacing w:after="100" w:line="300" w:lineRule="auto"/>
-      </w:pPr>
-      <w:r>
-        <w:rPr>
-          <w:b/>
-          <w:bCs/>
-        </w:rPr>
-        <w:t xml:space="preserve">Current Control (Modules 3–4): </w:t>
-      </w:r>
-      <w:r>
-        <w:t>Feedback corrections handle the residual error using sensory information. Optimal Feedback Control, in redundant systems, can exploit the null space for robustness—a property we will appreciate conceptually even though our 2-DOF model does not possess a kinematic null space.</w:t>
-      </w:r>
-    </w:p>
-    <w:p>
-      <w:pPr>
-        <w:spacing w:after="160" w:line="300" w:lineRule="auto"/>
-      </w:pPr>
-      <w:r>
         <w:t>This week’s kinematic analysis provides the mathematical substrate for everything that follows. The forward map, the Jacobian, and the workspace structure will reappear in every module.</w:t>
       </w:r>
     </w:p>
@@ -6256,6 +6889,7 @@
     <w:p>
       <w:pPr>
         <w:pStyle w:val="Heading1"/>
+        <w:spacing w:before="0"/>
       </w:pPr>
       <w:r>
         <w:lastRenderedPageBreak/>
@@ -6265,17 +6899,12 @@
     <w:tbl>
       <w:tblPr>
         <w:tblW w:w="9360" w:type="dxa"/>
-        <w:tblBorders>
-          <w:top w:val="single" w:sz="4" w:space="0" w:color="auto"/>
-          <w:left w:val="single" w:sz="4" w:space="0" w:color="auto"/>
-          <w:bottom w:val="single" w:sz="4" w:space="0" w:color="auto"/>
-          <w:right w:val="single" w:sz="4" w:space="0" w:color="auto"/>
-          <w:insideH w:val="single" w:sz="4" w:space="0" w:color="auto"/>
-          <w:insideV w:val="single" w:sz="4" w:space="0" w:color="auto"/>
-        </w:tblBorders>
+        <w:tblLayout w:type="fixed"/>
         <w:tblCellMar>
-          <w:left w:w="10" w:type="dxa"/>
-          <w:right w:w="10" w:type="dxa"/>
+          <w:top w:w="80" w:type="dxa"/>
+          <w:left w:w="120" w:type="dxa"/>
+          <w:bottom w:w="80" w:type="dxa"/>
+          <w:right w:w="120" w:type="dxa"/>
         </w:tblCellMar>
         <w:tblLook w:val="0000" w:firstRow="0" w:lastRow="0" w:firstColumn="0" w:lastColumn="0" w:noHBand="0" w:noVBand="0"/>
       </w:tblPr>
@@ -6288,18 +6917,12 @@
           <w:tcPr>
             <w:tcW w:w="3200" w:type="dxa"/>
             <w:tcBorders>
-              <w:top w:val="single" w:sz="1" w:space="0" w:color="B8C9D9"/>
-              <w:left w:val="single" w:sz="1" w:space="0" w:color="B8C9D9"/>
-              <w:bottom w:val="single" w:sz="1" w:space="0" w:color="B8C9D9"/>
-              <w:right w:val="single" w:sz="1" w:space="0" w:color="B8C9D9"/>
+              <w:top w:val="single" w:sz="2" w:space="0" w:color="B8C9D9"/>
+              <w:left w:val="single" w:sz="2" w:space="0" w:color="B8C9D9"/>
+              <w:bottom w:val="single" w:sz="2" w:space="0" w:color="B8C9D9"/>
+              <w:right w:val="single" w:sz="2" w:space="0" w:color="B8C9D9"/>
             </w:tcBorders>
             <w:shd w:val="clear" w:color="auto" w:fill="1B2A4A"/>
-            <w:tcMar>
-              <w:top w:w="80" w:type="dxa"/>
-              <w:left w:w="120" w:type="dxa"/>
-              <w:bottom w:w="80" w:type="dxa"/>
-              <w:right w:w="120" w:type="dxa"/>
-            </w:tcMar>
             <w:vAlign w:val="center"/>
           </w:tcPr>
           <w:p>
@@ -6318,20 +6941,14 @@
         </w:tc>
         <w:tc>
           <w:tcPr>
-            <w:tcW w:w="6160" w:type="dxa"/>
+            <w:tcW w:w="6159" w:type="dxa"/>
             <w:tcBorders>
-              <w:top w:val="single" w:sz="1" w:space="0" w:color="B8C9D9"/>
-              <w:left w:val="single" w:sz="1" w:space="0" w:color="B8C9D9"/>
-              <w:bottom w:val="single" w:sz="1" w:space="0" w:color="B8C9D9"/>
-              <w:right w:val="single" w:sz="1" w:space="0" w:color="B8C9D9"/>
+              <w:top w:val="single" w:sz="2" w:space="0" w:color="B8C9D9"/>
+              <w:left w:val="single" w:sz="2" w:space="0" w:color="B8C9D9"/>
+              <w:bottom w:val="single" w:sz="2" w:space="0" w:color="B8C9D9"/>
+              <w:right w:val="single" w:sz="2" w:space="0" w:color="B8C9D9"/>
             </w:tcBorders>
             <w:shd w:val="clear" w:color="auto" w:fill="1B2A4A"/>
-            <w:tcMar>
-              <w:top w:w="80" w:type="dxa"/>
-              <w:left w:w="120" w:type="dxa"/>
-              <w:bottom w:w="80" w:type="dxa"/>
-              <w:right w:w="120" w:type="dxa"/>
-            </w:tcMar>
             <w:vAlign w:val="center"/>
           </w:tcPr>
           <w:p>
@@ -6354,18 +6971,12 @@
           <w:tcPr>
             <w:tcW w:w="3200" w:type="dxa"/>
             <w:tcBorders>
-              <w:top w:val="single" w:sz="1" w:space="0" w:color="B8C9D9"/>
-              <w:left w:val="single" w:sz="1" w:space="0" w:color="B8C9D9"/>
-              <w:bottom w:val="single" w:sz="1" w:space="0" w:color="B8C9D9"/>
-              <w:right w:val="single" w:sz="1" w:space="0" w:color="B8C9D9"/>
+              <w:top w:val="single" w:sz="2" w:space="0" w:color="B8C9D9"/>
+              <w:left w:val="single" w:sz="2" w:space="0" w:color="B8C9D9"/>
+              <w:bottom w:val="single" w:sz="2" w:space="0" w:color="B8C9D9"/>
+              <w:right w:val="single" w:sz="2" w:space="0" w:color="B8C9D9"/>
             </w:tcBorders>
             <w:shd w:val="clear" w:color="auto" w:fill="F0F5FA"/>
-            <w:tcMar>
-              <w:top w:w="80" w:type="dxa"/>
-              <w:left w:w="120" w:type="dxa"/>
-              <w:bottom w:w="80" w:type="dxa"/>
-              <w:right w:w="120" w:type="dxa"/>
-            </w:tcMar>
           </w:tcPr>
           <w:p>
             <w:r>
@@ -6381,20 +6992,14 @@
         </w:tc>
         <w:tc>
           <w:tcPr>
-            <w:tcW w:w="6160" w:type="dxa"/>
+            <w:tcW w:w="6159" w:type="dxa"/>
             <w:tcBorders>
-              <w:top w:val="single" w:sz="1" w:space="0" w:color="B8C9D9"/>
-              <w:left w:val="single" w:sz="1" w:space="0" w:color="B8C9D9"/>
-              <w:bottom w:val="single" w:sz="1" w:space="0" w:color="B8C9D9"/>
-              <w:right w:val="single" w:sz="1" w:space="0" w:color="B8C9D9"/>
+              <w:top w:val="single" w:sz="2" w:space="0" w:color="B8C9D9"/>
+              <w:left w:val="single" w:sz="2" w:space="0" w:color="B8C9D9"/>
+              <w:bottom w:val="single" w:sz="2" w:space="0" w:color="B8C9D9"/>
+              <w:right w:val="single" w:sz="2" w:space="0" w:color="B8C9D9"/>
             </w:tcBorders>
             <w:shd w:val="clear" w:color="auto" w:fill="F0F5FA"/>
-            <w:tcMar>
-              <w:top w:w="80" w:type="dxa"/>
-              <w:left w:w="120" w:type="dxa"/>
-              <w:bottom w:w="80" w:type="dxa"/>
-              <w:right w:w="120" w:type="dxa"/>
-            </w:tcMar>
           </w:tcPr>
           <w:p>
             <w:r>
@@ -6503,17 +7108,11 @@
           <w:tcPr>
             <w:tcW w:w="3200" w:type="dxa"/>
             <w:tcBorders>
-              <w:top w:val="single" w:sz="1" w:space="0" w:color="B8C9D9"/>
-              <w:left w:val="single" w:sz="1" w:space="0" w:color="B8C9D9"/>
-              <w:bottom w:val="single" w:sz="1" w:space="0" w:color="B8C9D9"/>
-              <w:right w:val="single" w:sz="1" w:space="0" w:color="B8C9D9"/>
+              <w:top w:val="single" w:sz="2" w:space="0" w:color="B8C9D9"/>
+              <w:left w:val="single" w:sz="2" w:space="0" w:color="B8C9D9"/>
+              <w:bottom w:val="single" w:sz="2" w:space="0" w:color="B8C9D9"/>
+              <w:right w:val="single" w:sz="2" w:space="0" w:color="B8C9D9"/>
             </w:tcBorders>
-            <w:tcMar>
-              <w:top w:w="80" w:type="dxa"/>
-              <w:left w:w="120" w:type="dxa"/>
-              <w:bottom w:w="80" w:type="dxa"/>
-              <w:right w:w="120" w:type="dxa"/>
-            </w:tcMar>
           </w:tcPr>
           <w:p>
             <w:r>
@@ -6529,19 +7128,13 @@
         </w:tc>
         <w:tc>
           <w:tcPr>
-            <w:tcW w:w="6160" w:type="dxa"/>
+            <w:tcW w:w="6159" w:type="dxa"/>
             <w:tcBorders>
-              <w:top w:val="single" w:sz="1" w:space="0" w:color="B8C9D9"/>
-              <w:left w:val="single" w:sz="1" w:space="0" w:color="B8C9D9"/>
-              <w:bottom w:val="single" w:sz="1" w:space="0" w:color="B8C9D9"/>
-              <w:right w:val="single" w:sz="1" w:space="0" w:color="B8C9D9"/>
+              <w:top w:val="single" w:sz="2" w:space="0" w:color="B8C9D9"/>
+              <w:left w:val="single" w:sz="2" w:space="0" w:color="B8C9D9"/>
+              <w:bottom w:val="single" w:sz="2" w:space="0" w:color="B8C9D9"/>
+              <w:right w:val="single" w:sz="2" w:space="0" w:color="B8C9D9"/>
             </w:tcBorders>
-            <w:tcMar>
-              <w:top w:w="80" w:type="dxa"/>
-              <w:left w:w="120" w:type="dxa"/>
-              <w:bottom w:w="80" w:type="dxa"/>
-              <w:right w:w="120" w:type="dxa"/>
-            </w:tcMar>
           </w:tcPr>
           <w:p>
             <w:r>
@@ -6578,18 +7171,12 @@
           <w:tcPr>
             <w:tcW w:w="3200" w:type="dxa"/>
             <w:tcBorders>
-              <w:top w:val="single" w:sz="1" w:space="0" w:color="B8C9D9"/>
-              <w:left w:val="single" w:sz="1" w:space="0" w:color="B8C9D9"/>
-              <w:bottom w:val="single" w:sz="1" w:space="0" w:color="B8C9D9"/>
-              <w:right w:val="single" w:sz="1" w:space="0" w:color="B8C9D9"/>
+              <w:top w:val="single" w:sz="2" w:space="0" w:color="B8C9D9"/>
+              <w:left w:val="single" w:sz="2" w:space="0" w:color="B8C9D9"/>
+              <w:bottom w:val="single" w:sz="2" w:space="0" w:color="B8C9D9"/>
+              <w:right w:val="single" w:sz="2" w:space="0" w:color="B8C9D9"/>
             </w:tcBorders>
             <w:shd w:val="clear" w:color="auto" w:fill="F0F5FA"/>
-            <w:tcMar>
-              <w:top w:w="80" w:type="dxa"/>
-              <w:left w:w="120" w:type="dxa"/>
-              <w:bottom w:w="80" w:type="dxa"/>
-              <w:right w:w="120" w:type="dxa"/>
-            </w:tcMar>
           </w:tcPr>
           <w:p>
             <w:r>
@@ -6605,20 +7192,14 @@
         </w:tc>
         <w:tc>
           <w:tcPr>
-            <w:tcW w:w="6160" w:type="dxa"/>
+            <w:tcW w:w="6159" w:type="dxa"/>
             <w:tcBorders>
-              <w:top w:val="single" w:sz="1" w:space="0" w:color="B8C9D9"/>
-              <w:left w:val="single" w:sz="1" w:space="0" w:color="B8C9D9"/>
-              <w:bottom w:val="single" w:sz="1" w:space="0" w:color="B8C9D9"/>
-              <w:right w:val="single" w:sz="1" w:space="0" w:color="B8C9D9"/>
+              <w:top w:val="single" w:sz="2" w:space="0" w:color="B8C9D9"/>
+              <w:left w:val="single" w:sz="2" w:space="0" w:color="B8C9D9"/>
+              <w:bottom w:val="single" w:sz="2" w:space="0" w:color="B8C9D9"/>
+              <w:right w:val="single" w:sz="2" w:space="0" w:color="B8C9D9"/>
             </w:tcBorders>
             <w:shd w:val="clear" w:color="auto" w:fill="F0F5FA"/>
-            <w:tcMar>
-              <w:top w:w="80" w:type="dxa"/>
-              <w:left w:w="120" w:type="dxa"/>
-              <w:bottom w:w="80" w:type="dxa"/>
-              <w:right w:w="120" w:type="dxa"/>
-            </w:tcMar>
           </w:tcPr>
           <w:p>
             <w:r>
@@ -6657,17 +7238,11 @@
           <w:tcPr>
             <w:tcW w:w="3200" w:type="dxa"/>
             <w:tcBorders>
-              <w:top w:val="single" w:sz="1" w:space="0" w:color="B8C9D9"/>
-              <w:left w:val="single" w:sz="1" w:space="0" w:color="B8C9D9"/>
-              <w:bottom w:val="single" w:sz="1" w:space="0" w:color="B8C9D9"/>
-              <w:right w:val="single" w:sz="1" w:space="0" w:color="B8C9D9"/>
+              <w:top w:val="single" w:sz="2" w:space="0" w:color="B8C9D9"/>
+              <w:left w:val="single" w:sz="2" w:space="0" w:color="B8C9D9"/>
+              <w:bottom w:val="single" w:sz="2" w:space="0" w:color="B8C9D9"/>
+              <w:right w:val="single" w:sz="2" w:space="0" w:color="B8C9D9"/>
             </w:tcBorders>
-            <w:tcMar>
-              <w:top w:w="80" w:type="dxa"/>
-              <w:left w:w="120" w:type="dxa"/>
-              <w:bottom w:w="80" w:type="dxa"/>
-              <w:right w:w="120" w:type="dxa"/>
-            </w:tcMar>
           </w:tcPr>
           <w:p>
             <w:r>
@@ -6683,19 +7258,13 @@
         </w:tc>
         <w:tc>
           <w:tcPr>
-            <w:tcW w:w="6160" w:type="dxa"/>
+            <w:tcW w:w="6159" w:type="dxa"/>
             <w:tcBorders>
-              <w:top w:val="single" w:sz="1" w:space="0" w:color="B8C9D9"/>
-              <w:left w:val="single" w:sz="1" w:space="0" w:color="B8C9D9"/>
-              <w:bottom w:val="single" w:sz="1" w:space="0" w:color="B8C9D9"/>
-              <w:right w:val="single" w:sz="1" w:space="0" w:color="B8C9D9"/>
+              <w:top w:val="single" w:sz="2" w:space="0" w:color="B8C9D9"/>
+              <w:left w:val="single" w:sz="2" w:space="0" w:color="B8C9D9"/>
+              <w:bottom w:val="single" w:sz="2" w:space="0" w:color="B8C9D9"/>
+              <w:right w:val="single" w:sz="2" w:space="0" w:color="B8C9D9"/>
             </w:tcBorders>
-            <w:tcMar>
-              <w:top w:w="80" w:type="dxa"/>
-              <w:left w:w="120" w:type="dxa"/>
-              <w:bottom w:w="80" w:type="dxa"/>
-              <w:right w:w="120" w:type="dxa"/>
-            </w:tcMar>
           </w:tcPr>
           <w:p>
             <w:r>
@@ -6732,18 +7301,12 @@
           <w:tcPr>
             <w:tcW w:w="3200" w:type="dxa"/>
             <w:tcBorders>
-              <w:top w:val="single" w:sz="1" w:space="0" w:color="B8C9D9"/>
-              <w:left w:val="single" w:sz="1" w:space="0" w:color="B8C9D9"/>
-              <w:bottom w:val="single" w:sz="1" w:space="0" w:color="B8C9D9"/>
-              <w:right w:val="single" w:sz="1" w:space="0" w:color="B8C9D9"/>
+              <w:top w:val="single" w:sz="2" w:space="0" w:color="B8C9D9"/>
+              <w:left w:val="single" w:sz="2" w:space="0" w:color="B8C9D9"/>
+              <w:bottom w:val="single" w:sz="2" w:space="0" w:color="B8C9D9"/>
+              <w:right w:val="single" w:sz="2" w:space="0" w:color="B8C9D9"/>
             </w:tcBorders>
             <w:shd w:val="clear" w:color="auto" w:fill="F0F5FA"/>
-            <w:tcMar>
-              <w:top w:w="80" w:type="dxa"/>
-              <w:left w:w="120" w:type="dxa"/>
-              <w:bottom w:w="80" w:type="dxa"/>
-              <w:right w:w="120" w:type="dxa"/>
-            </w:tcMar>
           </w:tcPr>
           <w:p>
             <w:r>
@@ -6759,20 +7322,14 @@
         </w:tc>
         <w:tc>
           <w:tcPr>
-            <w:tcW w:w="6160" w:type="dxa"/>
+            <w:tcW w:w="6159" w:type="dxa"/>
             <w:tcBorders>
-              <w:top w:val="single" w:sz="1" w:space="0" w:color="B8C9D9"/>
-              <w:left w:val="single" w:sz="1" w:space="0" w:color="B8C9D9"/>
-              <w:bottom w:val="single" w:sz="1" w:space="0" w:color="B8C9D9"/>
-              <w:right w:val="single" w:sz="1" w:space="0" w:color="B8C9D9"/>
+              <w:top w:val="single" w:sz="2" w:space="0" w:color="B8C9D9"/>
+              <w:left w:val="single" w:sz="2" w:space="0" w:color="B8C9D9"/>
+              <w:bottom w:val="single" w:sz="2" w:space="0" w:color="B8C9D9"/>
+              <w:right w:val="single" w:sz="2" w:space="0" w:color="B8C9D9"/>
             </w:tcBorders>
             <w:shd w:val="clear" w:color="auto" w:fill="F0F5FA"/>
-            <w:tcMar>
-              <w:top w:w="80" w:type="dxa"/>
-              <w:left w:w="120" w:type="dxa"/>
-              <w:bottom w:w="80" w:type="dxa"/>
-              <w:right w:w="120" w:type="dxa"/>
-            </w:tcMar>
           </w:tcPr>
           <w:p>
             <w:r>
@@ -6791,17 +7348,11 @@
           <w:tcPr>
             <w:tcW w:w="3200" w:type="dxa"/>
             <w:tcBorders>
-              <w:top w:val="single" w:sz="1" w:space="0" w:color="B8C9D9"/>
-              <w:left w:val="single" w:sz="1" w:space="0" w:color="B8C9D9"/>
-              <w:bottom w:val="single" w:sz="1" w:space="0" w:color="B8C9D9"/>
-              <w:right w:val="single" w:sz="1" w:space="0" w:color="B8C9D9"/>
+              <w:top w:val="single" w:sz="2" w:space="0" w:color="B8C9D9"/>
+              <w:left w:val="single" w:sz="2" w:space="0" w:color="B8C9D9"/>
+              <w:bottom w:val="single" w:sz="2" w:space="0" w:color="B8C9D9"/>
+              <w:right w:val="single" w:sz="2" w:space="0" w:color="B8C9D9"/>
             </w:tcBorders>
-            <w:tcMar>
-              <w:top w:w="80" w:type="dxa"/>
-              <w:left w:w="120" w:type="dxa"/>
-              <w:bottom w:w="80" w:type="dxa"/>
-              <w:right w:w="120" w:type="dxa"/>
-            </w:tcMar>
           </w:tcPr>
           <w:p>
             <w:r>
@@ -6817,19 +7368,13 @@
         </w:tc>
         <w:tc>
           <w:tcPr>
-            <w:tcW w:w="6160" w:type="dxa"/>
+            <w:tcW w:w="6159" w:type="dxa"/>
             <w:tcBorders>
-              <w:top w:val="single" w:sz="1" w:space="0" w:color="B8C9D9"/>
-              <w:left w:val="single" w:sz="1" w:space="0" w:color="B8C9D9"/>
-              <w:bottom w:val="single" w:sz="1" w:space="0" w:color="B8C9D9"/>
-              <w:right w:val="single" w:sz="1" w:space="0" w:color="B8C9D9"/>
+              <w:top w:val="single" w:sz="2" w:space="0" w:color="B8C9D9"/>
+              <w:left w:val="single" w:sz="2" w:space="0" w:color="B8C9D9"/>
+              <w:bottom w:val="single" w:sz="2" w:space="0" w:color="B8C9D9"/>
+              <w:right w:val="single" w:sz="2" w:space="0" w:color="B8C9D9"/>
             </w:tcBorders>
-            <w:tcMar>
-              <w:top w:w="80" w:type="dxa"/>
-              <w:left w:w="120" w:type="dxa"/>
-              <w:bottom w:w="80" w:type="dxa"/>
-              <w:right w:w="120" w:type="dxa"/>
-            </w:tcMar>
           </w:tcPr>
           <w:p>
             <w:r>
@@ -6884,18 +7429,12 @@
           <w:tcPr>
             <w:tcW w:w="3200" w:type="dxa"/>
             <w:tcBorders>
-              <w:top w:val="single" w:sz="1" w:space="0" w:color="B8C9D9"/>
-              <w:left w:val="single" w:sz="1" w:space="0" w:color="B8C9D9"/>
-              <w:bottom w:val="single" w:sz="1" w:space="0" w:color="B8C9D9"/>
-              <w:right w:val="single" w:sz="1" w:space="0" w:color="B8C9D9"/>
+              <w:top w:val="single" w:sz="2" w:space="0" w:color="B8C9D9"/>
+              <w:left w:val="single" w:sz="2" w:space="0" w:color="B8C9D9"/>
+              <w:bottom w:val="single" w:sz="2" w:space="0" w:color="B8C9D9"/>
+              <w:right w:val="single" w:sz="2" w:space="0" w:color="B8C9D9"/>
             </w:tcBorders>
             <w:shd w:val="clear" w:color="auto" w:fill="F0F5FA"/>
-            <w:tcMar>
-              <w:top w:w="80" w:type="dxa"/>
-              <w:left w:w="120" w:type="dxa"/>
-              <w:bottom w:w="80" w:type="dxa"/>
-              <w:right w:w="120" w:type="dxa"/>
-            </w:tcMar>
           </w:tcPr>
           <w:p>
             <w:r>
@@ -6911,20 +7450,14 @@
         </w:tc>
         <w:tc>
           <w:tcPr>
-            <w:tcW w:w="6160" w:type="dxa"/>
+            <w:tcW w:w="6159" w:type="dxa"/>
             <w:tcBorders>
-              <w:top w:val="single" w:sz="1" w:space="0" w:color="B8C9D9"/>
-              <w:left w:val="single" w:sz="1" w:space="0" w:color="B8C9D9"/>
-              <w:bottom w:val="single" w:sz="1" w:space="0" w:color="B8C9D9"/>
-              <w:right w:val="single" w:sz="1" w:space="0" w:color="B8C9D9"/>
+              <w:top w:val="single" w:sz="2" w:space="0" w:color="B8C9D9"/>
+              <w:left w:val="single" w:sz="2" w:space="0" w:color="B8C9D9"/>
+              <w:bottom w:val="single" w:sz="2" w:space="0" w:color="B8C9D9"/>
+              <w:right w:val="single" w:sz="2" w:space="0" w:color="B8C9D9"/>
             </w:tcBorders>
             <w:shd w:val="clear" w:color="auto" w:fill="F0F5FA"/>
-            <w:tcMar>
-              <w:top w:w="80" w:type="dxa"/>
-              <w:left w:w="120" w:type="dxa"/>
-              <w:bottom w:w="80" w:type="dxa"/>
-              <w:right w:w="120" w:type="dxa"/>
-            </w:tcMar>
           </w:tcPr>
           <w:p>
             <w:r>
@@ -6948,7 +7481,7 @@
       <w:pPr>
         <w:pStyle w:val="Heading2"/>
         <w:pBdr>
-          <w:bottom w:val="single" w:sz="1" w:space="4" w:color="2E86AB"/>
+          <w:bottom w:val="single" w:sz="2" w:space="4" w:color="2E86AB"/>
         </w:pBdr>
       </w:pPr>
       <w:r>
@@ -6960,7 +7493,7 @@
         <w:pStyle w:val="ListParagraph"/>
         <w:numPr>
           <w:ilvl w:val="0"/>
-          <w:numId w:val="3"/>
+          <w:numId w:val="2"/>
         </w:numPr>
         <w:spacing w:after="100" w:line="300" w:lineRule="auto"/>
       </w:pPr>
@@ -6979,7 +7512,7 @@
         <w:pStyle w:val="ListParagraph"/>
         <w:numPr>
           <w:ilvl w:val="0"/>
-          <w:numId w:val="3"/>
+          <w:numId w:val="2"/>
         </w:numPr>
         <w:spacing w:after="100" w:line="300" w:lineRule="auto"/>
       </w:pPr>
@@ -6998,7 +7531,7 @@
         <w:pStyle w:val="ListParagraph"/>
         <w:numPr>
           <w:ilvl w:val="0"/>
-          <w:numId w:val="3"/>
+          <w:numId w:val="2"/>
         </w:numPr>
         <w:spacing w:after="100" w:line="300" w:lineRule="auto"/>
       </w:pPr>
@@ -7017,7 +7550,7 @@
         <w:pStyle w:val="ListParagraph"/>
         <w:numPr>
           <w:ilvl w:val="0"/>
-          <w:numId w:val="3"/>
+          <w:numId w:val="2"/>
         </w:numPr>
         <w:spacing w:after="100" w:line="300" w:lineRule="auto"/>
       </w:pPr>
@@ -7036,7 +7569,7 @@
         <w:pStyle w:val="ListParagraph"/>
         <w:numPr>
           <w:ilvl w:val="0"/>
-          <w:numId w:val="3"/>
+          <w:numId w:val="2"/>
         </w:numPr>
         <w:spacing w:after="100" w:line="300" w:lineRule="auto"/>
       </w:pPr>
@@ -7055,7 +7588,7 @@
         <w:pStyle w:val="ListParagraph"/>
         <w:numPr>
           <w:ilvl w:val="0"/>
-          <w:numId w:val="3"/>
+          <w:numId w:val="2"/>
         </w:numPr>
         <w:spacing w:after="100" w:line="300" w:lineRule="auto"/>
       </w:pPr>
@@ -7074,7 +7607,7 @@
         <w:pStyle w:val="ListParagraph"/>
         <w:numPr>
           <w:ilvl w:val="0"/>
-          <w:numId w:val="3"/>
+          <w:numId w:val="2"/>
         </w:numPr>
         <w:spacing w:after="100" w:line="300" w:lineRule="auto"/>
       </w:pPr>
@@ -7093,7 +7626,7 @@
         <w:pStyle w:val="ListParagraph"/>
         <w:numPr>
           <w:ilvl w:val="0"/>
-          <w:numId w:val="3"/>
+          <w:numId w:val="2"/>
         </w:numPr>
         <w:spacing w:after="100" w:line="300" w:lineRule="auto"/>
       </w:pPr>
@@ -7127,20 +7660,30 @@
         <w:t>We add muscles to this skeleton, introducing Hill-type actuators with force-length and force-velocity properties. The kinematic arm becomes a dynamic system.</w:t>
       </w:r>
     </w:p>
+    <w:p>
+      <w:pPr>
+        <w:spacing w:after="160" w:line="300" w:lineRule="auto"/>
+      </w:pPr>
+    </w:p>
     <w:sectPr>
-      <w:headerReference w:type="default" r:id="rId14"/>
-      <w:footerReference w:type="default" r:id="rId15"/>
+      <w:headerReference w:type="even" r:id="rId16"/>
+      <w:headerReference w:type="default" r:id="rId17"/>
+      <w:footerReference w:type="even" r:id="rId18"/>
+      <w:footerReference w:type="default" r:id="rId19"/>
+      <w:headerReference w:type="first" r:id="rId20"/>
+      <w:footerReference w:type="first" r:id="rId21"/>
       <w:pgSz w:w="12240" w:h="15840"/>
       <w:pgMar w:top="1440" w:right="1440" w:bottom="1440" w:left="1440" w:header="708" w:footer="708" w:gutter="0"/>
       <w:cols w:space="720"/>
-      <w:docGrid w:linePitch="360"/>
+      <w:formProt w:val="0"/>
+      <w:docGrid w:linePitch="360" w:charSpace="4096"/>
     </w:sectPr>
   </w:body>
 </w:document>
 </file>
 
 <file path=word/endnotes.xml><?xml version="1.0" encoding="utf-8"?>
-<w:endnotes xmlns:wpc="http://schemas.microsoft.com/office/word/2010/wordprocessingCanvas" xmlns:cx="http://schemas.microsoft.com/office/drawing/2014/chartex" xmlns:cx1="http://schemas.microsoft.com/office/drawing/2015/9/8/chartex" xmlns:cx2="http://schemas.microsoft.com/office/drawing/2015/10/21/chartex" xmlns:cx3="http://schemas.microsoft.com/office/drawing/2016/5/9/chartex" xmlns:cx4="http://schemas.microsoft.com/office/drawing/2016/5/10/chartex" xmlns:cx5="http://schemas.microsoft.com/office/drawing/2016/5/11/chartex" xmlns:cx6="http://schemas.microsoft.com/office/drawing/2016/5/12/chartex" xmlns:cx7="http://schemas.microsoft.com/office/drawing/2016/5/13/chartex" xmlns:cx8="http://schemas.microsoft.com/office/drawing/2016/5/14/chartex" xmlns:mc="http://schemas.openxmlformats.org/markup-compatibility/2006" xmlns:aink="http://schemas.microsoft.com/office/drawing/2016/ink" xmlns:am3d="http://schemas.microsoft.com/office/drawing/2017/model3d" xmlns:o="urn:schemas-microsoft-com:office:office" xmlns:oel="http://schemas.microsoft.com/office/2019/extlst" xmlns:r="http://schemas.openxmlformats.org/officeDocument/2006/relationships" xmlns:m="http://schemas.openxmlformats.org/officeDocument/2006/math" xmlns:v="urn:schemas-microsoft-com:vml" xmlns:wp14="http://schemas.microsoft.com/office/word/2010/wordprocessingDrawing" xmlns:wp="http://schemas.openxmlformats.org/drawingml/2006/wordprocessingDrawing" xmlns:w10="urn:schemas-microsoft-com:office:word" xmlns:w="http://schemas.openxmlformats.org/wordprocessingml/2006/main" xmlns:w14="http://schemas.microsoft.com/office/word/2010/wordml" xmlns:w15="http://schemas.microsoft.com/office/word/2012/wordml" xmlns:w16cex="http://schemas.microsoft.com/office/word/2018/wordml/cex" xmlns:w16cid="http://schemas.microsoft.com/office/word/2016/wordml/cid" xmlns:w16="http://schemas.microsoft.com/office/word/2018/wordml" xmlns:w16du="http://schemas.microsoft.com/office/word/2023/wordml/word16du" xmlns:w16sdtdh="http://schemas.microsoft.com/office/word/2020/wordml/sdtdatahash" xmlns:w16sdtfl="http://schemas.microsoft.com/office/word/2024/wordml/sdtformatlock" xmlns:w16se="http://schemas.microsoft.com/office/word/2015/wordml/symex" xmlns:wpg="http://schemas.microsoft.com/office/word/2010/wordprocessingGroup" xmlns:wpi="http://schemas.microsoft.com/office/word/2010/wordprocessingInk" xmlns:wne="http://schemas.microsoft.com/office/word/2006/wordml" xmlns:wps="http://schemas.microsoft.com/office/word/2010/wordprocessingShape" mc:Ignorable="w14 w15 w16se w16cid w16 w16cex w16sdtdh w16sdtfl w16du wp14">
+<w:endnotes xmlns:wpc="http://schemas.microsoft.com/office/word/2010/wordprocessingCanvas" xmlns:cx="http://schemas.microsoft.com/office/drawing/2014/chartex" xmlns:cx1="http://schemas.microsoft.com/office/drawing/2015/9/8/chartex" xmlns:cx2="http://schemas.microsoft.com/office/drawing/2015/10/21/chartex" xmlns:cx3="http://schemas.microsoft.com/office/drawing/2016/5/9/chartex" xmlns:cx4="http://schemas.microsoft.com/office/drawing/2016/5/10/chartex" xmlns:cx5="http://schemas.microsoft.com/office/drawing/2016/5/11/chartex" xmlns:cx6="http://schemas.microsoft.com/office/drawing/2016/5/12/chartex" xmlns:cx7="http://schemas.microsoft.com/office/drawing/2016/5/13/chartex" xmlns:cx8="http://schemas.microsoft.com/office/drawing/2016/5/14/chartex" xmlns:mc="http://schemas.openxmlformats.org/markup-compatibility/2006" xmlns:m="http://schemas.openxmlformats.org/officeDocument/2006/math" xmlns:aink="http://schemas.microsoft.com/office/drawing/2016/ink" xmlns:am3d="http://schemas.microsoft.com/office/drawing/2017/model3d" xmlns:oel="http://schemas.microsoft.com/office/2019/extlst" xmlns:r="http://schemas.openxmlformats.org/officeDocument/2006/relationships" xmlns:wp14="http://schemas.microsoft.com/office/word/2010/wordprocessingDrawing" xmlns:wp="http://schemas.openxmlformats.org/drawingml/2006/wordprocessingDrawing" xmlns:wpg="http://schemas.microsoft.com/office/word/2010/wordprocessingGroup" xmlns:wpi="http://schemas.microsoft.com/office/word/2010/wordprocessingInk" xmlns:wps="http://schemas.microsoft.com/office/word/2010/wordprocessingShape" xmlns:o="urn:schemas-microsoft-com:office:office" xmlns:v="urn:schemas-microsoft-com:vml" xmlns:w10="urn:schemas-microsoft-com:office:word" xmlns:w="http://schemas.openxmlformats.org/wordprocessingml/2006/main" xmlns:w14="http://schemas.microsoft.com/office/word/2010/wordml" xmlns:w15="http://schemas.microsoft.com/office/word/2012/wordml" xmlns:w16cei="http://schemas.microsoft.com/office/word/2026/wordml/cei" xmlns:w16cex="http://schemas.microsoft.com/office/word/2018/wordml/cex" xmlns:w16cid="http://schemas.microsoft.com/office/word/2016/wordml/cid" xmlns:w16="http://schemas.microsoft.com/office/word/2018/wordml" xmlns:w16sdtdh="http://schemas.microsoft.com/office/word/2020/wordml/sdtdatahash" xmlns:w16sdtfl="http://schemas.microsoft.com/office/word/2024/wordml/sdtformatlock" xmlns:w16se="http://schemas.microsoft.com/office/word/2015/wordml/symex" xmlns:w16du="http://schemas.microsoft.com/office/word/2023/wordml/word16du" xmlns:wne="http://schemas.microsoft.com/office/word/2006/wordml" mc:Ignorable="w14 w15 w16se w16cid w16 w16cex w16sdtdh w16sdtfl w16du wp14">
   <w:endnote w:type="separator" w:id="-1">
     <w:p>
       <w:r>
@@ -7159,7 +7702,17 @@
 </file>
 
 <file path=word/footer1.xml><?xml version="1.0" encoding="utf-8"?>
-<w:ftr xmlns:wpc="http://schemas.microsoft.com/office/word/2010/wordprocessingCanvas" xmlns:cx="http://schemas.microsoft.com/office/drawing/2014/chartex" xmlns:cx1="http://schemas.microsoft.com/office/drawing/2015/9/8/chartex" xmlns:cx2="http://schemas.microsoft.com/office/drawing/2015/10/21/chartex" xmlns:cx3="http://schemas.microsoft.com/office/drawing/2016/5/9/chartex" xmlns:cx4="http://schemas.microsoft.com/office/drawing/2016/5/10/chartex" xmlns:cx5="http://schemas.microsoft.com/office/drawing/2016/5/11/chartex" xmlns:cx6="http://schemas.microsoft.com/office/drawing/2016/5/12/chartex" xmlns:cx7="http://schemas.microsoft.com/office/drawing/2016/5/13/chartex" xmlns:cx8="http://schemas.microsoft.com/office/drawing/2016/5/14/chartex" xmlns:mc="http://schemas.openxmlformats.org/markup-compatibility/2006" xmlns:aink="http://schemas.microsoft.com/office/drawing/2016/ink" xmlns:am3d="http://schemas.microsoft.com/office/drawing/2017/model3d" xmlns:o="urn:schemas-microsoft-com:office:office" xmlns:oel="http://schemas.microsoft.com/office/2019/extlst" xmlns:r="http://schemas.openxmlformats.org/officeDocument/2006/relationships" xmlns:m="http://schemas.openxmlformats.org/officeDocument/2006/math" xmlns:v="urn:schemas-microsoft-com:vml" xmlns:wp14="http://schemas.microsoft.com/office/word/2010/wordprocessingDrawing" xmlns:wp="http://schemas.openxmlformats.org/drawingml/2006/wordprocessingDrawing" xmlns:w10="urn:schemas-microsoft-com:office:word" xmlns:w="http://schemas.openxmlformats.org/wordprocessingml/2006/main" xmlns:w14="http://schemas.microsoft.com/office/word/2010/wordml" xmlns:w15="http://schemas.microsoft.com/office/word/2012/wordml" xmlns:w16cex="http://schemas.microsoft.com/office/word/2018/wordml/cex" xmlns:w16cid="http://schemas.microsoft.com/office/word/2016/wordml/cid" xmlns:w16="http://schemas.microsoft.com/office/word/2018/wordml" xmlns:w16du="http://schemas.microsoft.com/office/word/2023/wordml/word16du" xmlns:w16sdtdh="http://schemas.microsoft.com/office/word/2020/wordml/sdtdatahash" xmlns:w16sdtfl="http://schemas.microsoft.com/office/word/2024/wordml/sdtformatlock" xmlns:w16se="http://schemas.microsoft.com/office/word/2015/wordml/symex" xmlns:wpg="http://schemas.microsoft.com/office/word/2010/wordprocessingGroup" xmlns:wpi="http://schemas.microsoft.com/office/word/2010/wordprocessingInk" xmlns:wne="http://schemas.microsoft.com/office/word/2006/wordml" xmlns:wps="http://schemas.microsoft.com/office/word/2010/wordprocessingShape" mc:Ignorable="w14 w15 w16se w16cid w16 w16cex w16sdtdh w16sdtfl w16du wp14">
+<w:ftr xmlns:wpc="http://schemas.microsoft.com/office/word/2010/wordprocessingCanvas" xmlns:cx="http://schemas.microsoft.com/office/drawing/2014/chartex" xmlns:cx1="http://schemas.microsoft.com/office/drawing/2015/9/8/chartex" xmlns:cx2="http://schemas.microsoft.com/office/drawing/2015/10/21/chartex" xmlns:cx3="http://schemas.microsoft.com/office/drawing/2016/5/9/chartex" xmlns:cx4="http://schemas.microsoft.com/office/drawing/2016/5/10/chartex" xmlns:cx5="http://schemas.microsoft.com/office/drawing/2016/5/11/chartex" xmlns:cx6="http://schemas.microsoft.com/office/drawing/2016/5/12/chartex" xmlns:cx7="http://schemas.microsoft.com/office/drawing/2016/5/13/chartex" xmlns:cx8="http://schemas.microsoft.com/office/drawing/2016/5/14/chartex" xmlns:mc="http://schemas.openxmlformats.org/markup-compatibility/2006" xmlns:m="http://schemas.openxmlformats.org/officeDocument/2006/math" xmlns:aink="http://schemas.microsoft.com/office/drawing/2016/ink" xmlns:am3d="http://schemas.microsoft.com/office/drawing/2017/model3d" xmlns:oel="http://schemas.microsoft.com/office/2019/extlst" xmlns:r="http://schemas.openxmlformats.org/officeDocument/2006/relationships" xmlns:wp14="http://schemas.microsoft.com/office/word/2010/wordprocessingDrawing" xmlns:wp="http://schemas.openxmlformats.org/drawingml/2006/wordprocessingDrawing" xmlns:wpg="http://schemas.microsoft.com/office/word/2010/wordprocessingGroup" xmlns:wpi="http://schemas.microsoft.com/office/word/2010/wordprocessingInk" xmlns:wps="http://schemas.microsoft.com/office/word/2010/wordprocessingShape" xmlns:o="urn:schemas-microsoft-com:office:office" xmlns:v="urn:schemas-microsoft-com:vml" xmlns:w10="urn:schemas-microsoft-com:office:word" xmlns:w="http://schemas.openxmlformats.org/wordprocessingml/2006/main" xmlns:w14="http://schemas.microsoft.com/office/word/2010/wordml" xmlns:w15="http://schemas.microsoft.com/office/word/2012/wordml" xmlns:w16cei="http://schemas.microsoft.com/office/word/2026/wordml/cei" xmlns:w16cex="http://schemas.microsoft.com/office/word/2018/wordml/cex" xmlns:w16cid="http://schemas.microsoft.com/office/word/2016/wordml/cid" xmlns:w16="http://schemas.microsoft.com/office/word/2018/wordml" xmlns:w16sdtdh="http://schemas.microsoft.com/office/word/2020/wordml/sdtdatahash" xmlns:w16sdtfl="http://schemas.microsoft.com/office/word/2024/wordml/sdtformatlock" xmlns:w16se="http://schemas.microsoft.com/office/word/2015/wordml/symex" xmlns:w16du="http://schemas.microsoft.com/office/word/2023/wordml/word16du" xmlns:wne="http://schemas.microsoft.com/office/word/2006/wordml" mc:Ignorable="w14 w15 w16se w16cid w16 w16cex w16sdtdh w16sdtfl w16du wp14">
+  <w:p>
+    <w:pPr>
+      <w:pStyle w:val="Footer"/>
+    </w:pPr>
+  </w:p>
+</w:ftr>
+</file>
+
+<file path=word/footer2.xml><?xml version="1.0" encoding="utf-8"?>
+<w:ftr xmlns:wpc="http://schemas.microsoft.com/office/word/2010/wordprocessingCanvas" xmlns:cx="http://schemas.microsoft.com/office/drawing/2014/chartex" xmlns:cx1="http://schemas.microsoft.com/office/drawing/2015/9/8/chartex" xmlns:cx2="http://schemas.microsoft.com/office/drawing/2015/10/21/chartex" xmlns:cx3="http://schemas.microsoft.com/office/drawing/2016/5/9/chartex" xmlns:cx4="http://schemas.microsoft.com/office/drawing/2016/5/10/chartex" xmlns:cx5="http://schemas.microsoft.com/office/drawing/2016/5/11/chartex" xmlns:cx6="http://schemas.microsoft.com/office/drawing/2016/5/12/chartex" xmlns:cx7="http://schemas.microsoft.com/office/drawing/2016/5/13/chartex" xmlns:cx8="http://schemas.microsoft.com/office/drawing/2016/5/14/chartex" xmlns:mc="http://schemas.openxmlformats.org/markup-compatibility/2006" xmlns:m="http://schemas.openxmlformats.org/officeDocument/2006/math" xmlns:aink="http://schemas.microsoft.com/office/drawing/2016/ink" xmlns:am3d="http://schemas.microsoft.com/office/drawing/2017/model3d" xmlns:oel="http://schemas.microsoft.com/office/2019/extlst" xmlns:r="http://schemas.openxmlformats.org/officeDocument/2006/relationships" xmlns:wp14="http://schemas.microsoft.com/office/word/2010/wordprocessingDrawing" xmlns:wp="http://schemas.openxmlformats.org/drawingml/2006/wordprocessingDrawing" xmlns:wpg="http://schemas.microsoft.com/office/word/2010/wordprocessingGroup" xmlns:wpi="http://schemas.microsoft.com/office/word/2010/wordprocessingInk" xmlns:wps="http://schemas.microsoft.com/office/word/2010/wordprocessingShape" xmlns:o="urn:schemas-microsoft-com:office:office" xmlns:v="urn:schemas-microsoft-com:vml" xmlns:w10="urn:schemas-microsoft-com:office:word" xmlns:w="http://schemas.openxmlformats.org/wordprocessingml/2006/main" xmlns:w14="http://schemas.microsoft.com/office/word/2010/wordml" xmlns:w15="http://schemas.microsoft.com/office/word/2012/wordml" xmlns:w16cei="http://schemas.microsoft.com/office/word/2026/wordml/cei" xmlns:w16cex="http://schemas.microsoft.com/office/word/2018/wordml/cex" xmlns:w16cid="http://schemas.microsoft.com/office/word/2016/wordml/cid" xmlns:w16="http://schemas.microsoft.com/office/word/2018/wordml" xmlns:w16sdtdh="http://schemas.microsoft.com/office/word/2020/wordml/sdtdatahash" xmlns:w16sdtfl="http://schemas.microsoft.com/office/word/2024/wordml/sdtformatlock" xmlns:w16se="http://schemas.microsoft.com/office/word/2015/wordml/symex" xmlns:w16du="http://schemas.microsoft.com/office/word/2023/wordml/word16du" xmlns:wne="http://schemas.microsoft.com/office/word/2006/wordml" mc:Ignorable="w14 w15 w16se w16cid w16 w16cex w16sdtdh w16sdtfl w16du wp14">
   <w:p>
     <w:pPr>
       <w:jc w:val="center"/>
@@ -7186,7 +7739,7 @@
         <w:sz w:val="18"/>
         <w:szCs w:val="18"/>
       </w:rPr>
-      <w:instrText>PAGE</w:instrText>
+      <w:instrText xml:space="preserve"> PAGE </w:instrText>
     </w:r>
     <w:r>
       <w:rPr>
@@ -7198,12 +7751,69 @@
     </w:r>
     <w:r>
       <w:rPr>
-        <w:noProof/>
         <w:color w:val="666666"/>
         <w:sz w:val="18"/>
         <w:szCs w:val="18"/>
       </w:rPr>
-      <w:t>1</w:t>
+      <w:t>20</w:t>
+    </w:r>
+    <w:r>
+      <w:rPr>
+        <w:color w:val="666666"/>
+        <w:sz w:val="18"/>
+        <w:szCs w:val="18"/>
+      </w:rPr>
+      <w:fldChar w:fldCharType="end"/>
+    </w:r>
+  </w:p>
+</w:ftr>
+</file>
+
+<file path=word/footer3.xml><?xml version="1.0" encoding="utf-8"?>
+<w:ftr xmlns:wpc="http://schemas.microsoft.com/office/word/2010/wordprocessingCanvas" xmlns:cx="http://schemas.microsoft.com/office/drawing/2014/chartex" xmlns:cx1="http://schemas.microsoft.com/office/drawing/2015/9/8/chartex" xmlns:cx2="http://schemas.microsoft.com/office/drawing/2015/10/21/chartex" xmlns:cx3="http://schemas.microsoft.com/office/drawing/2016/5/9/chartex" xmlns:cx4="http://schemas.microsoft.com/office/drawing/2016/5/10/chartex" xmlns:cx5="http://schemas.microsoft.com/office/drawing/2016/5/11/chartex" xmlns:cx6="http://schemas.microsoft.com/office/drawing/2016/5/12/chartex" xmlns:cx7="http://schemas.microsoft.com/office/drawing/2016/5/13/chartex" xmlns:cx8="http://schemas.microsoft.com/office/drawing/2016/5/14/chartex" xmlns:mc="http://schemas.openxmlformats.org/markup-compatibility/2006" xmlns:m="http://schemas.openxmlformats.org/officeDocument/2006/math" xmlns:aink="http://schemas.microsoft.com/office/drawing/2016/ink" xmlns:am3d="http://schemas.microsoft.com/office/drawing/2017/model3d" xmlns:oel="http://schemas.microsoft.com/office/2019/extlst" xmlns:r="http://schemas.openxmlformats.org/officeDocument/2006/relationships" xmlns:wp14="http://schemas.microsoft.com/office/word/2010/wordprocessingDrawing" xmlns:wp="http://schemas.openxmlformats.org/drawingml/2006/wordprocessingDrawing" xmlns:wpg="http://schemas.microsoft.com/office/word/2010/wordprocessingGroup" xmlns:wpi="http://schemas.microsoft.com/office/word/2010/wordprocessingInk" xmlns:wps="http://schemas.microsoft.com/office/word/2010/wordprocessingShape" xmlns:o="urn:schemas-microsoft-com:office:office" xmlns:v="urn:schemas-microsoft-com:vml" xmlns:w10="urn:schemas-microsoft-com:office:word" xmlns:w="http://schemas.openxmlformats.org/wordprocessingml/2006/main" xmlns:w14="http://schemas.microsoft.com/office/word/2010/wordml" xmlns:w15="http://schemas.microsoft.com/office/word/2012/wordml" xmlns:w16cei="http://schemas.microsoft.com/office/word/2026/wordml/cei" xmlns:w16cex="http://schemas.microsoft.com/office/word/2018/wordml/cex" xmlns:w16cid="http://schemas.microsoft.com/office/word/2016/wordml/cid" xmlns:w16="http://schemas.microsoft.com/office/word/2018/wordml" xmlns:w16sdtdh="http://schemas.microsoft.com/office/word/2020/wordml/sdtdatahash" xmlns:w16sdtfl="http://schemas.microsoft.com/office/word/2024/wordml/sdtformatlock" xmlns:w16se="http://schemas.microsoft.com/office/word/2015/wordml/symex" xmlns:w16du="http://schemas.microsoft.com/office/word/2023/wordml/word16du" xmlns:wne="http://schemas.microsoft.com/office/word/2006/wordml" mc:Ignorable="w14 w15 w16se w16cid w16 w16cex w16sdtdh w16sdtfl w16du wp14">
+  <w:p>
+    <w:pPr>
+      <w:jc w:val="center"/>
+    </w:pPr>
+    <w:r>
+      <w:rPr>
+        <w:color w:val="666666"/>
+        <w:sz w:val="18"/>
+        <w:szCs w:val="18"/>
+      </w:rPr>
+      <w:t xml:space="preserve">Page </w:t>
+    </w:r>
+    <w:r>
+      <w:rPr>
+        <w:color w:val="666666"/>
+        <w:sz w:val="18"/>
+        <w:szCs w:val="18"/>
+      </w:rPr>
+      <w:fldChar w:fldCharType="begin"/>
+    </w:r>
+    <w:r>
+      <w:rPr>
+        <w:color w:val="666666"/>
+        <w:sz w:val="18"/>
+        <w:szCs w:val="18"/>
+      </w:rPr>
+      <w:instrText xml:space="preserve"> PAGE </w:instrText>
+    </w:r>
+    <w:r>
+      <w:rPr>
+        <w:color w:val="666666"/>
+        <w:sz w:val="18"/>
+        <w:szCs w:val="18"/>
+      </w:rPr>
+      <w:fldChar w:fldCharType="separate"/>
+    </w:r>
+    <w:r>
+      <w:rPr>
+        <w:color w:val="666666"/>
+        <w:sz w:val="18"/>
+        <w:szCs w:val="18"/>
+      </w:rPr>
+      <w:t>20</w:t>
     </w:r>
     <w:r>
       <w:rPr>
@@ -7218,7 +7828,7 @@
 </file>
 
 <file path=word/footnotes.xml><?xml version="1.0" encoding="utf-8"?>
-<w:footnotes xmlns:wpc="http://schemas.microsoft.com/office/word/2010/wordprocessingCanvas" xmlns:cx="http://schemas.microsoft.com/office/drawing/2014/chartex" xmlns:cx1="http://schemas.microsoft.com/office/drawing/2015/9/8/chartex" xmlns:cx2="http://schemas.microsoft.com/office/drawing/2015/10/21/chartex" xmlns:cx3="http://schemas.microsoft.com/office/drawing/2016/5/9/chartex" xmlns:cx4="http://schemas.microsoft.com/office/drawing/2016/5/10/chartex" xmlns:cx5="http://schemas.microsoft.com/office/drawing/2016/5/11/chartex" xmlns:cx6="http://schemas.microsoft.com/office/drawing/2016/5/12/chartex" xmlns:cx7="http://schemas.microsoft.com/office/drawing/2016/5/13/chartex" xmlns:cx8="http://schemas.microsoft.com/office/drawing/2016/5/14/chartex" xmlns:mc="http://schemas.openxmlformats.org/markup-compatibility/2006" xmlns:aink="http://schemas.microsoft.com/office/drawing/2016/ink" xmlns:am3d="http://schemas.microsoft.com/office/drawing/2017/model3d" xmlns:o="urn:schemas-microsoft-com:office:office" xmlns:oel="http://schemas.microsoft.com/office/2019/extlst" xmlns:r="http://schemas.openxmlformats.org/officeDocument/2006/relationships" xmlns:m="http://schemas.openxmlformats.org/officeDocument/2006/math" xmlns:v="urn:schemas-microsoft-com:vml" xmlns:wp14="http://schemas.microsoft.com/office/word/2010/wordprocessingDrawing" xmlns:wp="http://schemas.openxmlformats.org/drawingml/2006/wordprocessingDrawing" xmlns:w10="urn:schemas-microsoft-com:office:word" xmlns:w="http://schemas.openxmlformats.org/wordprocessingml/2006/main" xmlns:w14="http://schemas.microsoft.com/office/word/2010/wordml" xmlns:w15="http://schemas.microsoft.com/office/word/2012/wordml" xmlns:w16cex="http://schemas.microsoft.com/office/word/2018/wordml/cex" xmlns:w16cid="http://schemas.microsoft.com/office/word/2016/wordml/cid" xmlns:w16="http://schemas.microsoft.com/office/word/2018/wordml" xmlns:w16du="http://schemas.microsoft.com/office/word/2023/wordml/word16du" xmlns:w16sdtdh="http://schemas.microsoft.com/office/word/2020/wordml/sdtdatahash" xmlns:w16sdtfl="http://schemas.microsoft.com/office/word/2024/wordml/sdtformatlock" xmlns:w16se="http://schemas.microsoft.com/office/word/2015/wordml/symex" xmlns:wpg="http://schemas.microsoft.com/office/word/2010/wordprocessingGroup" xmlns:wpi="http://schemas.microsoft.com/office/word/2010/wordprocessingInk" xmlns:wne="http://schemas.microsoft.com/office/word/2006/wordml" xmlns:wps="http://schemas.microsoft.com/office/word/2010/wordprocessingShape" mc:Ignorable="w14 w15 w16se w16cid w16 w16cex w16sdtdh w16sdtfl w16du wp14">
+<w:footnotes xmlns:wpc="http://schemas.microsoft.com/office/word/2010/wordprocessingCanvas" xmlns:cx="http://schemas.microsoft.com/office/drawing/2014/chartex" xmlns:cx1="http://schemas.microsoft.com/office/drawing/2015/9/8/chartex" xmlns:cx2="http://schemas.microsoft.com/office/drawing/2015/10/21/chartex" xmlns:cx3="http://schemas.microsoft.com/office/drawing/2016/5/9/chartex" xmlns:cx4="http://schemas.microsoft.com/office/drawing/2016/5/10/chartex" xmlns:cx5="http://schemas.microsoft.com/office/drawing/2016/5/11/chartex" xmlns:cx6="http://schemas.microsoft.com/office/drawing/2016/5/12/chartex" xmlns:cx7="http://schemas.microsoft.com/office/drawing/2016/5/13/chartex" xmlns:cx8="http://schemas.microsoft.com/office/drawing/2016/5/14/chartex" xmlns:mc="http://schemas.openxmlformats.org/markup-compatibility/2006" xmlns:m="http://schemas.openxmlformats.org/officeDocument/2006/math" xmlns:aink="http://schemas.microsoft.com/office/drawing/2016/ink" xmlns:am3d="http://schemas.microsoft.com/office/drawing/2017/model3d" xmlns:oel="http://schemas.microsoft.com/office/2019/extlst" xmlns:r="http://schemas.openxmlformats.org/officeDocument/2006/relationships" xmlns:wp14="http://schemas.microsoft.com/office/word/2010/wordprocessingDrawing" xmlns:wp="http://schemas.openxmlformats.org/drawingml/2006/wordprocessingDrawing" xmlns:wpg="http://schemas.microsoft.com/office/word/2010/wordprocessingGroup" xmlns:wpi="http://schemas.microsoft.com/office/word/2010/wordprocessingInk" xmlns:wps="http://schemas.microsoft.com/office/word/2010/wordprocessingShape" xmlns:o="urn:schemas-microsoft-com:office:office" xmlns:v="urn:schemas-microsoft-com:vml" xmlns:w10="urn:schemas-microsoft-com:office:word" xmlns:w="http://schemas.openxmlformats.org/wordprocessingml/2006/main" xmlns:w14="http://schemas.microsoft.com/office/word/2010/wordml" xmlns:w15="http://schemas.microsoft.com/office/word/2012/wordml" xmlns:w16cei="http://schemas.microsoft.com/office/word/2026/wordml/cei" xmlns:w16cex="http://schemas.microsoft.com/office/word/2018/wordml/cex" xmlns:w16cid="http://schemas.microsoft.com/office/word/2016/wordml/cid" xmlns:w16="http://schemas.microsoft.com/office/word/2018/wordml" xmlns:w16sdtdh="http://schemas.microsoft.com/office/word/2020/wordml/sdtdatahash" xmlns:w16sdtfl="http://schemas.microsoft.com/office/word/2024/wordml/sdtformatlock" xmlns:w16se="http://schemas.microsoft.com/office/word/2015/wordml/symex" xmlns:w16du="http://schemas.microsoft.com/office/word/2023/wordml/word16du" xmlns:wne="http://schemas.microsoft.com/office/word/2006/wordml" mc:Ignorable="w14 w15 w16se w16cid w16 w16cex w16sdtdh w16sdtfl w16du wp14">
   <w:footnote w:type="separator" w:id="-1">
     <w:p>
       <w:r>
@@ -7237,7 +7847,51 @@
 </file>
 
 <file path=word/header1.xml><?xml version="1.0" encoding="utf-8"?>
-<w:hdr xmlns:wpc="http://schemas.microsoft.com/office/word/2010/wordprocessingCanvas" xmlns:cx="http://schemas.microsoft.com/office/drawing/2014/chartex" xmlns:cx1="http://schemas.microsoft.com/office/drawing/2015/9/8/chartex" xmlns:cx2="http://schemas.microsoft.com/office/drawing/2015/10/21/chartex" xmlns:cx3="http://schemas.microsoft.com/office/drawing/2016/5/9/chartex" xmlns:cx4="http://schemas.microsoft.com/office/drawing/2016/5/10/chartex" xmlns:cx5="http://schemas.microsoft.com/office/drawing/2016/5/11/chartex" xmlns:cx6="http://schemas.microsoft.com/office/drawing/2016/5/12/chartex" xmlns:cx7="http://schemas.microsoft.com/office/drawing/2016/5/13/chartex" xmlns:cx8="http://schemas.microsoft.com/office/drawing/2016/5/14/chartex" xmlns:mc="http://schemas.openxmlformats.org/markup-compatibility/2006" xmlns:aink="http://schemas.microsoft.com/office/drawing/2016/ink" xmlns:am3d="http://schemas.microsoft.com/office/drawing/2017/model3d" xmlns:o="urn:schemas-microsoft-com:office:office" xmlns:oel="http://schemas.microsoft.com/office/2019/extlst" xmlns:r="http://schemas.openxmlformats.org/officeDocument/2006/relationships" xmlns:m="http://schemas.openxmlformats.org/officeDocument/2006/math" xmlns:v="urn:schemas-microsoft-com:vml" xmlns:wp14="http://schemas.microsoft.com/office/word/2010/wordprocessingDrawing" xmlns:wp="http://schemas.openxmlformats.org/drawingml/2006/wordprocessingDrawing" xmlns:w10="urn:schemas-microsoft-com:office:word" xmlns:w="http://schemas.openxmlformats.org/wordprocessingml/2006/main" xmlns:w14="http://schemas.microsoft.com/office/word/2010/wordml" xmlns:w15="http://schemas.microsoft.com/office/word/2012/wordml" xmlns:w16cex="http://schemas.microsoft.com/office/word/2018/wordml/cex" xmlns:w16cid="http://schemas.microsoft.com/office/word/2016/wordml/cid" xmlns:w16="http://schemas.microsoft.com/office/word/2018/wordml" xmlns:w16du="http://schemas.microsoft.com/office/word/2023/wordml/word16du" xmlns:w16sdtdh="http://schemas.microsoft.com/office/word/2020/wordml/sdtdatahash" xmlns:w16sdtfl="http://schemas.microsoft.com/office/word/2024/wordml/sdtformatlock" xmlns:w16se="http://schemas.microsoft.com/office/word/2015/wordml/symex" xmlns:wpg="http://schemas.microsoft.com/office/word/2010/wordprocessingGroup" xmlns:wpi="http://schemas.microsoft.com/office/word/2010/wordprocessingInk" xmlns:wne="http://schemas.microsoft.com/office/word/2006/wordml" xmlns:wps="http://schemas.microsoft.com/office/word/2010/wordprocessingShape" mc:Ignorable="w14 w15 w16se w16cid w16 w16cex w16sdtdh w16sdtfl w16du wp14">
+<w:hdr xmlns:wpc="http://schemas.microsoft.com/office/word/2010/wordprocessingCanvas" xmlns:cx="http://schemas.microsoft.com/office/drawing/2014/chartex" xmlns:cx1="http://schemas.microsoft.com/office/drawing/2015/9/8/chartex" xmlns:cx2="http://schemas.microsoft.com/office/drawing/2015/10/21/chartex" xmlns:cx3="http://schemas.microsoft.com/office/drawing/2016/5/9/chartex" xmlns:cx4="http://schemas.microsoft.com/office/drawing/2016/5/10/chartex" xmlns:cx5="http://schemas.microsoft.com/office/drawing/2016/5/11/chartex" xmlns:cx6="http://schemas.microsoft.com/office/drawing/2016/5/12/chartex" xmlns:cx7="http://schemas.microsoft.com/office/drawing/2016/5/13/chartex" xmlns:cx8="http://schemas.microsoft.com/office/drawing/2016/5/14/chartex" xmlns:mc="http://schemas.openxmlformats.org/markup-compatibility/2006" xmlns:m="http://schemas.openxmlformats.org/officeDocument/2006/math" xmlns:aink="http://schemas.microsoft.com/office/drawing/2016/ink" xmlns:am3d="http://schemas.microsoft.com/office/drawing/2017/model3d" xmlns:oel="http://schemas.microsoft.com/office/2019/extlst" xmlns:r="http://schemas.openxmlformats.org/officeDocument/2006/relationships" xmlns:wp14="http://schemas.microsoft.com/office/word/2010/wordprocessingDrawing" xmlns:wp="http://schemas.openxmlformats.org/drawingml/2006/wordprocessingDrawing" xmlns:wpg="http://schemas.microsoft.com/office/word/2010/wordprocessingGroup" xmlns:wpi="http://schemas.microsoft.com/office/word/2010/wordprocessingInk" xmlns:wps="http://schemas.microsoft.com/office/word/2010/wordprocessingShape" xmlns:o="urn:schemas-microsoft-com:office:office" xmlns:v="urn:schemas-microsoft-com:vml" xmlns:w10="urn:schemas-microsoft-com:office:word" xmlns:w="http://schemas.openxmlformats.org/wordprocessingml/2006/main" xmlns:w14="http://schemas.microsoft.com/office/word/2010/wordml" xmlns:w15="http://schemas.microsoft.com/office/word/2012/wordml" xmlns:w16cei="http://schemas.microsoft.com/office/word/2026/wordml/cei" xmlns:w16cex="http://schemas.microsoft.com/office/word/2018/wordml/cex" xmlns:w16cid="http://schemas.microsoft.com/office/word/2016/wordml/cid" xmlns:w16="http://schemas.microsoft.com/office/word/2018/wordml" xmlns:w16sdtdh="http://schemas.microsoft.com/office/word/2020/wordml/sdtdatahash" xmlns:w16sdtfl="http://schemas.microsoft.com/office/word/2024/wordml/sdtformatlock" xmlns:w16se="http://schemas.microsoft.com/office/word/2015/wordml/symex" xmlns:w16du="http://schemas.microsoft.com/office/word/2023/wordml/word16du" xmlns:wne="http://schemas.microsoft.com/office/word/2006/wordml" mc:Ignorable="w14 w15 w16se w16cid w16 w16cex w16sdtdh w16sdtfl w16du wp14">
+  <w:p>
+    <w:pPr>
+      <w:pStyle w:val="Header"/>
+    </w:pPr>
+  </w:p>
+</w:hdr>
+</file>
+
+<file path=word/header2.xml><?xml version="1.0" encoding="utf-8"?>
+<w:hdr xmlns:wpc="http://schemas.microsoft.com/office/word/2010/wordprocessingCanvas" xmlns:cx="http://schemas.microsoft.com/office/drawing/2014/chartex" xmlns:cx1="http://schemas.microsoft.com/office/drawing/2015/9/8/chartex" xmlns:cx2="http://schemas.microsoft.com/office/drawing/2015/10/21/chartex" xmlns:cx3="http://schemas.microsoft.com/office/drawing/2016/5/9/chartex" xmlns:cx4="http://schemas.microsoft.com/office/drawing/2016/5/10/chartex" xmlns:cx5="http://schemas.microsoft.com/office/drawing/2016/5/11/chartex" xmlns:cx6="http://schemas.microsoft.com/office/drawing/2016/5/12/chartex" xmlns:cx7="http://schemas.microsoft.com/office/drawing/2016/5/13/chartex" xmlns:cx8="http://schemas.microsoft.com/office/drawing/2016/5/14/chartex" xmlns:mc="http://schemas.openxmlformats.org/markup-compatibility/2006" xmlns:m="http://schemas.openxmlformats.org/officeDocument/2006/math" xmlns:aink="http://schemas.microsoft.com/office/drawing/2016/ink" xmlns:am3d="http://schemas.microsoft.com/office/drawing/2017/model3d" xmlns:oel="http://schemas.microsoft.com/office/2019/extlst" xmlns:r="http://schemas.openxmlformats.org/officeDocument/2006/relationships" xmlns:wp14="http://schemas.microsoft.com/office/word/2010/wordprocessingDrawing" xmlns:wp="http://schemas.openxmlformats.org/drawingml/2006/wordprocessingDrawing" xmlns:wpg="http://schemas.microsoft.com/office/word/2010/wordprocessingGroup" xmlns:wpi="http://schemas.microsoft.com/office/word/2010/wordprocessingInk" xmlns:wps="http://schemas.microsoft.com/office/word/2010/wordprocessingShape" xmlns:o="urn:schemas-microsoft-com:office:office" xmlns:v="urn:schemas-microsoft-com:vml" xmlns:w10="urn:schemas-microsoft-com:office:word" xmlns:w="http://schemas.openxmlformats.org/wordprocessingml/2006/main" xmlns:w14="http://schemas.microsoft.com/office/word/2010/wordml" xmlns:w15="http://schemas.microsoft.com/office/word/2012/wordml" xmlns:w16cei="http://schemas.microsoft.com/office/word/2026/wordml/cei" xmlns:w16cex="http://schemas.microsoft.com/office/word/2018/wordml/cex" xmlns:w16cid="http://schemas.microsoft.com/office/word/2016/wordml/cid" xmlns:w16="http://schemas.microsoft.com/office/word/2018/wordml" xmlns:w16sdtdh="http://schemas.microsoft.com/office/word/2020/wordml/sdtdatahash" xmlns:w16sdtfl="http://schemas.microsoft.com/office/word/2024/wordml/sdtformatlock" xmlns:w16se="http://schemas.microsoft.com/office/word/2015/wordml/symex" xmlns:w16du="http://schemas.microsoft.com/office/word/2023/wordml/word16du" xmlns:wne="http://schemas.microsoft.com/office/word/2006/wordml" mc:Ignorable="w14 w15 w16se w16cid w16 w16cex w16sdtdh w16sdtfl w16du wp14">
+  <w:p>
+    <w:pPr>
+      <w:pBdr>
+        <w:bottom w:val="single" w:sz="2" w:space="4" w:color="2E86AB"/>
+      </w:pBdr>
+      <w:tabs>
+        <w:tab w:val="right" w:pos="9026"/>
+      </w:tabs>
+    </w:pPr>
+    <w:r>
+      <w:rPr>
+        <w:rFonts w:ascii="Georgia" w:eastAsia="Georgia" w:hAnsi="Georgia" w:cs="Georgia"/>
+        <w:color w:val="2E86AB"/>
+        <w:sz w:val="18"/>
+        <w:szCs w:val="18"/>
+      </w:rPr>
+      <w:t>Computational Sensorimotor Control</w:t>
+    </w:r>
+    <w:r>
+      <w:rPr>
+        <w:rFonts w:ascii="Georgia" w:eastAsia="Georgia" w:hAnsi="Georgia" w:cs="Georgia"/>
+        <w:color w:val="666666"/>
+        <w:sz w:val="18"/>
+        <w:szCs w:val="18"/>
+      </w:rPr>
+      <w:tab/>
+      <w:t>Week 1 Lecture Notes</w:t>
+    </w:r>
+  </w:p>
+</w:hdr>
+</file>
+
+<file path=word/header3.xml><?xml version="1.0" encoding="utf-8"?>
+<w:hdr xmlns:wpc="http://schemas.microsoft.com/office/word/2010/wordprocessingCanvas" xmlns:cx="http://schemas.microsoft.com/office/drawing/2014/chartex" xmlns:cx1="http://schemas.microsoft.com/office/drawing/2015/9/8/chartex" xmlns:cx2="http://schemas.microsoft.com/office/drawing/2015/10/21/chartex" xmlns:cx3="http://schemas.microsoft.com/office/drawing/2016/5/9/chartex" xmlns:cx4="http://schemas.microsoft.com/office/drawing/2016/5/10/chartex" xmlns:cx5="http://schemas.microsoft.com/office/drawing/2016/5/11/chartex" xmlns:cx6="http://schemas.microsoft.com/office/drawing/2016/5/12/chartex" xmlns:cx7="http://schemas.microsoft.com/office/drawing/2016/5/13/chartex" xmlns:cx8="http://schemas.microsoft.com/office/drawing/2016/5/14/chartex" xmlns:mc="http://schemas.openxmlformats.org/markup-compatibility/2006" xmlns:m="http://schemas.openxmlformats.org/officeDocument/2006/math" xmlns:aink="http://schemas.microsoft.com/office/drawing/2016/ink" xmlns:am3d="http://schemas.microsoft.com/office/drawing/2017/model3d" xmlns:oel="http://schemas.microsoft.com/office/2019/extlst" xmlns:r="http://schemas.openxmlformats.org/officeDocument/2006/relationships" xmlns:wp14="http://schemas.microsoft.com/office/word/2010/wordprocessingDrawing" xmlns:wp="http://schemas.openxmlformats.org/drawingml/2006/wordprocessingDrawing" xmlns:wpg="http://schemas.microsoft.com/office/word/2010/wordprocessingGroup" xmlns:wpi="http://schemas.microsoft.com/office/word/2010/wordprocessingInk" xmlns:wps="http://schemas.microsoft.com/office/word/2010/wordprocessingShape" xmlns:o="urn:schemas-microsoft-com:office:office" xmlns:v="urn:schemas-microsoft-com:vml" xmlns:w10="urn:schemas-microsoft-com:office:word" xmlns:w="http://schemas.openxmlformats.org/wordprocessingml/2006/main" xmlns:w14="http://schemas.microsoft.com/office/word/2010/wordml" xmlns:w15="http://schemas.microsoft.com/office/word/2012/wordml" xmlns:w16cei="http://schemas.microsoft.com/office/word/2026/wordml/cei" xmlns:w16cex="http://schemas.microsoft.com/office/word/2018/wordml/cex" xmlns:w16cid="http://schemas.microsoft.com/office/word/2016/wordml/cid" xmlns:w16="http://schemas.microsoft.com/office/word/2018/wordml" xmlns:w16sdtdh="http://schemas.microsoft.com/office/word/2020/wordml/sdtdatahash" xmlns:w16sdtfl="http://schemas.microsoft.com/office/word/2024/wordml/sdtformatlock" xmlns:w16se="http://schemas.microsoft.com/office/word/2015/wordml/symex" xmlns:w16du="http://schemas.microsoft.com/office/word/2023/wordml/word16du" xmlns:wne="http://schemas.microsoft.com/office/word/2006/wordml" mc:Ignorable="w14 w15 w16se w16cid w16 w16cex w16sdtdh w16sdtfl w16du wp14">
   <w:p>
     <w:pPr>
       <w:pBdr>
@@ -7271,269 +7925,359 @@
 </file>
 
 <file path=word/numbering.xml><?xml version="1.0" encoding="utf-8"?>
-<w:numbering xmlns:wpc="http://schemas.microsoft.com/office/word/2010/wordprocessingCanvas" xmlns:cx="http://schemas.microsoft.com/office/drawing/2014/chartex" xmlns:cx1="http://schemas.microsoft.com/office/drawing/2015/9/8/chartex" xmlns:cx2="http://schemas.microsoft.com/office/drawing/2015/10/21/chartex" xmlns:cx3="http://schemas.microsoft.com/office/drawing/2016/5/9/chartex" xmlns:cx4="http://schemas.microsoft.com/office/drawing/2016/5/10/chartex" xmlns:cx5="http://schemas.microsoft.com/office/drawing/2016/5/11/chartex" xmlns:cx6="http://schemas.microsoft.com/office/drawing/2016/5/12/chartex" xmlns:cx7="http://schemas.microsoft.com/office/drawing/2016/5/13/chartex" xmlns:cx8="http://schemas.microsoft.com/office/drawing/2016/5/14/chartex" xmlns:mc="http://schemas.openxmlformats.org/markup-compatibility/2006" xmlns:aink="http://schemas.microsoft.com/office/drawing/2016/ink" xmlns:am3d="http://schemas.microsoft.com/office/drawing/2017/model3d" xmlns:o="urn:schemas-microsoft-com:office:office" xmlns:oel="http://schemas.microsoft.com/office/2019/extlst" xmlns:r="http://schemas.openxmlformats.org/officeDocument/2006/relationships" xmlns:m="http://schemas.openxmlformats.org/officeDocument/2006/math" xmlns:v="urn:schemas-microsoft-com:vml" xmlns:wp14="http://schemas.microsoft.com/office/word/2010/wordprocessingDrawing" xmlns:wp="http://schemas.openxmlformats.org/drawingml/2006/wordprocessingDrawing" xmlns:w10="urn:schemas-microsoft-com:office:word" xmlns:w="http://schemas.openxmlformats.org/wordprocessingml/2006/main" xmlns:w14="http://schemas.microsoft.com/office/word/2010/wordml" xmlns:w15="http://schemas.microsoft.com/office/word/2012/wordml" xmlns:w16cex="http://schemas.microsoft.com/office/word/2018/wordml/cex" xmlns:w16cid="http://schemas.microsoft.com/office/word/2016/wordml/cid" xmlns:w16="http://schemas.microsoft.com/office/word/2018/wordml" xmlns:w16du="http://schemas.microsoft.com/office/word/2023/wordml/word16du" xmlns:w16sdtdh="http://schemas.microsoft.com/office/word/2020/wordml/sdtdatahash" xmlns:w16sdtfl="http://schemas.microsoft.com/office/word/2024/wordml/sdtformatlock" xmlns:w16se="http://schemas.microsoft.com/office/word/2015/wordml/symex" xmlns:wpg="http://schemas.microsoft.com/office/word/2010/wordprocessingGroup" xmlns:wpi="http://schemas.microsoft.com/office/word/2010/wordprocessingInk" xmlns:wne="http://schemas.microsoft.com/office/word/2006/wordml" xmlns:wps="http://schemas.microsoft.com/office/word/2010/wordprocessingShape" mc:Ignorable="w14 w15 w16se w16cid w16 w16cex w16sdtdh w16sdtfl w16du wp14">
+<w:numbering xmlns:wpc="http://schemas.microsoft.com/office/word/2010/wordprocessingCanvas" xmlns:cx="http://schemas.microsoft.com/office/drawing/2014/chartex" xmlns:cx1="http://schemas.microsoft.com/office/drawing/2015/9/8/chartex" xmlns:cx2="http://schemas.microsoft.com/office/drawing/2015/10/21/chartex" xmlns:cx3="http://schemas.microsoft.com/office/drawing/2016/5/9/chartex" xmlns:cx4="http://schemas.microsoft.com/office/drawing/2016/5/10/chartex" xmlns:cx5="http://schemas.microsoft.com/office/drawing/2016/5/11/chartex" xmlns:cx6="http://schemas.microsoft.com/office/drawing/2016/5/12/chartex" xmlns:cx7="http://schemas.microsoft.com/office/drawing/2016/5/13/chartex" xmlns:cx8="http://schemas.microsoft.com/office/drawing/2016/5/14/chartex" xmlns:mc="http://schemas.openxmlformats.org/markup-compatibility/2006" xmlns:m="http://schemas.openxmlformats.org/officeDocument/2006/math" xmlns:aink="http://schemas.microsoft.com/office/drawing/2016/ink" xmlns:am3d="http://schemas.microsoft.com/office/drawing/2017/model3d" xmlns:oel="http://schemas.microsoft.com/office/2019/extlst" xmlns:r="http://schemas.openxmlformats.org/officeDocument/2006/relationships" xmlns:wp14="http://schemas.microsoft.com/office/word/2010/wordprocessingDrawing" xmlns:wp="http://schemas.openxmlformats.org/drawingml/2006/wordprocessingDrawing" xmlns:wpg="http://schemas.microsoft.com/office/word/2010/wordprocessingGroup" xmlns:wpi="http://schemas.microsoft.com/office/word/2010/wordprocessingInk" xmlns:wps="http://schemas.microsoft.com/office/word/2010/wordprocessingShape" xmlns:o="urn:schemas-microsoft-com:office:office" xmlns:v="urn:schemas-microsoft-com:vml" xmlns:w10="urn:schemas-microsoft-com:office:word" xmlns:w="http://schemas.openxmlformats.org/wordprocessingml/2006/main" xmlns:w14="http://schemas.microsoft.com/office/word/2010/wordml" xmlns:w15="http://schemas.microsoft.com/office/word/2012/wordml" xmlns:w16cei="http://schemas.microsoft.com/office/word/2026/wordml/cei" xmlns:w16cex="http://schemas.microsoft.com/office/word/2018/wordml/cex" xmlns:w16cid="http://schemas.microsoft.com/office/word/2016/wordml/cid" xmlns:w16="http://schemas.microsoft.com/office/word/2018/wordml" xmlns:w16sdtdh="http://schemas.microsoft.com/office/word/2020/wordml/sdtdatahash" xmlns:w16sdtfl="http://schemas.microsoft.com/office/word/2024/wordml/sdtformatlock" xmlns:w16se="http://schemas.microsoft.com/office/word/2015/wordml/symex" xmlns:w16du="http://schemas.microsoft.com/office/word/2023/wordml/word16du" xmlns:wne="http://schemas.microsoft.com/office/word/2006/wordml" mc:Ignorable="w14 w15 w16se w16cid w16 w16cex w16sdtdh w16sdtfl w16du wp14">
   <w:abstractNum w:abstractNumId="0" w15:restartNumberingAfterBreak="0">
-    <w:nsid w:val="20C97B99"/>
-    <w:multiLevelType w:val="hybridMultilevel"/>
-    <w:tmpl w:val="FF4A6EF4"/>
-    <w:lvl w:ilvl="0" w:tplc="15920404">
-      <w:start w:val="1"/>
-      <w:numFmt w:val="bullet"/>
-      <w:lvlText w:val="•"/>
-      <w:lvlJc w:val="left"/>
-      <w:pPr>
-        <w:ind w:left="720" w:hanging="360"/>
-      </w:pPr>
-    </w:lvl>
-    <w:lvl w:ilvl="1" w:tplc="4A66AB5C">
-      <w:numFmt w:val="decimal"/>
-      <w:lvlText w:val=""/>
-      <w:lvlJc w:val="left"/>
-    </w:lvl>
-    <w:lvl w:ilvl="2" w:tplc="8F6C9484">
-      <w:numFmt w:val="decimal"/>
-      <w:lvlText w:val=""/>
-      <w:lvlJc w:val="left"/>
-    </w:lvl>
-    <w:lvl w:ilvl="3" w:tplc="FD8EFAEC">
-      <w:numFmt w:val="decimal"/>
-      <w:lvlText w:val=""/>
-      <w:lvlJc w:val="left"/>
-    </w:lvl>
-    <w:lvl w:ilvl="4" w:tplc="EA00A00A">
-      <w:numFmt w:val="decimal"/>
-      <w:lvlText w:val=""/>
-      <w:lvlJc w:val="left"/>
-    </w:lvl>
-    <w:lvl w:ilvl="5" w:tplc="17E2811A">
-      <w:numFmt w:val="decimal"/>
-      <w:lvlText w:val=""/>
-      <w:lvlJc w:val="left"/>
-    </w:lvl>
-    <w:lvl w:ilvl="6" w:tplc="6862E4AE">
-      <w:numFmt w:val="decimal"/>
-      <w:lvlText w:val=""/>
-      <w:lvlJc w:val="left"/>
-    </w:lvl>
-    <w:lvl w:ilvl="7" w:tplc="A3CC6958">
-      <w:numFmt w:val="decimal"/>
-      <w:lvlText w:val=""/>
-      <w:lvlJc w:val="left"/>
-    </w:lvl>
-    <w:lvl w:ilvl="8" w:tplc="C02CDC7A">
-      <w:numFmt w:val="decimal"/>
-      <w:lvlText w:val=""/>
-      <w:lvlJc w:val="left"/>
-    </w:lvl>
-  </w:abstractNum>
-  <w:abstractNum w:abstractNumId="1" w15:restartNumberingAfterBreak="0">
-    <w:nsid w:val="47B06613"/>
-    <w:multiLevelType w:val="hybridMultilevel"/>
-    <w:tmpl w:val="6A34A848"/>
-    <w:lvl w:ilvl="0" w:tplc="3F365350">
-      <w:start w:val="1"/>
-      <w:numFmt w:val="bullet"/>
-      <w:lvlText w:val="–"/>
-      <w:lvlJc w:val="left"/>
-      <w:pPr>
-        <w:ind w:left="1080" w:hanging="360"/>
-      </w:pPr>
-    </w:lvl>
-    <w:lvl w:ilvl="1" w:tplc="AB5EBE02">
-      <w:numFmt w:val="decimal"/>
-      <w:lvlText w:val=""/>
-      <w:lvlJc w:val="left"/>
-    </w:lvl>
-    <w:lvl w:ilvl="2" w:tplc="F2C059D0">
-      <w:numFmt w:val="decimal"/>
-      <w:lvlText w:val=""/>
-      <w:lvlJc w:val="left"/>
-    </w:lvl>
-    <w:lvl w:ilvl="3" w:tplc="1D0E1A44">
-      <w:numFmt w:val="decimal"/>
-      <w:lvlText w:val=""/>
-      <w:lvlJc w:val="left"/>
-    </w:lvl>
-    <w:lvl w:ilvl="4" w:tplc="EA94CEEE">
-      <w:numFmt w:val="decimal"/>
-      <w:lvlText w:val=""/>
-      <w:lvlJc w:val="left"/>
-    </w:lvl>
-    <w:lvl w:ilvl="5" w:tplc="1EE6B69C">
-      <w:numFmt w:val="decimal"/>
-      <w:lvlText w:val=""/>
-      <w:lvlJc w:val="left"/>
-    </w:lvl>
-    <w:lvl w:ilvl="6" w:tplc="340C21AA">
-      <w:numFmt w:val="decimal"/>
-      <w:lvlText w:val=""/>
-      <w:lvlJc w:val="left"/>
-    </w:lvl>
-    <w:lvl w:ilvl="7" w:tplc="C70A64F4">
-      <w:numFmt w:val="decimal"/>
-      <w:lvlText w:val=""/>
-      <w:lvlJc w:val="left"/>
-    </w:lvl>
-    <w:lvl w:ilvl="8" w:tplc="44C840AC">
-      <w:numFmt w:val="decimal"/>
-      <w:lvlText w:val=""/>
-      <w:lvlJc w:val="left"/>
-    </w:lvl>
-  </w:abstractNum>
-  <w:abstractNum w:abstractNumId="2" w15:restartNumberingAfterBreak="0">
-    <w:nsid w:val="4AFC6E28"/>
-    <w:multiLevelType w:val="hybridMultilevel"/>
-    <w:tmpl w:val="679AE126"/>
-    <w:lvl w:ilvl="0" w:tplc="006223F4">
+    <w:nsid w:val="0A1A3226"/>
+    <w:multiLevelType w:val="multilevel"/>
+    <w:tmpl w:val="58A42490"/>
+    <w:lvl w:ilvl="0">
       <w:start w:val="1"/>
       <w:numFmt w:val="decimal"/>
       <w:lvlText w:val="%1."/>
       <w:lvlJc w:val="left"/>
       <w:pPr>
+        <w:tabs>
+          <w:tab w:val="num" w:pos="0"/>
+        </w:tabs>
         <w:ind w:left="720" w:hanging="360"/>
       </w:pPr>
     </w:lvl>
-    <w:lvl w:ilvl="1" w:tplc="B03EBD0A">
+    <w:lvl w:ilvl="1">
       <w:numFmt w:val="decimal"/>
       <w:lvlText w:val=""/>
       <w:lvlJc w:val="left"/>
+      <w:pPr>
+        <w:tabs>
+          <w:tab w:val="num" w:pos="0"/>
+        </w:tabs>
+        <w:ind w:left="0" w:firstLine="0"/>
+      </w:pPr>
     </w:lvl>
-    <w:lvl w:ilvl="2" w:tplc="AAC601E2">
+    <w:lvl w:ilvl="2">
       <w:numFmt w:val="decimal"/>
       <w:lvlText w:val=""/>
       <w:lvlJc w:val="left"/>
+      <w:pPr>
+        <w:tabs>
+          <w:tab w:val="num" w:pos="0"/>
+        </w:tabs>
+        <w:ind w:left="0" w:firstLine="0"/>
+      </w:pPr>
     </w:lvl>
-    <w:lvl w:ilvl="3" w:tplc="B56A18A4">
+    <w:lvl w:ilvl="3">
       <w:numFmt w:val="decimal"/>
       <w:lvlText w:val=""/>
       <w:lvlJc w:val="left"/>
+      <w:pPr>
+        <w:tabs>
+          <w:tab w:val="num" w:pos="0"/>
+        </w:tabs>
+        <w:ind w:left="0" w:firstLine="0"/>
+      </w:pPr>
     </w:lvl>
-    <w:lvl w:ilvl="4" w:tplc="BD804F52">
+    <w:lvl w:ilvl="4">
       <w:numFmt w:val="decimal"/>
       <w:lvlText w:val=""/>
       <w:lvlJc w:val="left"/>
+      <w:pPr>
+        <w:tabs>
+          <w:tab w:val="num" w:pos="0"/>
+        </w:tabs>
+        <w:ind w:left="0" w:firstLine="0"/>
+      </w:pPr>
     </w:lvl>
-    <w:lvl w:ilvl="5" w:tplc="84760F12">
+    <w:lvl w:ilvl="5">
       <w:numFmt w:val="decimal"/>
       <w:lvlText w:val=""/>
       <w:lvlJc w:val="left"/>
+      <w:pPr>
+        <w:tabs>
+          <w:tab w:val="num" w:pos="0"/>
+        </w:tabs>
+        <w:ind w:left="0" w:firstLine="0"/>
+      </w:pPr>
     </w:lvl>
-    <w:lvl w:ilvl="6" w:tplc="A0F6961C">
+    <w:lvl w:ilvl="6">
       <w:numFmt w:val="decimal"/>
       <w:lvlText w:val=""/>
       <w:lvlJc w:val="left"/>
+      <w:pPr>
+        <w:tabs>
+          <w:tab w:val="num" w:pos="0"/>
+        </w:tabs>
+        <w:ind w:left="0" w:firstLine="0"/>
+      </w:pPr>
     </w:lvl>
-    <w:lvl w:ilvl="7" w:tplc="33F0FD12">
+    <w:lvl w:ilvl="7">
       <w:numFmt w:val="decimal"/>
       <w:lvlText w:val=""/>
       <w:lvlJc w:val="left"/>
+      <w:pPr>
+        <w:tabs>
+          <w:tab w:val="num" w:pos="0"/>
+        </w:tabs>
+        <w:ind w:left="0" w:firstLine="0"/>
+      </w:pPr>
     </w:lvl>
-    <w:lvl w:ilvl="8" w:tplc="699E5AB6">
+    <w:lvl w:ilvl="8">
       <w:numFmt w:val="decimal"/>
       <w:lvlText w:val=""/>
       <w:lvlJc w:val="left"/>
+      <w:pPr>
+        <w:tabs>
+          <w:tab w:val="num" w:pos="0"/>
+        </w:tabs>
+        <w:ind w:left="0" w:firstLine="0"/>
+      </w:pPr>
     </w:lvl>
   </w:abstractNum>
-  <w:abstractNum w:abstractNumId="3" w15:restartNumberingAfterBreak="0">
-    <w:nsid w:val="60270800"/>
-    <w:multiLevelType w:val="hybridMultilevel"/>
-    <w:tmpl w:val="270EB2D2"/>
-    <w:lvl w:ilvl="0" w:tplc="D2687600">
+  <w:abstractNum w:abstractNumId="1" w15:restartNumberingAfterBreak="0">
+    <w:nsid w:val="363E2DFD"/>
+    <w:multiLevelType w:val="multilevel"/>
+    <w:tmpl w:val="DC58A0CC"/>
+    <w:lvl w:ilvl="0">
+      <w:start w:val="1"/>
+      <w:numFmt w:val="none"/>
+      <w:suff w:val="nothing"/>
+      <w:lvlText w:val=""/>
+      <w:lvlJc w:val="left"/>
+      <w:pPr>
+        <w:tabs>
+          <w:tab w:val="num" w:pos="0"/>
+        </w:tabs>
+        <w:ind w:left="0" w:firstLine="0"/>
+      </w:pPr>
+    </w:lvl>
+    <w:lvl w:ilvl="1">
+      <w:start w:val="1"/>
+      <w:numFmt w:val="none"/>
+      <w:suff w:val="nothing"/>
+      <w:lvlText w:val=""/>
+      <w:lvlJc w:val="left"/>
+      <w:pPr>
+        <w:tabs>
+          <w:tab w:val="num" w:pos="0"/>
+        </w:tabs>
+        <w:ind w:left="0" w:firstLine="0"/>
+      </w:pPr>
+    </w:lvl>
+    <w:lvl w:ilvl="2">
+      <w:start w:val="1"/>
+      <w:numFmt w:val="none"/>
+      <w:suff w:val="nothing"/>
+      <w:lvlText w:val=""/>
+      <w:lvlJc w:val="left"/>
+      <w:pPr>
+        <w:tabs>
+          <w:tab w:val="num" w:pos="0"/>
+        </w:tabs>
+        <w:ind w:left="0" w:firstLine="0"/>
+      </w:pPr>
+    </w:lvl>
+    <w:lvl w:ilvl="3">
+      <w:start w:val="1"/>
+      <w:numFmt w:val="none"/>
+      <w:suff w:val="nothing"/>
+      <w:lvlText w:val=""/>
+      <w:lvlJc w:val="left"/>
+      <w:pPr>
+        <w:tabs>
+          <w:tab w:val="num" w:pos="0"/>
+        </w:tabs>
+        <w:ind w:left="0" w:firstLine="0"/>
+      </w:pPr>
+    </w:lvl>
+    <w:lvl w:ilvl="4">
+      <w:start w:val="1"/>
+      <w:numFmt w:val="none"/>
+      <w:suff w:val="nothing"/>
+      <w:lvlText w:val=""/>
+      <w:lvlJc w:val="left"/>
+      <w:pPr>
+        <w:tabs>
+          <w:tab w:val="num" w:pos="0"/>
+        </w:tabs>
+        <w:ind w:left="0" w:firstLine="0"/>
+      </w:pPr>
+    </w:lvl>
+    <w:lvl w:ilvl="5">
+      <w:start w:val="1"/>
+      <w:numFmt w:val="none"/>
+      <w:suff w:val="nothing"/>
+      <w:lvlText w:val=""/>
+      <w:lvlJc w:val="left"/>
+      <w:pPr>
+        <w:tabs>
+          <w:tab w:val="num" w:pos="0"/>
+        </w:tabs>
+        <w:ind w:left="0" w:firstLine="0"/>
+      </w:pPr>
+    </w:lvl>
+    <w:lvl w:ilvl="6">
+      <w:start w:val="1"/>
+      <w:numFmt w:val="none"/>
+      <w:suff w:val="nothing"/>
+      <w:lvlText w:val=""/>
+      <w:lvlJc w:val="left"/>
+      <w:pPr>
+        <w:tabs>
+          <w:tab w:val="num" w:pos="0"/>
+        </w:tabs>
+        <w:ind w:left="0" w:firstLine="0"/>
+      </w:pPr>
+    </w:lvl>
+    <w:lvl w:ilvl="7">
+      <w:start w:val="1"/>
+      <w:numFmt w:val="none"/>
+      <w:suff w:val="nothing"/>
+      <w:lvlText w:val=""/>
+      <w:lvlJc w:val="left"/>
+      <w:pPr>
+        <w:tabs>
+          <w:tab w:val="num" w:pos="0"/>
+        </w:tabs>
+        <w:ind w:left="0" w:firstLine="0"/>
+      </w:pPr>
+    </w:lvl>
+    <w:lvl w:ilvl="8">
+      <w:start w:val="1"/>
+      <w:numFmt w:val="none"/>
+      <w:suff w:val="nothing"/>
+      <w:lvlText w:val=""/>
+      <w:lvlJc w:val="left"/>
+      <w:pPr>
+        <w:tabs>
+          <w:tab w:val="num" w:pos="0"/>
+        </w:tabs>
+        <w:ind w:left="0" w:firstLine="0"/>
+      </w:pPr>
+    </w:lvl>
+  </w:abstractNum>
+  <w:abstractNum w:abstractNumId="2" w15:restartNumberingAfterBreak="0">
+    <w:nsid w:val="41C97D57"/>
+    <w:multiLevelType w:val="multilevel"/>
+    <w:tmpl w:val="8E88892A"/>
+    <w:lvl w:ilvl="0">
       <w:start w:val="1"/>
       <w:numFmt w:val="bullet"/>
-      <w:lvlText w:val="●"/>
+      <w:lvlText w:val=""/>
       <w:lvlJc w:val="left"/>
       <w:pPr>
+        <w:tabs>
+          <w:tab w:val="num" w:pos="0"/>
+        </w:tabs>
         <w:ind w:left="720" w:hanging="360"/>
       </w:pPr>
+      <w:rPr>
+        <w:rFonts w:ascii="Symbol" w:hAnsi="Symbol" w:cs="Symbol" w:hint="default"/>
+      </w:rPr>
     </w:lvl>
-    <w:lvl w:ilvl="1" w:tplc="68EEDB20">
-      <w:start w:val="1"/>
-      <w:numFmt w:val="bullet"/>
-      <w:lvlText w:val="○"/>
+    <w:lvl w:ilvl="1">
+      <w:numFmt w:val="decimal"/>
+      <w:lvlText w:val=""/>
       <w:lvlJc w:val="left"/>
       <w:pPr>
-        <w:ind w:left="1440" w:hanging="360"/>
+        <w:tabs>
+          <w:tab w:val="num" w:pos="0"/>
+        </w:tabs>
+        <w:ind w:left="0" w:firstLine="0"/>
       </w:pPr>
     </w:lvl>
-    <w:lvl w:ilvl="2" w:tplc="0CDE1464">
-      <w:start w:val="1"/>
-      <w:numFmt w:val="bullet"/>
-      <w:lvlText w:val="■"/>
+    <w:lvl w:ilvl="2">
+      <w:numFmt w:val="decimal"/>
+      <w:lvlText w:val=""/>
       <w:lvlJc w:val="left"/>
       <w:pPr>
-        <w:ind w:left="2160" w:hanging="360"/>
+        <w:tabs>
+          <w:tab w:val="num" w:pos="0"/>
+        </w:tabs>
+        <w:ind w:left="0" w:firstLine="0"/>
       </w:pPr>
     </w:lvl>
-    <w:lvl w:ilvl="3" w:tplc="BC4E8D90">
-      <w:start w:val="1"/>
-      <w:numFmt w:val="bullet"/>
-      <w:lvlText w:val="●"/>
+    <w:lvl w:ilvl="3">
+      <w:numFmt w:val="decimal"/>
+      <w:lvlText w:val=""/>
       <w:lvlJc w:val="left"/>
       <w:pPr>
-        <w:ind w:left="2880" w:hanging="360"/>
+        <w:tabs>
+          <w:tab w:val="num" w:pos="0"/>
+        </w:tabs>
+        <w:ind w:left="0" w:firstLine="0"/>
       </w:pPr>
     </w:lvl>
-    <w:lvl w:ilvl="4" w:tplc="5A8C1452">
-      <w:start w:val="1"/>
-      <w:numFmt w:val="bullet"/>
-      <w:lvlText w:val="○"/>
+    <w:lvl w:ilvl="4">
+      <w:numFmt w:val="decimal"/>
+      <w:lvlText w:val=""/>
       <w:lvlJc w:val="left"/>
       <w:pPr>
-        <w:ind w:left="3600" w:hanging="360"/>
+        <w:tabs>
+          <w:tab w:val="num" w:pos="0"/>
+        </w:tabs>
+        <w:ind w:left="0" w:firstLine="0"/>
       </w:pPr>
     </w:lvl>
-    <w:lvl w:ilvl="5" w:tplc="CBB0BC86">
-      <w:start w:val="1"/>
-      <w:numFmt w:val="bullet"/>
-      <w:lvlText w:val="■"/>
+    <w:lvl w:ilvl="5">
+      <w:numFmt w:val="decimal"/>
+      <w:lvlText w:val=""/>
       <w:lvlJc w:val="left"/>
       <w:pPr>
-        <w:ind w:left="4320" w:hanging="360"/>
+        <w:tabs>
+          <w:tab w:val="num" w:pos="0"/>
+        </w:tabs>
+        <w:ind w:left="0" w:firstLine="0"/>
       </w:pPr>
     </w:lvl>
-    <w:lvl w:ilvl="6" w:tplc="EC6EECCC">
-      <w:start w:val="1"/>
-      <w:numFmt w:val="bullet"/>
-      <w:lvlText w:val="●"/>
+    <w:lvl w:ilvl="6">
+      <w:numFmt w:val="decimal"/>
+      <w:lvlText w:val=""/>
       <w:lvlJc w:val="left"/>
       <w:pPr>
-        <w:ind w:left="5040" w:hanging="360"/>
+        <w:tabs>
+          <w:tab w:val="num" w:pos="0"/>
+        </w:tabs>
+        <w:ind w:left="0" w:firstLine="0"/>
       </w:pPr>
     </w:lvl>
-    <w:lvl w:ilvl="7" w:tplc="0E507BD4">
-      <w:start w:val="1"/>
-      <w:numFmt w:val="bullet"/>
-      <w:lvlText w:val="●"/>
+    <w:lvl w:ilvl="7">
+      <w:numFmt w:val="decimal"/>
+      <w:lvlText w:val=""/>
       <w:lvlJc w:val="left"/>
       <w:pPr>
-        <w:ind w:left="5760" w:hanging="360"/>
+        <w:tabs>
+          <w:tab w:val="num" w:pos="0"/>
+        </w:tabs>
+        <w:ind w:left="0" w:firstLine="0"/>
       </w:pPr>
     </w:lvl>
-    <w:lvl w:ilvl="8" w:tplc="E7CE6AFE">
-      <w:start w:val="1"/>
-      <w:numFmt w:val="bullet"/>
-      <w:lvlText w:val="●"/>
+    <w:lvl w:ilvl="8">
+      <w:numFmt w:val="decimal"/>
+      <w:lvlText w:val=""/>
       <w:lvlJc w:val="left"/>
       <w:pPr>
-        <w:ind w:left="6480" w:hanging="360"/>
+        <w:tabs>
+          <w:tab w:val="num" w:pos="0"/>
+        </w:tabs>
+        <w:ind w:left="0" w:firstLine="0"/>
       </w:pPr>
     </w:lvl>
   </w:abstractNum>
-  <w:num w:numId="1" w16cid:durableId="430009593">
-    <w:abstractNumId w:val="3"/>
+  <w:num w:numId="1" w16cid:durableId="756249053">
+    <w:abstractNumId w:val="0"/>
+  </w:num>
+  <w:num w:numId="2" w16cid:durableId="385299558">
+    <w:abstractNumId w:val="2"/>
+  </w:num>
+  <w:num w:numId="3" w16cid:durableId="416249611">
+    <w:abstractNumId w:val="1"/>
+  </w:num>
+  <w:num w:numId="4" w16cid:durableId="1466657455">
+    <w:abstractNumId w:val="0"/>
     <w:lvlOverride w:ilvl="0">
       <w:startOverride w:val="1"/>
     </w:lvlOverride>
   </w:num>
-  <w:num w:numId="2" w16cid:durableId="766272464">
+  <w:num w:numId="5" w16cid:durableId="499393557">
     <w:abstractNumId w:val="2"/>
-    <w:lvlOverride w:ilvl="0">
-      <w:startOverride w:val="1"/>
-    </w:lvlOverride>
-  </w:num>
-  <w:num w:numId="3" w16cid:durableId="1406146982">
-    <w:abstractNumId w:val="0"/>
     <w:lvlOverride w:ilvl="0">
       <w:startOverride w:val="1"/>
     </w:lvlOverride>
@@ -7542,7 +8286,7 @@
 </file>
 
 <file path=word/styles.xml><?xml version="1.0" encoding="utf-8"?>
-<w:styles xmlns:mc="http://schemas.openxmlformats.org/markup-compatibility/2006" xmlns:r="http://schemas.openxmlformats.org/officeDocument/2006/relationships" xmlns:w="http://schemas.openxmlformats.org/wordprocessingml/2006/main" xmlns:w14="http://schemas.microsoft.com/office/word/2010/wordml" xmlns:w15="http://schemas.microsoft.com/office/word/2012/wordml" xmlns:w16cex="http://schemas.microsoft.com/office/word/2018/wordml/cex" xmlns:w16cid="http://schemas.microsoft.com/office/word/2016/wordml/cid" xmlns:w16="http://schemas.microsoft.com/office/word/2018/wordml" xmlns:w16du="http://schemas.microsoft.com/office/word/2023/wordml/word16du" xmlns:w16sdtdh="http://schemas.microsoft.com/office/word/2020/wordml/sdtdatahash" xmlns:w16sdtfl="http://schemas.microsoft.com/office/word/2024/wordml/sdtformatlock" xmlns:w16se="http://schemas.microsoft.com/office/word/2015/wordml/symex" mc:Ignorable="w14 w15 w16se w16cid w16 w16cex w16sdtdh w16sdtfl w16du">
+<w:styles xmlns:mc="http://schemas.openxmlformats.org/markup-compatibility/2006" xmlns:r="http://schemas.openxmlformats.org/officeDocument/2006/relationships" xmlns:w="http://schemas.openxmlformats.org/wordprocessingml/2006/main" xmlns:w14="http://schemas.microsoft.com/office/word/2010/wordml" xmlns:w15="http://schemas.microsoft.com/office/word/2012/wordml" xmlns:w16cex="http://schemas.microsoft.com/office/word/2018/wordml/cex" xmlns:w16cid="http://schemas.microsoft.com/office/word/2016/wordml/cid" xmlns:w16="http://schemas.microsoft.com/office/word/2018/wordml" xmlns:w16sdtdh="http://schemas.microsoft.com/office/word/2020/wordml/sdtdatahash" xmlns:w16sdtfl="http://schemas.microsoft.com/office/word/2024/wordml/sdtformatlock" xmlns:w16se="http://schemas.microsoft.com/office/word/2015/wordml/symex" xmlns:w16du="http://schemas.microsoft.com/office/word/2023/wordml/word16du" mc:Ignorable="w14 w15 w16se w16cid w16 w16cex w16sdtdh w16sdtfl w16du">
   <w:docDefaults>
     <w:rPrDefault>
       <w:rPr>
@@ -7553,7 +8297,11 @@
         <w:lang w:val="en-US" w:eastAsia="en-US" w:bidi="ar-SA"/>
       </w:rPr>
     </w:rPrDefault>
-    <w:pPrDefault/>
+    <w:pPrDefault>
+      <w:pPr>
+        <w:suppressAutoHyphens/>
+      </w:pPr>
+    </w:pPrDefault>
   </w:docDefaults>
   <w:latentStyles w:defLockedState="0" w:defUIPriority="99" w:defSemiHidden="0" w:defUnhideWhenUsed="0" w:defQFormat="0" w:count="376">
     <w:lsdException w:name="Normal" w:uiPriority="0" w:qFormat="1"/>
@@ -8055,6 +8803,127 @@
     <w:semiHidden/>
     <w:unhideWhenUsed/>
   </w:style>
+  <w:style w:type="character" w:styleId="Hyperlink">
+    <w:name w:val="Hyperlink"/>
+    <w:uiPriority w:val="99"/>
+    <w:unhideWhenUsed/>
+    <w:rPr>
+      <w:color w:val="0563C1"/>
+      <w:u w:val="single"/>
+    </w:rPr>
+  </w:style>
+  <w:style w:type="character" w:customStyle="1" w:styleId="FootnoteCharacters">
+    <w:name w:val="Footnote Characters"/>
+    <w:uiPriority w:val="99"/>
+    <w:semiHidden/>
+    <w:unhideWhenUsed/>
+    <w:qFormat/>
+    <w:rPr>
+      <w:vertAlign w:val="superscript"/>
+    </w:rPr>
+  </w:style>
+  <w:style w:type="character" w:styleId="FootnoteReference">
+    <w:name w:val="footnote reference"/>
+    <w:rPr>
+      <w:vertAlign w:val="superscript"/>
+    </w:rPr>
+  </w:style>
+  <w:style w:type="character" w:customStyle="1" w:styleId="FootnoteTextChar">
+    <w:name w:val="Footnote Text Char"/>
+    <w:link w:val="FootnoteText"/>
+    <w:uiPriority w:val="99"/>
+    <w:semiHidden/>
+    <w:unhideWhenUsed/>
+    <w:qFormat/>
+    <w:rPr>
+      <w:sz w:val="20"/>
+      <w:szCs w:val="20"/>
+    </w:rPr>
+  </w:style>
+  <w:style w:type="character" w:customStyle="1" w:styleId="EndnoteCharacters">
+    <w:name w:val="Endnote Characters"/>
+    <w:uiPriority w:val="99"/>
+    <w:semiHidden/>
+    <w:unhideWhenUsed/>
+    <w:qFormat/>
+    <w:rPr>
+      <w:vertAlign w:val="superscript"/>
+    </w:rPr>
+  </w:style>
+  <w:style w:type="character" w:styleId="EndnoteReference">
+    <w:name w:val="endnote reference"/>
+    <w:rPr>
+      <w:vertAlign w:val="superscript"/>
+    </w:rPr>
+  </w:style>
+  <w:style w:type="character" w:customStyle="1" w:styleId="EndnoteTextChar">
+    <w:name w:val="Endnote Text Char"/>
+    <w:link w:val="EndnoteText"/>
+    <w:uiPriority w:val="99"/>
+    <w:semiHidden/>
+    <w:unhideWhenUsed/>
+    <w:qFormat/>
+    <w:rPr>
+      <w:sz w:val="20"/>
+      <w:szCs w:val="20"/>
+    </w:rPr>
+  </w:style>
+  <w:style w:type="paragraph" w:customStyle="1" w:styleId="Heading">
+    <w:name w:val="Heading"/>
+    <w:basedOn w:val="Normal"/>
+    <w:next w:val="BodyText"/>
+    <w:qFormat/>
+    <w:pPr>
+      <w:keepNext/>
+      <w:spacing w:before="240" w:after="120"/>
+    </w:pPr>
+    <w:rPr>
+      <w:rFonts w:ascii="Liberation Sans" w:eastAsia="Noto Sans CJK SC" w:hAnsi="Liberation Sans" w:cs="FreeSans"/>
+      <w:sz w:val="28"/>
+      <w:szCs w:val="28"/>
+    </w:rPr>
+  </w:style>
+  <w:style w:type="paragraph" w:styleId="BodyText">
+    <w:name w:val="Body Text"/>
+    <w:basedOn w:val="Normal"/>
+    <w:pPr>
+      <w:spacing w:after="140" w:line="276" w:lineRule="auto"/>
+    </w:pPr>
+  </w:style>
+  <w:style w:type="paragraph" w:styleId="List">
+    <w:name w:val="List"/>
+    <w:basedOn w:val="BodyText"/>
+    <w:rPr>
+      <w:rFonts w:cs="FreeSans"/>
+    </w:rPr>
+  </w:style>
+  <w:style w:type="paragraph" w:styleId="Caption">
+    <w:name w:val="caption"/>
+    <w:basedOn w:val="Normal"/>
+    <w:qFormat/>
+    <w:pPr>
+      <w:suppressLineNumbers/>
+      <w:spacing w:before="120" w:after="120"/>
+    </w:pPr>
+    <w:rPr>
+      <w:rFonts w:cs="FreeSans"/>
+      <w:i/>
+      <w:iCs/>
+      <w:sz w:val="24"/>
+      <w:szCs w:val="24"/>
+    </w:rPr>
+  </w:style>
+  <w:style w:type="paragraph" w:customStyle="1" w:styleId="Index">
+    <w:name w:val="Index"/>
+    <w:basedOn w:val="Normal"/>
+    <w:qFormat/>
+    <w:pPr>
+      <w:suppressLineNumbers/>
+    </w:pPr>
+    <w:rPr>
+      <w:rFonts w:cs="FreeSans"/>
+    </w:rPr>
+  </w:style>
   <w:style w:type="paragraph" w:styleId="Title">
     <w:name w:val="Title"/>
     <w:uiPriority w:val="10"/>
@@ -8076,24 +8945,6 @@
     <w:name w:val="List Paragraph"/>
     <w:qFormat/>
   </w:style>
-  <w:style w:type="character" w:styleId="Hyperlink">
-    <w:name w:val="Hyperlink"/>
-    <w:uiPriority w:val="99"/>
-    <w:unhideWhenUsed/>
-    <w:rPr>
-      <w:color w:val="0563C1"/>
-      <w:u w:val="single"/>
-    </w:rPr>
-  </w:style>
-  <w:style w:type="character" w:styleId="FootnoteReference">
-    <w:name w:val="footnote reference"/>
-    <w:uiPriority w:val="99"/>
-    <w:semiHidden/>
-    <w:unhideWhenUsed/>
-    <w:rPr>
-      <w:vertAlign w:val="superscript"/>
-    </w:rPr>
-  </w:style>
   <w:style w:type="paragraph" w:styleId="FootnoteText">
     <w:name w:val="footnote text"/>
     <w:link w:val="FootnoteTextChar"/>
@@ -8103,26 +8954,6 @@
     <w:rPr>
       <w:sz w:val="20"/>
       <w:szCs w:val="20"/>
-    </w:rPr>
-  </w:style>
-  <w:style w:type="character" w:customStyle="1" w:styleId="FootnoteTextChar">
-    <w:name w:val="Footnote Text Char"/>
-    <w:link w:val="FootnoteText"/>
-    <w:uiPriority w:val="99"/>
-    <w:semiHidden/>
-    <w:unhideWhenUsed/>
-    <w:rPr>
-      <w:sz w:val="20"/>
-      <w:szCs w:val="20"/>
-    </w:rPr>
-  </w:style>
-  <w:style w:type="character" w:styleId="EndnoteReference">
-    <w:name w:val="endnote reference"/>
-    <w:uiPriority w:val="99"/>
-    <w:semiHidden/>
-    <w:unhideWhenUsed/>
-    <w:rPr>
-      <w:vertAlign w:val="superscript"/>
     </w:rPr>
   </w:style>
   <w:style w:type="paragraph" w:styleId="EndnoteText">
@@ -8136,16 +8967,18 @@
       <w:szCs w:val="20"/>
     </w:rPr>
   </w:style>
-  <w:style w:type="character" w:customStyle="1" w:styleId="EndnoteTextChar">
-    <w:name w:val="Endnote Text Char"/>
-    <w:link w:val="EndnoteText"/>
-    <w:uiPriority w:val="99"/>
-    <w:semiHidden/>
-    <w:unhideWhenUsed/>
-    <w:rPr>
-      <w:sz w:val="20"/>
-      <w:szCs w:val="20"/>
-    </w:rPr>
+  <w:style w:type="paragraph" w:customStyle="1" w:styleId="HeaderandFooter">
+    <w:name w:val="Header and Footer"/>
+    <w:basedOn w:val="Normal"/>
+    <w:qFormat/>
+  </w:style>
+  <w:style w:type="paragraph" w:styleId="Header">
+    <w:name w:val="header"/>
+    <w:basedOn w:val="HeaderandFooter"/>
+  </w:style>
+  <w:style w:type="paragraph" w:styleId="Footer">
+    <w:name w:val="footer"/>
+    <w:basedOn w:val="HeaderandFooter"/>
   </w:style>
 </w:styles>
 </file>
@@ -8155,10 +8988,10 @@
   <a:themeElements>
     <a:clrScheme name="Office">
       <a:dk1>
-        <a:sysClr val="windowText" lastClr="000000"/>
+        <a:srgbClr val="000000"/>
       </a:dk1>
       <a:lt1>
-        <a:sysClr val="window" lastClr="FFFFFF"/>
+        <a:srgbClr val="FFFFFF"/>
       </a:lt1>
       <a:dk2>
         <a:srgbClr val="0E2841"/>
@@ -8196,150 +9029,52 @@
         <a:latin typeface="Aptos Display" panose="02110004020202020204"/>
         <a:ea typeface=""/>
         <a:cs typeface=""/>
-        <a:font script="Jpan" typeface="游ゴシック Light"/>
-        <a:font script="Hang" typeface="맑은 고딕"/>
-        <a:font script="Hans" typeface="等线 Light"/>
-        <a:font script="Hant" typeface="新細明體"/>
-        <a:font script="Arab" typeface="Times New Roman"/>
-        <a:font script="Hebr" typeface="Times New Roman"/>
-        <a:font script="Thai" typeface="Angsana New"/>
-        <a:font script="Ethi" typeface="Nyala"/>
-        <a:font script="Beng" typeface="Vrinda"/>
-        <a:font script="Gujr" typeface="Shruti"/>
-        <a:font script="Khmr" typeface="MoolBoran"/>
-        <a:font script="Knda" typeface="Tunga"/>
-        <a:font script="Guru" typeface="Raavi"/>
-        <a:font script="Cans" typeface="Euphemia"/>
-        <a:font script="Cher" typeface="Plantagenet Cherokee"/>
-        <a:font script="Yiii" typeface="Microsoft Yi Baiti"/>
-        <a:font script="Tibt" typeface="Microsoft Himalaya"/>
-        <a:font script="Thaa" typeface="MV Boli"/>
-        <a:font script="Deva" typeface="Mangal"/>
-        <a:font script="Telu" typeface="Gautami"/>
-        <a:font script="Taml" typeface="Latha"/>
-        <a:font script="Syrc" typeface="Estrangelo Edessa"/>
-        <a:font script="Orya" typeface="Kalinga"/>
-        <a:font script="Mlym" typeface="Kartika"/>
-        <a:font script="Laoo" typeface="DokChampa"/>
-        <a:font script="Sinh" typeface="Iskoola Pota"/>
-        <a:font script="Mong" typeface="Mongolian Baiti"/>
-        <a:font script="Viet" typeface="Times New Roman"/>
-        <a:font script="Uigh" typeface="Microsoft Uighur"/>
-        <a:font script="Geor" typeface="Sylfaen"/>
-        <a:font script="Armn" typeface="Arial"/>
-        <a:font script="Bugi" typeface="Leelawadee UI"/>
-        <a:font script="Bopo" typeface="Microsoft JhengHei"/>
-        <a:font script="Java" typeface="Javanese Text"/>
-        <a:font script="Lisu" typeface="Segoe UI"/>
-        <a:font script="Mymr" typeface="Myanmar Text"/>
-        <a:font script="Nkoo" typeface="Ebrima"/>
-        <a:font script="Olck" typeface="Nirmala UI"/>
-        <a:font script="Osma" typeface="Ebrima"/>
-        <a:font script="Phag" typeface="Phagspa"/>
-        <a:font script="Syrn" typeface="Estrangelo Edessa"/>
-        <a:font script="Syrj" typeface="Estrangelo Edessa"/>
-        <a:font script="Syre" typeface="Estrangelo Edessa"/>
-        <a:font script="Sora" typeface="Nirmala UI"/>
-        <a:font script="Tale" typeface="Microsoft Tai Le"/>
-        <a:font script="Talu" typeface="Microsoft New Tai Lue"/>
-        <a:font script="Tfng" typeface="Ebrima"/>
       </a:majorFont>
       <a:minorFont>
         <a:latin typeface="Aptos" panose="02110004020202020204"/>
         <a:ea typeface=""/>
         <a:cs typeface=""/>
-        <a:font script="Jpan" typeface="游明朝"/>
-        <a:font script="Hang" typeface="맑은 고딕"/>
-        <a:font script="Hans" typeface="等线"/>
-        <a:font script="Hant" typeface="新細明體"/>
-        <a:font script="Arab" typeface="Arial"/>
-        <a:font script="Hebr" typeface="Arial"/>
-        <a:font script="Thai" typeface="Cordia New"/>
-        <a:font script="Ethi" typeface="Nyala"/>
-        <a:font script="Beng" typeface="Vrinda"/>
-        <a:font script="Gujr" typeface="Shruti"/>
-        <a:font script="Khmr" typeface="DaunPenh"/>
-        <a:font script="Knda" typeface="Tunga"/>
-        <a:font script="Guru" typeface="Raavi"/>
-        <a:font script="Cans" typeface="Euphemia"/>
-        <a:font script="Cher" typeface="Plantagenet Cherokee"/>
-        <a:font script="Yiii" typeface="Microsoft Yi Baiti"/>
-        <a:font script="Tibt" typeface="Microsoft Himalaya"/>
-        <a:font script="Thaa" typeface="MV Boli"/>
-        <a:font script="Deva" typeface="Mangal"/>
-        <a:font script="Telu" typeface="Gautami"/>
-        <a:font script="Taml" typeface="Latha"/>
-        <a:font script="Syrc" typeface="Estrangelo Edessa"/>
-        <a:font script="Orya" typeface="Kalinga"/>
-        <a:font script="Mlym" typeface="Kartika"/>
-        <a:font script="Laoo" typeface="DokChampa"/>
-        <a:font script="Sinh" typeface="Iskoola Pota"/>
-        <a:font script="Mong" typeface="Mongolian Baiti"/>
-        <a:font script="Viet" typeface="Arial"/>
-        <a:font script="Uigh" typeface="Microsoft Uighur"/>
-        <a:font script="Geor" typeface="Sylfaen"/>
-        <a:font script="Armn" typeface="Arial"/>
-        <a:font script="Bugi" typeface="Leelawadee UI"/>
-        <a:font script="Bopo" typeface="Microsoft JhengHei"/>
-        <a:font script="Java" typeface="Javanese Text"/>
-        <a:font script="Lisu" typeface="Segoe UI"/>
-        <a:font script="Mymr" typeface="Myanmar Text"/>
-        <a:font script="Nkoo" typeface="Ebrima"/>
-        <a:font script="Olck" typeface="Nirmala UI"/>
-        <a:font script="Osma" typeface="Ebrima"/>
-        <a:font script="Phag" typeface="Phagspa"/>
-        <a:font script="Syrn" typeface="Estrangelo Edessa"/>
-        <a:font script="Syrj" typeface="Estrangelo Edessa"/>
-        <a:font script="Syre" typeface="Estrangelo Edessa"/>
-        <a:font script="Sora" typeface="Nirmala UI"/>
-        <a:font script="Tale" typeface="Microsoft Tai Le"/>
-        <a:font script="Talu" typeface="Microsoft New Tai Lue"/>
-        <a:font script="Tfng" typeface="Ebrima"/>
       </a:minorFont>
     </a:fontScheme>
-    <a:fmtScheme name="Office">
+    <a:fmtScheme>
       <a:fillStyleLst>
         <a:solidFill>
           <a:schemeClr val="phClr"/>
         </a:solidFill>
-        <a:gradFill rotWithShape="1">
+        <a:gradFill>
           <a:gsLst>
             <a:gs pos="0">
               <a:schemeClr val="phClr">
                 <a:lumMod val="110000"/>
-                <a:satMod val="105000"/>
                 <a:tint val="67000"/>
               </a:schemeClr>
             </a:gs>
             <a:gs pos="50000">
               <a:schemeClr val="phClr">
                 <a:lumMod val="105000"/>
-                <a:satMod val="103000"/>
                 <a:tint val="73000"/>
               </a:schemeClr>
             </a:gs>
             <a:gs pos="100000">
               <a:schemeClr val="phClr">
                 <a:lumMod val="105000"/>
-                <a:satMod val="109000"/>
                 <a:tint val="81000"/>
               </a:schemeClr>
             </a:gs>
           </a:gsLst>
           <a:lin ang="5400000" scaled="0"/>
+          <a:tileRect/>
         </a:gradFill>
-        <a:gradFill rotWithShape="1">
+        <a:gradFill>
           <a:gsLst>
             <a:gs pos="0">
               <a:schemeClr val="phClr">
-                <a:satMod val="103000"/>
                 <a:lumMod val="102000"/>
                 <a:tint val="94000"/>
               </a:schemeClr>
             </a:gs>
             <a:gs pos="50000">
               <a:schemeClr val="phClr">
-                <a:satMod val="110000"/>
                 <a:lumMod val="100000"/>
                 <a:shade val="100000"/>
               </a:schemeClr>
@@ -8347,33 +9082,24 @@
             <a:gs pos="100000">
               <a:schemeClr val="phClr">
                 <a:lumMod val="99000"/>
-                <a:satMod val="120000"/>
                 <a:shade val="78000"/>
               </a:schemeClr>
             </a:gs>
           </a:gsLst>
           <a:lin ang="5400000" scaled="0"/>
+          <a:tileRect/>
         </a:gradFill>
       </a:fillStyleLst>
       <a:lnStyleLst>
         <a:ln w="12700" cap="flat" cmpd="sng" algn="ctr">
-          <a:solidFill>
-            <a:schemeClr val="phClr"/>
-          </a:solidFill>
           <a:prstDash val="solid"/>
           <a:miter lim="800000"/>
         </a:ln>
         <a:ln w="19050" cap="flat" cmpd="sng" algn="ctr">
-          <a:solidFill>
-            <a:schemeClr val="phClr"/>
-          </a:solidFill>
           <a:prstDash val="solid"/>
           <a:miter lim="800000"/>
         </a:ln>
         <a:ln w="25400" cap="flat" cmpd="sng" algn="ctr">
-          <a:solidFill>
-            <a:schemeClr val="phClr"/>
-          </a:solidFill>
           <a:prstDash val="solid"/>
           <a:miter lim="800000"/>
         </a:ln>
@@ -8386,13 +9112,7 @@
           <a:effectLst/>
         </a:effectStyle>
         <a:effectStyle>
-          <a:effectLst>
-            <a:outerShdw blurRad="57150" dist="19050" dir="5400000" algn="ctr" rotWithShape="0">
-              <a:srgbClr val="000000">
-                <a:alpha val="63000"/>
-              </a:srgbClr>
-            </a:outerShdw>
-          </a:effectLst>
+          <a:effectLst/>
         </a:effectStyle>
       </a:effectStyleLst>
       <a:bgFillStyleLst>
@@ -8402,15 +9122,13 @@
         <a:solidFill>
           <a:schemeClr val="phClr">
             <a:tint val="95000"/>
-            <a:satMod val="170000"/>
           </a:schemeClr>
         </a:solidFill>
-        <a:gradFill rotWithShape="1">
+        <a:gradFill>
           <a:gsLst>
             <a:gs pos="0">
               <a:schemeClr val="phClr">
                 <a:tint val="93000"/>
-                <a:satMod val="150000"/>
                 <a:shade val="98000"/>
                 <a:lumMod val="102000"/>
               </a:schemeClr>
@@ -8418,7 +9136,6 @@
             <a:gs pos="50000">
               <a:schemeClr val="phClr">
                 <a:tint val="98000"/>
-                <a:satMod val="130000"/>
                 <a:shade val="90000"/>
                 <a:lumMod val="103000"/>
               </a:schemeClr>
@@ -8426,41 +9143,16 @@
             <a:gs pos="100000">
               <a:schemeClr val="phClr">
                 <a:shade val="63000"/>
-                <a:satMod val="120000"/>
               </a:schemeClr>
             </a:gs>
           </a:gsLst>
           <a:lin ang="5400000" scaled="0"/>
+          <a:tileRect/>
         </a:gradFill>
       </a:bgFillStyleLst>
     </a:fmtScheme>
   </a:themeElements>
-  <a:objectDefaults>
-    <a:lnDef>
-      <a:spPr/>
-      <a:bodyPr/>
-      <a:lstStyle/>
-      <a:style>
-        <a:lnRef idx="2">
-          <a:schemeClr val="accent1"/>
-        </a:lnRef>
-        <a:fillRef idx="0">
-          <a:schemeClr val="accent1"/>
-        </a:fillRef>
-        <a:effectRef idx="1">
-          <a:schemeClr val="accent1"/>
-        </a:effectRef>
-        <a:fontRef idx="minor">
-          <a:schemeClr val="tx1"/>
-        </a:fontRef>
-      </a:style>
-    </a:lnDef>
-  </a:objectDefaults>
+  <a:objectDefaults/>
   <a:extraClrSchemeLst/>
-  <a:extLst>
-    <a:ext uri="{05A4C25C-085E-4340-85A3-A5531E510DB2}">
-      <thm15:themeFamily xmlns:thm15="http://schemas.microsoft.com/office/thememl/2012/main" name="Office Theme" id="{2E142A2C-CD16-42D6-873A-C26D2A0506FA}" vid="{1BDDFF52-6CD6-40A5-AB3C-68EB2F1E4D0A}"/>
-    </a:ext>
-  </a:extLst>
 </a:theme>
 </file>
--- a/lectures/week01/Week1_Lecture.docx
+++ b/lectures/week01/Week1_Lecture.docx
@@ -333,7 +333,21 @@
       </w:r>
     </w:p>
     <w:p>
-      <w:r>
+      <w:pPr>
+        <w:pStyle w:val="ListParagraph"/>
+        <w:numPr>
+          <w:ilvl w:val="0"/>
+          <w:numId w:val="2"/>
+        </w:numPr>
+        <w:spacing w:after="100" w:line="300" w:lineRule="auto"/>
+      </w:pPr>
+      <w:r>
+        <w:t>Yoshikawa, T. (1985). Manipulability of robotic mechanisms. The International Journal of Robotics Research, 4(2), 3-9.</w:t>
+      </w:r>
+    </w:p>
+    <w:p>
+      <w:r>
+        <w:lastRenderedPageBreak/>
         <w:br w:type="page"/>
       </w:r>
     </w:p>
@@ -1575,13 +1589,7 @@
       </w:r>
       <w:proofErr w:type="gramStart"/>
       <w:r>
-        <w:t>1]</w:t>
-      </w:r>
-      <w:r>
-        <w:t>ᵀ</w:t>
-      </w:r>
-      <w:r>
-        <w:t>.</w:t>
+        <w:t>1]ᵀ.</w:t>
       </w:r>
       <w:proofErr w:type="gramEnd"/>
       <w:r>
@@ -2273,10 +2281,7 @@
               <w:t>invert</w:t>
             </w:r>
             <w:r>
-              <w:t xml:space="preserve"> every time you reach for an object. The target is specified in a visual/gaze-referenced frame, while the motor command must ultimately be issued in joint coordinates. The precise coordinate system of the visual representation is itself debated — retinal coding is angular, and some evidence (Soechting &amp; Flanders, 1989) favors a spherical distance/azimuth/elevation representation rather than a Cartesian one. Regardless of the exact frames, the map from visual target to joint command is nonlinear, which is wh</w:t>
-            </w:r>
-            <w:r>
-              <w:t>at makes the inversion nontrivial. (In our simulation we adopt Cartesian task coordinates (x, y) as a modeling convenience.)</w:t>
+              <w:t xml:space="preserve"> every time you reach for an object. The target is specified in a visual/gaze-referenced frame, while the motor command must ultimately be issued in joint coordinates. The precise coordinate system of the visual representation is itself debated — retinal coding is angular, and some evidence (Soechting &amp; Flanders, 1989) favors a spherical distance/azimuth/elevation representation rather than a Cartesian one. Regardless of the exact frames, the map from visual target to joint command is nonlinear, which is what makes the inversion nontrivial. (In our simulation we adopt Cartesian task coordinates (x, y) as a modeling convenience.)</w:t>
             </w:r>
           </w:p>
         </w:tc>
@@ -2368,19 +2373,7 @@
         <w:rPr>
           <w:vertAlign w:val="subscript"/>
         </w:rPr>
-        <w:t>ₘ</w:t>
-      </w:r>
-      <w:r>
-        <w:rPr>
-          <w:vertAlign w:val="subscript"/>
-        </w:rPr>
-        <w:t>ᵢ</w:t>
-      </w:r>
-      <w:r>
-        <w:rPr>
-          <w:vertAlign w:val="subscript"/>
-        </w:rPr>
-        <w:t>ₙ</w:t>
+        <w:t>ₘᵢₙ</w:t>
       </w:r>
       <w:r>
         <w:t xml:space="preserve"> = </w:t>
@@ -3093,10 +3086,7 @@
               <w:spacing w:after="160" w:line="300" w:lineRule="auto"/>
             </w:pPr>
             <w:r>
-              <w:t>These are not new physical quantities but abbreviations for the coefficients that appear when the forward-kinematic equations are regrouped by cos(θ₁) and sin(θ₁) (Equations 3.7a–b). Because θ₂ is already known at this stage, both are constants. Geometrically, (k₁, k₂) is the hand position expressed in a frame aligned with the upper arm: k₁ is the component along the upper-arm axis and k₂ the component perpendicular to it. Two useful checks follow — their magnitude recovers the shoulder-to-hand distance, k₁</w:t>
-            </w:r>
-            <w:r>
-              <w:t>² + k₂² = r², and atan2(k₂, k₁) is the angular offset between the upper arm and the shoulder-to-hand line, which is exactly the quantity subtracted in Equation 3.8.</w:t>
+              <w:t>These are not new physical quantities but abbreviations for the coefficients that appear when the forward-kinematic equations are regrouped by cos(θ₁) and sin(θ₁) (Equations 3.7a–b). Because θ₂ is already known at this stage, both are constants. Geometrically, (k₁, k₂) is the hand position expressed in a frame aligned with the upper arm: k₁ is the component along the upper-arm axis and k₂ the component perpendicular to it. Two useful checks follow — their magnitude recovers the shoulder-to-hand distance, k₁² + k₂² = r², and atan2(k₂, k₁) is the angular offset between the upper arm and the shoulder-to-hand line, which is exactly the quantity subtracted in Equation 3.8.</w:t>
             </w:r>
           </w:p>
         </w:tc>
@@ -3430,17 +3420,7 @@
           <w:sz w:val="20"/>
           <w:szCs w:val="20"/>
         </w:rPr>
-        <w:t>Figure 5. Inverse kinematics as circle intersection, shown for three targets along a fixed direction (50°). (a) Interior target (r &lt; l₁ + l₂): the circles cross at two points, giving the valid elbow-flexion solution (blue, θ₂ = +60°) and the invalid hyperextension solution (red, θ₂ = −60°). (b) Target on the outer workspace boundary (r = l₁ + l₂ = 0.80 m): the circles are tangent, the two solutions merge into one, and the arm is fully extended (θ₂ = 0°) — precisely the configuration where det(J) = 0 (Sectio</w:t>
-      </w:r>
-      <w:r>
-        <w:rPr>
-          <w:i/>
-          <w:iCs/>
-          <w:color w:val="666666"/>
-          <w:sz w:val="20"/>
-          <w:szCs w:val="20"/>
-        </w:rPr>
-        <w:t>n 4). (c) Target beyond the boundary (r &gt; l₁ + l₂): the circles do not intersect and the target is unreachable.</w:t>
+        <w:t>Figure 5. Inverse kinematics as circle intersection, shown for three targets along a fixed direction (50°). (a) Interior target (r &lt; l₁ + l₂): the circles cross at two points, giving the valid elbow-flexion solution (blue, θ₂ = +60°) and the invalid hyperextension solution (red, θ₂ = −60°). (b) Target on the outer workspace boundary (r = l₁ + l₂ = 0.80 m): the circles are tangent, the two solutions merge into one, and the arm is fully extended (θ₂ = 0°) — precisely the configuration where det(J) = 0 (Section 4). (c) Target beyond the boundary (r &gt; l₁ + l₂): the circles do not intersect and the target is unreachable.</w:t>
       </w:r>
     </w:p>
     <w:p>
@@ -3664,25 +3644,7 @@
           <w:sz w:val="24"/>
           <w:szCs w:val="24"/>
         </w:rPr>
-        <w:t xml:space="preserve">    equivalently:    </w:t>
-      </w:r>
-      <w:r>
-        <w:rPr>
-          <w:rFonts w:ascii="Cambria Math" w:eastAsia="Cambria Math" w:hAnsi="Cambria Math" w:cs="Cambria Math"/>
-          <w:color w:val="1B2A4A"/>
-          <w:sz w:val="24"/>
-          <w:szCs w:val="24"/>
-        </w:rPr>
-        <w:t>ṗ</w:t>
-      </w:r>
-      <w:r>
-        <w:rPr>
-          <w:rFonts w:ascii="Cambria Math" w:eastAsia="Cambria Math" w:hAnsi="Cambria Math" w:cs="Cambria Math"/>
-          <w:color w:val="1B2A4A"/>
-          <w:sz w:val="24"/>
-          <w:szCs w:val="24"/>
-        </w:rPr>
-        <w:t xml:space="preserve"> = J · θ̇</w:t>
+        <w:t xml:space="preserve">    equivalently:    ṗ = J · θ̇</w:t>
       </w:r>
       <w:r>
         <w:rPr>
@@ -3699,13 +3661,7 @@
         <w:spacing w:after="160" w:line="300" w:lineRule="auto"/>
       </w:pPr>
       <w:r>
-        <w:t xml:space="preserve">where </w:t>
-      </w:r>
-      <w:r>
-        <w:t>ṗ</w:t>
-      </w:r>
-      <w:r>
-        <w:t xml:space="preserve"> = (ẋ, ẏ) is the endpoint velocity and θ̇ = (θ̇₁, θ̇₂) is the joint angular velocity vector.</w:t>
+        <w:t>where ṗ = (ẋ, ẏ) is the endpoint velocity and θ̇ = (θ̇₁, θ̇₂) is the joint angular velocity vector.</w:t>
       </w:r>
     </w:p>
     <w:p>
@@ -4845,16 +4801,7 @@
           <w:sz w:val="24"/>
           <w:szCs w:val="24"/>
         </w:rPr>
-        <w:t>ṗ</w:t>
-      </w:r>
-      <w:r>
-        <w:rPr>
-          <w:rFonts w:ascii="Cambria Math" w:eastAsia="Cambria Math" w:hAnsi="Cambria Math" w:cs="Cambria Math"/>
-          <w:color w:val="1B2A4A"/>
-          <w:sz w:val="24"/>
-          <w:szCs w:val="24"/>
-        </w:rPr>
-        <w:t xml:space="preserve"> = J(q) · </w:t>
+        <w:t xml:space="preserve">ṗ = J(q) · </w:t>
       </w:r>
       <m:oMath>
         <m:acc>
@@ -5195,13 +5142,7 @@
         <w:spacing w:after="160" w:line="300" w:lineRule="auto"/>
       </w:pPr>
       <w:r>
-        <w:t xml:space="preserve">This defines a unit circle in joint-velocity space. Under the linear mapping </w:t>
-      </w:r>
-      <w:r>
-        <w:t>ṗ</w:t>
-      </w:r>
-      <w:r>
-        <w:t xml:space="preserve"> = </w:t>
+        <w:t xml:space="preserve">This defines a unit circle in joint-velocity space. Under the linear mapping ṗ = </w:t>
       </w:r>
       <w:proofErr w:type="spellStart"/>
       <w:r>
@@ -5209,16 +5150,7 @@
       </w:r>
       <w:proofErr w:type="spellEnd"/>
       <w:r>
-        <w:t>̇</w:t>
-      </w:r>
-      <w:r>
-        <w:t>, this circle maps to an ellipse in endpoint-velocity space. To characterize this ellipse, substitute θ̇ = J⁻¹</w:t>
-      </w:r>
-      <w:r>
-        <w:t>ṗ</w:t>
-      </w:r>
-      <w:r>
-        <w:t xml:space="preserve"> into the unit-norm constraint:</w:t>
+        <w:t>̇, this circle maps to an ellipse in endpoint-velocity space. To characterize this ellipse, substitute θ̇ = J⁻¹ṗ into the unit-norm constraint:</w:t>
       </w:r>
     </w:p>
     <w:p>
@@ -5247,25 +5179,7 @@
           <w:sz w:val="24"/>
           <w:szCs w:val="24"/>
         </w:rPr>
-        <w:t>ṗ</w:t>
-      </w:r>
-      <w:r>
-        <w:rPr>
-          <w:rFonts w:ascii="Cambria Math" w:eastAsia="Cambria Math" w:hAnsi="Cambria Math" w:cs="Cambria Math"/>
-          <w:color w:val="1B2A4A"/>
-          <w:sz w:val="24"/>
-          <w:szCs w:val="24"/>
-        </w:rPr>
-        <w:t>)</w:t>
-      </w:r>
-      <w:r>
-        <w:rPr>
-          <w:rFonts w:ascii="Cambria Math" w:eastAsia="Cambria Math" w:hAnsi="Cambria Math" w:cs="Cambria Math"/>
-          <w:color w:val="1B2A4A"/>
-          <w:sz w:val="24"/>
-          <w:szCs w:val="24"/>
-        </w:rPr>
-        <w:t>ᵀ</w:t>
+        <w:t>ṗ)ᵀ</w:t>
       </w:r>
       <w:proofErr w:type="gramEnd"/>
       <w:r>
@@ -5275,25 +5189,7 @@
           <w:sz w:val="24"/>
           <w:szCs w:val="24"/>
         </w:rPr>
-        <w:t>(J⁻¹</w:t>
-      </w:r>
-      <w:r>
-        <w:rPr>
-          <w:rFonts w:ascii="Cambria Math" w:eastAsia="Cambria Math" w:hAnsi="Cambria Math" w:cs="Cambria Math"/>
-          <w:color w:val="1B2A4A"/>
-          <w:sz w:val="24"/>
-          <w:szCs w:val="24"/>
-        </w:rPr>
-        <w:t>ṗ</w:t>
-      </w:r>
-      <w:r>
-        <w:rPr>
-          <w:rFonts w:ascii="Cambria Math" w:eastAsia="Cambria Math" w:hAnsi="Cambria Math" w:cs="Cambria Math"/>
-          <w:color w:val="1B2A4A"/>
-          <w:sz w:val="24"/>
-          <w:szCs w:val="24"/>
-        </w:rPr>
-        <w:t>) = 1</w:t>
+        <w:t>(J⁻¹ṗ) = 1</w:t>
       </w:r>
       <w:r>
         <w:rPr>
@@ -5321,61 +5217,7 @@
           <w:sz w:val="24"/>
           <w:szCs w:val="24"/>
         </w:rPr>
-        <w:t>ṗ</w:t>
-      </w:r>
-      <w:r>
-        <w:rPr>
-          <w:rFonts w:ascii="Cambria Math" w:eastAsia="Cambria Math" w:hAnsi="Cambria Math" w:cs="Cambria Math"/>
-          <w:color w:val="1B2A4A"/>
-          <w:sz w:val="24"/>
-          <w:szCs w:val="24"/>
-        </w:rPr>
-        <w:t>ᵀ</w:t>
-      </w:r>
-      <w:r>
-        <w:rPr>
-          <w:rFonts w:ascii="Cambria Math" w:eastAsia="Cambria Math" w:hAnsi="Cambria Math" w:cs="Cambria Math"/>
-          <w:color w:val="1B2A4A"/>
-          <w:sz w:val="24"/>
-          <w:szCs w:val="24"/>
-        </w:rPr>
-        <w:t xml:space="preserve"> (J⁻</w:t>
-      </w:r>
-      <w:r>
-        <w:rPr>
-          <w:rFonts w:ascii="Cambria Math" w:eastAsia="Cambria Math" w:hAnsi="Cambria Math" w:cs="Cambria Math"/>
-          <w:color w:val="1B2A4A"/>
-          <w:sz w:val="24"/>
-          <w:szCs w:val="24"/>
-        </w:rPr>
-        <w:t>ᵀ</w:t>
-      </w:r>
-      <w:r>
-        <w:rPr>
-          <w:rFonts w:ascii="Cambria Math" w:eastAsia="Cambria Math" w:hAnsi="Cambria Math" w:cs="Cambria Math"/>
-          <w:color w:val="1B2A4A"/>
-          <w:sz w:val="24"/>
-          <w:szCs w:val="24"/>
-        </w:rPr>
-        <w:t xml:space="preserve"> J⁻¹) </w:t>
-      </w:r>
-      <w:r>
-        <w:rPr>
-          <w:rFonts w:ascii="Cambria Math" w:eastAsia="Cambria Math" w:hAnsi="Cambria Math" w:cs="Cambria Math"/>
-          <w:color w:val="1B2A4A"/>
-          <w:sz w:val="24"/>
-          <w:szCs w:val="24"/>
-        </w:rPr>
-        <w:t>ṗ</w:t>
-      </w:r>
-      <w:r>
-        <w:rPr>
-          <w:rFonts w:ascii="Cambria Math" w:eastAsia="Cambria Math" w:hAnsi="Cambria Math" w:cs="Cambria Math"/>
-          <w:color w:val="1B2A4A"/>
-          <w:sz w:val="24"/>
-          <w:szCs w:val="24"/>
-        </w:rPr>
-        <w:t xml:space="preserve"> = 1</w:t>
+        <w:t>ṗᵀ (J⁻ᵀ J⁻¹) ṗ = 1</w:t>
       </w:r>
       <w:r>
         <w:rPr>
@@ -5403,61 +5245,7 @@
           <w:sz w:val="24"/>
           <w:szCs w:val="24"/>
         </w:rPr>
-        <w:t>ṗ</w:t>
-      </w:r>
-      <w:r>
-        <w:rPr>
-          <w:rFonts w:ascii="Cambria Math" w:eastAsia="Cambria Math" w:hAnsi="Cambria Math" w:cs="Cambria Math"/>
-          <w:color w:val="1B2A4A"/>
-          <w:sz w:val="24"/>
-          <w:szCs w:val="24"/>
-        </w:rPr>
-        <w:t>ᵀ</w:t>
-      </w:r>
-      <w:r>
-        <w:rPr>
-          <w:rFonts w:ascii="Cambria Math" w:eastAsia="Cambria Math" w:hAnsi="Cambria Math" w:cs="Cambria Math"/>
-          <w:color w:val="1B2A4A"/>
-          <w:sz w:val="24"/>
-          <w:szCs w:val="24"/>
-        </w:rPr>
-        <w:t xml:space="preserve"> (JJ</w:t>
-      </w:r>
-      <w:r>
-        <w:rPr>
-          <w:rFonts w:ascii="Cambria Math" w:eastAsia="Cambria Math" w:hAnsi="Cambria Math" w:cs="Cambria Math"/>
-          <w:color w:val="1B2A4A"/>
-          <w:sz w:val="24"/>
-          <w:szCs w:val="24"/>
-        </w:rPr>
-        <w:t>ᵀ</w:t>
-      </w:r>
-      <w:r>
-        <w:rPr>
-          <w:rFonts w:ascii="Cambria Math" w:eastAsia="Cambria Math" w:hAnsi="Cambria Math" w:cs="Cambria Math"/>
-          <w:color w:val="1B2A4A"/>
-          <w:sz w:val="24"/>
-          <w:szCs w:val="24"/>
-        </w:rPr>
-        <w:t xml:space="preserve">)⁻¹ </w:t>
-      </w:r>
-      <w:r>
-        <w:rPr>
-          <w:rFonts w:ascii="Cambria Math" w:eastAsia="Cambria Math" w:hAnsi="Cambria Math" w:cs="Cambria Math"/>
-          <w:color w:val="1B2A4A"/>
-          <w:sz w:val="24"/>
-          <w:szCs w:val="24"/>
-        </w:rPr>
-        <w:t>ṗ</w:t>
-      </w:r>
-      <w:r>
-        <w:rPr>
-          <w:rFonts w:ascii="Cambria Math" w:eastAsia="Cambria Math" w:hAnsi="Cambria Math" w:cs="Cambria Math"/>
-          <w:color w:val="1B2A4A"/>
-          <w:sz w:val="24"/>
-          <w:szCs w:val="24"/>
-        </w:rPr>
-        <w:t xml:space="preserve"> = 1</w:t>
+        <w:t>ṗᵀ (JJᵀ)⁻¹ ṗ = 1</w:t>
       </w:r>
       <w:r>
         <w:rPr>
@@ -5481,14 +5269,7 @@
           <w:b/>
           <w:bCs/>
         </w:rPr>
-        <w:t>A = JJ</w:t>
-      </w:r>
-      <w:r>
-        <w:rPr>
-          <w:b/>
-          <w:bCs/>
-        </w:rPr>
-        <w:t>ᵀ</w:t>
+        <w:t>A = JJᵀ</w:t>
       </w:r>
       <w:r>
         <w:t xml:space="preserve"> defines the ellipsoid. Its eigenvectors give the principal axes of the ellipse, and its eigenvalues give the squared semi-axis lengths.</w:t>
@@ -5521,13 +5302,7 @@
         <w:rPr>
           <w:rFonts w:ascii="Cambria Math" w:eastAsia="Cambria Math" w:hAnsi="Cambria Math" w:cs="Cambria Math"/>
         </w:rPr>
-        <w:t>A = JJ</w:t>
-      </w:r>
-      <w:r>
-        <w:rPr>
-          <w:rFonts w:ascii="Cambria Math" w:eastAsia="Cambria Math" w:hAnsi="Cambria Math" w:cs="Cambria Math"/>
-        </w:rPr>
-        <w:t>ᵀ</w:t>
+        <w:t>A = JJᵀ</w:t>
       </w:r>
       <w:r>
         <w:t>. Since A is a 2×2 symmetric positive semi-definite matrix, it has two real non-negative eigenvalues λ₁ ≥ λ₂ ≥ 0. The interpretation:</w:t>
@@ -5681,16 +5456,7 @@
           <w:sz w:val="24"/>
           <w:szCs w:val="24"/>
         </w:rPr>
-        <w:t>(JJ</w:t>
-      </w:r>
-      <w:r>
-        <w:rPr>
-          <w:rFonts w:ascii="Cambria Math" w:eastAsia="Cambria Math" w:hAnsi="Cambria Math" w:cs="Cambria Math"/>
-          <w:color w:val="1B2A4A"/>
-          <w:sz w:val="24"/>
-          <w:szCs w:val="24"/>
-        </w:rPr>
-        <w:t>ᵀ</w:t>
+        <w:t>(JJᵀ</w:t>
       </w:r>
       <w:proofErr w:type="gramStart"/>
       <w:r>
@@ -5747,13 +5513,7 @@
       </w:r>
       <w:proofErr w:type="gramEnd"/>
       <w:r>
-        <w:t>JJ</w:t>
-      </w:r>
-      <w:r>
-        <w:t>ᵀ</w:t>
-      </w:r>
-      <w:r>
-        <w:t xml:space="preserve">) = </w:t>
+        <w:t xml:space="preserve">JJᵀ) = </w:t>
       </w:r>
       <w:proofErr w:type="spellStart"/>
       <w:r>
@@ -6367,13 +6127,7 @@
         <w:rPr>
           <w:rFonts w:ascii="Cambria Math" w:eastAsia="Cambria Math" w:hAnsi="Cambria Math" w:cs="Cambria Math"/>
         </w:rPr>
-        <w:t>ṗ</w:t>
-      </w:r>
-      <w:r>
-        <w:rPr>
-          <w:rFonts w:ascii="Cambria Math" w:eastAsia="Cambria Math" w:hAnsi="Cambria Math" w:cs="Cambria Math"/>
-        </w:rPr>
-        <w:t xml:space="preserve"> = J</w:t>
+        <w:t>ṗ = J</w:t>
       </w:r>
       <m:oMath>
         <m:acc>
@@ -6407,13 +6161,7 @@
         <w:t>underdetermined</w:t>
       </w:r>
       <w:r>
-        <w:t xml:space="preserve">: infinitely many joint velocity vectors θ̇ can produce the same endpoint velocity </w:t>
-      </w:r>
-      <w:r>
-        <w:t>ṗ</w:t>
-      </w:r>
-      <w:r>
-        <w:t>. Mathematically, the null space of J is non-empty:</w:t>
+        <w:t>: infinitely many joint velocity vectors θ̇ can produce the same endpoint velocity ṗ. Mathematically, the null space of J is non-empty:</w:t>
       </w:r>
     </w:p>
     <w:p>
@@ -6599,17 +6347,7 @@
           <w:sz w:val="20"/>
           <w:szCs w:val="20"/>
         </w:rPr>
-        <w:t>Figure 9. Kinematic redundancy under anatomical joint limits. Left: our non-redundant 2-DOF arm — the elbow-up solution (blue) is the only valid posture, while the elbow-down solution (grey, dashed) requires hyperextension (θ₂ &lt; 0) and is rejected by the joint limits. Right: a redundant 3-DOF arm subject to the same limits reaches the same target through a continuous but bounded family of postures (self-motion through the null space of J). Redundancy persists under constraints; our 2-link model simply never</w:t>
-      </w:r>
-      <w:r>
-        <w:rPr>
-          <w:i/>
-          <w:iCs/>
-          <w:color w:val="666666"/>
-          <w:sz w:val="20"/>
-          <w:szCs w:val="20"/>
-        </w:rPr>
-        <w:t xml:space="preserve"> has it.</w:t>
+        <w:t>Figure 9. Kinematic redundancy under anatomical joint limits. Left: our non-redundant 2-DOF arm — the elbow-up solution (blue) is the only valid posture, while the elbow-down solution (grey, dashed) requires hyperextension (θ₂ &lt; 0) and is rejected by the joint limits. Right: a redundant 3-DOF arm subject to the same limits reaches the same target through a continuous but bounded family of postures (self-motion through the null space of J). Redundancy persists under constraints; our 2-link model simply never has it.</w:t>
       </w:r>
     </w:p>
     <w:p>
@@ -6657,10 +6395,7 @@
       </w:r>
       <w:proofErr w:type="spellStart"/>
       <w:r>
-        <w:t>J⁺</w:t>
-      </w:r>
-      <w:r>
-        <w:t>ṗ</w:t>
+        <w:t>J⁺ṗ</w:t>
       </w:r>
       <w:proofErr w:type="spellEnd"/>
       <w:r>
@@ -6668,23 +6403,11 @@
       </w:r>
       <w:proofErr w:type="gramStart"/>
       <w:r>
-        <w:t>J</w:t>
-      </w:r>
-      <w:r>
-        <w:t>ᵀ</w:t>
-      </w:r>
-      <w:r>
-        <w:t>(</w:t>
+        <w:t>Jᵀ(</w:t>
       </w:r>
       <w:proofErr w:type="gramEnd"/>
       <w:r>
-        <w:t>JJ</w:t>
-      </w:r>
-      <w:r>
-        <w:t>ᵀ</w:t>
-      </w:r>
-      <w:r>
-        <w:t>)⁻¹ is the Moore–Penrose pseudoinverse. This minimizes instantaneous joint speed but has no physiological justification.</w:t>
+        <w:t>JJᵀ)⁻¹ is the Moore–Penrose pseudoinverse. This minimizes instantaneous joint speed but has no physiological justification.</w:t>
       </w:r>
     </w:p>
     <w:p>

--- a/lectures/week01/Week1_Lecture.docx
+++ b/lectures/week01/Week1_Lecture.docx
@@ -344,10 +344,7 @@
       <w:r>
         <w:t>Yoshikawa, T. (1985). Manipulability of robotic mechanisms. The International Journal of Robotics Research, 4(2), 3-9.</w:t>
       </w:r>
-    </w:p>
-    <w:p>
-      <w:r>
-        <w:lastRenderedPageBreak/>
+      <w:r>
         <w:br w:type="page"/>
       </w:r>
     </w:p>

--- a/lectures/week01/Week1_Lecture.docx
+++ b/lectures/week01/Week1_Lecture.docx
@@ -263,13 +263,8 @@
         </w:numPr>
         <w:spacing w:after="100" w:line="300" w:lineRule="auto"/>
       </w:pPr>
-      <w:proofErr w:type="spellStart"/>
-      <w:r>
-        <w:t>Morasso</w:t>
-      </w:r>
-      <w:proofErr w:type="spellEnd"/>
-      <w:r>
-        <w:t xml:space="preserve">, P. (1981). Spatial control of arm movements. </w:t>
+      <w:r>
+        <w:t xml:space="preserve">Morasso, P. (1981). Spatial control of arm movements. </w:t>
       </w:r>
       <w:r>
         <w:rPr>
@@ -343,8 +338,6 @@
       </w:pPr>
       <w:r>
         <w:t>Yoshikawa, T. (1985). Manipulability of robotic mechanisms. The International Journal of Robotics Research, 4(2), 3-9.</w:t>
-      </w:r>
-      <w:r>
         <w:br w:type="page"/>
       </w:r>
     </w:p>
@@ -421,15 +414,7 @@
         <w:t>2-joint planar arm</w:t>
       </w:r>
       <w:r>
-        <w:t xml:space="preserve"> representing the human shoulder and elbow, constrained to move in the horizontal plane. This eliminates gravity from the equations of motion, allowing us to isolate the control-relevant dynamics: interaction torques, muscle forces, and nonlinear coordinate transforms. This is the same paradigm used by Gribble et al. (1998), </w:t>
-      </w:r>
-      <w:proofErr w:type="spellStart"/>
-      <w:r>
-        <w:t>Shadmehr</w:t>
-      </w:r>
-      <w:proofErr w:type="spellEnd"/>
-      <w:r>
-        <w:t xml:space="preserve"> &amp; Mussa-Ivaldi (1994), and most of the empirical literature we will study.</w:t>
+        <w:t xml:space="preserve"> representing the human shoulder and elbow, constrained to move in the horizontal plane. This eliminates gravity from the equations of motion, allowing us to isolate the control-relevant dynamics: interaction torques, muscle forces, and nonlinear coordinate transforms. This is the same paradigm used by Gribble et al. (1998), Shadmehr &amp; Mussa-Ivaldi (1994), and most of the empirical literature we will study.</w:t>
       </w:r>
     </w:p>
     <w:p>
@@ -439,13 +424,8 @@
           <w:bottom w:val="single" w:sz="2" w:space="4" w:color="2E86AB"/>
         </w:pBdr>
       </w:pPr>
-      <w:proofErr w:type="gramStart"/>
-      <w:r>
-        <w:t>1.1  Defining</w:t>
-      </w:r>
-      <w:proofErr w:type="gramEnd"/>
-      <w:r>
-        <w:t xml:space="preserve"> the Model</w:t>
+      <w:r>
+        <w:t xml:space="preserve">1.1  Defining the Model</w:t>
       </w:r>
     </w:p>
     <w:p>
@@ -978,37 +958,12 @@
             <w:r>
               <w:t xml:space="preserve">, covered in Section 3. In robotics, a general method called the </w:t>
             </w:r>
-            <w:proofErr w:type="spellStart"/>
             <w:r>
               <w:rPr>
                 <w:b/>
                 <w:bCs/>
               </w:rPr>
-              <w:t>Denavit</w:t>
-            </w:r>
-            <w:proofErr w:type="spellEnd"/>
-            <w:r>
-              <w:rPr>
-                <w:b/>
-                <w:bCs/>
-              </w:rPr>
-              <w:t>–</w:t>
-            </w:r>
-            <w:proofErr w:type="spellStart"/>
-            <w:r>
-              <w:rPr>
-                <w:b/>
-                <w:bCs/>
-              </w:rPr>
-              <w:t>Hartenberg</w:t>
-            </w:r>
-            <w:proofErr w:type="spellEnd"/>
-            <w:r>
-              <w:rPr>
-                <w:b/>
-                <w:bCs/>
-              </w:rPr>
-              <w:t xml:space="preserve"> (DH) convention</w:t>
+              <w:t xml:space="preserve">Denavit–Hartenberg (DH) convention</w:t>
             </w:r>
             <w:r>
               <w:t xml:space="preserve"> systematically attaches coordinate frames to each link of a chain to derive FK for arbitrarily complex manipulators. Our 2-link planar arm is simple enough that basic trigonometry suffices, so DH parameters will not appear in this course.</w:t>
@@ -1090,13 +1045,8 @@
           <w:bottom w:val="single" w:sz="2" w:space="4" w:color="2E86AB"/>
         </w:pBdr>
       </w:pPr>
-      <w:proofErr w:type="gramStart"/>
-      <w:r>
-        <w:t>2.1  Geometric</w:t>
-      </w:r>
-      <w:proofErr w:type="gramEnd"/>
-      <w:r>
-        <w:t xml:space="preserve"> Derivation</w:t>
+      <w:r>
+        <w:t xml:space="preserve">2.1  Geometric Derivation</w:t>
       </w:r>
     </w:p>
     <w:p>
@@ -1187,27 +1137,7 @@
           <w:sz w:val="24"/>
           <w:szCs w:val="24"/>
         </w:rPr>
-        <w:t xml:space="preserve">x = l₁ cos(θ₁) + l₂ </w:t>
-      </w:r>
-      <w:proofErr w:type="gramStart"/>
-      <w:r>
-        <w:rPr>
-          <w:rFonts w:ascii="Cambria Math" w:eastAsia="Cambria Math" w:hAnsi="Cambria Math" w:cs="Cambria Math"/>
-          <w:color w:val="1B2A4A"/>
-          <w:sz w:val="24"/>
-          <w:szCs w:val="24"/>
-        </w:rPr>
-        <w:t>cos(</w:t>
-      </w:r>
-      <w:proofErr w:type="gramEnd"/>
-      <w:r>
-        <w:rPr>
-          <w:rFonts w:ascii="Cambria Math" w:eastAsia="Cambria Math" w:hAnsi="Cambria Math" w:cs="Cambria Math"/>
-          <w:color w:val="1B2A4A"/>
-          <w:sz w:val="24"/>
-          <w:szCs w:val="24"/>
-        </w:rPr>
-        <w:t>θ₁ + θ₂)</w:t>
+        <w:t xml:space="preserve">x = l₁ cos(θ₁) + l₂ cos(θ₁ + θ₂)</w:t>
       </w:r>
       <w:r>
         <w:rPr>
@@ -1235,27 +1165,7 @@
           <w:sz w:val="24"/>
           <w:szCs w:val="24"/>
         </w:rPr>
-        <w:t xml:space="preserve">y = l₁ sin(θ₁) + l₂ </w:t>
-      </w:r>
-      <w:proofErr w:type="gramStart"/>
-      <w:r>
-        <w:rPr>
-          <w:rFonts w:ascii="Cambria Math" w:eastAsia="Cambria Math" w:hAnsi="Cambria Math" w:cs="Cambria Math"/>
-          <w:color w:val="1B2A4A"/>
-          <w:sz w:val="24"/>
-          <w:szCs w:val="24"/>
-        </w:rPr>
-        <w:t>sin(</w:t>
-      </w:r>
-      <w:proofErr w:type="gramEnd"/>
-      <w:r>
-        <w:rPr>
-          <w:rFonts w:ascii="Cambria Math" w:eastAsia="Cambria Math" w:hAnsi="Cambria Math" w:cs="Cambria Math"/>
-          <w:color w:val="1B2A4A"/>
-          <w:sz w:val="24"/>
-          <w:szCs w:val="24"/>
-        </w:rPr>
-        <w:t>θ₁ + θ₂)</w:t>
+        <w:t xml:space="preserve">y = l₁ sin(θ₁) + l₂ sin(θ₁ + θ₂)</w:t>
       </w:r>
       <w:r>
         <w:rPr>
@@ -1321,19 +1231,11 @@
       <w:r>
         <w:t xml:space="preserve">where </w:t>
       </w:r>
-      <w:proofErr w:type="gramStart"/>
       <w:r>
         <w:rPr>
           <w:rFonts w:ascii="Cambria Math" w:eastAsia="Cambria Math" w:hAnsi="Cambria Math" w:cs="Cambria Math"/>
         </w:rPr>
-        <w:t>f :</w:t>
-      </w:r>
-      <w:proofErr w:type="gramEnd"/>
-      <w:r>
-        <w:rPr>
-          <w:rFonts w:ascii="Cambria Math" w:eastAsia="Cambria Math" w:hAnsi="Cambria Math" w:cs="Cambria Math"/>
-        </w:rPr>
-        <w:t xml:space="preserve"> ℝ² → ℝ²</w:t>
+        <w:t xml:space="preserve">f : ℝ² → ℝ²</w:t>
       </w:r>
       <w:r>
         <w:t xml:space="preserve"> is in general a nonlinear function. This nonlinearity is a fundamental source of complexity in motor control.</w:t>
@@ -1346,13 +1248,8 @@
           <w:bottom w:val="single" w:sz="2" w:space="4" w:color="2E86AB"/>
         </w:pBdr>
       </w:pPr>
-      <w:proofErr w:type="gramStart"/>
-      <w:r>
-        <w:t>2.2  Rotation</w:t>
-      </w:r>
-      <w:proofErr w:type="gramEnd"/>
-      <w:r>
-        <w:t xml:space="preserve"> Matrix Derivation</w:t>
+      <w:r>
+        <w:t xml:space="preserve">2.2  Rotation Matrix Derivation</w:t>
       </w:r>
     </w:p>
     <w:p>
@@ -1443,130 +1340,8 @@
           <w:sz w:val="24"/>
           <w:szCs w:val="24"/>
         </w:rPr>
-        <w:t xml:space="preserve">R(θ) = [ </w:t>
-      </w:r>
-      <w:proofErr w:type="spellStart"/>
-      <w:r>
-        <w:rPr>
-          <w:rFonts w:ascii="Cambria Math" w:eastAsia="Cambria Math" w:hAnsi="Cambria Math" w:cs="Cambria Math"/>
-          <w:color w:val="1B2A4A"/>
-          <w:sz w:val="24"/>
-          <w:szCs w:val="24"/>
-        </w:rPr>
-        <w:t>cos</w:t>
-      </w:r>
-      <w:proofErr w:type="gramStart"/>
-      <w:r>
-        <w:rPr>
-          <w:rFonts w:ascii="Cambria Math" w:eastAsia="Cambria Math" w:hAnsi="Cambria Math" w:cs="Cambria Math"/>
-          <w:color w:val="1B2A4A"/>
-          <w:sz w:val="24"/>
-          <w:szCs w:val="24"/>
-        </w:rPr>
-        <w:t>θ</w:t>
-      </w:r>
-      <w:proofErr w:type="spellEnd"/>
-      <w:r>
-        <w:rPr>
-          <w:rFonts w:ascii="Cambria Math" w:eastAsia="Cambria Math" w:hAnsi="Cambria Math" w:cs="Cambria Math"/>
-          <w:color w:val="1B2A4A"/>
-          <w:sz w:val="24"/>
-          <w:szCs w:val="24"/>
-        </w:rPr>
-        <w:t xml:space="preserve">  −</w:t>
-      </w:r>
-      <w:proofErr w:type="spellStart"/>
-      <w:proofErr w:type="gramEnd"/>
-      <w:r>
-        <w:rPr>
-          <w:rFonts w:ascii="Cambria Math" w:eastAsia="Cambria Math" w:hAnsi="Cambria Math" w:cs="Cambria Math"/>
-          <w:color w:val="1B2A4A"/>
-          <w:sz w:val="24"/>
-          <w:szCs w:val="24"/>
-        </w:rPr>
-        <w:t>sin</w:t>
-      </w:r>
-      <w:proofErr w:type="gramStart"/>
-      <w:r>
-        <w:rPr>
-          <w:rFonts w:ascii="Cambria Math" w:eastAsia="Cambria Math" w:hAnsi="Cambria Math" w:cs="Cambria Math"/>
-          <w:color w:val="1B2A4A"/>
-          <w:sz w:val="24"/>
-          <w:szCs w:val="24"/>
-        </w:rPr>
-        <w:t>θ</w:t>
-      </w:r>
-      <w:proofErr w:type="spellEnd"/>
-      <w:r>
-        <w:rPr>
-          <w:rFonts w:ascii="Cambria Math" w:eastAsia="Cambria Math" w:hAnsi="Cambria Math" w:cs="Cambria Math"/>
-          <w:color w:val="1B2A4A"/>
-          <w:sz w:val="24"/>
-          <w:szCs w:val="24"/>
-        </w:rPr>
-        <w:t xml:space="preserve"> ;</w:t>
-      </w:r>
-      <w:proofErr w:type="gramEnd"/>
-      <w:r>
-        <w:rPr>
-          <w:rFonts w:ascii="Cambria Math" w:eastAsia="Cambria Math" w:hAnsi="Cambria Math" w:cs="Cambria Math"/>
-          <w:color w:val="1B2A4A"/>
-          <w:sz w:val="24"/>
-          <w:szCs w:val="24"/>
-        </w:rPr>
-        <w:t xml:space="preserve">  </w:t>
-      </w:r>
-      <w:proofErr w:type="spellStart"/>
-      <w:r>
-        <w:rPr>
-          <w:rFonts w:ascii="Cambria Math" w:eastAsia="Cambria Math" w:hAnsi="Cambria Math" w:cs="Cambria Math"/>
-          <w:color w:val="1B2A4A"/>
-          <w:sz w:val="24"/>
-          <w:szCs w:val="24"/>
-        </w:rPr>
-        <w:t>sin</w:t>
-      </w:r>
-      <w:proofErr w:type="gramStart"/>
-      <w:r>
-        <w:rPr>
-          <w:rFonts w:ascii="Cambria Math" w:eastAsia="Cambria Math" w:hAnsi="Cambria Math" w:cs="Cambria Math"/>
-          <w:color w:val="1B2A4A"/>
-          <w:sz w:val="24"/>
-          <w:szCs w:val="24"/>
-        </w:rPr>
-        <w:t>θ</w:t>
-      </w:r>
-      <w:proofErr w:type="spellEnd"/>
-      <w:r>
-        <w:rPr>
-          <w:rFonts w:ascii="Cambria Math" w:eastAsia="Cambria Math" w:hAnsi="Cambria Math" w:cs="Cambria Math"/>
-          <w:color w:val="1B2A4A"/>
-          <w:sz w:val="24"/>
-          <w:szCs w:val="24"/>
-        </w:rPr>
-        <w:t xml:space="preserve">  </w:t>
-      </w:r>
-      <w:proofErr w:type="spellStart"/>
-      <w:r>
-        <w:rPr>
-          <w:rFonts w:ascii="Cambria Math" w:eastAsia="Cambria Math" w:hAnsi="Cambria Math" w:cs="Cambria Math"/>
-          <w:color w:val="1B2A4A"/>
-          <w:sz w:val="24"/>
-          <w:szCs w:val="24"/>
-        </w:rPr>
-        <w:t>cosθ</w:t>
-      </w:r>
-      <w:proofErr w:type="spellEnd"/>
-      <w:r>
-        <w:rPr>
-          <w:rFonts w:ascii="Cambria Math" w:eastAsia="Cambria Math" w:hAnsi="Cambria Math" w:cs="Cambria Math"/>
-          <w:color w:val="1B2A4A"/>
-          <w:sz w:val="24"/>
-          <w:szCs w:val="24"/>
-        </w:rPr>
-        <w:t xml:space="preserve"> ]</w:t>
-      </w:r>
-      <w:proofErr w:type="gramEnd"/>
+        <w:t xml:space="preserve">R(θ) = [ cosθ  −sinθ ;  sinθ  cosθ ]</w:t>
+      </w:r>
       <w:r>
         <w:rPr>
           <w:color w:val="666666"/>
@@ -1582,23 +1357,7 @@
         <w:spacing w:after="160" w:line="300" w:lineRule="auto"/>
       </w:pPr>
       <w:r>
-        <w:t xml:space="preserve">This 2×2 matrix can rotate a point, but it cannot translate it. To combine rotation and translation in a single matrix multiplication, we embed R in a 3×3 matrix and represent positions as [x, y, </w:t>
-      </w:r>
-      <w:proofErr w:type="gramStart"/>
-      <w:r>
-        <w:t>1]ᵀ.</w:t>
-      </w:r>
-      <w:proofErr w:type="gramEnd"/>
-      <w:r>
-        <w:t xml:space="preserve"> The third coordinate is a dummy that rides along unchanged—its only purpose is to let the translation terms in the right column get added during multiplication. The bottom row [</w:t>
-      </w:r>
-      <w:proofErr w:type="gramStart"/>
-      <w:r>
-        <w:t>0  0</w:t>
-      </w:r>
-      <w:proofErr w:type="gramEnd"/>
-      <w:r>
-        <w:t xml:space="preserve">  1] preserves this structure. For the first link:</w:t>
+        <w:t xml:space="preserve">This 2×2 matrix can rotate a point, but it cannot translate it. To combine rotation and translation in a single matrix multiplication, we embed R in a 3×3 matrix and represent positions as [x, y, 1]ᵀ. The third coordinate is a dummy that rides along unchanged—its only purpose is to let the translation terms in the right column get added during multiplication. The bottom row [0  0  1] preserves this structure. For the first link:</w:t>
       </w:r>
     </w:p>
     <w:p>
@@ -1617,216 +1376,8 @@
           <w:sz w:val="24"/>
           <w:szCs w:val="24"/>
         </w:rPr>
-        <w:t xml:space="preserve">T₁ = [ </w:t>
-      </w:r>
-      <w:proofErr w:type="spellStart"/>
-      <w:r>
-        <w:rPr>
-          <w:rFonts w:ascii="Cambria Math" w:eastAsia="Cambria Math" w:hAnsi="Cambria Math" w:cs="Cambria Math"/>
-          <w:color w:val="1B2A4A"/>
-          <w:sz w:val="24"/>
-          <w:szCs w:val="24"/>
-        </w:rPr>
-        <w:t>cosθ</w:t>
-      </w:r>
-      <w:proofErr w:type="spellEnd"/>
-      <w:proofErr w:type="gramStart"/>
-      <w:r>
-        <w:rPr>
-          <w:rFonts w:ascii="Cambria Math" w:eastAsia="Cambria Math" w:hAnsi="Cambria Math" w:cs="Cambria Math"/>
-          <w:color w:val="1B2A4A"/>
-          <w:sz w:val="24"/>
-          <w:szCs w:val="24"/>
-        </w:rPr>
-        <w:t>₁  −</w:t>
-      </w:r>
-      <w:proofErr w:type="spellStart"/>
-      <w:proofErr w:type="gramEnd"/>
-      <w:r>
-        <w:rPr>
-          <w:rFonts w:ascii="Cambria Math" w:eastAsia="Cambria Math" w:hAnsi="Cambria Math" w:cs="Cambria Math"/>
-          <w:color w:val="1B2A4A"/>
-          <w:sz w:val="24"/>
-          <w:szCs w:val="24"/>
-        </w:rPr>
-        <w:t>sinθ</w:t>
-      </w:r>
-      <w:proofErr w:type="spellEnd"/>
-      <w:proofErr w:type="gramStart"/>
-      <w:r>
-        <w:rPr>
-          <w:rFonts w:ascii="Cambria Math" w:eastAsia="Cambria Math" w:hAnsi="Cambria Math" w:cs="Cambria Math"/>
-          <w:color w:val="1B2A4A"/>
-          <w:sz w:val="24"/>
-          <w:szCs w:val="24"/>
-        </w:rPr>
-        <w:t xml:space="preserve">₁  </w:t>
-      </w:r>
-      <w:proofErr w:type="spellStart"/>
-      <w:r>
-        <w:rPr>
-          <w:rFonts w:ascii="Cambria Math" w:eastAsia="Cambria Math" w:hAnsi="Cambria Math" w:cs="Cambria Math"/>
-          <w:color w:val="1B2A4A"/>
-          <w:sz w:val="24"/>
-          <w:szCs w:val="24"/>
-        </w:rPr>
-        <w:t>l</w:t>
-      </w:r>
-      <w:proofErr w:type="gramEnd"/>
-      <w:r>
-        <w:rPr>
-          <w:rFonts w:ascii="Cambria Math" w:eastAsia="Cambria Math" w:hAnsi="Cambria Math" w:cs="Cambria Math"/>
-          <w:color w:val="1B2A4A"/>
-          <w:sz w:val="24"/>
-          <w:szCs w:val="24"/>
-        </w:rPr>
-        <w:t>₁cosθ</w:t>
-      </w:r>
-      <w:proofErr w:type="spellEnd"/>
-      <w:proofErr w:type="gramStart"/>
-      <w:r>
-        <w:rPr>
-          <w:rFonts w:ascii="Cambria Math" w:eastAsia="Cambria Math" w:hAnsi="Cambria Math" w:cs="Cambria Math"/>
-          <w:color w:val="1B2A4A"/>
-          <w:sz w:val="24"/>
-          <w:szCs w:val="24"/>
-        </w:rPr>
-        <w:t>₁ ;</w:t>
-      </w:r>
-      <w:proofErr w:type="gramEnd"/>
-      <w:r>
-        <w:rPr>
-          <w:rFonts w:ascii="Cambria Math" w:eastAsia="Cambria Math" w:hAnsi="Cambria Math" w:cs="Cambria Math"/>
-          <w:color w:val="1B2A4A"/>
-          <w:sz w:val="24"/>
-          <w:szCs w:val="24"/>
-        </w:rPr>
-        <w:t xml:space="preserve">  </w:t>
-      </w:r>
-      <w:proofErr w:type="spellStart"/>
-      <w:r>
-        <w:rPr>
-          <w:rFonts w:ascii="Cambria Math" w:eastAsia="Cambria Math" w:hAnsi="Cambria Math" w:cs="Cambria Math"/>
-          <w:color w:val="1B2A4A"/>
-          <w:sz w:val="24"/>
-          <w:szCs w:val="24"/>
-        </w:rPr>
-        <w:t>sinθ</w:t>
-      </w:r>
-      <w:proofErr w:type="spellEnd"/>
-      <w:proofErr w:type="gramStart"/>
-      <w:r>
-        <w:rPr>
-          <w:rFonts w:ascii="Cambria Math" w:eastAsia="Cambria Math" w:hAnsi="Cambria Math" w:cs="Cambria Math"/>
-          <w:color w:val="1B2A4A"/>
-          <w:sz w:val="24"/>
-          <w:szCs w:val="24"/>
-        </w:rPr>
-        <w:t xml:space="preserve">₁  </w:t>
-      </w:r>
-      <w:proofErr w:type="spellStart"/>
-      <w:r>
-        <w:rPr>
-          <w:rFonts w:ascii="Cambria Math" w:eastAsia="Cambria Math" w:hAnsi="Cambria Math" w:cs="Cambria Math"/>
-          <w:color w:val="1B2A4A"/>
-          <w:sz w:val="24"/>
-          <w:szCs w:val="24"/>
-        </w:rPr>
-        <w:t>cos</w:t>
-      </w:r>
-      <w:proofErr w:type="gramEnd"/>
-      <w:r>
-        <w:rPr>
-          <w:rFonts w:ascii="Cambria Math" w:eastAsia="Cambria Math" w:hAnsi="Cambria Math" w:cs="Cambria Math"/>
-          <w:color w:val="1B2A4A"/>
-          <w:sz w:val="24"/>
-          <w:szCs w:val="24"/>
-        </w:rPr>
-        <w:t>θ</w:t>
-      </w:r>
-      <w:proofErr w:type="spellEnd"/>
-      <w:proofErr w:type="gramStart"/>
-      <w:r>
-        <w:rPr>
-          <w:rFonts w:ascii="Cambria Math" w:eastAsia="Cambria Math" w:hAnsi="Cambria Math" w:cs="Cambria Math"/>
-          <w:color w:val="1B2A4A"/>
-          <w:sz w:val="24"/>
-          <w:szCs w:val="24"/>
-        </w:rPr>
-        <w:t xml:space="preserve">₁  </w:t>
-      </w:r>
-      <w:proofErr w:type="spellStart"/>
-      <w:r>
-        <w:rPr>
-          <w:rFonts w:ascii="Cambria Math" w:eastAsia="Cambria Math" w:hAnsi="Cambria Math" w:cs="Cambria Math"/>
-          <w:color w:val="1B2A4A"/>
-          <w:sz w:val="24"/>
-          <w:szCs w:val="24"/>
-        </w:rPr>
-        <w:t>l</w:t>
-      </w:r>
-      <w:proofErr w:type="gramEnd"/>
-      <w:r>
-        <w:rPr>
-          <w:rFonts w:ascii="Cambria Math" w:eastAsia="Cambria Math" w:hAnsi="Cambria Math" w:cs="Cambria Math"/>
-          <w:color w:val="1B2A4A"/>
-          <w:sz w:val="24"/>
-          <w:szCs w:val="24"/>
-        </w:rPr>
-        <w:t>₁sinθ</w:t>
-      </w:r>
-      <w:proofErr w:type="spellEnd"/>
-      <w:proofErr w:type="gramStart"/>
-      <w:r>
-        <w:rPr>
-          <w:rFonts w:ascii="Cambria Math" w:eastAsia="Cambria Math" w:hAnsi="Cambria Math" w:cs="Cambria Math"/>
-          <w:color w:val="1B2A4A"/>
-          <w:sz w:val="24"/>
-          <w:szCs w:val="24"/>
-        </w:rPr>
-        <w:t>₁ ;</w:t>
-      </w:r>
-      <w:proofErr w:type="gramEnd"/>
-      <w:r>
-        <w:rPr>
-          <w:rFonts w:ascii="Cambria Math" w:eastAsia="Cambria Math" w:hAnsi="Cambria Math" w:cs="Cambria Math"/>
-          <w:color w:val="1B2A4A"/>
-          <w:sz w:val="24"/>
-          <w:szCs w:val="24"/>
-        </w:rPr>
-        <w:t xml:space="preserve">  </w:t>
-      </w:r>
-      <w:proofErr w:type="gramStart"/>
-      <w:r>
-        <w:rPr>
-          <w:rFonts w:ascii="Cambria Math" w:eastAsia="Cambria Math" w:hAnsi="Cambria Math" w:cs="Cambria Math"/>
-          <w:color w:val="1B2A4A"/>
-          <w:sz w:val="24"/>
-          <w:szCs w:val="24"/>
-        </w:rPr>
-        <w:t>0  0</w:t>
-      </w:r>
-      <w:proofErr w:type="gramEnd"/>
-      <w:r>
-        <w:rPr>
-          <w:rFonts w:ascii="Cambria Math" w:eastAsia="Cambria Math" w:hAnsi="Cambria Math" w:cs="Cambria Math"/>
-          <w:color w:val="1B2A4A"/>
-          <w:sz w:val="24"/>
-          <w:szCs w:val="24"/>
-        </w:rPr>
-        <w:t xml:space="preserve">  </w:t>
-      </w:r>
-      <w:proofErr w:type="gramStart"/>
-      <w:r>
-        <w:rPr>
-          <w:rFonts w:ascii="Cambria Math" w:eastAsia="Cambria Math" w:hAnsi="Cambria Math" w:cs="Cambria Math"/>
-          <w:color w:val="1B2A4A"/>
-          <w:sz w:val="24"/>
-          <w:szCs w:val="24"/>
-        </w:rPr>
-        <w:t>1 ]</w:t>
-      </w:r>
-      <w:proofErr w:type="gramEnd"/>
+        <w:t xml:space="preserve">T₁ = [ cosθ₁  −sinθ₁  l₁cosθ₁ ;  sinθ₁  cosθ₁  l₁sinθ₁ ;  0  0  1 ]</w:t>
+      </w:r>
       <w:r>
         <w:rPr>
           <w:color w:val="666666"/>
@@ -1862,216 +1413,8 @@
           <w:szCs w:val="24"/>
         </w:rPr>
         <w:lastRenderedPageBreak/>
-        <w:t xml:space="preserve">T₂ = [ </w:t>
-      </w:r>
-      <w:proofErr w:type="spellStart"/>
-      <w:r>
-        <w:rPr>
-          <w:rFonts w:ascii="Cambria Math" w:eastAsia="Cambria Math" w:hAnsi="Cambria Math" w:cs="Cambria Math"/>
-          <w:color w:val="1B2A4A"/>
-          <w:sz w:val="24"/>
-          <w:szCs w:val="24"/>
-        </w:rPr>
-        <w:t>cosθ</w:t>
-      </w:r>
-      <w:proofErr w:type="spellEnd"/>
-      <w:proofErr w:type="gramStart"/>
-      <w:r>
-        <w:rPr>
-          <w:rFonts w:ascii="Cambria Math" w:eastAsia="Cambria Math" w:hAnsi="Cambria Math" w:cs="Cambria Math"/>
-          <w:color w:val="1B2A4A"/>
-          <w:sz w:val="24"/>
-          <w:szCs w:val="24"/>
-        </w:rPr>
-        <w:t>₂  −</w:t>
-      </w:r>
-      <w:proofErr w:type="spellStart"/>
-      <w:proofErr w:type="gramEnd"/>
-      <w:r>
-        <w:rPr>
-          <w:rFonts w:ascii="Cambria Math" w:eastAsia="Cambria Math" w:hAnsi="Cambria Math" w:cs="Cambria Math"/>
-          <w:color w:val="1B2A4A"/>
-          <w:sz w:val="24"/>
-          <w:szCs w:val="24"/>
-        </w:rPr>
-        <w:t>sinθ</w:t>
-      </w:r>
-      <w:proofErr w:type="spellEnd"/>
-      <w:proofErr w:type="gramStart"/>
-      <w:r>
-        <w:rPr>
-          <w:rFonts w:ascii="Cambria Math" w:eastAsia="Cambria Math" w:hAnsi="Cambria Math" w:cs="Cambria Math"/>
-          <w:color w:val="1B2A4A"/>
-          <w:sz w:val="24"/>
-          <w:szCs w:val="24"/>
-        </w:rPr>
-        <w:t xml:space="preserve">₂  </w:t>
-      </w:r>
-      <w:proofErr w:type="spellStart"/>
-      <w:r>
-        <w:rPr>
-          <w:rFonts w:ascii="Cambria Math" w:eastAsia="Cambria Math" w:hAnsi="Cambria Math" w:cs="Cambria Math"/>
-          <w:color w:val="1B2A4A"/>
-          <w:sz w:val="24"/>
-          <w:szCs w:val="24"/>
-        </w:rPr>
-        <w:t>l</w:t>
-      </w:r>
-      <w:proofErr w:type="gramEnd"/>
-      <w:r>
-        <w:rPr>
-          <w:rFonts w:ascii="Cambria Math" w:eastAsia="Cambria Math" w:hAnsi="Cambria Math" w:cs="Cambria Math"/>
-          <w:color w:val="1B2A4A"/>
-          <w:sz w:val="24"/>
-          <w:szCs w:val="24"/>
-        </w:rPr>
-        <w:t>₂cosθ</w:t>
-      </w:r>
-      <w:proofErr w:type="spellEnd"/>
-      <w:proofErr w:type="gramStart"/>
-      <w:r>
-        <w:rPr>
-          <w:rFonts w:ascii="Cambria Math" w:eastAsia="Cambria Math" w:hAnsi="Cambria Math" w:cs="Cambria Math"/>
-          <w:color w:val="1B2A4A"/>
-          <w:sz w:val="24"/>
-          <w:szCs w:val="24"/>
-        </w:rPr>
-        <w:t>₂ ;</w:t>
-      </w:r>
-      <w:proofErr w:type="gramEnd"/>
-      <w:r>
-        <w:rPr>
-          <w:rFonts w:ascii="Cambria Math" w:eastAsia="Cambria Math" w:hAnsi="Cambria Math" w:cs="Cambria Math"/>
-          <w:color w:val="1B2A4A"/>
-          <w:sz w:val="24"/>
-          <w:szCs w:val="24"/>
-        </w:rPr>
-        <w:t xml:space="preserve">  </w:t>
-      </w:r>
-      <w:proofErr w:type="spellStart"/>
-      <w:r>
-        <w:rPr>
-          <w:rFonts w:ascii="Cambria Math" w:eastAsia="Cambria Math" w:hAnsi="Cambria Math" w:cs="Cambria Math"/>
-          <w:color w:val="1B2A4A"/>
-          <w:sz w:val="24"/>
-          <w:szCs w:val="24"/>
-        </w:rPr>
-        <w:t>sinθ</w:t>
-      </w:r>
-      <w:proofErr w:type="spellEnd"/>
-      <w:proofErr w:type="gramStart"/>
-      <w:r>
-        <w:rPr>
-          <w:rFonts w:ascii="Cambria Math" w:eastAsia="Cambria Math" w:hAnsi="Cambria Math" w:cs="Cambria Math"/>
-          <w:color w:val="1B2A4A"/>
-          <w:sz w:val="24"/>
-          <w:szCs w:val="24"/>
-        </w:rPr>
-        <w:t xml:space="preserve">₂  </w:t>
-      </w:r>
-      <w:proofErr w:type="spellStart"/>
-      <w:r>
-        <w:rPr>
-          <w:rFonts w:ascii="Cambria Math" w:eastAsia="Cambria Math" w:hAnsi="Cambria Math" w:cs="Cambria Math"/>
-          <w:color w:val="1B2A4A"/>
-          <w:sz w:val="24"/>
-          <w:szCs w:val="24"/>
-        </w:rPr>
-        <w:t>cos</w:t>
-      </w:r>
-      <w:proofErr w:type="gramEnd"/>
-      <w:r>
-        <w:rPr>
-          <w:rFonts w:ascii="Cambria Math" w:eastAsia="Cambria Math" w:hAnsi="Cambria Math" w:cs="Cambria Math"/>
-          <w:color w:val="1B2A4A"/>
-          <w:sz w:val="24"/>
-          <w:szCs w:val="24"/>
-        </w:rPr>
-        <w:t>θ</w:t>
-      </w:r>
-      <w:proofErr w:type="spellEnd"/>
-      <w:proofErr w:type="gramStart"/>
-      <w:r>
-        <w:rPr>
-          <w:rFonts w:ascii="Cambria Math" w:eastAsia="Cambria Math" w:hAnsi="Cambria Math" w:cs="Cambria Math"/>
-          <w:color w:val="1B2A4A"/>
-          <w:sz w:val="24"/>
-          <w:szCs w:val="24"/>
-        </w:rPr>
-        <w:t xml:space="preserve">₂  </w:t>
-      </w:r>
-      <w:proofErr w:type="spellStart"/>
-      <w:r>
-        <w:rPr>
-          <w:rFonts w:ascii="Cambria Math" w:eastAsia="Cambria Math" w:hAnsi="Cambria Math" w:cs="Cambria Math"/>
-          <w:color w:val="1B2A4A"/>
-          <w:sz w:val="24"/>
-          <w:szCs w:val="24"/>
-        </w:rPr>
-        <w:t>l</w:t>
-      </w:r>
-      <w:proofErr w:type="gramEnd"/>
-      <w:r>
-        <w:rPr>
-          <w:rFonts w:ascii="Cambria Math" w:eastAsia="Cambria Math" w:hAnsi="Cambria Math" w:cs="Cambria Math"/>
-          <w:color w:val="1B2A4A"/>
-          <w:sz w:val="24"/>
-          <w:szCs w:val="24"/>
-        </w:rPr>
-        <w:t>₂sinθ</w:t>
-      </w:r>
-      <w:proofErr w:type="spellEnd"/>
-      <w:proofErr w:type="gramStart"/>
-      <w:r>
-        <w:rPr>
-          <w:rFonts w:ascii="Cambria Math" w:eastAsia="Cambria Math" w:hAnsi="Cambria Math" w:cs="Cambria Math"/>
-          <w:color w:val="1B2A4A"/>
-          <w:sz w:val="24"/>
-          <w:szCs w:val="24"/>
-        </w:rPr>
-        <w:t>₂ ;</w:t>
-      </w:r>
-      <w:proofErr w:type="gramEnd"/>
-      <w:r>
-        <w:rPr>
-          <w:rFonts w:ascii="Cambria Math" w:eastAsia="Cambria Math" w:hAnsi="Cambria Math" w:cs="Cambria Math"/>
-          <w:color w:val="1B2A4A"/>
-          <w:sz w:val="24"/>
-          <w:szCs w:val="24"/>
-        </w:rPr>
-        <w:t xml:space="preserve">  </w:t>
-      </w:r>
-      <w:proofErr w:type="gramStart"/>
-      <w:r>
-        <w:rPr>
-          <w:rFonts w:ascii="Cambria Math" w:eastAsia="Cambria Math" w:hAnsi="Cambria Math" w:cs="Cambria Math"/>
-          <w:color w:val="1B2A4A"/>
-          <w:sz w:val="24"/>
-          <w:szCs w:val="24"/>
-        </w:rPr>
-        <w:t>0  0</w:t>
-      </w:r>
-      <w:proofErr w:type="gramEnd"/>
-      <w:r>
-        <w:rPr>
-          <w:rFonts w:ascii="Cambria Math" w:eastAsia="Cambria Math" w:hAnsi="Cambria Math" w:cs="Cambria Math"/>
-          <w:color w:val="1B2A4A"/>
-          <w:sz w:val="24"/>
-          <w:szCs w:val="24"/>
-        </w:rPr>
-        <w:t xml:space="preserve">  </w:t>
-      </w:r>
-      <w:proofErr w:type="gramStart"/>
-      <w:r>
-        <w:rPr>
-          <w:rFonts w:ascii="Cambria Math" w:eastAsia="Cambria Math" w:hAnsi="Cambria Math" w:cs="Cambria Math"/>
-          <w:color w:val="1B2A4A"/>
-          <w:sz w:val="24"/>
-          <w:szCs w:val="24"/>
-        </w:rPr>
-        <w:t>1 ]</w:t>
-      </w:r>
-      <w:proofErr w:type="gramEnd"/>
+        <w:t xml:space="preserve">T₂ = [ cosθ₂  −sinθ₂  l₂cosθ₂ ;  sinθ₂  cosθ₂  l₂sinθ₂ ;  0  0  1 ]</w:t>
+      </w:r>
       <w:r>
         <w:rPr>
           <w:color w:val="666666"/>
@@ -2142,67 +1485,7 @@
           <w:sz w:val="24"/>
           <w:szCs w:val="24"/>
         </w:rPr>
-        <w:t>cos(θ</w:t>
-      </w:r>
-      <w:proofErr w:type="gramStart"/>
-      <w:r>
-        <w:rPr>
-          <w:rFonts w:ascii="Cambria Math" w:eastAsia="Cambria Math" w:hAnsi="Cambria Math" w:cs="Cambria Math"/>
-          <w:color w:val="1B2A4A"/>
-          <w:sz w:val="24"/>
-          <w:szCs w:val="24"/>
-        </w:rPr>
-        <w:t>₁)·</w:t>
-      </w:r>
-      <w:proofErr w:type="gramEnd"/>
-      <w:r>
-        <w:rPr>
-          <w:rFonts w:ascii="Cambria Math" w:eastAsia="Cambria Math" w:hAnsi="Cambria Math" w:cs="Cambria Math"/>
-          <w:color w:val="1B2A4A"/>
-          <w:sz w:val="24"/>
-          <w:szCs w:val="24"/>
-        </w:rPr>
-        <w:t>cos(θ₂) − sin(θ</w:t>
-      </w:r>
-      <w:proofErr w:type="gramStart"/>
-      <w:r>
-        <w:rPr>
-          <w:rFonts w:ascii="Cambria Math" w:eastAsia="Cambria Math" w:hAnsi="Cambria Math" w:cs="Cambria Math"/>
-          <w:color w:val="1B2A4A"/>
-          <w:sz w:val="24"/>
-          <w:szCs w:val="24"/>
-        </w:rPr>
-        <w:t>₁)·</w:t>
-      </w:r>
-      <w:proofErr w:type="gramEnd"/>
-      <w:r>
-        <w:rPr>
-          <w:rFonts w:ascii="Cambria Math" w:eastAsia="Cambria Math" w:hAnsi="Cambria Math" w:cs="Cambria Math"/>
-          <w:color w:val="1B2A4A"/>
-          <w:sz w:val="24"/>
-          <w:szCs w:val="24"/>
-        </w:rPr>
-        <w:t xml:space="preserve">sin(θ₂) = </w:t>
-      </w:r>
-      <w:proofErr w:type="gramStart"/>
-      <w:r>
-        <w:rPr>
-          <w:rFonts w:ascii="Cambria Math" w:eastAsia="Cambria Math" w:hAnsi="Cambria Math" w:cs="Cambria Math"/>
-          <w:color w:val="1B2A4A"/>
-          <w:sz w:val="24"/>
-          <w:szCs w:val="24"/>
-        </w:rPr>
-        <w:t>cos(</w:t>
-      </w:r>
-      <w:proofErr w:type="gramEnd"/>
-      <w:r>
-        <w:rPr>
-          <w:rFonts w:ascii="Cambria Math" w:eastAsia="Cambria Math" w:hAnsi="Cambria Math" w:cs="Cambria Math"/>
-          <w:color w:val="1B2A4A"/>
-          <w:sz w:val="24"/>
-          <w:szCs w:val="24"/>
-        </w:rPr>
-        <w:t>θ₁ + θ₂)</w:t>
+        <w:t xml:space="preserve">cos(θ₁)·cos(θ₂) − sin(θ₁)·sin(θ₂) = cos(θ₁ + θ₂)</w:t>
       </w:r>
       <w:r>
         <w:rPr>
@@ -2291,13 +1574,8 @@
           <w:bottom w:val="single" w:sz="2" w:space="4" w:color="2E86AB"/>
         </w:pBdr>
       </w:pPr>
-      <w:proofErr w:type="gramStart"/>
-      <w:r>
-        <w:t>2.3  The</w:t>
-      </w:r>
-      <w:proofErr w:type="gramEnd"/>
-      <w:r>
-        <w:t xml:space="preserve"> Workspace</w:t>
+      <w:r>
+        <w:t xml:space="preserve">2.3  The Workspace</w:t>
       </w:r>
     </w:p>
     <w:p>
@@ -2373,23 +1651,7 @@
         <w:t>ₘᵢₙ</w:t>
       </w:r>
       <w:r>
-        <w:t xml:space="preserve"> = </w:t>
-      </w:r>
-      <w:proofErr w:type="gramStart"/>
-      <w:r>
-        <w:t>√(</w:t>
-      </w:r>
-      <w:proofErr w:type="gramEnd"/>
-      <w:r>
-        <w:t>l₁² + l₂² + 2l₁l₂</w:t>
-      </w:r>
-      <w:proofErr w:type="gramStart"/>
-      <w:r>
-        <w:t>cos(</w:t>
-      </w:r>
-      <w:proofErr w:type="gramEnd"/>
-      <w:r>
-        <w:t>145°)) ≈ 0.19 m.</w:t>
+        <w:t xml:space="preserve"> = √(l₁² + l₂² + 2l₁l₂cos(145°)) ≈ 0.19 m.</w:t>
       </w:r>
     </w:p>
     <w:p>
@@ -2434,27 +1696,7 @@
           <w:sz w:val="24"/>
           <w:szCs w:val="24"/>
         </w:rPr>
-        <w:t xml:space="preserve">|l₁ − l₂| ≤ </w:t>
-      </w:r>
-      <w:proofErr w:type="gramStart"/>
-      <w:r>
-        <w:rPr>
-          <w:rFonts w:ascii="Cambria Math" w:eastAsia="Cambria Math" w:hAnsi="Cambria Math" w:cs="Cambria Math"/>
-          <w:color w:val="1B2A4A"/>
-          <w:sz w:val="24"/>
-          <w:szCs w:val="24"/>
-        </w:rPr>
-        <w:t>√(</w:t>
-      </w:r>
-      <w:proofErr w:type="gramEnd"/>
-      <w:r>
-        <w:rPr>
-          <w:rFonts w:ascii="Cambria Math" w:eastAsia="Cambria Math" w:hAnsi="Cambria Math" w:cs="Cambria Math"/>
-          <w:color w:val="1B2A4A"/>
-          <w:sz w:val="24"/>
-          <w:szCs w:val="24"/>
-        </w:rPr>
-        <w:t>x² + y²) ≤ l₁ + l₂</w:t>
+        <w:t xml:space="preserve">|l₁ − l₂| ≤ √(x² + y²) ≤ l₁ + l₂</w:t>
       </w:r>
       <w:r>
         <w:rPr>
@@ -2472,15 +1714,7 @@
       </w:pPr>
       <w:r>
         <w:lastRenderedPageBreak/>
-        <w:t xml:space="preserve">However, with the joint limits θ₁ ∈ [0°, 140°] and θ₂ ∈ [0°, 145°], only a subset of this annulus is </w:t>
-      </w:r>
-      <w:proofErr w:type="gramStart"/>
-      <w:r>
-        <w:t>actually reachable</w:t>
-      </w:r>
-      <w:proofErr w:type="gramEnd"/>
-      <w:r>
-        <w:t>. In the lab, you will visualize the true workspace by sweeping through all valid joint configurations.</w:t>
+        <w:t xml:space="preserve">However, with the joint limits θ₁ ∈ [0°, 140°] and θ₂ ∈ [0°, 145°], only a subset of this annulus is actually reachable. In the lab, you will visualize the true workspace by sweeping through all valid joint configurations.</w:t>
       </w:r>
     </w:p>
     <w:p>
@@ -2610,13 +1844,8 @@
           <w:bottom w:val="single" w:sz="2" w:space="4" w:color="2E86AB"/>
         </w:pBdr>
       </w:pPr>
-      <w:proofErr w:type="gramStart"/>
-      <w:r>
-        <w:t>3.1  Solving</w:t>
-      </w:r>
-      <w:proofErr w:type="gramEnd"/>
-      <w:r>
-        <w:t xml:space="preserve"> for θ₂ (Elbow Angle)</w:t>
+      <w:r>
+        <w:t xml:space="preserve">3.1  Solving for θ₂ (Elbow Angle)</w:t>
       </w:r>
     </w:p>
     <w:p>
@@ -2748,7 +1977,6 @@
         <w:ind w:left="720"/>
         <w:jc w:val="center"/>
       </w:pPr>
-      <w:proofErr w:type="spellStart"/>
       <w:r>
         <w:rPr>
           <w:rFonts w:ascii="Cambria Math" w:eastAsia="Cambria Math" w:hAnsi="Cambria Math" w:cs="Cambria Math"/>
@@ -2756,37 +1984,7 @@
           <w:sz w:val="24"/>
           <w:szCs w:val="24"/>
         </w:rPr>
-        <w:t>cosθ₁cos</w:t>
-      </w:r>
-      <w:proofErr w:type="spellEnd"/>
-      <w:r>
-        <w:rPr>
-          <w:rFonts w:ascii="Cambria Math" w:eastAsia="Cambria Math" w:hAnsi="Cambria Math" w:cs="Cambria Math"/>
-          <w:color w:val="1B2A4A"/>
-          <w:sz w:val="24"/>
-          <w:szCs w:val="24"/>
-        </w:rPr>
-        <w:t xml:space="preserve">(θ₁+θ₂) + </w:t>
-      </w:r>
-      <w:proofErr w:type="spellStart"/>
-      <w:r>
-        <w:rPr>
-          <w:rFonts w:ascii="Cambria Math" w:eastAsia="Cambria Math" w:hAnsi="Cambria Math" w:cs="Cambria Math"/>
-          <w:color w:val="1B2A4A"/>
-          <w:sz w:val="24"/>
-          <w:szCs w:val="24"/>
-        </w:rPr>
-        <w:t>sinθ₁sin</w:t>
-      </w:r>
-      <w:proofErr w:type="spellEnd"/>
-      <w:r>
-        <w:rPr>
-          <w:rFonts w:ascii="Cambria Math" w:eastAsia="Cambria Math" w:hAnsi="Cambria Math" w:cs="Cambria Math"/>
-          <w:color w:val="1B2A4A"/>
-          <w:sz w:val="24"/>
-          <w:szCs w:val="24"/>
-        </w:rPr>
-        <w:t>(θ₁+θ₂) = cos(θ₂)</w:t>
+        <w:t xml:space="preserve">cosθ₁cos(θ₁+θ₂) + sinθ₁sin(θ₁+θ₂) = cos(θ₂)</w:t>
       </w:r>
       <w:r>
         <w:rPr>
@@ -2868,27 +2066,7 @@
           <w:sz w:val="24"/>
           <w:szCs w:val="24"/>
         </w:rPr>
-        <w:t xml:space="preserve">θ₂ = ± </w:t>
-      </w:r>
-      <w:proofErr w:type="spellStart"/>
-      <w:r>
-        <w:rPr>
-          <w:rFonts w:ascii="Cambria Math" w:eastAsia="Cambria Math" w:hAnsi="Cambria Math" w:cs="Cambria Math"/>
-          <w:color w:val="1B2A4A"/>
-          <w:sz w:val="24"/>
-          <w:szCs w:val="24"/>
-        </w:rPr>
-        <w:t>arccos</w:t>
-      </w:r>
-      <w:proofErr w:type="spellEnd"/>
-      <w:r>
-        <w:rPr>
-          <w:rFonts w:ascii="Cambria Math" w:eastAsia="Cambria Math" w:hAnsi="Cambria Math" w:cs="Cambria Math"/>
-          <w:color w:val="1B2A4A"/>
-          <w:sz w:val="24"/>
-          <w:szCs w:val="24"/>
-        </w:rPr>
-        <w:t>(c₂)</w:t>
+        <w:t xml:space="preserve">θ₂ = ± arccos(c₂)</w:t>
       </w:r>
       <w:r>
         <w:rPr>
@@ -2943,13 +2121,8 @@
           <w:bottom w:val="single" w:sz="2" w:space="4" w:color="2E86AB"/>
         </w:pBdr>
       </w:pPr>
-      <w:proofErr w:type="gramStart"/>
-      <w:r>
-        <w:t>3.2  Solving</w:t>
-      </w:r>
-      <w:proofErr w:type="gramEnd"/>
-      <w:r>
-        <w:t xml:space="preserve"> for θ₁ (Shoulder Angle)</w:t>
+      <w:r>
+        <w:t xml:space="preserve">3.2  Solving for θ₁ (Shoulder Angle)</w:t>
       </w:r>
     </w:p>
     <w:p>
@@ -3055,27 +2228,7 @@
                 <w:bCs/>
                 <w:color w:val="2E86AB"/>
               </w:rPr>
-              <w:t xml:space="preserve">What </w:t>
-            </w:r>
-            <w:proofErr w:type="gramStart"/>
-            <w:r>
-              <w:rPr>
-                <w:rFonts w:ascii="Georgia" w:eastAsia="Georgia" w:hAnsi="Georgia" w:cs="Georgia"/>
-                <w:b/>
-                <w:bCs/>
-                <w:color w:val="2E86AB"/>
-              </w:rPr>
-              <w:t>are</w:t>
-            </w:r>
-            <w:proofErr w:type="gramEnd"/>
-            <w:r>
-              <w:rPr>
-                <w:rFonts w:ascii="Georgia" w:eastAsia="Georgia" w:hAnsi="Georgia" w:cs="Georgia"/>
-                <w:b/>
-                <w:bCs/>
-                <w:color w:val="2E86AB"/>
-              </w:rPr>
-              <w:t xml:space="preserve"> k₁ and k₂?</w:t>
+              <w:t xml:space="preserve">What are k₁ and k₂?</w:t>
             </w:r>
           </w:p>
           <w:p>
@@ -3196,6 +2349,71 @@
       </w:pPr>
       <w:r>
         <w:t>The full derivation: rewrite Equations 3.7a–3.7b in matrix form as a rotation applied to the vector (k₁, k₂). The angle of the target vector (x, y) is atan2(y, x), and the angle of (k₁, k₂) is atan2(k₂, k₁). The difference gives θ₁.</w:t>
+      </w:r>
+    </w:p>
+    <w:p>
+      <w:pPr>
+        <w:keepNext/>
+        <w:spacing w:before="200" w:after="80"/>
+        <w:jc w:val="center"/>
+      </w:pPr>
+      <w:r>
+        <w:rPr>
+          <w:noProof/>
+        </w:rPr>
+        <w:drawing>
+          <wp:inline distT="0" distB="0" distL="0" distR="0">
+            <wp:extent cx="5334000" cy="2453843"/>
+            <wp:effectExtent l="0" t="0" r="0" b="0"/>
+            <wp:docPr id="10" name="Figure 4. Constructing the shoulder angle: (k₁, k₂) as the hand in the upper-arm frame, and θ₁ as the difference of two atan2 angles." descr="Figure 4. Constructing the shoulder angle: (k₁, k₂) as the hand in the upper-arm frame, and θ₁ as the difference of two atan2 angles." title="Figure 4. Constructing the shoulder angle: (k₁, k₂) as the hand in the upper-arm frame, and θ₁ as the difference of two atan2 angles."/>
+            <wp:cNvGraphicFramePr>
+              <a:graphicFrameLocks xmlns:a="http://schemas.openxmlformats.org/drawingml/2006/main" noChangeAspect="1"/>
+            </wp:cNvGraphicFramePr>
+            <a:graphic xmlns:a="http://schemas.openxmlformats.org/drawingml/2006/main">
+              <a:graphicData uri="http://schemas.openxmlformats.org/drawingml/2006/picture">
+                <pic:pic xmlns:pic="http://schemas.openxmlformats.org/drawingml/2006/picture">
+                  <pic:nvPicPr>
+                    <pic:cNvPr id="10" name="Figure 4. Constructing the shoulder angle: (k₁, k₂) as the hand in the upper-arm frame, and θ₁ as the difference of two atan2 angles." descr="Figure 4. Constructing the shoulder angle: (k₁, k₂) as the hand in the upper-arm frame, and θ₁ as the difference of two atan2 angles." title="Figure 4. Constructing the shoulder angle: (k₁, k₂) as the hand in the upper-arm frame, and θ₁ as the difference of two atan2 angles."/>
+                    <pic:cNvPicPr>
+                      <a:picLocks noChangeAspect="1" noChangeArrowheads="1"/>
+                    </pic:cNvPicPr>
+                  </pic:nvPicPr>
+                  <pic:blipFill>
+                    <a:blip r:embed="rId24"/>
+                    <a:stretch>
+                      <a:fillRect/>
+                    </a:stretch>
+                  </pic:blipFill>
+                  <pic:spPr bwMode="auto">
+                    <a:xfrm>
+                      <a:off x="0" y="0"/>
+                      <a:ext cx="5334000" cy="2453843"/>
+                    </a:xfrm>
+                    <a:prstGeom prst="rect">
+                      <a:avLst/>
+                    </a:prstGeom>
+                  </pic:spPr>
+                </pic:pic>
+              </a:graphicData>
+            </a:graphic>
+          </wp:inline>
+        </w:drawing>
+      </w:r>
+    </w:p>
+    <w:p>
+      <w:pPr>
+        <w:spacing w:after="200"/>
+        <w:jc w:val="center"/>
+      </w:pPr>
+      <w:r>
+        <w:rPr>
+          <w:i/>
+          <w:iCs/>
+          <w:color w:val="666666"/>
+          <w:sz w:val="20"/>
+          <w:szCs w:val="20"/>
+        </w:rPr>
+        <w:t xml:space="preserve">Figure 4. Constructing θ₁ (Equation 3.8). (a) The substitutions k₁ and k₂ are the hand’s coordinates in a frame aligned with the upper arm: k₁ is measured along the upper-arm axis and k₂ perpendicular to it, so √(k₁² + k₂²) recovers the shoulder-to-hand distance r. (b) The shoulder angle is then a difference of two angles: φ = atan2(y, x) is the direction from the shoulder to the target, and ψ = atan2(k₂, k₁) is the angle by which the forearm swings the hand off the upper-arm axis. Subtracting the second from the first leaves the absolute orientation of the upper arm, θ₁ = φ − ψ. Shown for θ₁ = 35°, θ₂ = 70°.</w:t>
       </w:r>
     </w:p>
     <w:tbl>
@@ -3244,15 +2462,7 @@
               <w:spacing w:after="160" w:line="300" w:lineRule="auto"/>
             </w:pPr>
             <w:r>
-              <w:t xml:space="preserve">The unconstrained IK problem yields two solutions for every interior workspace point. With our anatomical joint limits, only the elbow-flexion solution (θ₂ &gt; 0) is valid. On the workspace boundary (r = l₁ + l₂, where θ₂ = 0), there is exactly one solution—the arm is fully extended. The brain’s motor planning problem is simplified by joint </w:t>
-            </w:r>
-            <w:proofErr w:type="gramStart"/>
-            <w:r>
-              <w:t>limits, but</w:t>
-            </w:r>
-            <w:proofErr w:type="gramEnd"/>
-            <w:r>
-              <w:t xml:space="preserve"> not eliminated: even with a unique IK solution, the brain must still choose among infinitely many muscle activation patterns (the redundancy problem, Section 6).</w:t>
+              <w:t xml:space="preserve">The unconstrained IK problem yields two solutions for every interior workspace point. With our anatomical joint limits, only the elbow-flexion solution (θ₂ &gt; 0) is valid. On the workspace boundary (r = l₁ + l₂, where θ₂ = 0), there is exactly one solution—the arm is fully extended. The brain’s motor planning problem is simplified by joint limits, but not eliminated: even with a unique IK solution, the brain must still choose among infinitely many muscle activation patterns (the redundancy problem, Section 6).</w:t>
             </w:r>
           </w:p>
         </w:tc>
@@ -3265,13 +2475,8 @@
           <w:bottom w:val="single" w:sz="2" w:space="4" w:color="2E86AB"/>
         </w:pBdr>
       </w:pPr>
-      <w:proofErr w:type="gramStart"/>
-      <w:r>
-        <w:t>3.3  Geometric</w:t>
-      </w:r>
-      <w:proofErr w:type="gramEnd"/>
-      <w:r>
-        <w:t xml:space="preserve"> Intuition</w:t>
+      <w:r>
+        <w:t xml:space="preserve">3.3  Geometric Intuition</w:t>
       </w:r>
     </w:p>
     <w:p>
@@ -3304,7 +2509,7 @@
           <wp:inline distT="0" distB="0" distL="0" distR="0" wp14:anchorId="25179973" wp14:editId="1566933E">
             <wp:extent cx="4572000" cy="4000500"/>
             <wp:effectExtent l="0" t="0" r="0" b="0"/>
-            <wp:docPr id="4" name="Figure 4. IK as circle intersection. The valid solution (blue, θ₂ &gt; 0) and the invalid hyperextension solution (red, θ₂ &lt; 0) are shown." descr="Figure 4. IK as circle intersection. The valid solution (blue, θ₂ &gt; 0) and the invalid hyperextension solution (red, θ₂ &lt; 0) are shown." title="Figure 4. IK as circle intersection. The valid solution (blue, θ₂ &gt; 0) and the invalid hyperextension solution (red, θ₂ &lt; 0) are shown."/>
+            <wp:docPr id="4" name="Figure 5. IK as circle intersection. The valid solution (blue, θ₂ &gt; 0) and the invalid hyperextension solution (red, θ₂ &lt; 0) are shown." descr="Figure 5. IK as circle intersection. The valid solution (blue, θ₂ &gt; 0) and the invalid hyperextension solution (red, θ₂ &lt; 0) are shown." title="Figure 5. IK as circle intersection. The valid solution (blue, θ₂ &gt; 0) and the invalid hyperextension solution (red, θ₂ &lt; 0) are shown."/>
             <wp:cNvGraphicFramePr>
               <a:graphicFrameLocks xmlns:a="http://schemas.openxmlformats.org/drawingml/2006/main" noChangeAspect="1"/>
             </wp:cNvGraphicFramePr>
@@ -3312,7 +2517,7 @@
               <a:graphicData uri="http://schemas.openxmlformats.org/drawingml/2006/picture">
                 <pic:pic xmlns:pic="http://schemas.openxmlformats.org/drawingml/2006/picture">
                   <pic:nvPicPr>
-                    <pic:cNvPr id="4" name="Figure 4. IK as circle intersection. The valid solution (blue, θ₂ &gt; 0) and the invalid hyperextension solution (red, θ₂ &lt; 0) are shown." descr="Figure 4. IK as circle intersection. The valid solution (blue, θ₂ &gt; 0) and the invalid hyperextension solution (red, θ₂ &lt; 0) are shown." title="Figure 4. IK as circle intersection. The valid solution (blue, θ₂ &gt; 0) and the invalid hyperextension solution (red, θ₂ &lt; 0) are shown."/>
+                    <pic:cNvPr id="4" name="Figure 5. IK as circle intersection. The valid solution (blue, θ₂ &gt; 0) and the invalid hyperextension solution (red, θ₂ &lt; 0) are shown." descr="Figure 5. IK as circle intersection. The valid solution (blue, θ₂ &gt; 0) and the invalid hyperextension solution (red, θ₂ &lt; 0) are shown." title="Figure 5. IK as circle intersection. The valid solution (blue, θ₂ &gt; 0) and the invalid hyperextension solution (red, θ₂ &lt; 0) are shown."/>
                     <pic:cNvPicPr>
                       <a:picLocks noChangeAspect="1" noChangeArrowheads="1"/>
                     </pic:cNvPicPr>
@@ -3352,7 +2557,7 @@
           <w:sz w:val="20"/>
           <w:szCs w:val="20"/>
         </w:rPr>
-        <w:t>Figure 4. IK as circle intersection. The valid solution (blue, θ₂ &gt; 0) and the invalid hyperextension solution (red, θ₂ &lt; 0) are shown.</w:t>
+        <w:t>Figure 5. IK as circle intersection. The valid solution (blue, θ₂ &gt; 0) and the invalid hyperextension solution (red, θ₂ &lt; 0) are shown.</w:t>
       </w:r>
     </w:p>
     <w:p>
@@ -3369,7 +2574,7 @@
           <wp:inline distT="0" distB="0" distL="0" distR="0" wp14:anchorId="1B2B696C" wp14:editId="6B781B0A">
             <wp:extent cx="5334000" cy="2081318"/>
             <wp:effectExtent l="0" t="0" r="0" b="0"/>
-            <wp:docPr id="9" name="Figure 5. IK circle construction: two solutions, tangent case, and no intersection." descr="Figure 5. IK circle construction: two solutions, tangent case, and no intersection." title="Figure 5. IK circle construction: two solutions, tangent case, and no intersection."/>
+            <wp:docPr id="9" name="Figure 6. IK circle construction: two solutions, tangent case, and no intersection." descr="Figure 6. IK circle construction: two solutions, tangent case, and no intersection." title="Figure 6. IK circle construction: two solutions, tangent case, and no intersection."/>
             <wp:cNvGraphicFramePr>
               <a:graphicFrameLocks xmlns:a="http://schemas.openxmlformats.org/drawingml/2006/main" noChangeAspect="1"/>
             </wp:cNvGraphicFramePr>
@@ -3377,7 +2582,7 @@
               <a:graphicData uri="http://schemas.openxmlformats.org/drawingml/2006/picture">
                 <pic:pic xmlns:pic="http://schemas.openxmlformats.org/drawingml/2006/picture">
                   <pic:nvPicPr>
-                    <pic:cNvPr id="9" name="Figure 5. IK circle construction: two solutions, tangent case, and no intersection." descr="Figure 5. IK circle construction: two solutions, tangent case, and no intersection." title="Figure 5. IK circle construction: two solutions, tangent case, and no intersection."/>
+                    <pic:cNvPr id="9" name="Figure 6. IK circle construction: two solutions, tangent case, and no intersection." descr="Figure 6. IK circle construction: two solutions, tangent case, and no intersection." title="Figure 6. IK circle construction: two solutions, tangent case, and no intersection."/>
                     <pic:cNvPicPr>
                       <a:picLocks noChangeAspect="1" noChangeArrowheads="1"/>
                     </pic:cNvPicPr>
@@ -3417,7 +2622,7 @@
           <w:sz w:val="20"/>
           <w:szCs w:val="20"/>
         </w:rPr>
-        <w:t>Figure 5. Inverse kinematics as circle intersection, shown for three targets along a fixed direction (50°). (a) Interior target (r &lt; l₁ + l₂): the circles cross at two points, giving the valid elbow-flexion solution (blue, θ₂ = +60°) and the invalid hyperextension solution (red, θ₂ = −60°). (b) Target on the outer workspace boundary (r = l₁ + l₂ = 0.80 m): the circles are tangent, the two solutions merge into one, and the arm is fully extended (θ₂ = 0°) — precisely the configuration where det(J) = 0 (Section 4). (c) Target beyond the boundary (r &gt; l₁ + l₂): the circles do not intersect and the target is unreachable.</w:t>
+        <w:t>Figure 6. Inverse kinematics as circle intersection, shown for three targets along a fixed direction (50°). (a) Interior target (r &lt; l₁ + l₂): the circles cross at two points, giving the valid elbow-flexion solution (blue, θ₂ = +60°) and the invalid hyperextension solution (red, θ₂ = −60°). (b) Target on the outer workspace boundary (r = l₁ + l₂ = 0.80 m): the circles are tangent, the two solutions merge into one, and the arm is fully extended (θ₂ = 0°) — precisely the configuration where det(J) = 0 (Section 4). (c) Target beyond the boundary (r &gt; l₁ + l₂): the circles do not intersect and the target is unreachable.</w:t>
       </w:r>
     </w:p>
     <w:p>
@@ -3470,13 +2675,8 @@
           <w:bottom w:val="single" w:sz="2" w:space="4" w:color="2E86AB"/>
         </w:pBdr>
       </w:pPr>
-      <w:proofErr w:type="gramStart"/>
-      <w:r>
-        <w:t>4.1  Definition</w:t>
-      </w:r>
-      <w:proofErr w:type="gramEnd"/>
-      <w:r>
-        <w:t xml:space="preserve"> and Derivation</w:t>
+      <w:r>
+        <w:t xml:space="preserve">4.1  Definition and Derivation</w:t>
       </w:r>
     </w:p>
     <w:p>
@@ -3503,79 +2703,8 @@
           <w:sz w:val="24"/>
           <w:szCs w:val="24"/>
         </w:rPr>
-        <w:t>J = ∂f/∂q = [ ∂x/∂θ</w:t>
-      </w:r>
-      <w:proofErr w:type="gramStart"/>
-      <w:r>
-        <w:rPr>
-          <w:rFonts w:ascii="Cambria Math" w:eastAsia="Cambria Math" w:hAnsi="Cambria Math" w:cs="Cambria Math"/>
-          <w:color w:val="1B2A4A"/>
-          <w:sz w:val="24"/>
-          <w:szCs w:val="24"/>
-        </w:rPr>
-        <w:t>₁  ∂</w:t>
-      </w:r>
-      <w:proofErr w:type="gramEnd"/>
-      <w:r>
-        <w:rPr>
-          <w:rFonts w:ascii="Cambria Math" w:eastAsia="Cambria Math" w:hAnsi="Cambria Math" w:cs="Cambria Math"/>
-          <w:color w:val="1B2A4A"/>
-          <w:sz w:val="24"/>
-          <w:szCs w:val="24"/>
-        </w:rPr>
-        <w:t>x/∂θ</w:t>
-      </w:r>
-      <w:proofErr w:type="gramStart"/>
-      <w:r>
-        <w:rPr>
-          <w:rFonts w:ascii="Cambria Math" w:eastAsia="Cambria Math" w:hAnsi="Cambria Math" w:cs="Cambria Math"/>
-          <w:color w:val="1B2A4A"/>
-          <w:sz w:val="24"/>
-          <w:szCs w:val="24"/>
-        </w:rPr>
-        <w:t>₂ ;</w:t>
-      </w:r>
-      <w:proofErr w:type="gramEnd"/>
-      <w:r>
-        <w:rPr>
-          <w:rFonts w:ascii="Cambria Math" w:eastAsia="Cambria Math" w:hAnsi="Cambria Math" w:cs="Cambria Math"/>
-          <w:color w:val="1B2A4A"/>
-          <w:sz w:val="24"/>
-          <w:szCs w:val="24"/>
-        </w:rPr>
-        <w:t xml:space="preserve">  ∂y/∂θ</w:t>
-      </w:r>
-      <w:proofErr w:type="gramStart"/>
-      <w:r>
-        <w:rPr>
-          <w:rFonts w:ascii="Cambria Math" w:eastAsia="Cambria Math" w:hAnsi="Cambria Math" w:cs="Cambria Math"/>
-          <w:color w:val="1B2A4A"/>
-          <w:sz w:val="24"/>
-          <w:szCs w:val="24"/>
-        </w:rPr>
-        <w:t>₁  ∂</w:t>
-      </w:r>
-      <w:proofErr w:type="gramEnd"/>
-      <w:r>
-        <w:rPr>
-          <w:rFonts w:ascii="Cambria Math" w:eastAsia="Cambria Math" w:hAnsi="Cambria Math" w:cs="Cambria Math"/>
-          <w:color w:val="1B2A4A"/>
-          <w:sz w:val="24"/>
-          <w:szCs w:val="24"/>
-        </w:rPr>
-        <w:t>y/∂θ</w:t>
-      </w:r>
-      <w:proofErr w:type="gramStart"/>
-      <w:r>
-        <w:rPr>
-          <w:rFonts w:ascii="Cambria Math" w:eastAsia="Cambria Math" w:hAnsi="Cambria Math" w:cs="Cambria Math"/>
-          <w:color w:val="1B2A4A"/>
-          <w:sz w:val="24"/>
-          <w:szCs w:val="24"/>
-        </w:rPr>
-        <w:t>₂ ]</w:t>
-      </w:r>
-      <w:proofErr w:type="gramEnd"/>
+        <w:t xml:space="preserve">J = ∂f/∂q = [ ∂x/∂θ₁  ∂x/∂θ₂ ;  ∂y/∂θ₁  ∂y/∂θ₂ ]</w:t>
+      </w:r>
       <w:r>
         <w:rPr>
           <w:color w:val="666666"/>
@@ -3603,7 +2732,6 @@
         <w:ind w:left="720"/>
         <w:jc w:val="center"/>
       </w:pPr>
-      <w:proofErr w:type="spellStart"/>
       <w:r>
         <w:rPr>
           <w:rFonts w:ascii="Cambria Math" w:eastAsia="Cambria Math" w:hAnsi="Cambria Math" w:cs="Cambria Math"/>
@@ -3611,37 +2739,7 @@
           <w:sz w:val="24"/>
           <w:szCs w:val="24"/>
         </w:rPr>
-        <w:t>dp</w:t>
-      </w:r>
-      <w:proofErr w:type="spellEnd"/>
-      <w:r>
-        <w:rPr>
-          <w:rFonts w:ascii="Cambria Math" w:eastAsia="Cambria Math" w:hAnsi="Cambria Math" w:cs="Cambria Math"/>
-          <w:color w:val="1B2A4A"/>
-          <w:sz w:val="24"/>
-          <w:szCs w:val="24"/>
-        </w:rPr>
-        <w:t xml:space="preserve"> = J · </w:t>
-      </w:r>
-      <w:proofErr w:type="spellStart"/>
-      <w:r>
-        <w:rPr>
-          <w:rFonts w:ascii="Cambria Math" w:eastAsia="Cambria Math" w:hAnsi="Cambria Math" w:cs="Cambria Math"/>
-          <w:color w:val="1B2A4A"/>
-          <w:sz w:val="24"/>
-          <w:szCs w:val="24"/>
-        </w:rPr>
-        <w:t>dq</w:t>
-      </w:r>
-      <w:proofErr w:type="spellEnd"/>
-      <w:r>
-        <w:rPr>
-          <w:rFonts w:ascii="Cambria Math" w:eastAsia="Cambria Math" w:hAnsi="Cambria Math" w:cs="Cambria Math"/>
-          <w:color w:val="1B2A4A"/>
-          <w:sz w:val="24"/>
-          <w:szCs w:val="24"/>
-        </w:rPr>
-        <w:t xml:space="preserve">    equivalently:    ṗ = J · θ̇</w:t>
+        <w:t xml:space="preserve">dp = J · dq    equivalently:    ṗ = J · θ̇</w:t>
       </w:r>
       <w:r>
         <w:rPr>
@@ -3699,27 +2797,7 @@
           <w:sz w:val="24"/>
           <w:szCs w:val="24"/>
         </w:rPr>
-        <w:t xml:space="preserve">∂x/∂θ₁ = −l₁ sin(θ₁) − l₂ </w:t>
-      </w:r>
-      <w:proofErr w:type="gramStart"/>
-      <w:r>
-        <w:rPr>
-          <w:rFonts w:ascii="Cambria Math" w:eastAsia="Cambria Math" w:hAnsi="Cambria Math" w:cs="Cambria Math"/>
-          <w:color w:val="1B2A4A"/>
-          <w:sz w:val="24"/>
-          <w:szCs w:val="24"/>
-        </w:rPr>
-        <w:t>sin(</w:t>
-      </w:r>
-      <w:proofErr w:type="gramEnd"/>
-      <w:r>
-        <w:rPr>
-          <w:rFonts w:ascii="Cambria Math" w:eastAsia="Cambria Math" w:hAnsi="Cambria Math" w:cs="Cambria Math"/>
-          <w:color w:val="1B2A4A"/>
-          <w:sz w:val="24"/>
-          <w:szCs w:val="24"/>
-        </w:rPr>
-        <w:t>θ₁ + θ₂)</w:t>
+        <w:t xml:space="preserve">∂x/∂θ₁ = −l₁ sin(θ₁) − l₂ sin(θ₁ + θ₂)</w:t>
       </w:r>
       <w:r>
         <w:rPr>
@@ -3761,27 +2839,7 @@
           <w:sz w:val="24"/>
           <w:szCs w:val="24"/>
         </w:rPr>
-        <w:t xml:space="preserve">∂x/∂θ₂ = −l₂ </w:t>
-      </w:r>
-      <w:proofErr w:type="gramStart"/>
-      <w:r>
-        <w:rPr>
-          <w:rFonts w:ascii="Cambria Math" w:eastAsia="Cambria Math" w:hAnsi="Cambria Math" w:cs="Cambria Math"/>
-          <w:color w:val="1B2A4A"/>
-          <w:sz w:val="24"/>
-          <w:szCs w:val="24"/>
-        </w:rPr>
-        <w:t>sin(</w:t>
-      </w:r>
-      <w:proofErr w:type="gramEnd"/>
-      <w:r>
-        <w:rPr>
-          <w:rFonts w:ascii="Cambria Math" w:eastAsia="Cambria Math" w:hAnsi="Cambria Math" w:cs="Cambria Math"/>
-          <w:color w:val="1B2A4A"/>
-          <w:sz w:val="24"/>
-          <w:szCs w:val="24"/>
-        </w:rPr>
-        <w:t>θ₁ + θ₂)</w:t>
+        <w:t xml:space="preserve">∂x/∂θ₂ = −l₂ sin(θ₁ + θ₂)</w:t>
       </w:r>
       <w:r>
         <w:rPr>
@@ -3823,27 +2881,7 @@
           <w:sz w:val="24"/>
           <w:szCs w:val="24"/>
         </w:rPr>
-        <w:t xml:space="preserve">∂y/∂θ₁ = l₁ cos(θ₁) + l₂ </w:t>
-      </w:r>
-      <w:proofErr w:type="gramStart"/>
-      <w:r>
-        <w:rPr>
-          <w:rFonts w:ascii="Cambria Math" w:eastAsia="Cambria Math" w:hAnsi="Cambria Math" w:cs="Cambria Math"/>
-          <w:color w:val="1B2A4A"/>
-          <w:sz w:val="24"/>
-          <w:szCs w:val="24"/>
-        </w:rPr>
-        <w:t>cos(</w:t>
-      </w:r>
-      <w:proofErr w:type="gramEnd"/>
-      <w:r>
-        <w:rPr>
-          <w:rFonts w:ascii="Cambria Math" w:eastAsia="Cambria Math" w:hAnsi="Cambria Math" w:cs="Cambria Math"/>
-          <w:color w:val="1B2A4A"/>
-          <w:sz w:val="24"/>
-          <w:szCs w:val="24"/>
-        </w:rPr>
-        <w:t>θ₁ + θ₂)</w:t>
+        <w:t xml:space="preserve">∂y/∂θ₁ = l₁ cos(θ₁) + l₂ cos(θ₁ + θ₂)</w:t>
       </w:r>
       <w:r>
         <w:rPr>
@@ -3885,27 +2923,7 @@
           <w:sz w:val="24"/>
           <w:szCs w:val="24"/>
         </w:rPr>
-        <w:t xml:space="preserve">∂y/∂θ₂ = l₂ </w:t>
-      </w:r>
-      <w:proofErr w:type="gramStart"/>
-      <w:r>
-        <w:rPr>
-          <w:rFonts w:ascii="Cambria Math" w:eastAsia="Cambria Math" w:hAnsi="Cambria Math" w:cs="Cambria Math"/>
-          <w:color w:val="1B2A4A"/>
-          <w:sz w:val="24"/>
-          <w:szCs w:val="24"/>
-        </w:rPr>
-        <w:t>cos(</w:t>
-      </w:r>
-      <w:proofErr w:type="gramEnd"/>
-      <w:r>
-        <w:rPr>
-          <w:rFonts w:ascii="Cambria Math" w:eastAsia="Cambria Math" w:hAnsi="Cambria Math" w:cs="Cambria Math"/>
-          <w:color w:val="1B2A4A"/>
-          <w:sz w:val="24"/>
-          <w:szCs w:val="24"/>
-        </w:rPr>
-        <w:t>θ₁ + θ₂)</w:t>
+        <w:t xml:space="preserve">∂y/∂θ₂ = l₂ cos(θ₁ + θ₂)</w:t>
       </w:r>
       <w:r>
         <w:rPr>
@@ -3941,9 +2959,63 @@
           <w:sz w:val="24"/>
           <w:szCs w:val="24"/>
         </w:rPr>
-        <w:t>J = [ −</w:t>
-      </w:r>
-      <w:proofErr w:type="spellStart"/>
+        <w:t xml:space="preserve">J = [ −l₁s₁ − l₂s₁₂    −l₂s₁₂ ;   l₁c₁ + l₂c₁₂    l₂c₁₂ ]</w:t>
+      </w:r>
+      <w:r>
+        <w:rPr>
+          <w:color w:val="666666"/>
+          <w:sz w:val="20"/>
+          <w:szCs w:val="20"/>
+        </w:rPr>
+        <w:tab/>
+        <w:t>(4.4)</w:t>
+      </w:r>
+    </w:p>
+    <w:p>
+      <w:pPr>
+        <w:spacing w:after="160" w:line="300" w:lineRule="auto"/>
+      </w:pPr>
+      <w:r>
+        <w:t xml:space="preserve">where we use the shorthand s₁ = sin(θ₁), c₁ = cos(θ₁), s₁₂ = sin(θ₁ + θ₂), c₁₂ = cos(θ₁ + θ₂).</w:t>
+      </w:r>
+    </w:p>
+    <w:p>
+      <w:pPr>
+        <w:pStyle w:val="Heading2"/>
+        <w:pBdr>
+          <w:bottom w:val="single" w:sz="2" w:space="4" w:color="2E86AB"/>
+        </w:pBdr>
+      </w:pPr>
+      <w:r>
+        <w:t xml:space="preserve">4.2  The Determinant and Singularities</w:t>
+      </w:r>
+    </w:p>
+    <w:p>
+      <w:pPr>
+        <w:spacing w:after="160" w:line="300" w:lineRule="auto"/>
+      </w:pPr>
+      <w:r>
+        <w:t xml:space="preserve">When det(J) = 0, the two columns of J become parallel, meaning both joint velocities produce endpoint motion in the </w:t>
+      </w:r>
+      <w:r>
+        <w:rPr>
+          <w:i/>
+          <w:iCs/>
+        </w:rPr>
+        <w:t>same</w:t>
+      </w:r>
+      <w:r>
+        <w:t xml:space="preserve"> direction. The arm can still move along that direction, but motion in the perpendicular direction becomes impossible—the arm has lost one of its two task-space </w:t>
+        <w:lastRenderedPageBreak/>
+        <w:t>degrees of freedom. To see when this happens, we compute the determinant of the matrix in Equation 4.4. Expanding the 2×2 determinant:</w:t>
+      </w:r>
+    </w:p>
+    <w:p>
+      <w:pPr>
+        <w:spacing w:before="200" w:after="200"/>
+        <w:ind w:left="720"/>
+        <w:jc w:val="center"/>
+      </w:pPr>
       <w:r>
         <w:rPr>
           <w:rFonts w:ascii="Cambria Math" w:eastAsia="Cambria Math" w:hAnsi="Cambria Math" w:cs="Cambria Math"/>
@@ -3951,9 +3023,23 @@
           <w:sz w:val="24"/>
           <w:szCs w:val="24"/>
         </w:rPr>
-        <w:t>l₁s</w:t>
-      </w:r>
-      <w:proofErr w:type="spellEnd"/>
+        <w:t xml:space="preserve">det(J) = (−l₁s₁ − l₂s₁₂)(l₂c₁₂) − (−l₂s₁₂)(l₁c₁ + l₂c₁₂)</w:t>
+      </w:r>
+    </w:p>
+    <w:p>
+      <w:pPr>
+        <w:spacing w:after="160" w:line="300" w:lineRule="auto"/>
+      </w:pPr>
+      <w:r>
+        <w:t>Expanding and simplifying:</w:t>
+      </w:r>
+    </w:p>
+    <w:p>
+      <w:pPr>
+        <w:spacing w:before="200" w:after="200"/>
+        <w:ind w:left="720"/>
+        <w:jc w:val="center"/>
+      </w:pPr>
       <w:r>
         <w:rPr>
           <w:rFonts w:ascii="Cambria Math" w:eastAsia="Cambria Math" w:hAnsi="Cambria Math" w:cs="Cambria Math"/>
@@ -3961,9 +3047,23 @@
           <w:sz w:val="24"/>
           <w:szCs w:val="24"/>
         </w:rPr>
-        <w:t xml:space="preserve">₁ − </w:t>
-      </w:r>
-      <w:proofErr w:type="spellStart"/>
+        <w:t xml:space="preserve">= −l₁l₂s₁c₁₂ − l₂²s₁₂c₁₂ + l₁l₂s₁₂c₁ + l₂²s₁₂c₁₂</w:t>
+      </w:r>
+    </w:p>
+    <w:p>
+      <w:pPr>
+        <w:spacing w:after="160" w:line="300" w:lineRule="auto"/>
+      </w:pPr>
+      <w:r>
+        <w:t>The l₂² terms cancel, leaving:</w:t>
+      </w:r>
+    </w:p>
+    <w:p>
+      <w:pPr>
+        <w:spacing w:before="200" w:after="200"/>
+        <w:ind w:left="720"/>
+        <w:jc w:val="center"/>
+      </w:pPr>
       <w:r>
         <w:rPr>
           <w:rFonts w:ascii="Cambria Math" w:eastAsia="Cambria Math" w:hAnsi="Cambria Math" w:cs="Cambria Math"/>
@@ -3971,556 +3071,7 @@
           <w:sz w:val="24"/>
           <w:szCs w:val="24"/>
         </w:rPr>
-        <w:t>l₂s</w:t>
-      </w:r>
-      <w:proofErr w:type="spellEnd"/>
-      <w:r>
-        <w:rPr>
-          <w:rFonts w:ascii="Cambria Math" w:eastAsia="Cambria Math" w:hAnsi="Cambria Math" w:cs="Cambria Math"/>
-          <w:color w:val="1B2A4A"/>
-          <w:sz w:val="24"/>
-          <w:szCs w:val="24"/>
-        </w:rPr>
-        <w:t>₁₂    −</w:t>
-      </w:r>
-      <w:proofErr w:type="spellStart"/>
-      <w:r>
-        <w:rPr>
-          <w:rFonts w:ascii="Cambria Math" w:eastAsia="Cambria Math" w:hAnsi="Cambria Math" w:cs="Cambria Math"/>
-          <w:color w:val="1B2A4A"/>
-          <w:sz w:val="24"/>
-          <w:szCs w:val="24"/>
-        </w:rPr>
-        <w:t>l₂s</w:t>
-      </w:r>
-      <w:proofErr w:type="spellEnd"/>
-      <w:r>
-        <w:rPr>
-          <w:rFonts w:ascii="Cambria Math" w:eastAsia="Cambria Math" w:hAnsi="Cambria Math" w:cs="Cambria Math"/>
-          <w:color w:val="1B2A4A"/>
-          <w:sz w:val="24"/>
-          <w:szCs w:val="24"/>
-        </w:rPr>
-        <w:t>₁</w:t>
-      </w:r>
-      <w:proofErr w:type="gramStart"/>
-      <w:r>
-        <w:rPr>
-          <w:rFonts w:ascii="Cambria Math" w:eastAsia="Cambria Math" w:hAnsi="Cambria Math" w:cs="Cambria Math"/>
-          <w:color w:val="1B2A4A"/>
-          <w:sz w:val="24"/>
-          <w:szCs w:val="24"/>
-        </w:rPr>
-        <w:t>₂ ;</w:t>
-      </w:r>
-      <w:proofErr w:type="gramEnd"/>
-      <w:r>
-        <w:rPr>
-          <w:rFonts w:ascii="Cambria Math" w:eastAsia="Cambria Math" w:hAnsi="Cambria Math" w:cs="Cambria Math"/>
-          <w:color w:val="1B2A4A"/>
-          <w:sz w:val="24"/>
-          <w:szCs w:val="24"/>
-        </w:rPr>
-        <w:t xml:space="preserve">   </w:t>
-      </w:r>
-      <w:proofErr w:type="spellStart"/>
-      <w:r>
-        <w:rPr>
-          <w:rFonts w:ascii="Cambria Math" w:eastAsia="Cambria Math" w:hAnsi="Cambria Math" w:cs="Cambria Math"/>
-          <w:color w:val="1B2A4A"/>
-          <w:sz w:val="24"/>
-          <w:szCs w:val="24"/>
-        </w:rPr>
-        <w:t>l₁c</w:t>
-      </w:r>
-      <w:proofErr w:type="spellEnd"/>
-      <w:r>
-        <w:rPr>
-          <w:rFonts w:ascii="Cambria Math" w:eastAsia="Cambria Math" w:hAnsi="Cambria Math" w:cs="Cambria Math"/>
-          <w:color w:val="1B2A4A"/>
-          <w:sz w:val="24"/>
-          <w:szCs w:val="24"/>
-        </w:rPr>
-        <w:t xml:space="preserve">₁ + </w:t>
-      </w:r>
-      <w:proofErr w:type="spellStart"/>
-      <w:r>
-        <w:rPr>
-          <w:rFonts w:ascii="Cambria Math" w:eastAsia="Cambria Math" w:hAnsi="Cambria Math" w:cs="Cambria Math"/>
-          <w:color w:val="1B2A4A"/>
-          <w:sz w:val="24"/>
-          <w:szCs w:val="24"/>
-        </w:rPr>
-        <w:t>l₂c</w:t>
-      </w:r>
-      <w:proofErr w:type="spellEnd"/>
-      <w:r>
-        <w:rPr>
-          <w:rFonts w:ascii="Cambria Math" w:eastAsia="Cambria Math" w:hAnsi="Cambria Math" w:cs="Cambria Math"/>
-          <w:color w:val="1B2A4A"/>
-          <w:sz w:val="24"/>
-          <w:szCs w:val="24"/>
-        </w:rPr>
-        <w:t xml:space="preserve">₁₂    </w:t>
-      </w:r>
-      <w:proofErr w:type="spellStart"/>
-      <w:r>
-        <w:rPr>
-          <w:rFonts w:ascii="Cambria Math" w:eastAsia="Cambria Math" w:hAnsi="Cambria Math" w:cs="Cambria Math"/>
-          <w:color w:val="1B2A4A"/>
-          <w:sz w:val="24"/>
-          <w:szCs w:val="24"/>
-        </w:rPr>
-        <w:t>l₂c</w:t>
-      </w:r>
-      <w:proofErr w:type="spellEnd"/>
-      <w:r>
-        <w:rPr>
-          <w:rFonts w:ascii="Cambria Math" w:eastAsia="Cambria Math" w:hAnsi="Cambria Math" w:cs="Cambria Math"/>
-          <w:color w:val="1B2A4A"/>
-          <w:sz w:val="24"/>
-          <w:szCs w:val="24"/>
-        </w:rPr>
-        <w:t>₁</w:t>
-      </w:r>
-      <w:proofErr w:type="gramStart"/>
-      <w:r>
-        <w:rPr>
-          <w:rFonts w:ascii="Cambria Math" w:eastAsia="Cambria Math" w:hAnsi="Cambria Math" w:cs="Cambria Math"/>
-          <w:color w:val="1B2A4A"/>
-          <w:sz w:val="24"/>
-          <w:szCs w:val="24"/>
-        </w:rPr>
-        <w:t>₂ ]</w:t>
-      </w:r>
-      <w:proofErr w:type="gramEnd"/>
-      <w:r>
-        <w:rPr>
-          <w:color w:val="666666"/>
-          <w:sz w:val="20"/>
-          <w:szCs w:val="20"/>
-        </w:rPr>
-        <w:tab/>
-        <w:t>(4.4)</w:t>
-      </w:r>
-    </w:p>
-    <w:p>
-      <w:pPr>
-        <w:spacing w:after="160" w:line="300" w:lineRule="auto"/>
-      </w:pPr>
-      <w:r>
-        <w:t xml:space="preserve">where we use the shorthand s₁ = sin(θ₁), c₁ = cos(θ₁), s₁₂ = </w:t>
-      </w:r>
-      <w:proofErr w:type="gramStart"/>
-      <w:r>
-        <w:t>sin(</w:t>
-      </w:r>
-      <w:proofErr w:type="gramEnd"/>
-      <w:r>
-        <w:t xml:space="preserve">θ₁ + θ₂), c₁₂ = </w:t>
-      </w:r>
-      <w:proofErr w:type="gramStart"/>
-      <w:r>
-        <w:t>cos(</w:t>
-      </w:r>
-      <w:proofErr w:type="gramEnd"/>
-      <w:r>
-        <w:t>θ₁ + θ₂).</w:t>
-      </w:r>
-    </w:p>
-    <w:p>
-      <w:pPr>
-        <w:pStyle w:val="Heading2"/>
-        <w:pBdr>
-          <w:bottom w:val="single" w:sz="2" w:space="4" w:color="2E86AB"/>
-        </w:pBdr>
-      </w:pPr>
-      <w:proofErr w:type="gramStart"/>
-      <w:r>
-        <w:t>4.2  The</w:t>
-      </w:r>
-      <w:proofErr w:type="gramEnd"/>
-      <w:r>
-        <w:t xml:space="preserve"> Determinant and Singularities</w:t>
-      </w:r>
-    </w:p>
-    <w:p>
-      <w:pPr>
-        <w:spacing w:after="160" w:line="300" w:lineRule="auto"/>
-      </w:pPr>
-      <w:r>
-        <w:t xml:space="preserve">When det(J) = 0, the two columns of J become parallel, meaning both joint velocities produce endpoint motion in the </w:t>
-      </w:r>
-      <w:r>
-        <w:rPr>
-          <w:i/>
-          <w:iCs/>
-        </w:rPr>
-        <w:t>same</w:t>
-      </w:r>
-      <w:r>
-        <w:t xml:space="preserve"> direction. The arm can still move along that direction, but motion in the perpendicular direction becomes impossible—the arm has lost one of its two task-space </w:t>
-      </w:r>
-      <w:r>
-        <w:lastRenderedPageBreak/>
-        <w:t>degrees of freedom. To see when this happens, we compute the determinant of the matrix in Equation 4.4. Expanding the 2×2 determinant:</w:t>
-      </w:r>
-    </w:p>
-    <w:p>
-      <w:pPr>
-        <w:spacing w:before="200" w:after="200"/>
-        <w:ind w:left="720"/>
-        <w:jc w:val="center"/>
-      </w:pPr>
-      <w:r>
-        <w:rPr>
-          <w:rFonts w:ascii="Cambria Math" w:eastAsia="Cambria Math" w:hAnsi="Cambria Math" w:cs="Cambria Math"/>
-          <w:color w:val="1B2A4A"/>
-          <w:sz w:val="24"/>
-          <w:szCs w:val="24"/>
-        </w:rPr>
-        <w:t>det(J) = (−</w:t>
-      </w:r>
-      <w:proofErr w:type="spellStart"/>
-      <w:r>
-        <w:rPr>
-          <w:rFonts w:ascii="Cambria Math" w:eastAsia="Cambria Math" w:hAnsi="Cambria Math" w:cs="Cambria Math"/>
-          <w:color w:val="1B2A4A"/>
-          <w:sz w:val="24"/>
-          <w:szCs w:val="24"/>
-        </w:rPr>
-        <w:t>l₁s</w:t>
-      </w:r>
-      <w:proofErr w:type="spellEnd"/>
-      <w:r>
-        <w:rPr>
-          <w:rFonts w:ascii="Cambria Math" w:eastAsia="Cambria Math" w:hAnsi="Cambria Math" w:cs="Cambria Math"/>
-          <w:color w:val="1B2A4A"/>
-          <w:sz w:val="24"/>
-          <w:szCs w:val="24"/>
-        </w:rPr>
-        <w:t xml:space="preserve">₁ − </w:t>
-      </w:r>
-      <w:proofErr w:type="spellStart"/>
-      <w:r>
-        <w:rPr>
-          <w:rFonts w:ascii="Cambria Math" w:eastAsia="Cambria Math" w:hAnsi="Cambria Math" w:cs="Cambria Math"/>
-          <w:color w:val="1B2A4A"/>
-          <w:sz w:val="24"/>
-          <w:szCs w:val="24"/>
-        </w:rPr>
-        <w:t>l₂s</w:t>
-      </w:r>
-      <w:proofErr w:type="spellEnd"/>
-      <w:r>
-        <w:rPr>
-          <w:rFonts w:ascii="Cambria Math" w:eastAsia="Cambria Math" w:hAnsi="Cambria Math" w:cs="Cambria Math"/>
-          <w:color w:val="1B2A4A"/>
-          <w:sz w:val="24"/>
-          <w:szCs w:val="24"/>
-        </w:rPr>
-        <w:t>₁</w:t>
-      </w:r>
-      <w:proofErr w:type="gramStart"/>
-      <w:r>
-        <w:rPr>
-          <w:rFonts w:ascii="Cambria Math" w:eastAsia="Cambria Math" w:hAnsi="Cambria Math" w:cs="Cambria Math"/>
-          <w:color w:val="1B2A4A"/>
-          <w:sz w:val="24"/>
-          <w:szCs w:val="24"/>
-        </w:rPr>
-        <w:t>₂)(</w:t>
-      </w:r>
-      <w:proofErr w:type="spellStart"/>
-      <w:proofErr w:type="gramEnd"/>
-      <w:r>
-        <w:rPr>
-          <w:rFonts w:ascii="Cambria Math" w:eastAsia="Cambria Math" w:hAnsi="Cambria Math" w:cs="Cambria Math"/>
-          <w:color w:val="1B2A4A"/>
-          <w:sz w:val="24"/>
-          <w:szCs w:val="24"/>
-        </w:rPr>
-        <w:t>l₂c</w:t>
-      </w:r>
-      <w:proofErr w:type="spellEnd"/>
-      <w:r>
-        <w:rPr>
-          <w:rFonts w:ascii="Cambria Math" w:eastAsia="Cambria Math" w:hAnsi="Cambria Math" w:cs="Cambria Math"/>
-          <w:color w:val="1B2A4A"/>
-          <w:sz w:val="24"/>
-          <w:szCs w:val="24"/>
-        </w:rPr>
-        <w:t>₁₂) − (−</w:t>
-      </w:r>
-      <w:proofErr w:type="spellStart"/>
-      <w:r>
-        <w:rPr>
-          <w:rFonts w:ascii="Cambria Math" w:eastAsia="Cambria Math" w:hAnsi="Cambria Math" w:cs="Cambria Math"/>
-          <w:color w:val="1B2A4A"/>
-          <w:sz w:val="24"/>
-          <w:szCs w:val="24"/>
-        </w:rPr>
-        <w:t>l₂s</w:t>
-      </w:r>
-      <w:proofErr w:type="spellEnd"/>
-      <w:r>
-        <w:rPr>
-          <w:rFonts w:ascii="Cambria Math" w:eastAsia="Cambria Math" w:hAnsi="Cambria Math" w:cs="Cambria Math"/>
-          <w:color w:val="1B2A4A"/>
-          <w:sz w:val="24"/>
-          <w:szCs w:val="24"/>
-        </w:rPr>
-        <w:t>₁</w:t>
-      </w:r>
-      <w:proofErr w:type="gramStart"/>
-      <w:r>
-        <w:rPr>
-          <w:rFonts w:ascii="Cambria Math" w:eastAsia="Cambria Math" w:hAnsi="Cambria Math" w:cs="Cambria Math"/>
-          <w:color w:val="1B2A4A"/>
-          <w:sz w:val="24"/>
-          <w:szCs w:val="24"/>
-        </w:rPr>
-        <w:t>₂)(</w:t>
-      </w:r>
-      <w:proofErr w:type="spellStart"/>
-      <w:proofErr w:type="gramEnd"/>
-      <w:r>
-        <w:rPr>
-          <w:rFonts w:ascii="Cambria Math" w:eastAsia="Cambria Math" w:hAnsi="Cambria Math" w:cs="Cambria Math"/>
-          <w:color w:val="1B2A4A"/>
-          <w:sz w:val="24"/>
-          <w:szCs w:val="24"/>
-        </w:rPr>
-        <w:t>l₁c</w:t>
-      </w:r>
-      <w:proofErr w:type="spellEnd"/>
-      <w:r>
-        <w:rPr>
-          <w:rFonts w:ascii="Cambria Math" w:eastAsia="Cambria Math" w:hAnsi="Cambria Math" w:cs="Cambria Math"/>
-          <w:color w:val="1B2A4A"/>
-          <w:sz w:val="24"/>
-          <w:szCs w:val="24"/>
-        </w:rPr>
-        <w:t xml:space="preserve">₁ + </w:t>
-      </w:r>
-      <w:proofErr w:type="spellStart"/>
-      <w:r>
-        <w:rPr>
-          <w:rFonts w:ascii="Cambria Math" w:eastAsia="Cambria Math" w:hAnsi="Cambria Math" w:cs="Cambria Math"/>
-          <w:color w:val="1B2A4A"/>
-          <w:sz w:val="24"/>
-          <w:szCs w:val="24"/>
-        </w:rPr>
-        <w:t>l₂c</w:t>
-      </w:r>
-      <w:proofErr w:type="spellEnd"/>
-      <w:r>
-        <w:rPr>
-          <w:rFonts w:ascii="Cambria Math" w:eastAsia="Cambria Math" w:hAnsi="Cambria Math" w:cs="Cambria Math"/>
-          <w:color w:val="1B2A4A"/>
-          <w:sz w:val="24"/>
-          <w:szCs w:val="24"/>
-        </w:rPr>
-        <w:t>₁₂)</w:t>
-      </w:r>
-    </w:p>
-    <w:p>
-      <w:pPr>
-        <w:spacing w:after="160" w:line="300" w:lineRule="auto"/>
-      </w:pPr>
-      <w:r>
-        <w:t>Expanding and simplifying:</w:t>
-      </w:r>
-    </w:p>
-    <w:p>
-      <w:pPr>
-        <w:spacing w:before="200" w:after="200"/>
-        <w:ind w:left="720"/>
-        <w:jc w:val="center"/>
-      </w:pPr>
-      <w:r>
-        <w:rPr>
-          <w:rFonts w:ascii="Cambria Math" w:eastAsia="Cambria Math" w:hAnsi="Cambria Math" w:cs="Cambria Math"/>
-          <w:color w:val="1B2A4A"/>
-          <w:sz w:val="24"/>
-          <w:szCs w:val="24"/>
-        </w:rPr>
-        <w:t>= −</w:t>
-      </w:r>
-      <w:proofErr w:type="spellStart"/>
-      <w:r>
-        <w:rPr>
-          <w:rFonts w:ascii="Cambria Math" w:eastAsia="Cambria Math" w:hAnsi="Cambria Math" w:cs="Cambria Math"/>
-          <w:color w:val="1B2A4A"/>
-          <w:sz w:val="24"/>
-          <w:szCs w:val="24"/>
-        </w:rPr>
-        <w:t>l₁l₂s₁c</w:t>
-      </w:r>
-      <w:proofErr w:type="spellEnd"/>
-      <w:r>
-        <w:rPr>
-          <w:rFonts w:ascii="Cambria Math" w:eastAsia="Cambria Math" w:hAnsi="Cambria Math" w:cs="Cambria Math"/>
-          <w:color w:val="1B2A4A"/>
-          <w:sz w:val="24"/>
-          <w:szCs w:val="24"/>
-        </w:rPr>
-        <w:t xml:space="preserve">₁₂ − l₂²s₁₂c₁₂ + </w:t>
-      </w:r>
-      <w:proofErr w:type="spellStart"/>
-      <w:r>
-        <w:rPr>
-          <w:rFonts w:ascii="Cambria Math" w:eastAsia="Cambria Math" w:hAnsi="Cambria Math" w:cs="Cambria Math"/>
-          <w:color w:val="1B2A4A"/>
-          <w:sz w:val="24"/>
-          <w:szCs w:val="24"/>
-        </w:rPr>
-        <w:t>l₁l₂s</w:t>
-      </w:r>
-      <w:proofErr w:type="spellEnd"/>
-      <w:r>
-        <w:rPr>
-          <w:rFonts w:ascii="Cambria Math" w:eastAsia="Cambria Math" w:hAnsi="Cambria Math" w:cs="Cambria Math"/>
-          <w:color w:val="1B2A4A"/>
-          <w:sz w:val="24"/>
-          <w:szCs w:val="24"/>
-        </w:rPr>
-        <w:t>₁₂c₁ + l₂²s₁₂c₁₂</w:t>
-      </w:r>
-    </w:p>
-    <w:p>
-      <w:pPr>
-        <w:spacing w:after="160" w:line="300" w:lineRule="auto"/>
-      </w:pPr>
-      <w:r>
-        <w:t>The l₂² terms cancel, leaving:</w:t>
-      </w:r>
-    </w:p>
-    <w:p>
-      <w:pPr>
-        <w:spacing w:before="200" w:after="200"/>
-        <w:ind w:left="720"/>
-        <w:jc w:val="center"/>
-      </w:pPr>
-      <w:r>
-        <w:rPr>
-          <w:rFonts w:ascii="Cambria Math" w:eastAsia="Cambria Math" w:hAnsi="Cambria Math" w:cs="Cambria Math"/>
-          <w:color w:val="1B2A4A"/>
-          <w:sz w:val="24"/>
-          <w:szCs w:val="24"/>
-        </w:rPr>
-        <w:t xml:space="preserve">= </w:t>
-      </w:r>
-      <w:proofErr w:type="spellStart"/>
-      <w:r>
-        <w:rPr>
-          <w:rFonts w:ascii="Cambria Math" w:eastAsia="Cambria Math" w:hAnsi="Cambria Math" w:cs="Cambria Math"/>
-          <w:color w:val="1B2A4A"/>
-          <w:sz w:val="24"/>
-          <w:szCs w:val="24"/>
-        </w:rPr>
-        <w:t>l₁l</w:t>
-      </w:r>
-      <w:proofErr w:type="spellEnd"/>
-      <w:proofErr w:type="gramStart"/>
-      <w:r>
-        <w:rPr>
-          <w:rFonts w:ascii="Cambria Math" w:eastAsia="Cambria Math" w:hAnsi="Cambria Math" w:cs="Cambria Math"/>
-          <w:color w:val="1B2A4A"/>
-          <w:sz w:val="24"/>
-          <w:szCs w:val="24"/>
-        </w:rPr>
-        <w:t>₂(</w:t>
-      </w:r>
-      <w:proofErr w:type="gramEnd"/>
-      <w:r>
-        <w:rPr>
-          <w:rFonts w:ascii="Cambria Math" w:eastAsia="Cambria Math" w:hAnsi="Cambria Math" w:cs="Cambria Math"/>
-          <w:color w:val="1B2A4A"/>
-          <w:sz w:val="24"/>
-          <w:szCs w:val="24"/>
-        </w:rPr>
-        <w:t xml:space="preserve">s₁₂c₁ − </w:t>
-      </w:r>
-      <w:proofErr w:type="spellStart"/>
-      <w:r>
-        <w:rPr>
-          <w:rFonts w:ascii="Cambria Math" w:eastAsia="Cambria Math" w:hAnsi="Cambria Math" w:cs="Cambria Math"/>
-          <w:color w:val="1B2A4A"/>
-          <w:sz w:val="24"/>
-          <w:szCs w:val="24"/>
-        </w:rPr>
-        <w:t>s₁c</w:t>
-      </w:r>
-      <w:proofErr w:type="spellEnd"/>
-      <w:r>
-        <w:rPr>
-          <w:rFonts w:ascii="Cambria Math" w:eastAsia="Cambria Math" w:hAnsi="Cambria Math" w:cs="Cambria Math"/>
-          <w:color w:val="1B2A4A"/>
-          <w:sz w:val="24"/>
-          <w:szCs w:val="24"/>
-        </w:rPr>
-        <w:t xml:space="preserve">₁₂) = </w:t>
-      </w:r>
-      <w:proofErr w:type="spellStart"/>
-      <w:r>
-        <w:rPr>
-          <w:rFonts w:ascii="Cambria Math" w:eastAsia="Cambria Math" w:hAnsi="Cambria Math" w:cs="Cambria Math"/>
-          <w:color w:val="1B2A4A"/>
-          <w:sz w:val="24"/>
-          <w:szCs w:val="24"/>
-        </w:rPr>
-        <w:t>l₁l</w:t>
-      </w:r>
-      <w:proofErr w:type="spellEnd"/>
-      <w:r>
-        <w:rPr>
-          <w:rFonts w:ascii="Cambria Math" w:eastAsia="Cambria Math" w:hAnsi="Cambria Math" w:cs="Cambria Math"/>
-          <w:color w:val="1B2A4A"/>
-          <w:sz w:val="24"/>
-          <w:szCs w:val="24"/>
-        </w:rPr>
-        <w:t xml:space="preserve">₂ </w:t>
-      </w:r>
-      <w:proofErr w:type="gramStart"/>
-      <w:r>
-        <w:rPr>
-          <w:rFonts w:ascii="Cambria Math" w:eastAsia="Cambria Math" w:hAnsi="Cambria Math" w:cs="Cambria Math"/>
-          <w:color w:val="1B2A4A"/>
-          <w:sz w:val="24"/>
-          <w:szCs w:val="24"/>
-        </w:rPr>
-        <w:t>sin(</w:t>
-      </w:r>
-      <w:proofErr w:type="gramEnd"/>
-      <w:r>
-        <w:rPr>
-          <w:rFonts w:ascii="Cambria Math" w:eastAsia="Cambria Math" w:hAnsi="Cambria Math" w:cs="Cambria Math"/>
-          <w:color w:val="1B2A4A"/>
-          <w:sz w:val="24"/>
-          <w:szCs w:val="24"/>
-        </w:rPr>
-        <w:t xml:space="preserve">θ₁ + θ₂ − θ₁) = </w:t>
-      </w:r>
-      <w:proofErr w:type="spellStart"/>
-      <w:r>
-        <w:rPr>
-          <w:rFonts w:ascii="Cambria Math" w:eastAsia="Cambria Math" w:hAnsi="Cambria Math" w:cs="Cambria Math"/>
-          <w:color w:val="1B2A4A"/>
-          <w:sz w:val="24"/>
-          <w:szCs w:val="24"/>
-        </w:rPr>
-        <w:t>l₁l</w:t>
-      </w:r>
-      <w:proofErr w:type="spellEnd"/>
-      <w:r>
-        <w:rPr>
-          <w:rFonts w:ascii="Cambria Math" w:eastAsia="Cambria Math" w:hAnsi="Cambria Math" w:cs="Cambria Math"/>
-          <w:color w:val="1B2A4A"/>
-          <w:sz w:val="24"/>
-          <w:szCs w:val="24"/>
-        </w:rPr>
-        <w:t>₂ sin(θ₂)</w:t>
+        <w:t xml:space="preserve">= l₁l₂(s₁₂c₁ − s₁c₁₂) = l₁l₂ sin(θ₁ + θ₂ − θ₁) = l₁l₂ sin(θ₂)</w:t>
       </w:r>
     </w:p>
     <w:p>
@@ -4604,15 +3155,7 @@
         <w:t xml:space="preserve">θ₂ = 0° (full extension): </w:t>
       </w:r>
       <w:r>
-        <w:t xml:space="preserve">The arm is stretched to its maximum reach. The hand can only move perpendicular to the arm—it has lost the ability to move radially outward. This is the only singularity our model can </w:t>
-      </w:r>
-      <w:proofErr w:type="gramStart"/>
-      <w:r>
-        <w:t>actually reach</w:t>
-      </w:r>
-      <w:proofErr w:type="gramEnd"/>
-      <w:r>
-        <w:t>.</w:t>
+        <w:t xml:space="preserve">The arm is stretched to its maximum reach. The hand can only move perpendicular to the arm—it has lost the ability to move radially outward. This is the only singularity our model can actually reach.</w:t>
       </w:r>
     </w:p>
     <w:p>
@@ -4707,7 +3250,7 @@
           <wp:inline distT="0" distB="0" distL="0" distR="0" wp14:anchorId="79B2416B" wp14:editId="4684B090">
             <wp:extent cx="5334000" cy="2286000"/>
             <wp:effectExtent l="0" t="0" r="0" b="0"/>
-            <wp:docPr id="5" name="Figure 6. Left: near singularity (θ₂ = 5°), the velocity ellipsoid is highly elongated — radial motion is nearly impossible. Right: at θ₂ = 90°, the ellipsoid is nearly circular." descr="Figure 6. Left: near singularity (θ₂ = 5°), the velocity ellipsoid is highly elongated — radial motion is nearly impossible. Right: at θ₂ = 90°, the ellipsoid is nearly circular." title="Figure 6. Left: near singularity (θ₂ = 5°), the velocity ellipsoid is highly elongated — radial motion is nearly impossible. Right: at θ₂ = 90°, the ellipsoid is nearly circular."/>
+            <wp:docPr id="5" name="Figure 7. Left: near singularity (θ₂ = 5°), the velocity ellipsoid is highly elongated — radial motion is nearly impossible. Right: at θ₂ = 90°, the ellipsoid is nearly circular." descr="Figure 7. Left: near singularity (θ₂ = 5°), the velocity ellipsoid is highly elongated — radial motion is nearly impossible. Right: at θ₂ = 90°, the ellipsoid is nearly circular." title="Figure 7. Left: near singularity (θ₂ = 5°), the velocity ellipsoid is highly elongated — radial motion is nearly impossible. Right: at θ₂ = 90°, the ellipsoid is nearly circular."/>
             <wp:cNvGraphicFramePr>
               <a:graphicFrameLocks xmlns:a="http://schemas.openxmlformats.org/drawingml/2006/main" noChangeAspect="1"/>
             </wp:cNvGraphicFramePr>
@@ -4715,7 +3258,7 @@
               <a:graphicData uri="http://schemas.openxmlformats.org/drawingml/2006/picture">
                 <pic:pic xmlns:pic="http://schemas.openxmlformats.org/drawingml/2006/picture">
                   <pic:nvPicPr>
-                    <pic:cNvPr id="5" name="Figure 6. Left: near singularity (θ₂ = 5°), the velocity ellipsoid is highly elongated — radial motion is nearly impossible. Right: at θ₂ = 90°, the ellipsoid is nearly circular." descr="Figure 6. Left: near singularity (θ₂ = 5°), the velocity ellipsoid is highly elongated — radial motion is nearly impossible. Right: at θ₂ = 90°, the ellipsoid is nearly circular." title="Figure 6. Left: near singularity (θ₂ = 5°), the velocity ellipsoid is highly elongated — radial motion is nearly impossible. Right: at θ₂ = 90°, the ellipsoid is nearly circular."/>
+                    <pic:cNvPr id="5" name="Figure 7. Left: near singularity (θ₂ = 5°), the velocity ellipsoid is highly elongated — radial motion is nearly impossible. Right: at θ₂ = 90°, the ellipsoid is nearly circular." descr="Figure 7. Left: near singularity (θ₂ = 5°), the velocity ellipsoid is highly elongated — radial motion is nearly impossible. Right: at θ₂ = 90°, the ellipsoid is nearly circular." title="Figure 7. Left: near singularity (θ₂ = 5°), the velocity ellipsoid is highly elongated — radial motion is nearly impossible. Right: at θ₂ = 90°, the ellipsoid is nearly circular."/>
                     <pic:cNvPicPr>
                       <a:picLocks noChangeAspect="1" noChangeArrowheads="1"/>
                     </pic:cNvPicPr>
@@ -4755,7 +3298,7 @@
           <w:sz w:val="20"/>
           <w:szCs w:val="20"/>
         </w:rPr>
-        <w:t>Figure 6. Left: near singularity (θ₂ = 5°), the velocity ellipsoid is highly elongated — radial motion is nearly impossible. Right: at θ₂ = 90°, the ellipsoid is nearly circular.</w:t>
+        <w:t>Figure 7. Left: near singularity (θ₂ = 5°), the velocity ellipsoid is highly elongated — radial motion is nearly impossible. Right: at θ₂ = 90°, the ellipsoid is nearly circular.</w:t>
       </w:r>
     </w:p>
     <w:p>
@@ -4765,13 +3308,8 @@
           <w:bottom w:val="single" w:sz="2" w:space="4" w:color="2E86AB"/>
         </w:pBdr>
       </w:pPr>
-      <w:proofErr w:type="gramStart"/>
-      <w:r>
-        <w:t>4.3  The</w:t>
-      </w:r>
-      <w:proofErr w:type="gramEnd"/>
-      <w:r>
-        <w:t xml:space="preserve"> Jacobian as a Velocity Transformer</w:t>
+      <w:r>
+        <w:t xml:space="preserve">4.3  The Jacobian as a Velocity Transformer</w:t>
       </w:r>
     </w:p>
     <w:p>
@@ -4956,15 +3494,7 @@
         <w:spacing w:after="160" w:line="300" w:lineRule="auto"/>
       </w:pPr>
       <w:r>
-        <w:t>The Jacobian tells us how joint velocities map to endpoint velocities. But which endpoint directions are “easy” (achievable with small joint speeds</w:t>
-      </w:r>
-      <w:proofErr w:type="gramStart"/>
-      <w:r>
-        <w:t>)</w:t>
-      </w:r>
-      <w:proofErr w:type="gramEnd"/>
-      <w:r>
-        <w:t xml:space="preserve"> and which are “hard” (requiring large joint speeds)? The </w:t>
+        <w:t xml:space="preserve">The Jacobian tells us how joint velocities map to endpoint velocities. But which endpoint directions are “easy” (achievable with small joint speeds) and which are “hard” (requiring large joint speeds)? The </w:t>
       </w:r>
       <w:r>
         <w:rPr>
@@ -4984,11 +3514,9 @@
           <w:bottom w:val="single" w:sz="2" w:space="4" w:color="2E86AB"/>
         </w:pBdr>
       </w:pPr>
-      <w:proofErr w:type="gramStart"/>
       <w:r>
         <w:t>5.1  Construction</w:t>
       </w:r>
-      <w:proofErr w:type="gramEnd"/>
     </w:p>
     <w:p>
       <w:pPr>
@@ -5139,15 +3667,7 @@
         <w:spacing w:after="160" w:line="300" w:lineRule="auto"/>
       </w:pPr>
       <w:r>
-        <w:t xml:space="preserve">This defines a unit circle in joint-velocity space. Under the linear mapping ṗ = </w:t>
-      </w:r>
-      <w:proofErr w:type="spellStart"/>
-      <w:r>
-        <w:t>Jθ</w:t>
-      </w:r>
-      <w:proofErr w:type="spellEnd"/>
-      <w:r>
-        <w:t>̇, this circle maps to an ellipse in endpoint-velocity space. To characterize this ellipse, substitute θ̇ = J⁻¹ṗ into the unit-norm constraint:</w:t>
+        <w:t xml:space="preserve">This defines a unit circle in joint-velocity space. Under the linear mapping ṗ = Jθ̇, this circle maps to an ellipse in endpoint-velocity space. To characterize this ellipse, substitute θ̇ = J⁻¹ṗ into the unit-norm constraint:</w:t>
       </w:r>
     </w:p>
     <w:p>
@@ -5166,27 +3686,7 @@
           <w:sz w:val="24"/>
           <w:szCs w:val="24"/>
         </w:rPr>
-        <w:t>(J⁻¹</w:t>
-      </w:r>
-      <w:proofErr w:type="gramStart"/>
-      <w:r>
-        <w:rPr>
-          <w:rFonts w:ascii="Cambria Math" w:eastAsia="Cambria Math" w:hAnsi="Cambria Math" w:cs="Cambria Math"/>
-          <w:color w:val="1B2A4A"/>
-          <w:sz w:val="24"/>
-          <w:szCs w:val="24"/>
-        </w:rPr>
-        <w:t>ṗ)ᵀ</w:t>
-      </w:r>
-      <w:proofErr w:type="gramEnd"/>
-      <w:r>
-        <w:rPr>
-          <w:rFonts w:ascii="Cambria Math" w:eastAsia="Cambria Math" w:hAnsi="Cambria Math" w:cs="Cambria Math"/>
-          <w:color w:val="1B2A4A"/>
-          <w:sz w:val="24"/>
-          <w:szCs w:val="24"/>
-        </w:rPr>
-        <w:t>(J⁻¹ṗ) = 1</w:t>
+        <w:t>(J⁻¹ṗ)ᵀ(J⁻¹ṗ) = 1</w:t>
       </w:r>
       <w:r>
         <w:rPr>
@@ -5279,13 +3779,8 @@
           <w:bottom w:val="single" w:sz="2" w:space="4" w:color="2E86AB"/>
         </w:pBdr>
       </w:pPr>
-      <w:proofErr w:type="gramStart"/>
-      <w:r>
-        <w:t>5.2  Eigenvalue</w:t>
-      </w:r>
-      <w:proofErr w:type="gramEnd"/>
-      <w:r>
-        <w:t xml:space="preserve"> Analysis</w:t>
+      <w:r>
+        <w:t xml:space="preserve">5.2  Eigenvalue Analysis</w:t>
       </w:r>
     </w:p>
     <w:p>
@@ -5400,13 +3895,8 @@
           <w:bottom w:val="single" w:sz="2" w:space="4" w:color="2E86AB"/>
         </w:pBdr>
       </w:pPr>
-      <w:proofErr w:type="gramStart"/>
-      <w:r>
-        <w:t>5.3  Yoshikawa’s</w:t>
-      </w:r>
-      <w:proofErr w:type="gramEnd"/>
-      <w:r>
-        <w:t xml:space="preserve"> Manipulability Measure</w:t>
+      <w:r>
+        <w:t xml:space="preserve">5.3  Yoshikawa’s Manipulability Measure</w:t>
       </w:r>
     </w:p>
     <w:p>
@@ -5433,59 +3923,8 @@
           <w:sz w:val="24"/>
           <w:szCs w:val="24"/>
         </w:rPr>
-        <w:t xml:space="preserve">w(q) = </w:t>
-      </w:r>
-      <w:proofErr w:type="gramStart"/>
-      <w:r>
-        <w:rPr>
-          <w:rFonts w:ascii="Cambria Math" w:eastAsia="Cambria Math" w:hAnsi="Cambria Math" w:cs="Cambria Math"/>
-          <w:color w:val="1B2A4A"/>
-          <w:sz w:val="24"/>
-          <w:szCs w:val="24"/>
-        </w:rPr>
-        <w:t>√( det</w:t>
-      </w:r>
-      <w:proofErr w:type="gramEnd"/>
-      <w:r>
-        <w:rPr>
-          <w:rFonts w:ascii="Cambria Math" w:eastAsia="Cambria Math" w:hAnsi="Cambria Math" w:cs="Cambria Math"/>
-          <w:color w:val="1B2A4A"/>
-          <w:sz w:val="24"/>
-          <w:szCs w:val="24"/>
-        </w:rPr>
-        <w:t>(JJᵀ</w:t>
-      </w:r>
-      <w:proofErr w:type="gramStart"/>
-      <w:r>
-        <w:rPr>
-          <w:rFonts w:ascii="Cambria Math" w:eastAsia="Cambria Math" w:hAnsi="Cambria Math" w:cs="Cambria Math"/>
-          <w:color w:val="1B2A4A"/>
-          <w:sz w:val="24"/>
-          <w:szCs w:val="24"/>
-        </w:rPr>
-        <w:t>) )</w:t>
-      </w:r>
-      <w:proofErr w:type="gramEnd"/>
-      <w:r>
-        <w:rPr>
-          <w:rFonts w:ascii="Cambria Math" w:eastAsia="Cambria Math" w:hAnsi="Cambria Math" w:cs="Cambria Math"/>
-          <w:color w:val="1B2A4A"/>
-          <w:sz w:val="24"/>
-          <w:szCs w:val="24"/>
-        </w:rPr>
-        <w:t xml:space="preserve"> = |det(J)| = |l₁ l₂ sin(θ</w:t>
-      </w:r>
-      <w:proofErr w:type="gramStart"/>
-      <w:r>
-        <w:rPr>
-          <w:rFonts w:ascii="Cambria Math" w:eastAsia="Cambria Math" w:hAnsi="Cambria Math" w:cs="Cambria Math"/>
-          <w:color w:val="1B2A4A"/>
-          <w:sz w:val="24"/>
-          <w:szCs w:val="24"/>
-        </w:rPr>
-        <w:t>₂)|</w:t>
-      </w:r>
-      <w:proofErr w:type="gramEnd"/>
+        <w:t xml:space="preserve">w(q) = √( det(JJᵀ) ) = |det(J)| = |l₁ l₂ sin(θ₂)|</w:t>
+      </w:r>
       <w:r>
         <w:rPr>
           <w:color w:val="666666"/>
@@ -5502,31 +3941,7 @@
       </w:pPr>
       <w:r>
         <w:lastRenderedPageBreak/>
-        <w:t xml:space="preserve">This equals the area of the manipulability ellipsoid (up to a factor of π). The derivation follows from the fact that </w:t>
-      </w:r>
-      <w:proofErr w:type="gramStart"/>
-      <w:r>
-        <w:t>det(</w:t>
-      </w:r>
-      <w:proofErr w:type="gramEnd"/>
-      <w:r>
-        <w:t xml:space="preserve">JJᵀ) = </w:t>
-      </w:r>
-      <w:proofErr w:type="spellStart"/>
-      <w:r>
-        <w:t>λ₁λ</w:t>
-      </w:r>
-      <w:proofErr w:type="spellEnd"/>
-      <w:r>
-        <w:t>₂, and the area of an ellipse with semi-axes √λ₁ and √λ₂ is π√(</w:t>
-      </w:r>
-      <w:proofErr w:type="spellStart"/>
-      <w:r>
-        <w:t>λ₁λ</w:t>
-      </w:r>
-      <w:proofErr w:type="spellEnd"/>
-      <w:r>
-        <w:t>₂).</w:t>
+        <w:t xml:space="preserve">This equals the area of the manipulability ellipsoid (up to a factor of π). The derivation follows from the fact that det(JJᵀ) = λ₁λ₂, and the area of an ellipse with semi-axes √λ₁ and √λ₂ is π√(λ₁λ₂).</w:t>
       </w:r>
     </w:p>
     <w:p>
@@ -5609,7 +4024,7 @@
           <wp:inline distT="0" distB="0" distL="0" distR="0" wp14:anchorId="6B76668B" wp14:editId="3848C15B">
             <wp:extent cx="4953000" cy="2190750"/>
             <wp:effectExtent l="0" t="0" r="0" b="0"/>
-            <wp:docPr id="6" name="Figure 7. Yoshikawa's manipulability w over the anatomical elbow range [0°, 145°]. Maximum at θ₂ = 90°; singularity at θ₂ = 0°." descr="Figure 7. Yoshikawa's manipulability w over the anatomical elbow range [0°, 145°]. Maximum at θ₂ = 90°; singularity at θ₂ = 0°." title="Figure 7. Yoshikawa's manipulability w over the anatomical elbow range [0°, 145°]. Maximum at θ₂ = 90°; singularity at θ₂ = 0°."/>
+            <wp:docPr id="6" name="Figure 8. Yoshikawa's manipulability w over the anatomical elbow range [0°, 145°]. Maximum at θ₂ = 90°; singularity at θ₂ = 0°." descr="Figure 8. Yoshikawa's manipulability w over the anatomical elbow range [0°, 145°]. Maximum at θ₂ = 90°; singularity at θ₂ = 0°." title="Figure 8. Yoshikawa's manipulability w over the anatomical elbow range [0°, 145°]. Maximum at θ₂ = 90°; singularity at θ₂ = 0°."/>
             <wp:cNvGraphicFramePr>
               <a:graphicFrameLocks xmlns:a="http://schemas.openxmlformats.org/drawingml/2006/main" noChangeAspect="1"/>
             </wp:cNvGraphicFramePr>
@@ -5617,7 +4032,7 @@
               <a:graphicData uri="http://schemas.openxmlformats.org/drawingml/2006/picture">
                 <pic:pic xmlns:pic="http://schemas.openxmlformats.org/drawingml/2006/picture">
                   <pic:nvPicPr>
-                    <pic:cNvPr id="6" name="Figure 7. Yoshikawa's manipulability w over the anatomical elbow range [0°, 145°]. Maximum at θ₂ = 90°; singularity at θ₂ = 0°." descr="Figure 7. Yoshikawa's manipulability w over the anatomical elbow range [0°, 145°]. Maximum at θ₂ = 90°; singularity at θ₂ = 0°." title="Figure 7. Yoshikawa's manipulability w over the anatomical elbow range [0°, 145°]. Maximum at θ₂ = 90°; singularity at θ₂ = 0°."/>
+                    <pic:cNvPr id="6" name="Figure 8. Yoshikawa's manipulability w over the anatomical elbow range [0°, 145°]. Maximum at θ₂ = 90°; singularity at θ₂ = 0°." descr="Figure 8. Yoshikawa's manipulability w over the anatomical elbow range [0°, 145°]. Maximum at θ₂ = 90°; singularity at θ₂ = 0°." title="Figure 8. Yoshikawa's manipulability w over the anatomical elbow range [0°, 145°]. Maximum at θ₂ = 90°; singularity at θ₂ = 0°."/>
                     <pic:cNvPicPr>
                       <a:picLocks noChangeAspect="1" noChangeArrowheads="1"/>
                     </pic:cNvPicPr>
@@ -5657,7 +4072,7 @@
           <w:sz w:val="20"/>
           <w:szCs w:val="20"/>
         </w:rPr>
-        <w:t>Figure 7. Yoshikawa's manipulability w over the anatomical elbow range [0°, 145°]. Maximum at θ₂ = 90°; singularity at θ₂ = 0°.</w:t>
+        <w:t>Figure 8. Yoshikawa's manipulability w over the anatomical elbow range [0°, 145°]. Maximum at θ₂ = 90°; singularity at θ₂ = 0°.</w:t>
       </w:r>
     </w:p>
     <w:tbl>
@@ -5726,7 +4141,7 @@
           <wp:inline distT="0" distB="0" distL="0" distR="0" wp14:anchorId="5A2E983F" wp14:editId="4893A112">
             <wp:extent cx="4572000" cy="4000500"/>
             <wp:effectExtent l="0" t="0" r="0" b="0"/>
-            <wp:docPr id="7" name="Figure 8. Manipulability ellipsoids sampled across the workspace. Blue = high dexterity (θ₂ near 90°); red = low dexterity (θ₂ near 0°)." descr="Figure 8. Manipulability ellipsoids sampled across the workspace. Blue = high dexterity (θ₂ near 90°); red = low dexterity (θ₂ near 0°)." title="Figure 8. Manipulability ellipsoids sampled across the workspace. Blue = high dexterity (θ₂ near 90°); red = low dexterity (θ₂ near 0°)."/>
+            <wp:docPr id="7" name="Figure 9. Manipulability ellipsoids sampled across the workspace. Blue = high dexterity (θ₂ near 90°); red = low dexterity (θ₂ near 0°)." descr="Figure 9. Manipulability ellipsoids sampled across the workspace. Blue = high dexterity (θ₂ near 90°); red = low dexterity (θ₂ near 0°)." title="Figure 9. Manipulability ellipsoids sampled across the workspace. Blue = high dexterity (θ₂ near 90°); red = low dexterity (θ₂ near 0°)."/>
             <wp:cNvGraphicFramePr>
               <a:graphicFrameLocks xmlns:a="http://schemas.openxmlformats.org/drawingml/2006/main" noChangeAspect="1"/>
             </wp:cNvGraphicFramePr>
@@ -5734,7 +4149,7 @@
               <a:graphicData uri="http://schemas.openxmlformats.org/drawingml/2006/picture">
                 <pic:pic xmlns:pic="http://schemas.openxmlformats.org/drawingml/2006/picture">
                   <pic:nvPicPr>
-                    <pic:cNvPr id="7" name="Figure 8. Manipulability ellipsoids sampled across the workspace. Blue = high dexterity (θ₂ near 90°); red = low dexterity (θ₂ near 0°)." descr="Figure 8. Manipulability ellipsoids sampled across the workspace. Blue = high dexterity (θ₂ near 90°); red = low dexterity (θ₂ near 0°)." title="Figure 8. Manipulability ellipsoids sampled across the workspace. Blue = high dexterity (θ₂ near 90°); red = low dexterity (θ₂ near 0°)."/>
+                    <pic:cNvPr id="7" name="Figure 9. Manipulability ellipsoids sampled across the workspace. Blue = high dexterity (θ₂ near 90°); red = low dexterity (θ₂ near 0°)." descr="Figure 9. Manipulability ellipsoids sampled across the workspace. Blue = high dexterity (θ₂ near 90°); red = low dexterity (θ₂ near 0°)." title="Figure 9. Manipulability ellipsoids sampled across the workspace. Blue = high dexterity (θ₂ near 90°); red = low dexterity (θ₂ near 0°)."/>
                     <pic:cNvPicPr>
                       <a:picLocks noChangeAspect="1" noChangeArrowheads="1"/>
                     </pic:cNvPicPr>
@@ -5774,7 +4189,7 @@
           <w:sz w:val="20"/>
           <w:szCs w:val="20"/>
         </w:rPr>
-        <w:t>Figure 8. Manipulability ellipsoids sampled across the workspace. Blue = high dexterity (θ₂ near 90°); red = low dexterity (θ₂ near 0°).</w:t>
+        <w:t>Figure 9. Manipulability ellipsoids sampled across the workspace. Blue = high dexterity (θ₂ near 90°); red = low dexterity (θ₂ near 0°).</w:t>
       </w:r>
     </w:p>
     <w:p>
@@ -5784,53 +4199,16 @@
           <w:bottom w:val="single" w:sz="2" w:space="4" w:color="2E86AB"/>
         </w:pBdr>
       </w:pPr>
-      <w:proofErr w:type="gramStart"/>
-      <w:r>
-        <w:t>5.4  The</w:t>
-      </w:r>
-      <w:proofErr w:type="gramEnd"/>
-      <w:r>
-        <w:t xml:space="preserve"> Force Ellipsoid</w:t>
-      </w:r>
-    </w:p>
-    <w:p>
-      <w:pPr>
-        <w:spacing w:after="160" w:line="300" w:lineRule="auto"/>
-      </w:pPr>
-      <w:r>
-        <w:t>There is a dual ellipsoid for force. In static equilibrium — the arm holding a fixed posture and pushing isometrically against a rigid constraint — the principle of virtual work (</w:t>
-      </w:r>
-      <w:proofErr w:type="spellStart"/>
-      <w:r>
-        <w:t>τᵀδq</w:t>
-      </w:r>
-      <w:proofErr w:type="spellEnd"/>
-      <w:r>
-        <w:t xml:space="preserve"> = </w:t>
-      </w:r>
-      <w:proofErr w:type="spellStart"/>
-      <w:r>
-        <w:t>Fᵀδp</w:t>
-      </w:r>
-      <w:proofErr w:type="spellEnd"/>
-      <w:r>
-        <w:t xml:space="preserve">, with </w:t>
-      </w:r>
-      <w:proofErr w:type="spellStart"/>
-      <w:r>
-        <w:t>δp</w:t>
-      </w:r>
-      <w:proofErr w:type="spellEnd"/>
-      <w:r>
-        <w:t xml:space="preserve"> = </w:t>
-      </w:r>
-      <w:proofErr w:type="spellStart"/>
-      <w:r>
-        <w:t>Jδq</w:t>
-      </w:r>
-      <w:proofErr w:type="spellEnd"/>
-      <w:r>
-        <w:t>) gives τ = JᵀF, and therefore:</w:t>
+      <w:r>
+        <w:t xml:space="preserve">5.4  The Force Ellipsoid</w:t>
+      </w:r>
+    </w:p>
+    <w:p>
+      <w:pPr>
+        <w:spacing w:after="160" w:line="300" w:lineRule="auto"/>
+      </w:pPr>
+      <w:r>
+        <w:t xml:space="preserve">There is a dual ellipsoid for force. In static equilibrium — the arm holding a fixed posture and pushing isometrically against a rigid constraint — the principle of virtual work (τᵀδq = Fᵀδp, with δp = Jδq) gives τ = JᵀF, and therefore:</w:t>
       </w:r>
     </w:p>
     <w:p>
@@ -5907,61 +4285,9 @@
               <w:spacing w:after="160" w:line="300" w:lineRule="auto"/>
             </w:pPr>
             <w:r>
-              <w:t>Equation 5.6 assumes the arm is not accelerating. Because our arm is confined to the horizontal plane, gravity drops out of the equations of motion, but the inertial terms do not. The full dynamics are M(q)θ̈ + C(</w:t>
-            </w:r>
-            <w:proofErr w:type="spellStart"/>
-            <w:proofErr w:type="gramStart"/>
-            <w:r>
-              <w:t>q,θ</w:t>
-            </w:r>
-            <w:proofErr w:type="spellEnd"/>
-            <w:r>
-              <w:t>̇</w:t>
-            </w:r>
-            <w:proofErr w:type="gramEnd"/>
-            <w:r>
-              <w:t>)θ̇ + JᵀF = τ, so in general F = J⁻</w:t>
-            </w:r>
-            <w:proofErr w:type="gramStart"/>
-            <w:r>
-              <w:t>ᵀ[</w:t>
-            </w:r>
-            <w:proofErr w:type="gramEnd"/>
-            <w:r>
-              <w:t>τ − M(q)θ̈ − C(</w:t>
-            </w:r>
-            <w:proofErr w:type="spellStart"/>
-            <w:proofErr w:type="gramStart"/>
-            <w:r>
-              <w:t>q,θ</w:t>
-            </w:r>
-            <w:proofErr w:type="spellEnd"/>
-            <w:r>
-              <w:t>̇</w:t>
-            </w:r>
-            <w:proofErr w:type="gramEnd"/>
-            <w:r>
-              <w:t xml:space="preserve">)θ̇]. During movement, part of the joint torque accelerates the limb and balances Coriolis and centrifugal </w:t>
-            </w:r>
-            <w:proofErr w:type="gramStart"/>
-            <w:r>
-              <w:t>loads, and</w:t>
-            </w:r>
-            <w:proofErr w:type="gramEnd"/>
-            <w:r>
-              <w:t xml:space="preserve"> never appears at the hand. Note that the duality itself is not restricted to statics: a force applied at the hand always contributes JᵀF to the joint torques, whatever the arm's velocity. What requires equilibrium is identifying the net joint torque with the endpoint force. The force ellipsoid is therefore a statement about isometric force production in a fixed posture; </w:t>
-            </w:r>
-            <w:r>
+              <w:t xml:space="preserve">Equation 5.6 assumes the arm is not accelerating. Because our arm is confined to the horizontal plane, gravity drops out of the equations of motion, but the inertial terms do not. The full dynamics are M(q)θ̈ + C(q,θ̇)θ̇ + JᵀF = τ, so in general F = J⁻ᵀ[τ − M(q)θ̈ − C(q,θ̇)θ̇]. During movement, part of the joint torque accelerates the limb and balances Coriolis and centrifugal loads, and never appears at the hand. Note that the duality itself is not restricted to statics: a force applied at the hand always contributes JᵀF to the joint torques, whatever the arm's velocity. What requires equilibrium is identifying the net joint torque with the endpoint force. The force ellipsoid is therefore a statement about isometric force production in a fixed posture; </w:t>
               <w:lastRenderedPageBreak/>
-              <w:t xml:space="preserve">its moving-arm counterpart is the endpoint-inertia (mobility) ellipsoid built from Λ(q) = (J M⁻¹ </w:t>
-            </w:r>
-            <w:proofErr w:type="gramStart"/>
-            <w:r>
-              <w:t>Jᵀ)⁻</w:t>
-            </w:r>
-            <w:proofErr w:type="gramEnd"/>
-            <w:r>
-              <w:t>¹.</w:t>
+              <w:t xml:space="preserve">its moving-arm counterpart is the endpoint-inertia (mobility) ellipsoid built from Λ(q) = (J M⁻¹ Jᵀ)⁻¹.</w:t>
             </w:r>
           </w:p>
         </w:tc>
@@ -5973,30 +4299,7 @@
         <w:spacing w:after="160" w:line="300" w:lineRule="auto"/>
       </w:pPr>
       <w:r>
-        <w:t xml:space="preserve">The force ellipsoid (constructed from JJᵀ) is the inverse of the velocity ellipsoid: substituting τ = JᵀF into the unit-norm torque constraint ||τ||² ≤ 1 gives </w:t>
-      </w:r>
-      <w:proofErr w:type="gramStart"/>
-      <w:r>
-        <w:t>Fᵀ(</w:t>
-      </w:r>
-      <w:proofErr w:type="gramEnd"/>
-      <w:r>
-        <w:t>JJᵀ)F ≤ 1, an ellipsoid whose semi-axes are the reciprocals 1/σᵢ of the velocity ellipsoid's. Directions in which the hand moves easily are directions in which it exerts force poorly, and vice versa. This is a kinematic version of the classical speed–force tradeoff in mechanics.</w:t>
-      </w:r>
-    </w:p>
-    <w:p>
-      <w:r>
-        <w:br w:type="page"/>
-      </w:r>
-    </w:p>
-    <w:p>
-      <w:pPr>
-        <w:pStyle w:val="Heading1"/>
-        <w:spacing w:before="0"/>
-      </w:pPr>
-      <w:r>
-        <w:lastRenderedPageBreak/>
-        <w:t>6. Kinematic Redundancy &amp; the Degrees of Freedom Problem</w:t>
+        <w:t xml:space="preserve">The force ellipsoid (constructed from JJᵀ) is the inverse of the velocity ellipsoid: substituting τ = JᵀF into the unit-norm torque constraint ||τ||² ≤ 1 gives Fᵀ(JJᵀ)F ≤ 1, an ellipsoid whose semi-axes are the reciprocals 1/σᵢ of the velocity ellipsoid's. Directions in which the hand moves easily are directions in which it exerts force poorly, and vice versa. This is a kinematic version of the classical speed–force tradeoff in mechanics.</w:t>
       </w:r>
     </w:p>
     <w:tbl>
@@ -6037,7 +4340,7 @@
                 <w:bCs/>
                 <w:color w:val="2E86AB"/>
               </w:rPr>
-              <w:t>A Note on Scope</w:t>
+              <w:t xml:space="preserve">Thought Exercise: What Does It Mean for the Two Ellipsoids to Be Perpendicular?</w:t>
             </w:r>
           </w:p>
           <w:p>
@@ -6045,6 +4348,319 @@
               <w:spacing w:after="160" w:line="300" w:lineRule="auto"/>
             </w:pPr>
             <w:r>
+              <w:t xml:space="preserve">At any non-singular posture the velocity and force ellipsoids share the same principal axes, but the </w:t>
+            </w:r>
+            <w:r>
+              <w:rPr>
+                <w:i/>
+                <w:iCs/>
+              </w:rPr>
+              <w:t xml:space="preserve">major</w:t>
+            </w:r>
+            <w:r>
+              <w:t xml:space="preserve"> axis of one is the </w:t>
+            </w:r>
+            <w:r>
+              <w:rPr>
+                <w:i/>
+                <w:iCs/>
+              </w:rPr>
+              <w:t xml:space="preserve">minor</w:t>
+            </w:r>
+            <w:r>
+              <w:t xml:space="preserve"> axis of the other — the two elongations are 90° apart. Before reading on, work out for yourself:</w:t>
+            </w:r>
+          </w:p>
+          <w:p>
+            <w:pPr>
+              <w:spacing w:after="160" w:line="300" w:lineRule="auto"/>
+            </w:pPr>
+            <w:r>
+              <w:rPr>
+                <w:b/>
+                <w:bCs/>
+              </w:rPr>
+              <w:t xml:space="preserve">(a) </w:t>
+            </w:r>
+            <w:r>
+              <w:t xml:space="preserve">Why must the axes be perpendicular at all, and why are the semi-axes exact </w:t>
+            </w:r>
+            <w:r>
+              <w:rPr>
+                <w:i/>
+                <w:iCs/>
+              </w:rPr>
+              <w:t xml:space="preserve">reciprocals</w:t>
+            </w:r>
+            <w:r>
+              <w:t xml:space="preserve"> (σᵢ and 1/σᵢ) rather than merely different?</w:t>
+            </w:r>
+          </w:p>
+          <w:p>
+            <w:pPr>
+              <w:spacing w:after="160" w:line="300" w:lineRule="auto"/>
+            </w:pPr>
+            <w:r>
+              <w:rPr>
+                <w:b/>
+                <w:bCs/>
+              </w:rPr>
+              <w:t xml:space="preserve">(b) </w:t>
+            </w:r>
+            <w:r>
+              <w:t xml:space="preserve">What is the physical reason that a direction of easy motion </w:t>
+            </w:r>
+            <w:r>
+              <w:rPr>
+                <w:i/>
+                <w:iCs/>
+              </w:rPr>
+              <w:t xml:space="preserve">must</w:t>
+            </w:r>
+            <w:r>
+              <w:t xml:space="preserve"> be a direction of weak force? (Hint: the Jacobian stores no energy.)</w:t>
+            </w:r>
+          </w:p>
+          <w:p>
+            <w:pPr>
+              <w:spacing w:after="0" w:line="300" w:lineRule="auto"/>
+            </w:pPr>
+            <w:r>
+              <w:rPr>
+                <w:b/>
+                <w:bCs/>
+              </w:rPr>
+              <w:t xml:space="preserve">(c) </w:t>
+            </w:r>
+            <w:r>
+              <w:t xml:space="preserve">Yoshikawa’s w is maximal at θ₂ = 90°. Does that mean the hand is equally capable in every direction at that posture?</w:t>
+            </w:r>
+          </w:p>
+        </w:tc>
+      </w:tr>
+    </w:tbl>
+    <w:p>
+      <w:pPr>
+        <w:spacing w:after="0"/>
+      </w:pPr>
+    </w:p>
+    <w:tbl>
+      <w:tblPr>
+        <w:tblW w:w="9360" w:type="dxa"/>
+        <w:tblLayout w:type="fixed"/>
+        <w:tblCellMar>
+          <w:top w:w="120" w:type="dxa"/>
+          <w:left w:w="200" w:type="dxa"/>
+          <w:bottom w:w="120" w:type="dxa"/>
+          <w:right w:w="200" w:type="dxa"/>
+        </w:tblCellMar>
+        <w:tblLook w:val="0000" w:firstRow="0" w:lastRow="0" w:firstColumn="0" w:lastColumn="0" w:noHBand="0" w:noVBand="0"/>
+      </w:tblPr>
+      <w:tblGrid>
+        <w:gridCol w:w="9360"/>
+      </w:tblGrid>
+      <w:tr>
+        <w:tc>
+          <w:tcPr>
+            <w:tcW w:w="9360" w:type="dxa"/>
+            <w:tcBorders>
+              <w:top w:val="single" w:sz="2" w:space="0" w:color="2E86AB"/>
+              <w:left w:val="single" w:sz="2" w:space="0" w:color="2E86AB"/>
+              <w:bottom w:val="single" w:sz="2" w:space="0" w:color="2E86AB"/>
+              <w:right w:val="single" w:sz="2" w:space="0" w:color="2E86AB"/>
+            </w:tcBorders>
+            <w:shd w:val="clear" w:color="auto" w:fill="E8F1F8"/>
+          </w:tcPr>
+          <w:p>
+            <w:pPr>
+              <w:spacing w:after="80"/>
+            </w:pPr>
+            <w:r>
+              <w:rPr>
+                <w:rFonts w:ascii="Georgia" w:eastAsia="Georgia" w:hAnsi="Georgia" w:cs="Georgia"/>
+                <w:b/>
+                <w:bCs/>
+                <w:color w:val="2E86AB"/>
+              </w:rPr>
+              <w:t xml:space="preserve">Answer</w:t>
+            </w:r>
+          </w:p>
+          <w:p>
+            <w:pPr>
+              <w:spacing w:after="160" w:line="300" w:lineRule="auto"/>
+            </w:pPr>
+            <w:r>
+              <w:rPr>
+                <w:b/>
+                <w:bCs/>
+              </w:rPr>
+              <w:t xml:space="preserve">(a)  Geometry. </w:t>
+            </w:r>
+            <w:r>
+              <w:t xml:space="preserve">Both ellipsoids are built from the same symmetric, positive-definite matrix: the velocity ellipsoid from JJᵀ and the force ellipsoid from its inverse. The spectral theorem guarantees that a symmetric matrix has mutually orthogonal eigenvectors, and a matrix and its inverse have </w:t>
+            </w:r>
+            <w:r>
+              <w:rPr>
+                <w:i/>
+                <w:iCs/>
+              </w:rPr>
+              <w:t xml:space="preserve">the same</w:t>
+            </w:r>
+            <w:r>
+              <w:t xml:space="preserve"> eigenvectors with reciprocal eigenvalues. The two ellipsoids are therefore locked to one orthogonal frame, with semi-axes σᵢ and 1/σᵢ. This is not a peculiarity of our arm — it holds at every non-singular posture of every manipulator.</w:t>
+            </w:r>
+          </w:p>
+          <w:p>
+            <w:pPr>
+              <w:spacing w:after="160" w:line="300" w:lineRule="auto"/>
+            </w:pPr>
+            <w:r>
+              <w:rPr>
+                <w:b/>
+                <w:bCs/>
+              </w:rPr>
+              <w:t xml:space="preserve">(b)  Power. </w:t>
+            </w:r>
+            <w:r>
+              <w:t xml:space="preserve">The Jacobian is a massless, rigid, instantaneous transmission: it stores no energy, so the power delivered at the hand equals the power supplied at the joints, Fᵀṗ = τᵀθ̇, for every possible motion. Along a principal direction where J amplifies joint velocity into hand velocity by σ, it must therefore attenuate hand force into joint torque by that same σ — so with unit torque available, the achievable force is 1/σ. This is exactly the lever, or gear-ratio, principle: gearing up for speed gears down for force, and σ × (1/σ) = 1 is the statement that no transmission grants you both. </w:t>
+            </w:r>
+            <w:r>
+              <w:rPr>
+                <w:b/>
+                <w:bCs/>
+              </w:rPr>
+              <w:t xml:space="preserve">Posture is the arm’s gearbox.</w:t>
+            </w:r>
+          </w:p>
+          <w:p>
+            <w:pPr>
+              <w:spacing w:after="160" w:line="300" w:lineRule="auto"/>
+            </w:pPr>
+            <w:r>
+              <w:rPr>
+                <w:b/>
+                <w:bCs/>
+              </w:rPr>
+              <w:t xml:space="preserve">Practical corollary. </w:t>
+            </w:r>
+            <w:r>
+              <w:t xml:space="preserve">To push hard in a given direction, orient the arm so that direction lies along the </w:t>
+            </w:r>
+            <w:r>
+              <w:rPr>
+                <w:i/>
+                <w:iCs/>
+              </w:rPr>
+              <w:t xml:space="preserve">minor</w:t>
+            </w:r>
+            <w:r>
+              <w:t xml:space="preserve"> axis of the velocity ellipsoid. The limiting case is the singularity of §4.2: at θ₂ = 0° the arm is fully extended, σ₂ = 0, and radial motion is impossible — while radial force capability grows without bound, because the arm acts as a strut and the load passes through the skeleton rather than being carried by joint torque. This is why you lock your elbow to push a stalled car.</w:t>
+            </w:r>
+          </w:p>
+          <w:p>
+            <w:pPr>
+              <w:spacing w:after="0" w:line="300" w:lineRule="auto"/>
+            </w:pPr>
+            <w:r>
+              <w:rPr>
+                <w:b/>
+                <w:bCs/>
+              </w:rPr>
+              <w:t xml:space="preserve">(c)  No — and this is a common misreading of w. </w:t>
+            </w:r>
+            <w:r>
+              <w:t xml:space="preserve">Yoshikawa’s measure is the </w:t>
+            </w:r>
+            <w:r>
+              <w:rPr>
+                <w:i/>
+                <w:iCs/>
+              </w:rPr>
+              <w:t xml:space="preserve">product</w:t>
+            </w:r>
+            <w:r>
+              <w:t xml:space="preserve"> of the semi-axes (w = σ₁σ₂ = |det J|), so it tracks the ellipsoid’s area, not its roundness. At θ₂ = 90° our arm has σ = (0.699, 0.224) m: the area is maximal, w = l₁l₂ = 0.156, yet the ellipsoid is still elongated more than 3:1. The hand is over three times faster along one direction than the other — and, by the reciprocal relation, over three times weaker along that same direction. Uniformity is a different criterion, measured by the condition number σ₁/σ₂, and for our link lengths it is best near θ₂ ≈ 125° (ratio 2.39), where w has fallen to 0.127. </w:t>
+            </w:r>
+            <w:r>
+              <w:rPr>
+                <w:b/>
+                <w:bCs/>
+              </w:rPr>
+              <w:t xml:space="preserve">Maximum manipulability and maximum uniformity are different postures</w:t>
+            </w:r>
+            <w:r>
+              <w:t xml:space="preserve"> — worth remembering whenever it is claimed that the motor system ‘optimises manipulability’.</w:t>
+            </w:r>
+          </w:p>
+        </w:tc>
+      </w:tr>
+    </w:tbl>
+    <w:p>
+      <w:pPr>
+        <w:spacing w:after="0"/>
+      </w:pPr>
+    </w:p>
+    <w:p>
+      <w:r>
+        <w:br w:type="page"/>
+      </w:r>
+    </w:p>
+    <w:p>
+      <w:pPr>
+        <w:pStyle w:val="Heading1"/>
+        <w:spacing w:before="0"/>
+      </w:pPr>
+      <w:r>
+        <w:lastRenderedPageBreak/>
+        <w:t>6. Kinematic Redundancy &amp; the Degrees of Freedom Problem</w:t>
+      </w:r>
+    </w:p>
+    <w:tbl>
+      <w:tblPr>
+        <w:tblW w:w="9360" w:type="dxa"/>
+        <w:tblLayout w:type="fixed"/>
+        <w:tblCellMar>
+          <w:top w:w="120" w:type="dxa"/>
+          <w:left w:w="200" w:type="dxa"/>
+          <w:bottom w:w="120" w:type="dxa"/>
+          <w:right w:w="200" w:type="dxa"/>
+        </w:tblCellMar>
+        <w:tblLook w:val="0000" w:firstRow="0" w:lastRow="0" w:firstColumn="0" w:lastColumn="0" w:noHBand="0" w:noVBand="0"/>
+      </w:tblPr>
+      <w:tblGrid>
+        <w:gridCol w:w="9360"/>
+      </w:tblGrid>
+      <w:tr>
+        <w:tc>
+          <w:tcPr>
+            <w:tcW w:w="9360" w:type="dxa"/>
+            <w:tcBorders>
+              <w:top w:val="single" w:sz="2" w:space="0" w:color="2E86AB"/>
+              <w:left w:val="single" w:sz="2" w:space="0" w:color="2E86AB"/>
+              <w:bottom w:val="single" w:sz="2" w:space="0" w:color="2E86AB"/>
+              <w:right w:val="single" w:sz="2" w:space="0" w:color="2E86AB"/>
+            </w:tcBorders>
+            <w:shd w:val="clear" w:color="auto" w:fill="E8F1F8"/>
+          </w:tcPr>
+          <w:p>
+            <w:pPr>
+              <w:spacing w:after="80"/>
+            </w:pPr>
+            <w:r>
+              <w:rPr>
+                <w:rFonts w:ascii="Georgia" w:eastAsia="Georgia" w:hAnsi="Georgia" w:cs="Georgia"/>
+                <w:b/>
+                <w:bCs/>
+                <w:color w:val="2E86AB"/>
+              </w:rPr>
+              <w:t>A Note on Scope</w:t>
+            </w:r>
+          </w:p>
+          <w:p>
+            <w:pPr>
+              <w:spacing w:after="160" w:line="300" w:lineRule="auto"/>
+            </w:pPr>
+            <w:r>
               <w:t xml:space="preserve">This section is included for pedagogical context. Our 2-DOF arm operating in a 2D task space is </w:t>
             </w:r>
             <w:r>
@@ -6055,15 +4671,7 @@
               <w:t>not</w:t>
             </w:r>
             <w:r>
-              <w:t xml:space="preserve"> redundant—it has exactly as many degrees of freedom as task dimensions, so each reachable target has a finite number of IK solutions (typically one, given our joint limits). You will never encounter null spaces, pseudoinverses, or infinite solution sets in the labs. However, kinematic redundancy is one of the central problems in motor control </w:t>
-            </w:r>
-            <w:proofErr w:type="gramStart"/>
-            <w:r>
-              <w:t>theory, and</w:t>
-            </w:r>
-            <w:proofErr w:type="gramEnd"/>
-            <w:r>
-              <w:t xml:space="preserve"> understanding it is essential for reading the literature. The concepts introduced here—Bernstein’s problem, cost-function resolution, the Uncontrolled Manifold Hypothesis—will help you appreciate the theoretical significance of the controllers we build in Modules 2–4, even though our simplified model sidesteps the redundancy problem itself.</w:t>
+              <w:t xml:space="preserve"> redundant—it has exactly as many degrees of freedom as task dimensions, so each reachable target has a finite number of IK solutions (typically one, given our joint limits). You will never encounter null spaces, pseudoinverses, or infinite solution sets in the labs. However, kinematic redundancy is one of the central problems in motor control theory, and understanding it is essential for reading the literature. The concepts introduced here—Bernstein’s problem, cost-function resolution, the Uncontrolled Manifold Hypothesis—will help you appreciate the theoretical significance of the controllers we build in Modules 2–4, even though our simplified model sidesteps the redundancy problem itself.</w:t>
             </w:r>
           </w:p>
         </w:tc>
@@ -6104,13 +4712,8 @@
           <w:bottom w:val="single" w:sz="2" w:space="4" w:color="2E86AB"/>
         </w:pBdr>
       </w:pPr>
-      <w:proofErr w:type="gramStart"/>
-      <w:r>
-        <w:t>6.1  The</w:t>
-      </w:r>
-      <w:proofErr w:type="gramEnd"/>
-      <w:r>
-        <w:t xml:space="preserve"> Ill-Posed Problem</w:t>
+      <w:r>
+        <w:t xml:space="preserve">6.1  The Ill-Posed Problem</w:t>
       </w:r>
     </w:p>
     <w:p>
@@ -6177,27 +4780,7 @@
           <w:sz w:val="24"/>
           <w:szCs w:val="24"/>
         </w:rPr>
-        <w:t>null(J) = {</w:t>
-      </w:r>
-      <w:proofErr w:type="gramStart"/>
-      <w:r>
-        <w:rPr>
-          <w:rFonts w:ascii="Cambria Math" w:eastAsia="Cambria Math" w:hAnsi="Cambria Math" w:cs="Cambria Math"/>
-          <w:color w:val="1B2A4A"/>
-          <w:sz w:val="24"/>
-          <w:szCs w:val="24"/>
-        </w:rPr>
-        <w:t>θ̇ :</w:t>
-      </w:r>
-      <w:proofErr w:type="gramEnd"/>
-      <w:r>
-        <w:rPr>
-          <w:rFonts w:ascii="Cambria Math" w:eastAsia="Cambria Math" w:hAnsi="Cambria Math" w:cs="Cambria Math"/>
-          <w:color w:val="1B2A4A"/>
-          <w:sz w:val="24"/>
-          <w:szCs w:val="24"/>
-        </w:rPr>
-        <w:t xml:space="preserve"> J</w:t>
+        <w:t xml:space="preserve">null(J) = {θ̇ : J</w:t>
       </w:r>
       <m:oMath>
         <m:acc>
@@ -6233,19 +4816,8 @@
           <w:sz w:val="24"/>
           <w:szCs w:val="24"/>
         </w:rPr>
-        <w:t xml:space="preserve">= </w:t>
-      </w:r>
-      <w:proofErr w:type="gramStart"/>
-      <w:r>
-        <w:rPr>
-          <w:rFonts w:ascii="Cambria Math" w:eastAsia="Cambria Math" w:hAnsi="Cambria Math" w:cs="Cambria Math"/>
-          <w:color w:val="1B2A4A"/>
-          <w:sz w:val="24"/>
-          <w:szCs w:val="24"/>
-        </w:rPr>
-        <w:t>0 }</w:t>
-      </w:r>
-      <w:proofErr w:type="gramEnd"/>
+        <w:t xml:space="preserve">= 0 }</w:t>
+      </w:r>
       <w:r>
         <w:rPr>
           <w:color w:val="666666"/>
@@ -6279,7 +4851,7 @@
         <w:spacing w:after="160" w:line="300" w:lineRule="auto"/>
       </w:pPr>
       <w:r>
-        <w:t>Figure 9 makes this concrete under our joint limits: the 2-DOF arm’s two IK solutions collapse to a single valid posture once hyperextension is excluded, while a redundant 3-DOF arm still reaches the same target through a continuous but bounded family of postures.</w:t>
+        <w:t>Figure 10 makes this concrete under our joint limits: the 2-DOF arm’s two IK solutions collapse to a single valid posture once hyperextension is excluded, while a redundant 3-DOF arm still reaches the same target through a continuous but bounded family of postures.</w:t>
       </w:r>
     </w:p>
     <w:p>
@@ -6296,7 +4868,7 @@
           <wp:inline distT="0" distB="0" distL="0" distR="0" wp14:anchorId="629716DD" wp14:editId="595508A1">
             <wp:extent cx="5334000" cy="2332355"/>
             <wp:effectExtent l="0" t="0" r="0" b="0"/>
-            <wp:docPr id="8" name="Figure 9. Kinematic redundancy under anatomical joint limits." descr="Figure 9. Kinematic redundancy under anatomical joint limits."/>
+            <wp:docPr id="8" name="Figure 10. Kinematic redundancy under anatomical joint limits." descr="Figure 10. Kinematic redundancy under anatomical joint limits."/>
             <wp:cNvGraphicFramePr>
               <a:graphicFrameLocks xmlns:a="http://schemas.openxmlformats.org/drawingml/2006/main" noChangeAspect="1"/>
             </wp:cNvGraphicFramePr>
@@ -6304,7 +4876,7 @@
               <a:graphicData uri="http://schemas.openxmlformats.org/drawingml/2006/picture">
                 <pic:pic xmlns:pic="http://schemas.openxmlformats.org/drawingml/2006/picture">
                   <pic:nvPicPr>
-                    <pic:cNvPr id="8" name="Figure 9. Kinematic redundancy under anatomical joint limits." descr="Figure 9. Kinematic redundancy under anatomical joint limits."/>
+                    <pic:cNvPr id="8" name="Figure 10. Kinematic redundancy under anatomical joint limits." descr="Figure 10. Kinematic redundancy under anatomical joint limits."/>
                     <pic:cNvPicPr>
                       <a:picLocks noChangeAspect="1" noChangeArrowheads="1"/>
                     </pic:cNvPicPr>
@@ -6344,7 +4916,7 @@
           <w:sz w:val="20"/>
           <w:szCs w:val="20"/>
         </w:rPr>
-        <w:t>Figure 9. Kinematic redundancy under anatomical joint limits. Left: our non-redundant 2-DOF arm — the elbow-up solution (blue) is the only valid posture, while the elbow-down solution (grey, dashed) requires hyperextension (θ₂ &lt; 0) and is rejected by the joint limits. Right: a redundant 3-DOF arm subject to the same limits reaches the same target through a continuous but bounded family of postures (self-motion through the null space of J). Redundancy persists under constraints; our 2-link model simply never has it.</w:t>
+        <w:t>Figure 10. Kinematic redundancy under anatomical joint limits. Left: our non-redundant 2-DOF arm — the elbow-up solution (blue) is the only valid posture, while the elbow-down solution (grey, dashed) requires hyperextension (θ₂ &lt; 0) and is rejected by the joint limits. Right: a redundant 3-DOF arm subject to the same limits reaches the same target through a continuous but bounded family of postures (self-motion through the null space of J). Redundancy persists under constraints; our 2-link model simply never has it.</w:t>
       </w:r>
     </w:p>
     <w:p>
@@ -6354,13 +4926,8 @@
           <w:bottom w:val="single" w:sz="2" w:space="4" w:color="2E86AB"/>
         </w:pBdr>
       </w:pPr>
-      <w:proofErr w:type="gramStart"/>
-      <w:r>
-        <w:t>6.2  Resolution</w:t>
-      </w:r>
-      <w:proofErr w:type="gramEnd"/>
-      <w:r>
-        <w:t xml:space="preserve"> Strategies</w:t>
+      <w:r>
+        <w:t xml:space="preserve">6.2  Resolution Strategies</w:t>
       </w:r>
     </w:p>
     <w:p>
@@ -6388,23 +4955,7 @@
         <w:t xml:space="preserve">Pseudoinverse solution: </w:t>
       </w:r>
       <w:r>
-        <w:t xml:space="preserve">Choose the joint velocities with minimum norm: θ̇ = </w:t>
-      </w:r>
-      <w:proofErr w:type="spellStart"/>
-      <w:r>
-        <w:t>J⁺ṗ</w:t>
-      </w:r>
-      <w:proofErr w:type="spellEnd"/>
-      <w:r>
-        <w:t xml:space="preserve">, where J⁺ = </w:t>
-      </w:r>
-      <w:proofErr w:type="gramStart"/>
-      <w:r>
-        <w:t>Jᵀ(</w:t>
-      </w:r>
-      <w:proofErr w:type="gramEnd"/>
-      <w:r>
-        <w:t>JJᵀ)⁻¹ is the Moore–Penrose pseudoinverse. This minimizes instantaneous joint speed but has no physiological justification.</w:t>
+        <w:t xml:space="preserve">Choose the joint velocities with minimum norm: θ̇ = J⁺ṗ, where J⁺ = Jᵀ(JJᵀ)⁻¹ is the Moore–Penrose pseudoinverse. This minimizes instantaneous joint speed but has no physiological justification.</w:t>
       </w:r>
     </w:p>
     <w:p>
@@ -6464,15 +5015,7 @@
         <w:t xml:space="preserve">Uncontrolled Manifold Hypothesis: </w:t>
       </w:r>
       <w:r>
-        <w:t xml:space="preserve">Scholz &amp; </w:t>
-      </w:r>
-      <w:proofErr w:type="spellStart"/>
-      <w:r>
-        <w:t>Schöner</w:t>
-      </w:r>
-      <w:proofErr w:type="spellEnd"/>
-      <w:r>
-        <w:t xml:space="preserve"> (1999) proposed that the brain does not resolve redundancy at all. Instead, it only stabilizes task-relevant combinations of DOFs, allowing variability to accumulate freely in the null space.</w:t>
+        <w:t xml:space="preserve">Scholz &amp; Schöner (1999) proposed that the brain does not resolve redundancy at all. Instead, it only stabilizes task-relevant combinations of DOFs, allowing variability to accumulate freely in the null space.</w:t>
       </w:r>
     </w:p>
     <w:p>
@@ -6482,13 +5025,8 @@
           <w:bottom w:val="single" w:sz="2" w:space="4" w:color="2E86AB"/>
         </w:pBdr>
       </w:pPr>
-      <w:proofErr w:type="gramStart"/>
-      <w:r>
-        <w:t>6.3  Preview</w:t>
-      </w:r>
-      <w:proofErr w:type="gramEnd"/>
-      <w:r>
-        <w:t>: Why This Matters</w:t>
+      <w:r>
+        <w:t>6.3  Preview: Why This Matters</w:t>
       </w:r>
     </w:p>
     <w:p>
@@ -6728,97 +5266,7 @@
                 <w:sz w:val="20"/>
                 <w:szCs w:val="20"/>
               </w:rPr>
-              <w:t xml:space="preserve">x = </w:t>
-            </w:r>
-            <w:proofErr w:type="spellStart"/>
-            <w:r>
-              <w:rPr>
-                <w:rFonts w:ascii="Cambria Math" w:eastAsia="Cambria Math" w:hAnsi="Cambria Math" w:cs="Cambria Math"/>
-                <w:sz w:val="20"/>
-                <w:szCs w:val="20"/>
-              </w:rPr>
-              <w:t>l₁cosθ</w:t>
-            </w:r>
-            <w:proofErr w:type="spellEnd"/>
-            <w:r>
-              <w:rPr>
-                <w:rFonts w:ascii="Cambria Math" w:eastAsia="Cambria Math" w:hAnsi="Cambria Math" w:cs="Cambria Math"/>
-                <w:sz w:val="20"/>
-                <w:szCs w:val="20"/>
-              </w:rPr>
-              <w:t xml:space="preserve">₁ + </w:t>
-            </w:r>
-            <w:proofErr w:type="spellStart"/>
-            <w:r>
-              <w:rPr>
-                <w:rFonts w:ascii="Cambria Math" w:eastAsia="Cambria Math" w:hAnsi="Cambria Math" w:cs="Cambria Math"/>
-                <w:sz w:val="20"/>
-                <w:szCs w:val="20"/>
-              </w:rPr>
-              <w:t>l₂cos</w:t>
-            </w:r>
-            <w:proofErr w:type="spellEnd"/>
-            <w:r>
-              <w:rPr>
-                <w:rFonts w:ascii="Cambria Math" w:eastAsia="Cambria Math" w:hAnsi="Cambria Math" w:cs="Cambria Math"/>
-                <w:sz w:val="20"/>
-                <w:szCs w:val="20"/>
-              </w:rPr>
-              <w:t>(θ₁+θ₂</w:t>
-            </w:r>
-            <w:proofErr w:type="gramStart"/>
-            <w:r>
-              <w:rPr>
-                <w:rFonts w:ascii="Cambria Math" w:eastAsia="Cambria Math" w:hAnsi="Cambria Math" w:cs="Cambria Math"/>
-                <w:sz w:val="20"/>
-                <w:szCs w:val="20"/>
-              </w:rPr>
-              <w:t>),  y</w:t>
-            </w:r>
-            <w:proofErr w:type="gramEnd"/>
-            <w:r>
-              <w:rPr>
-                <w:rFonts w:ascii="Cambria Math" w:eastAsia="Cambria Math" w:hAnsi="Cambria Math" w:cs="Cambria Math"/>
-                <w:sz w:val="20"/>
-                <w:szCs w:val="20"/>
-              </w:rPr>
-              <w:t xml:space="preserve"> = </w:t>
-            </w:r>
-            <w:proofErr w:type="spellStart"/>
-            <w:r>
-              <w:rPr>
-                <w:rFonts w:ascii="Cambria Math" w:eastAsia="Cambria Math" w:hAnsi="Cambria Math" w:cs="Cambria Math"/>
-                <w:sz w:val="20"/>
-                <w:szCs w:val="20"/>
-              </w:rPr>
-              <w:t>l₁sinθ</w:t>
-            </w:r>
-            <w:proofErr w:type="spellEnd"/>
-            <w:r>
-              <w:rPr>
-                <w:rFonts w:ascii="Cambria Math" w:eastAsia="Cambria Math" w:hAnsi="Cambria Math" w:cs="Cambria Math"/>
-                <w:sz w:val="20"/>
-                <w:szCs w:val="20"/>
-              </w:rPr>
-              <w:t xml:space="preserve">₁ + </w:t>
-            </w:r>
-            <w:proofErr w:type="spellStart"/>
-            <w:r>
-              <w:rPr>
-                <w:rFonts w:ascii="Cambria Math" w:eastAsia="Cambria Math" w:hAnsi="Cambria Math" w:cs="Cambria Math"/>
-                <w:sz w:val="20"/>
-                <w:szCs w:val="20"/>
-              </w:rPr>
-              <w:t>l₂sin</w:t>
-            </w:r>
-            <w:proofErr w:type="spellEnd"/>
-            <w:r>
-              <w:rPr>
-                <w:rFonts w:ascii="Cambria Math" w:eastAsia="Cambria Math" w:hAnsi="Cambria Math" w:cs="Cambria Math"/>
-                <w:sz w:val="20"/>
-                <w:szCs w:val="20"/>
-              </w:rPr>
-              <w:t>(θ₁+θ₂)</w:t>
+              <w:t xml:space="preserve">x = l₁cosθ₁ + l₂cos(θ₁+θ₂),  y = l₁sinθ₁ + l₂sin(θ₁+θ₂)</w:t>
             </w:r>
           </w:p>
         </w:tc>
@@ -6863,25 +5311,7 @@
                 <w:sz w:val="20"/>
                 <w:szCs w:val="20"/>
               </w:rPr>
-              <w:t>θ₂ = ±</w:t>
-            </w:r>
-            <w:proofErr w:type="spellStart"/>
-            <w:r>
-              <w:rPr>
-                <w:rFonts w:ascii="Cambria Math" w:eastAsia="Cambria Math" w:hAnsi="Cambria Math" w:cs="Cambria Math"/>
-                <w:sz w:val="20"/>
-                <w:szCs w:val="20"/>
-              </w:rPr>
-              <w:t>arccos</w:t>
-            </w:r>
-            <w:proofErr w:type="spellEnd"/>
-            <w:r>
-              <w:rPr>
-                <w:rFonts w:ascii="Cambria Math" w:eastAsia="Cambria Math" w:hAnsi="Cambria Math" w:cs="Cambria Math"/>
-                <w:sz w:val="20"/>
-                <w:szCs w:val="20"/>
-              </w:rPr>
-              <w:t>[(x²+y²−l₁²−l₂²) / (2l₁l₂)]</w:t>
+              <w:t>θ₂ = ±arccos[(x²+y²−l₁²−l₂²) / (2l₁l₂)]</w:t>
             </w:r>
           </w:p>
         </w:tc>
@@ -6928,27 +5358,7 @@
                 <w:sz w:val="20"/>
                 <w:szCs w:val="20"/>
               </w:rPr>
-              <w:t>θ₁ = atan2(</w:t>
-            </w:r>
-            <w:proofErr w:type="spellStart"/>
-            <w:proofErr w:type="gramStart"/>
-            <w:r>
-              <w:rPr>
-                <w:rFonts w:ascii="Cambria Math" w:eastAsia="Cambria Math" w:hAnsi="Cambria Math" w:cs="Cambria Math"/>
-                <w:sz w:val="20"/>
-                <w:szCs w:val="20"/>
-              </w:rPr>
-              <w:t>y,x</w:t>
-            </w:r>
-            <w:proofErr w:type="spellEnd"/>
-            <w:proofErr w:type="gramEnd"/>
-            <w:r>
-              <w:rPr>
-                <w:rFonts w:ascii="Cambria Math" w:eastAsia="Cambria Math" w:hAnsi="Cambria Math" w:cs="Cambria Math"/>
-                <w:sz w:val="20"/>
-                <w:szCs w:val="20"/>
-              </w:rPr>
-              <w:t>) − atan2(k₂, k₁)</w:t>
+              <w:t>θ₁ = atan2(y,x) − atan2(k₂, k₁)</w:t>
             </w:r>
           </w:p>
         </w:tc>
@@ -6993,25 +5403,7 @@
                 <w:sz w:val="20"/>
                 <w:szCs w:val="20"/>
               </w:rPr>
-              <w:t xml:space="preserve">det(J) = </w:t>
-            </w:r>
-            <w:proofErr w:type="spellStart"/>
-            <w:r>
-              <w:rPr>
-                <w:rFonts w:ascii="Cambria Math" w:eastAsia="Cambria Math" w:hAnsi="Cambria Math" w:cs="Cambria Math"/>
-                <w:sz w:val="20"/>
-                <w:szCs w:val="20"/>
-              </w:rPr>
-              <w:t>l₁l</w:t>
-            </w:r>
-            <w:proofErr w:type="spellEnd"/>
-            <w:r>
-              <w:rPr>
-                <w:rFonts w:ascii="Cambria Math" w:eastAsia="Cambria Math" w:hAnsi="Cambria Math" w:cs="Cambria Math"/>
-                <w:sz w:val="20"/>
-                <w:szCs w:val="20"/>
-              </w:rPr>
-              <w:t>₂ sin(θ₂)</w:t>
+              <w:t xml:space="preserve">det(J) = l₁l₂ sin(θ₂)</w:t>
             </w:r>
           </w:p>
         </w:tc>
@@ -7103,43 +5495,7 @@
                 <w:sz w:val="20"/>
                 <w:szCs w:val="20"/>
               </w:rPr>
-              <w:t>w = |</w:t>
-            </w:r>
-            <w:proofErr w:type="spellStart"/>
-            <w:r>
-              <w:rPr>
-                <w:rFonts w:ascii="Cambria Math" w:eastAsia="Cambria Math" w:hAnsi="Cambria Math" w:cs="Cambria Math"/>
-                <w:sz w:val="20"/>
-                <w:szCs w:val="20"/>
-              </w:rPr>
-              <w:t>l₁l</w:t>
-            </w:r>
-            <w:proofErr w:type="spellEnd"/>
-            <w:r>
-              <w:rPr>
-                <w:rFonts w:ascii="Cambria Math" w:eastAsia="Cambria Math" w:hAnsi="Cambria Math" w:cs="Cambria Math"/>
-                <w:sz w:val="20"/>
-                <w:szCs w:val="20"/>
-              </w:rPr>
-              <w:t>₂ sin(θ</w:t>
-            </w:r>
-            <w:proofErr w:type="gramStart"/>
-            <w:r>
-              <w:rPr>
-                <w:rFonts w:ascii="Cambria Math" w:eastAsia="Cambria Math" w:hAnsi="Cambria Math" w:cs="Cambria Math"/>
-                <w:sz w:val="20"/>
-                <w:szCs w:val="20"/>
-              </w:rPr>
-              <w:t>₂)|,  max</w:t>
-            </w:r>
-            <w:proofErr w:type="gramEnd"/>
-            <w:r>
-              <w:rPr>
-                <w:rFonts w:ascii="Cambria Math" w:eastAsia="Cambria Math" w:hAnsi="Cambria Math" w:cs="Cambria Math"/>
-                <w:sz w:val="20"/>
-                <w:szCs w:val="20"/>
-              </w:rPr>
-              <w:t xml:space="preserve"> at θ₂ = 90°</w:t>
+              <w:t xml:space="preserve">w = |l₁l₂ sin(θ₂)|,  max at θ₂ = 90°</w:t>
             </w:r>
           </w:p>
         </w:tc>
